--- a/products/manuscript/manuscript.docx
+++ b/products/manuscript/manuscript.docx
@@ -2477,17 +2477,276 @@
     </w:p>
     <w:bookmarkEnd w:id="38"/>
     <w:bookmarkEnd w:id="39"/>
-    <w:bookmarkStart w:id="47" w:name="references"/>
+    <w:bookmarkStart w:id="40" w:name="software-and-session-information"/>
     <w:p>
       <w:pPr>
         <w:pStyle w:val="Heading1"/>
       </w:pPr>
       <w:r>
-        <w:t xml:space="preserve">6. References</w:t>
-      </w:r>
-    </w:p>
-    <w:bookmarkStart w:id="46" w:name="refs"/>
-    <w:bookmarkStart w:id="41" w:name="ref-mckay2020"/>
+        <w:t xml:space="preserve">6. Software and Session Information</w:t>
+      </w:r>
+    </w:p>
+    <w:p>
+      <w:pPr>
+        <w:pStyle w:val="FirstParagraph"/>
+      </w:pPr>
+      <w:r>
+        <w:t xml:space="preserve">The chunk below is optional. It records the R version, platform, and loaded</w:t>
+      </w:r>
+      <w:r>
+        <w:t xml:space="preserve"> </w:t>
+      </w:r>
+      <w:r>
+        <w:t xml:space="preserve">package versions used when the manuscript was rendered. This is a lightweight</w:t>
+      </w:r>
+      <w:r>
+        <w:t xml:space="preserve"> </w:t>
+      </w:r>
+      <w:r>
+        <w:t xml:space="preserve">way to help collaborators understand the computing environment without requiring</w:t>
+      </w:r>
+      <w:r>
+        <w:t xml:space="preserve"> </w:t>
+      </w:r>
+      <w:r>
+        <w:t xml:space="preserve">a full environment manager.</w:t>
+      </w:r>
+    </w:p>
+    <w:p>
+      <w:pPr>
+        <w:pStyle w:val="SourceCode"/>
+      </w:pPr>
+      <w:r>
+        <w:rPr>
+          <w:rStyle w:val="VerbatimChar"/>
+        </w:rPr>
+        <w:t xml:space="preserve">R version 4.6.0 (2026-04-24 ucrt)</w:t>
+      </w:r>
+      <w:r>
+        <w:br/>
+      </w:r>
+      <w:r>
+        <w:rPr>
+          <w:rStyle w:val="VerbatimChar"/>
+        </w:rPr>
+        <w:t xml:space="preserve">Platform: x86_64-w64-mingw32/x64</w:t>
+      </w:r>
+      <w:r>
+        <w:br/>
+      </w:r>
+      <w:r>
+        <w:rPr>
+          <w:rStyle w:val="VerbatimChar"/>
+        </w:rPr>
+        <w:t xml:space="preserve">Running under: Windows 11 x64 (build 26200)</w:t>
+      </w:r>
+      <w:r>
+        <w:br/>
+      </w:r>
+      <w:r>
+        <w:br/>
+      </w:r>
+      <w:r>
+        <w:rPr>
+          <w:rStyle w:val="VerbatimChar"/>
+        </w:rPr>
+        <w:t xml:space="preserve">Matrix products: default</w:t>
+      </w:r>
+      <w:r>
+        <w:br/>
+      </w:r>
+      <w:r>
+        <w:rPr>
+          <w:rStyle w:val="VerbatimChar"/>
+        </w:rPr>
+        <w:t xml:space="preserve">  LAPACK version 3.12.1</w:t>
+      </w:r>
+      <w:r>
+        <w:br/>
+      </w:r>
+      <w:r>
+        <w:br/>
+      </w:r>
+      <w:r>
+        <w:rPr>
+          <w:rStyle w:val="VerbatimChar"/>
+        </w:rPr>
+        <w:t xml:space="preserve">locale:</w:t>
+      </w:r>
+      <w:r>
+        <w:br/>
+      </w:r>
+      <w:r>
+        <w:rPr>
+          <w:rStyle w:val="VerbatimChar"/>
+        </w:rPr>
+        <w:t xml:space="preserve">[1] LC_COLLATE=English_United States.utf8</w:t>
+      </w:r>
+      <w:r>
+        <w:br/>
+      </w:r>
+      <w:r>
+        <w:rPr>
+          <w:rStyle w:val="VerbatimChar"/>
+        </w:rPr>
+        <w:t xml:space="preserve">[2] LC_CTYPE=English_United States.utf8</w:t>
+      </w:r>
+      <w:r>
+        <w:br/>
+      </w:r>
+      <w:r>
+        <w:rPr>
+          <w:rStyle w:val="VerbatimChar"/>
+        </w:rPr>
+        <w:t xml:space="preserve">[3] LC_MONETARY=English_United States.utf8</w:t>
+      </w:r>
+      <w:r>
+        <w:br/>
+      </w:r>
+      <w:r>
+        <w:rPr>
+          <w:rStyle w:val="VerbatimChar"/>
+        </w:rPr>
+        <w:t xml:space="preserve">[4] LC_NUMERIC=C</w:t>
+      </w:r>
+      <w:r>
+        <w:br/>
+      </w:r>
+      <w:r>
+        <w:rPr>
+          <w:rStyle w:val="VerbatimChar"/>
+        </w:rPr>
+        <w:t xml:space="preserve">[5] LC_TIME=English_United States.utf8</w:t>
+      </w:r>
+      <w:r>
+        <w:br/>
+      </w:r>
+      <w:r>
+        <w:br/>
+      </w:r>
+      <w:r>
+        <w:rPr>
+          <w:rStyle w:val="VerbatimChar"/>
+        </w:rPr>
+        <w:t xml:space="preserve">time zone: America/New_York</w:t>
+      </w:r>
+      <w:r>
+        <w:br/>
+      </w:r>
+      <w:r>
+        <w:rPr>
+          <w:rStyle w:val="VerbatimChar"/>
+        </w:rPr>
+        <w:t xml:space="preserve">tzcode source: internal</w:t>
+      </w:r>
+      <w:r>
+        <w:br/>
+      </w:r>
+      <w:r>
+        <w:br/>
+      </w:r>
+      <w:r>
+        <w:rPr>
+          <w:rStyle w:val="VerbatimChar"/>
+        </w:rPr>
+        <w:t xml:space="preserve">attached base packages:</w:t>
+      </w:r>
+      <w:r>
+        <w:br/>
+      </w:r>
+      <w:r>
+        <w:rPr>
+          <w:rStyle w:val="VerbatimChar"/>
+        </w:rPr>
+        <w:t xml:space="preserve">[1] stats     graphics  grDevices utils     datasets  methods   base</w:t>
+      </w:r>
+      <w:r>
+        <w:br/>
+      </w:r>
+      <w:r>
+        <w:br/>
+      </w:r>
+      <w:r>
+        <w:rPr>
+          <w:rStyle w:val="VerbatimChar"/>
+        </w:rPr>
+        <w:t xml:space="preserve">other attached packages:</w:t>
+      </w:r>
+      <w:r>
+        <w:br/>
+      </w:r>
+      <w:r>
+        <w:rPr>
+          <w:rStyle w:val="VerbatimChar"/>
+        </w:rPr>
+        <w:t xml:space="preserve">[1] knitr_1.51 here_1.0.2</w:t>
+      </w:r>
+      <w:r>
+        <w:br/>
+      </w:r>
+      <w:r>
+        <w:br/>
+      </w:r>
+      <w:r>
+        <w:rPr>
+          <w:rStyle w:val="VerbatimChar"/>
+        </w:rPr>
+        <w:t xml:space="preserve">loaded via a namespace (and not attached):</w:t>
+      </w:r>
+      <w:r>
+        <w:br/>
+      </w:r>
+      <w:r>
+        <w:rPr>
+          <w:rStyle w:val="VerbatimChar"/>
+        </w:rPr>
+        <w:t xml:space="preserve"> [1] compiler_4.6.0  fastmap_1.2.0   rprojroot_2.1.1 cli_3.6.6</w:t>
+      </w:r>
+      <w:r>
+        <w:br/>
+      </w:r>
+      <w:r>
+        <w:rPr>
+          <w:rStyle w:val="VerbatimChar"/>
+        </w:rPr>
+        <w:t xml:space="preserve"> [5] tools_4.6.0     htmltools_0.5.9 otel_0.2.0      yaml_2.3.12</w:t>
+      </w:r>
+      <w:r>
+        <w:br/>
+      </w:r>
+      <w:r>
+        <w:rPr>
+          <w:rStyle w:val="VerbatimChar"/>
+        </w:rPr>
+        <w:t xml:space="preserve"> [9] rmarkdown_2.31  jsonlite_2.0.0  xfun_0.58       digest_0.6.39</w:t>
+      </w:r>
+      <w:r>
+        <w:br/>
+      </w:r>
+      <w:r>
+        <w:rPr>
+          <w:rStyle w:val="VerbatimChar"/>
+        </w:rPr>
+        <w:t xml:space="preserve">[13] rlang_1.2.0     evaluate_1.0.5</w:t>
+      </w:r>
+    </w:p>
+    <w:p>
+      <w:r>
+        <w:br w:type="page"/>
+      </w:r>
+    </w:p>
+    <w:bookmarkEnd w:id="40"/>
+    <w:bookmarkStart w:id="48" w:name="references"/>
+    <w:p>
+      <w:pPr>
+        <w:pStyle w:val="Heading1"/>
+      </w:pPr>
+      <w:r>
+        <w:t xml:space="preserve">7. References</w:t>
+      </w:r>
+    </w:p>
+    <w:bookmarkStart w:id="47" w:name="refs"/>
+    <w:bookmarkStart w:id="42" w:name="ref-mckay2020"/>
     <w:p>
       <w:pPr>
         <w:pStyle w:val="Bibliography"/>
@@ -2507,7 +2766,7 @@
       <w:r>
         <w:t xml:space="preserve"> </w:t>
       </w:r>
-      <w:hyperlink r:id="rId40">
+      <w:hyperlink r:id="rId41">
         <w:r>
           <w:rPr>
             <w:rStyle w:val="Hyperlink"/>
@@ -2622,8 +2881,8 @@
         <w:t xml:space="preserve"> </w:t>
       </w:r>
     </w:p>
-    <w:bookmarkEnd w:id="41"/>
-    <w:bookmarkStart w:id="43" w:name="ref-mckay2020a"/>
+    <w:bookmarkEnd w:id="42"/>
+    <w:bookmarkStart w:id="44" w:name="ref-mckay2020a"/>
     <w:p>
       <w:pPr>
         <w:pStyle w:val="Bibliography"/>
@@ -2643,7 +2902,7 @@
       <w:r>
         <w:t xml:space="preserve"> </w:t>
       </w:r>
-      <w:hyperlink r:id="rId42">
+      <w:hyperlink r:id="rId43">
         <w:r>
           <w:rPr>
             <w:rStyle w:val="Hyperlink"/>
@@ -2668,8 +2927,8 @@
         <w:t xml:space="preserve"> </w:t>
       </w:r>
     </w:p>
-    <w:bookmarkEnd w:id="43"/>
-    <w:bookmarkStart w:id="45" w:name="ref-leek2015"/>
+    <w:bookmarkEnd w:id="44"/>
+    <w:bookmarkStart w:id="46" w:name="ref-leek2015"/>
     <w:p>
       <w:pPr>
         <w:pStyle w:val="Bibliography"/>
@@ -2689,7 +2948,7 @@
       <w:r>
         <w:t xml:space="preserve"> </w:t>
       </w:r>
-      <w:hyperlink r:id="rId44">
+      <w:hyperlink r:id="rId45">
         <w:r>
           <w:rPr>
             <w:rStyle w:val="Hyperlink"/>
@@ -2738,9 +2997,9 @@
         <w:t xml:space="preserve"> </w:t>
       </w:r>
     </w:p>
-    <w:bookmarkEnd w:id="45"/>
     <w:bookmarkEnd w:id="46"/>
     <w:bookmarkEnd w:id="47"/>
+    <w:bookmarkEnd w:id="48"/>
     <w:sectPr>
       <w:footnotePr>
         <w:numRestart w:val="eachSect"/>

--- a/products/manuscript/manuscript.docx
+++ b/products/manuscript/manuscript.docx
@@ -333,7 +333,7 @@
         <w:t xml:space="preserve"> </w:t>
       </w:r>
       <w:r>
-        <w:t xml:space="preserve">Corresponding author: some@email.com</w:t>
+        <w:t xml:space="preserve">Corresponding author: corresponding-author@example.com</w:t>
       </w:r>
     </w:p>
     <w:p>
@@ -546,7 +546,7 @@
         <w:pStyle w:val="FirstParagraph"/>
       </w:pPr>
       <w:r>
-        <w:t xml:space="preserve">Sometimes you might want to show a schematic diagram/figure that was not created with code (if you can do it with code, do it).</w:t>
+        <w:t xml:space="preserve">Sometimes you might want to show a schematic diagram or figure that was created outside the analysis code, for example a conceptual overview figure.</w:t>
       </w:r>
       <w:r>
         <w:t xml:space="preserve"> </w:t>
@@ -563,13 +563,13 @@
         <w:t xml:space="preserve"> </w:t>
       </w:r>
       <w:r>
-        <w:t xml:space="preserve">is an example of some - completely random/unrelated - schematic that was generated with BioRender.</w:t>
-      </w:r>
-      <w:r>
-        <w:t xml:space="preserve"> </w:t>
-      </w:r>
-      <w:r>
-        <w:t xml:space="preserve">We store those figures in the</w:t>
+        <w:t xml:space="preserve">shows an example schematic.</w:t>
+      </w:r>
+      <w:r>
+        <w:t xml:space="preserve"> </w:t>
+      </w:r>
+      <w:r>
+        <w:t xml:space="preserve">Store manually created figures in the</w:t>
       </w:r>
       <w:r>
         <w:t xml:space="preserve"> </w:t>
@@ -584,7 +584,7 @@
         <w:t xml:space="preserve"> </w:t>
       </w:r>
       <w:r>
-        <w:t xml:space="preserve">folder.</w:t>
+        <w:t xml:space="preserve">folder and document their source.</w:t>
       </w:r>
     </w:p>
     <w:tbl>
@@ -659,7 +659,7 @@
               <w:pStyle w:val="ImageCaption"/>
             </w:pPr>
             <w:r>
-              <w:t xml:space="preserve">Figure 1: A figure that is manually generated and shows some overview/schematic. This has nothing to do with the data, it’s just a random one from one of our projects I found and placed here.</w:t>
+              <w:t xml:space="preserve">Figure 1: Example manually created schematic figure. Replace this with a project-specific figure and caption.</w:t>
             </w:r>
           </w:p>
           <w:bookmarkEnd w:id="19"/>
@@ -849,7 +849,7 @@
         <w:rPr>
           <w:rStyle w:val="VerbatimChar"/>
         </w:rPr>
-        <w:t xml:space="preserve">C:\ahandel\myproject\results\</w:t>
+        <w:t xml:space="preserve">C:\path\to\project\results\</w:t>
       </w:r>
       <w:r>
         <w:t xml:space="preserve"> </w:t>

--- a/products/manuscript/manuscript.docx
+++ b/products/manuscript/manuscript.docx
@@ -2503,7 +2503,7 @@
         <w:t xml:space="preserve"> </w:t>
       </w:r>
       <w:r>
-        <w:t xml:space="preserve">way to help collaborators understand the computing environment without requiring</w:t>
+        <w:t xml:space="preserve">way to help users understand the computing environment without requiring</w:t>
       </w:r>
       <w:r>
         <w:t xml:space="preserve"> </w:t>

--- a/products/manuscript/manuscript.docx
+++ b/products/manuscript/manuscript.docx
@@ -609,14 +609,14 @@
             <w:r>
               <w:drawing>
                 <wp:inline>
-                  <wp:extent cx="5334000" cy="4978399"/>
+                  <wp:extent cx="5334000" cy="2963333"/>
                   <wp:effectExtent b="0" l="0" r="0" t="0"/>
                   <wp:docPr descr="" title="" id="17" name="Picture"/>
                   <a:graphic>
                     <a:graphicData uri="http://schemas.openxmlformats.org/drawingml/2006/picture">
                       <pic:pic>
                         <pic:nvPicPr>
-                          <pic:cNvPr descr="../../assets/antigen-recognition.png" id="18" name="Picture"/>
+                          <pic:cNvPr descr="../../assets/schematic-example.png" id="18" name="Picture"/>
                           <pic:cNvPicPr>
                             <a:picLocks noChangeArrowheads="1" noChangeAspect="1"/>
                           </pic:cNvPicPr>
@@ -630,7 +630,7 @@
                         <pic:spPr bwMode="auto">
                           <a:xfrm>
                             <a:off x="0" y="0"/>
-                            <a:ext cx="5334000" cy="4978399"/>
+                            <a:ext cx="5334000" cy="2963333"/>
                           </a:xfrm>
                           <a:prstGeom prst="rect">
                             <a:avLst/>

--- a/products/manuscript/manuscript.docx
+++ b/products/manuscript/manuscript.docx
@@ -64,7 +64,40 @@
     </w:p>
     <w:p>
       <w:pPr>
-        <w:pStyle w:val="BodyText"/>
+        <w:pStyle w:val="SourceCode"/>
+      </w:pPr>
+      <w:r>
+        <w:rPr>
+          <w:rStyle w:val="VerbatimChar"/>
+        </w:rPr>
+        <w:t xml:space="preserve">Warning: package 'here' was built under R version 4.6.1</w:t>
+      </w:r>
+    </w:p>
+    <w:p>
+      <w:pPr>
+        <w:pStyle w:val="SourceCode"/>
+      </w:pPr>
+      <w:r>
+        <w:rPr>
+          <w:rStyle w:val="VerbatimChar"/>
+        </w:rPr>
+        <w:t xml:space="preserve">Warning: package 'knitr' was built under R version 4.6.1</w:t>
+      </w:r>
+    </w:p>
+    <w:p>
+      <w:pPr>
+        <w:pStyle w:val="SourceCode"/>
+      </w:pPr>
+      <w:r>
+        <w:rPr>
+          <w:rStyle w:val="VerbatimChar"/>
+        </w:rPr>
+        <w:t xml:space="preserve">Warning: package 'flextable' was built under R version 4.6.1</w:t>
+      </w:r>
+    </w:p>
+    <w:p>
+      <w:pPr>
+        <w:pStyle w:val="FirstParagraph"/>
       </w:pPr>
       <w:r>
         <w:rPr>
@@ -915,816 +948,3269 @@
               <w:t xml:space="preserve">Table 1: Data summary table.</w:t>
             </w:r>
           </w:p>
-          <w:tbl>
+          <w:tbl xmlns:w="http://schemas.openxmlformats.org/wordprocessingml/2006/main" xmlns:r="http://schemas.openxmlformats.org/officeDocument/2006/relationships" xmlns:w14="http://schemas.microsoft.com/office/word/2010/wordml" xmlns:wp="http://schemas.openxmlformats.org/drawingml/2006/wordprocessingDrawing" xmlns:a="http://schemas.openxmlformats.org/drawingml/2006/main" xmlns:pic="http://schemas.openxmlformats.org/drawingml/2006/picture">
             <w:tblPr>
-              <w:tblStyle w:val="Table"/>
+              <w:tblLayout w:type="autofit"/>
+              <w:jc w:val="center"/>
               <w:tblW w:type="pct" w:w="5000"/>
-              <w:tblLayout w:type="fixed"/>
-              <w:tblLook w:firstRow="1" w:lastRow="0" w:firstColumn="0" w:lastColumn="0" w:noHBand="0" w:noVBand="0" w:val="0020"/>
+              <w:tblLook w:firstRow="1" w:lastRow="0" w:firstColumn="0" w:lastColumn="0" w:noHBand="0" w:noVBand="1"/>
             </w:tblPr>
-            <w:tblGrid>
-              <w:gridCol w:w="408"/>
-              <w:gridCol w:w="571"/>
-              <w:gridCol w:w="408"/>
-              <w:gridCol w:w="571"/>
-              <w:gridCol w:w="612"/>
-              <w:gridCol w:w="653"/>
-              <w:gridCol w:w="734"/>
-              <w:gridCol w:w="530"/>
-              <w:gridCol w:w="449"/>
-              <w:gridCol w:w="449"/>
-              <w:gridCol w:w="489"/>
-              <w:gridCol w:w="489"/>
-              <w:gridCol w:w="489"/>
-              <w:gridCol w:w="530"/>
-              <w:gridCol w:w="530"/>
-            </w:tblGrid>
             <w:tr>
               <w:trPr>
-                <w:tblHeader w:val="on"/>
+                <w:trHeight w:val="360" w:hRule="auto"/>
+                <w:tblHeader/>
               </w:trPr>
               <w:tc>
-                <w:tcPr/>
-                <w:p>
-                  <w:pPr>
-                    <w:pStyle w:val="Compact"/>
+                <w:tcPr>
+                  <w:tcBorders>
+                    <w:bottom w:val="single" w:sz="12" w:space="0" w:color="666666"/>
+                    <w:top w:val="single" w:sz="12" w:space="0" w:color="666666"/>
+                    <w:left w:val="none" w:sz="0" w:space="0" w:color="000000"/>
+                    <w:right w:val="none" w:sz="0" w:space="0" w:color="000000"/>
+                  </w:tcBorders>
+                  <w:shd w:val="clear" w:color="auto" w:fill="FFFFFF"/>
+                  <w:tcMar>
+                    <w:top w:w="0" w:type="dxa"/>
+                    <w:bottom w:w="0" w:type="dxa"/>
+                    <w:left w:w="0" w:type="dxa"/>
+                    <w:right w:w="0" w:type="dxa"/>
+                  </w:tcMar>
+                  <w:vAlign w:val="center"/>
+                </w:tcPr>
+                <w:p>
+                  <w:pPr>
                     <w:jc w:val="left"/>
-                    <w:jc w:val="center"/>
-                  </w:pPr>
-                  <w:r>
+                    <w:pBdr>
+                      <w:bottom w:val="none" w:sz="0" w:space="0" w:color="000000"/>
+                      <w:top w:val="none" w:sz="0" w:space="0" w:color="000000"/>
+                      <w:left w:val="none" w:sz="0" w:space="0" w:color="000000"/>
+                      <w:right w:val="none" w:sz="0" w:space="0" w:color="000000"/>
+                    </w:pBdr>
+                    <w:spacing w:after="100" w:before="100" w:line="240"/>
+                    <w:ind w:left="100" w:right="100" w:firstLine="0" w:firstLineChars="0"/>
+                    <w:rPr>
+                      <w:rFonts w:ascii="Arial" w:hAnsi="Arial" w:eastAsia="Arial" w:cs="Arial"/>
+                      <w:i w:val="false"/>
+                      <w:b w:val="false"/>
+                      <w:u w:val="none"/>
+                      <w:strike w:val="false"/>
+                      <w:sz w:val="22"/>
+                      <w:szCs w:val="22"/>
+                      <w:color w:val="000000"/>
+                    </w:rPr>
+                  </w:pPr>
+                  <w:r xmlns:w="http://schemas.openxmlformats.org/wordprocessingml/2006/main" xmlns:wp="http://schemas.openxmlformats.org/drawingml/2006/wordprocessingDrawing" xmlns:r="http://schemas.openxmlformats.org/officeDocument/2006/relationships" xmlns:w14="http://schemas.microsoft.com/office/word/2010/wordml">
+                    <w:rPr>
+                      <w:rFonts w:ascii="Arial" w:hAnsi="Arial" w:eastAsia="Arial" w:cs="Arial"/>
+                      <w:i w:val="false"/>
+                      <w:b w:val="false"/>
+                      <w:u w:val="none"/>
+                      <w:strike w:val="false"/>
+                      <w:sz w:val="22"/>
+                      <w:szCs w:val="22"/>
+                      <w:color w:val="000000"/>
+                    </w:rPr>
                     <w:t xml:space="preserve">skim_type</w:t>
                   </w:r>
                 </w:p>
               </w:tc>
               <w:tc>
-                <w:tcPr/>
-                <w:p>
-                  <w:pPr>
-                    <w:pStyle w:val="Compact"/>
+                <w:tcPr>
+                  <w:tcBorders>
+                    <w:bottom w:val="single" w:sz="12" w:space="0" w:color="666666"/>
+                    <w:top w:val="single" w:sz="12" w:space="0" w:color="666666"/>
+                    <w:left w:val="none" w:sz="0" w:space="0" w:color="000000"/>
+                    <w:right w:val="none" w:sz="0" w:space="0" w:color="000000"/>
+                  </w:tcBorders>
+                  <w:shd w:val="clear" w:color="auto" w:fill="FFFFFF"/>
+                  <w:tcMar>
+                    <w:top w:w="0" w:type="dxa"/>
+                    <w:bottom w:w="0" w:type="dxa"/>
+                    <w:left w:w="0" w:type="dxa"/>
+                    <w:right w:w="0" w:type="dxa"/>
+                  </w:tcMar>
+                  <w:vAlign w:val="center"/>
+                </w:tcPr>
+                <w:p>
+                  <w:pPr>
                     <w:jc w:val="left"/>
-                    <w:jc w:val="center"/>
-                  </w:pPr>
-                  <w:r>
+                    <w:pBdr>
+                      <w:bottom w:val="none" w:sz="0" w:space="0" w:color="000000"/>
+                      <w:top w:val="none" w:sz="0" w:space="0" w:color="000000"/>
+                      <w:left w:val="none" w:sz="0" w:space="0" w:color="000000"/>
+                      <w:right w:val="none" w:sz="0" w:space="0" w:color="000000"/>
+                    </w:pBdr>
+                    <w:spacing w:after="100" w:before="100" w:line="240"/>
+                    <w:ind w:left="100" w:right="100" w:firstLine="0" w:firstLineChars="0"/>
+                    <w:rPr>
+                      <w:rFonts w:ascii="Arial" w:hAnsi="Arial" w:eastAsia="Arial" w:cs="Arial"/>
+                      <w:i w:val="false"/>
+                      <w:b w:val="false"/>
+                      <w:u w:val="none"/>
+                      <w:strike w:val="false"/>
+                      <w:sz w:val="22"/>
+                      <w:szCs w:val="22"/>
+                      <w:color w:val="000000"/>
+                    </w:rPr>
+                  </w:pPr>
+                  <w:r xmlns:w="http://schemas.openxmlformats.org/wordprocessingml/2006/main" xmlns:wp="http://schemas.openxmlformats.org/drawingml/2006/wordprocessingDrawing" xmlns:r="http://schemas.openxmlformats.org/officeDocument/2006/relationships" xmlns:w14="http://schemas.microsoft.com/office/word/2010/wordml">
+                    <w:rPr>
+                      <w:rFonts w:ascii="Arial" w:hAnsi="Arial" w:eastAsia="Arial" w:cs="Arial"/>
+                      <w:i w:val="false"/>
+                      <w:b w:val="false"/>
+                      <w:u w:val="none"/>
+                      <w:strike w:val="false"/>
+                      <w:sz w:val="22"/>
+                      <w:szCs w:val="22"/>
+                      <w:color w:val="000000"/>
+                    </w:rPr>
                     <w:t xml:space="preserve">skim_variable</w:t>
                   </w:r>
                 </w:p>
               </w:tc>
               <w:tc>
-                <w:tcPr/>
-                <w:p>
-                  <w:pPr>
-                    <w:pStyle w:val="Compact"/>
+                <w:tcPr>
+                  <w:tcBorders>
+                    <w:bottom w:val="single" w:sz="12" w:space="0" w:color="666666"/>
+                    <w:top w:val="single" w:sz="12" w:space="0" w:color="666666"/>
+                    <w:left w:val="none" w:sz="0" w:space="0" w:color="000000"/>
+                    <w:right w:val="none" w:sz="0" w:space="0" w:color="000000"/>
+                  </w:tcBorders>
+                  <w:shd w:val="clear" w:color="auto" w:fill="FFFFFF"/>
+                  <w:tcMar>
+                    <w:top w:w="0" w:type="dxa"/>
+                    <w:bottom w:w="0" w:type="dxa"/>
+                    <w:left w:w="0" w:type="dxa"/>
+                    <w:right w:w="0" w:type="dxa"/>
+                  </w:tcMar>
+                  <w:vAlign w:val="center"/>
+                </w:tcPr>
+                <w:p>
+                  <w:pPr>
                     <w:jc w:val="right"/>
-                    <w:jc w:val="center"/>
-                  </w:pPr>
-                  <w:r>
+                    <w:pBdr>
+                      <w:bottom w:val="none" w:sz="0" w:space="0" w:color="000000"/>
+                      <w:top w:val="none" w:sz="0" w:space="0" w:color="000000"/>
+                      <w:left w:val="none" w:sz="0" w:space="0" w:color="000000"/>
+                      <w:right w:val="none" w:sz="0" w:space="0" w:color="000000"/>
+                    </w:pBdr>
+                    <w:spacing w:after="100" w:before="100" w:line="240"/>
+                    <w:ind w:left="100" w:right="100" w:firstLine="0" w:firstLineChars="0"/>
+                    <w:rPr>
+                      <w:rFonts w:ascii="Arial" w:hAnsi="Arial" w:eastAsia="Arial" w:cs="Arial"/>
+                      <w:i w:val="false"/>
+                      <w:b w:val="false"/>
+                      <w:u w:val="none"/>
+                      <w:strike w:val="false"/>
+                      <w:sz w:val="22"/>
+                      <w:szCs w:val="22"/>
+                      <w:color w:val="000000"/>
+                    </w:rPr>
+                  </w:pPr>
+                  <w:r xmlns:w="http://schemas.openxmlformats.org/wordprocessingml/2006/main" xmlns:wp="http://schemas.openxmlformats.org/drawingml/2006/wordprocessingDrawing" xmlns:r="http://schemas.openxmlformats.org/officeDocument/2006/relationships" xmlns:w14="http://schemas.microsoft.com/office/word/2010/wordml">
+                    <w:rPr>
+                      <w:rFonts w:ascii="Arial" w:hAnsi="Arial" w:eastAsia="Arial" w:cs="Arial"/>
+                      <w:i w:val="false"/>
+                      <w:b w:val="false"/>
+                      <w:u w:val="none"/>
+                      <w:strike w:val="false"/>
+                      <w:sz w:val="22"/>
+                      <w:szCs w:val="22"/>
+                      <w:color w:val="000000"/>
+                    </w:rPr>
                     <w:t xml:space="preserve">n_missing</w:t>
                   </w:r>
                 </w:p>
               </w:tc>
               <w:tc>
-                <w:tcPr/>
-                <w:p>
-                  <w:pPr>
-                    <w:pStyle w:val="Compact"/>
+                <w:tcPr>
+                  <w:tcBorders>
+                    <w:bottom w:val="single" w:sz="12" w:space="0" w:color="666666"/>
+                    <w:top w:val="single" w:sz="12" w:space="0" w:color="666666"/>
+                    <w:left w:val="none" w:sz="0" w:space="0" w:color="000000"/>
+                    <w:right w:val="none" w:sz="0" w:space="0" w:color="000000"/>
+                  </w:tcBorders>
+                  <w:shd w:val="clear" w:color="auto" w:fill="FFFFFF"/>
+                  <w:tcMar>
+                    <w:top w:w="0" w:type="dxa"/>
+                    <w:bottom w:w="0" w:type="dxa"/>
+                    <w:left w:w="0" w:type="dxa"/>
+                    <w:right w:w="0" w:type="dxa"/>
+                  </w:tcMar>
+                  <w:vAlign w:val="center"/>
+                </w:tcPr>
+                <w:p>
+                  <w:pPr>
                     <w:jc w:val="right"/>
-                    <w:jc w:val="center"/>
-                  </w:pPr>
-                  <w:r>
+                    <w:pBdr>
+                      <w:bottom w:val="none" w:sz="0" w:space="0" w:color="000000"/>
+                      <w:top w:val="none" w:sz="0" w:space="0" w:color="000000"/>
+                      <w:left w:val="none" w:sz="0" w:space="0" w:color="000000"/>
+                      <w:right w:val="none" w:sz="0" w:space="0" w:color="000000"/>
+                    </w:pBdr>
+                    <w:spacing w:after="100" w:before="100" w:line="240"/>
+                    <w:ind w:left="100" w:right="100" w:firstLine="0" w:firstLineChars="0"/>
+                    <w:rPr>
+                      <w:rFonts w:ascii="Arial" w:hAnsi="Arial" w:eastAsia="Arial" w:cs="Arial"/>
+                      <w:i w:val="false"/>
+                      <w:b w:val="false"/>
+                      <w:u w:val="none"/>
+                      <w:strike w:val="false"/>
+                      <w:sz w:val="22"/>
+                      <w:szCs w:val="22"/>
+                      <w:color w:val="000000"/>
+                    </w:rPr>
+                  </w:pPr>
+                  <w:r xmlns:w="http://schemas.openxmlformats.org/wordprocessingml/2006/main" xmlns:wp="http://schemas.openxmlformats.org/drawingml/2006/wordprocessingDrawing" xmlns:r="http://schemas.openxmlformats.org/officeDocument/2006/relationships" xmlns:w14="http://schemas.microsoft.com/office/word/2010/wordml">
+                    <w:rPr>
+                      <w:rFonts w:ascii="Arial" w:hAnsi="Arial" w:eastAsia="Arial" w:cs="Arial"/>
+                      <w:i w:val="false"/>
+                      <w:b w:val="false"/>
+                      <w:u w:val="none"/>
+                      <w:strike w:val="false"/>
+                      <w:sz w:val="22"/>
+                      <w:szCs w:val="22"/>
+                      <w:color w:val="000000"/>
+                    </w:rPr>
                     <w:t xml:space="preserve">complete_rate</w:t>
                   </w:r>
                 </w:p>
               </w:tc>
               <w:tc>
-                <w:tcPr/>
-                <w:p>
-                  <w:pPr>
-                    <w:pStyle w:val="Compact"/>
+                <w:tcPr>
+                  <w:tcBorders>
+                    <w:bottom w:val="single" w:sz="12" w:space="0" w:color="666666"/>
+                    <w:top w:val="single" w:sz="12" w:space="0" w:color="666666"/>
+                    <w:left w:val="none" w:sz="0" w:space="0" w:color="000000"/>
+                    <w:right w:val="none" w:sz="0" w:space="0" w:color="000000"/>
+                  </w:tcBorders>
+                  <w:shd w:val="clear" w:color="auto" w:fill="FFFFFF"/>
+                  <w:tcMar>
+                    <w:top w:w="0" w:type="dxa"/>
+                    <w:bottom w:w="0" w:type="dxa"/>
+                    <w:left w:w="0" w:type="dxa"/>
+                    <w:right w:w="0" w:type="dxa"/>
+                  </w:tcMar>
+                  <w:vAlign w:val="center"/>
+                </w:tcPr>
+                <w:p>
+                  <w:pPr>
+                    <w:jc w:val="right"/>
+                    <w:pBdr>
+                      <w:bottom w:val="none" w:sz="0" w:space="0" w:color="000000"/>
+                      <w:top w:val="none" w:sz="0" w:space="0" w:color="000000"/>
+                      <w:left w:val="none" w:sz="0" w:space="0" w:color="000000"/>
+                      <w:right w:val="none" w:sz="0" w:space="0" w:color="000000"/>
+                    </w:pBdr>
+                    <w:spacing w:after="100" w:before="100" w:line="240"/>
+                    <w:ind w:left="100" w:right="100" w:firstLine="0" w:firstLineChars="0"/>
+                    <w:rPr>
+                      <w:rFonts w:ascii="Arial" w:hAnsi="Arial" w:eastAsia="Arial" w:cs="Arial"/>
+                      <w:i w:val="false"/>
+                      <w:b w:val="false"/>
+                      <w:u w:val="none"/>
+                      <w:strike w:val="false"/>
+                      <w:sz w:val="22"/>
+                      <w:szCs w:val="22"/>
+                      <w:color w:val="000000"/>
+                    </w:rPr>
+                  </w:pPr>
+                  <w:r xmlns:w="http://schemas.openxmlformats.org/wordprocessingml/2006/main" xmlns:wp="http://schemas.openxmlformats.org/drawingml/2006/wordprocessingDrawing" xmlns:r="http://schemas.openxmlformats.org/officeDocument/2006/relationships" xmlns:w14="http://schemas.microsoft.com/office/word/2010/wordml">
+                    <w:rPr>
+                      <w:rFonts w:ascii="Arial" w:hAnsi="Arial" w:eastAsia="Arial" w:cs="Arial"/>
+                      <w:i w:val="false"/>
+                      <w:b w:val="false"/>
+                      <w:u w:val="none"/>
+                      <w:strike w:val="false"/>
+                      <w:sz w:val="22"/>
+                      <w:szCs w:val="22"/>
+                      <w:color w:val="000000"/>
+                    </w:rPr>
+                    <w:t xml:space="preserve">factor.ordered</w:t>
+                  </w:r>
+                </w:p>
+              </w:tc>
+              <w:tc>
+                <w:tcPr>
+                  <w:tcBorders>
+                    <w:bottom w:val="single" w:sz="12" w:space="0" w:color="666666"/>
+                    <w:top w:val="single" w:sz="12" w:space="0" w:color="666666"/>
+                    <w:left w:val="none" w:sz="0" w:space="0" w:color="000000"/>
+                    <w:right w:val="none" w:sz="0" w:space="0" w:color="000000"/>
+                  </w:tcBorders>
+                  <w:shd w:val="clear" w:color="auto" w:fill="FFFFFF"/>
+                  <w:tcMar>
+                    <w:top w:w="0" w:type="dxa"/>
+                    <w:bottom w:w="0" w:type="dxa"/>
+                    <w:left w:w="0" w:type="dxa"/>
+                    <w:right w:w="0" w:type="dxa"/>
+                  </w:tcMar>
+                  <w:vAlign w:val="center"/>
+                </w:tcPr>
+                <w:p>
+                  <w:pPr>
+                    <w:jc w:val="right"/>
+                    <w:pBdr>
+                      <w:bottom w:val="none" w:sz="0" w:space="0" w:color="000000"/>
+                      <w:top w:val="none" w:sz="0" w:space="0" w:color="000000"/>
+                      <w:left w:val="none" w:sz="0" w:space="0" w:color="000000"/>
+                      <w:right w:val="none" w:sz="0" w:space="0" w:color="000000"/>
+                    </w:pBdr>
+                    <w:spacing w:after="100" w:before="100" w:line="240"/>
+                    <w:ind w:left="100" w:right="100" w:firstLine="0" w:firstLineChars="0"/>
+                    <w:rPr>
+                      <w:rFonts w:ascii="Arial" w:hAnsi="Arial" w:eastAsia="Arial" w:cs="Arial"/>
+                      <w:i w:val="false"/>
+                      <w:b w:val="false"/>
+                      <w:u w:val="none"/>
+                      <w:strike w:val="false"/>
+                      <w:sz w:val="22"/>
+                      <w:szCs w:val="22"/>
+                      <w:color w:val="000000"/>
+                    </w:rPr>
+                  </w:pPr>
+                  <w:r xmlns:w="http://schemas.openxmlformats.org/wordprocessingml/2006/main" xmlns:wp="http://schemas.openxmlformats.org/drawingml/2006/wordprocessingDrawing" xmlns:r="http://schemas.openxmlformats.org/officeDocument/2006/relationships" xmlns:w14="http://schemas.microsoft.com/office/word/2010/wordml">
+                    <w:rPr>
+                      <w:rFonts w:ascii="Arial" w:hAnsi="Arial" w:eastAsia="Arial" w:cs="Arial"/>
+                      <w:i w:val="false"/>
+                      <w:b w:val="false"/>
+                      <w:u w:val="none"/>
+                      <w:strike w:val="false"/>
+                      <w:sz w:val="22"/>
+                      <w:szCs w:val="22"/>
+                      <w:color w:val="000000"/>
+                    </w:rPr>
+                    <w:t xml:space="preserve">factor.n_unique</w:t>
+                  </w:r>
+                </w:p>
+              </w:tc>
+              <w:tc>
+                <w:tcPr>
+                  <w:tcBorders>
+                    <w:bottom w:val="single" w:sz="12" w:space="0" w:color="666666"/>
+                    <w:top w:val="single" w:sz="12" w:space="0" w:color="666666"/>
+                    <w:left w:val="none" w:sz="0" w:space="0" w:color="000000"/>
+                    <w:right w:val="none" w:sz="0" w:space="0" w:color="000000"/>
+                  </w:tcBorders>
+                  <w:shd w:val="clear" w:color="auto" w:fill="FFFFFF"/>
+                  <w:tcMar>
+                    <w:top w:w="0" w:type="dxa"/>
+                    <w:bottom w:w="0" w:type="dxa"/>
+                    <w:left w:w="0" w:type="dxa"/>
+                    <w:right w:w="0" w:type="dxa"/>
+                  </w:tcMar>
+                  <w:vAlign w:val="center"/>
+                </w:tcPr>
+                <w:p>
+                  <w:pPr>
                     <w:jc w:val="left"/>
-                    <w:jc w:val="center"/>
-                  </w:pPr>
-                  <w:r>
-                    <w:t xml:space="preserve">factor.ordered</w:t>
-                  </w:r>
-                </w:p>
-              </w:tc>
-              <w:tc>
-                <w:tcPr/>
-                <w:p>
-                  <w:pPr>
-                    <w:pStyle w:val="Compact"/>
+                    <w:pBdr>
+                      <w:bottom w:val="none" w:sz="0" w:space="0" w:color="000000"/>
+                      <w:top w:val="none" w:sz="0" w:space="0" w:color="000000"/>
+                      <w:left w:val="none" w:sz="0" w:space="0" w:color="000000"/>
+                      <w:right w:val="none" w:sz="0" w:space="0" w:color="000000"/>
+                    </w:pBdr>
+                    <w:spacing w:after="100" w:before="100" w:line="240"/>
+                    <w:ind w:left="100" w:right="100" w:firstLine="0" w:firstLineChars="0"/>
+                    <w:rPr>
+                      <w:rFonts w:ascii="Arial" w:hAnsi="Arial" w:eastAsia="Arial" w:cs="Arial"/>
+                      <w:i w:val="false"/>
+                      <w:b w:val="false"/>
+                      <w:u w:val="none"/>
+                      <w:strike w:val="false"/>
+                      <w:sz w:val="22"/>
+                      <w:szCs w:val="22"/>
+                      <w:color w:val="000000"/>
+                    </w:rPr>
+                  </w:pPr>
+                  <w:r xmlns:w="http://schemas.openxmlformats.org/wordprocessingml/2006/main" xmlns:wp="http://schemas.openxmlformats.org/drawingml/2006/wordprocessingDrawing" xmlns:r="http://schemas.openxmlformats.org/officeDocument/2006/relationships" xmlns:w14="http://schemas.microsoft.com/office/word/2010/wordml">
+                    <w:rPr>
+                      <w:rFonts w:ascii="Arial" w:hAnsi="Arial" w:eastAsia="Arial" w:cs="Arial"/>
+                      <w:i w:val="false"/>
+                      <w:b w:val="false"/>
+                      <w:u w:val="none"/>
+                      <w:strike w:val="false"/>
+                      <w:sz w:val="22"/>
+                      <w:szCs w:val="22"/>
+                      <w:color w:val="000000"/>
+                    </w:rPr>
+                    <w:t xml:space="preserve">factor.top_counts</w:t>
+                  </w:r>
+                </w:p>
+              </w:tc>
+              <w:tc>
+                <w:tcPr>
+                  <w:tcBorders>
+                    <w:bottom w:val="single" w:sz="12" w:space="0" w:color="666666"/>
+                    <w:top w:val="single" w:sz="12" w:space="0" w:color="666666"/>
+                    <w:left w:val="none" w:sz="0" w:space="0" w:color="000000"/>
+                    <w:right w:val="none" w:sz="0" w:space="0" w:color="000000"/>
+                  </w:tcBorders>
+                  <w:shd w:val="clear" w:color="auto" w:fill="FFFFFF"/>
+                  <w:tcMar>
+                    <w:top w:w="0" w:type="dxa"/>
+                    <w:bottom w:w="0" w:type="dxa"/>
+                    <w:left w:w="0" w:type="dxa"/>
+                    <w:right w:w="0" w:type="dxa"/>
+                  </w:tcMar>
+                  <w:vAlign w:val="center"/>
+                </w:tcPr>
+                <w:p>
+                  <w:pPr>
                     <w:jc w:val="right"/>
-                    <w:jc w:val="center"/>
-                  </w:pPr>
-                  <w:r>
-                    <w:t xml:space="preserve">factor.n_unique</w:t>
-                  </w:r>
-                </w:p>
-              </w:tc>
-              <w:tc>
-                <w:tcPr/>
-                <w:p>
-                  <w:pPr>
-                    <w:pStyle w:val="Compact"/>
+                    <w:pBdr>
+                      <w:bottom w:val="none" w:sz="0" w:space="0" w:color="000000"/>
+                      <w:top w:val="none" w:sz="0" w:space="0" w:color="000000"/>
+                      <w:left w:val="none" w:sz="0" w:space="0" w:color="000000"/>
+                      <w:right w:val="none" w:sz="0" w:space="0" w:color="000000"/>
+                    </w:pBdr>
+                    <w:spacing w:after="100" w:before="100" w:line="240"/>
+                    <w:ind w:left="100" w:right="100" w:firstLine="0" w:firstLineChars="0"/>
+                    <w:rPr>
+                      <w:rFonts w:ascii="Arial" w:hAnsi="Arial" w:eastAsia="Arial" w:cs="Arial"/>
+                      <w:i w:val="false"/>
+                      <w:b w:val="false"/>
+                      <w:u w:val="none"/>
+                      <w:strike w:val="false"/>
+                      <w:sz w:val="22"/>
+                      <w:szCs w:val="22"/>
+                      <w:color w:val="000000"/>
+                    </w:rPr>
+                  </w:pPr>
+                  <w:r xmlns:w="http://schemas.openxmlformats.org/wordprocessingml/2006/main" xmlns:wp="http://schemas.openxmlformats.org/drawingml/2006/wordprocessingDrawing" xmlns:r="http://schemas.openxmlformats.org/officeDocument/2006/relationships" xmlns:w14="http://schemas.microsoft.com/office/word/2010/wordml">
+                    <w:rPr>
+                      <w:rFonts w:ascii="Arial" w:hAnsi="Arial" w:eastAsia="Arial" w:cs="Arial"/>
+                      <w:i w:val="false"/>
+                      <w:b w:val="false"/>
+                      <w:u w:val="none"/>
+                      <w:strike w:val="false"/>
+                      <w:sz w:val="22"/>
+                      <w:szCs w:val="22"/>
+                      <w:color w:val="000000"/>
+                    </w:rPr>
+                    <w:t xml:space="preserve">numeric.mean</w:t>
+                  </w:r>
+                </w:p>
+              </w:tc>
+              <w:tc>
+                <w:tcPr>
+                  <w:tcBorders>
+                    <w:bottom w:val="single" w:sz="12" w:space="0" w:color="666666"/>
+                    <w:top w:val="single" w:sz="12" w:space="0" w:color="666666"/>
+                    <w:left w:val="none" w:sz="0" w:space="0" w:color="000000"/>
+                    <w:right w:val="none" w:sz="0" w:space="0" w:color="000000"/>
+                  </w:tcBorders>
+                  <w:shd w:val="clear" w:color="auto" w:fill="FFFFFF"/>
+                  <w:tcMar>
+                    <w:top w:w="0" w:type="dxa"/>
+                    <w:bottom w:w="0" w:type="dxa"/>
+                    <w:left w:w="0" w:type="dxa"/>
+                    <w:right w:w="0" w:type="dxa"/>
+                  </w:tcMar>
+                  <w:vAlign w:val="center"/>
+                </w:tcPr>
+                <w:p>
+                  <w:pPr>
+                    <w:jc w:val="right"/>
+                    <w:pBdr>
+                      <w:bottom w:val="none" w:sz="0" w:space="0" w:color="000000"/>
+                      <w:top w:val="none" w:sz="0" w:space="0" w:color="000000"/>
+                      <w:left w:val="none" w:sz="0" w:space="0" w:color="000000"/>
+                      <w:right w:val="none" w:sz="0" w:space="0" w:color="000000"/>
+                    </w:pBdr>
+                    <w:spacing w:after="100" w:before="100" w:line="240"/>
+                    <w:ind w:left="100" w:right="100" w:firstLine="0" w:firstLineChars="0"/>
+                    <w:rPr>
+                      <w:rFonts w:ascii="Arial" w:hAnsi="Arial" w:eastAsia="Arial" w:cs="Arial"/>
+                      <w:i w:val="false"/>
+                      <w:b w:val="false"/>
+                      <w:u w:val="none"/>
+                      <w:strike w:val="false"/>
+                      <w:sz w:val="22"/>
+                      <w:szCs w:val="22"/>
+                      <w:color w:val="000000"/>
+                    </w:rPr>
+                  </w:pPr>
+                  <w:r xmlns:w="http://schemas.openxmlformats.org/wordprocessingml/2006/main" xmlns:wp="http://schemas.openxmlformats.org/drawingml/2006/wordprocessingDrawing" xmlns:r="http://schemas.openxmlformats.org/officeDocument/2006/relationships" xmlns:w14="http://schemas.microsoft.com/office/word/2010/wordml">
+                    <w:rPr>
+                      <w:rFonts w:ascii="Arial" w:hAnsi="Arial" w:eastAsia="Arial" w:cs="Arial"/>
+                      <w:i w:val="false"/>
+                      <w:b w:val="false"/>
+                      <w:u w:val="none"/>
+                      <w:strike w:val="false"/>
+                      <w:sz w:val="22"/>
+                      <w:szCs w:val="22"/>
+                      <w:color w:val="000000"/>
+                    </w:rPr>
+                    <w:t xml:space="preserve">numeric.sd</w:t>
+                  </w:r>
+                </w:p>
+              </w:tc>
+              <w:tc>
+                <w:tcPr>
+                  <w:tcBorders>
+                    <w:bottom w:val="single" w:sz="12" w:space="0" w:color="666666"/>
+                    <w:top w:val="single" w:sz="12" w:space="0" w:color="666666"/>
+                    <w:left w:val="none" w:sz="0" w:space="0" w:color="000000"/>
+                    <w:right w:val="none" w:sz="0" w:space="0" w:color="000000"/>
+                  </w:tcBorders>
+                  <w:shd w:val="clear" w:color="auto" w:fill="FFFFFF"/>
+                  <w:tcMar>
+                    <w:top w:w="0" w:type="dxa"/>
+                    <w:bottom w:w="0" w:type="dxa"/>
+                    <w:left w:w="0" w:type="dxa"/>
+                    <w:right w:w="0" w:type="dxa"/>
+                  </w:tcMar>
+                  <w:vAlign w:val="center"/>
+                </w:tcPr>
+                <w:p>
+                  <w:pPr>
+                    <w:jc w:val="right"/>
+                    <w:pBdr>
+                      <w:bottom w:val="none" w:sz="0" w:space="0" w:color="000000"/>
+                      <w:top w:val="none" w:sz="0" w:space="0" w:color="000000"/>
+                      <w:left w:val="none" w:sz="0" w:space="0" w:color="000000"/>
+                      <w:right w:val="none" w:sz="0" w:space="0" w:color="000000"/>
+                    </w:pBdr>
+                    <w:spacing w:after="100" w:before="100" w:line="240"/>
+                    <w:ind w:left="100" w:right="100" w:firstLine="0" w:firstLineChars="0"/>
+                    <w:rPr>
+                      <w:rFonts w:ascii="Arial" w:hAnsi="Arial" w:eastAsia="Arial" w:cs="Arial"/>
+                      <w:i w:val="false"/>
+                      <w:b w:val="false"/>
+                      <w:u w:val="none"/>
+                      <w:strike w:val="false"/>
+                      <w:sz w:val="22"/>
+                      <w:szCs w:val="22"/>
+                      <w:color w:val="000000"/>
+                    </w:rPr>
+                  </w:pPr>
+                  <w:r xmlns:w="http://schemas.openxmlformats.org/wordprocessingml/2006/main" xmlns:wp="http://schemas.openxmlformats.org/drawingml/2006/wordprocessingDrawing" xmlns:r="http://schemas.openxmlformats.org/officeDocument/2006/relationships" xmlns:w14="http://schemas.microsoft.com/office/word/2010/wordml">
+                    <w:rPr>
+                      <w:rFonts w:ascii="Arial" w:hAnsi="Arial" w:eastAsia="Arial" w:cs="Arial"/>
+                      <w:i w:val="false"/>
+                      <w:b w:val="false"/>
+                      <w:u w:val="none"/>
+                      <w:strike w:val="false"/>
+                      <w:sz w:val="22"/>
+                      <w:szCs w:val="22"/>
+                      <w:color w:val="000000"/>
+                    </w:rPr>
+                    <w:t xml:space="preserve">numeric.p0</w:t>
+                  </w:r>
+                </w:p>
+              </w:tc>
+              <w:tc>
+                <w:tcPr>
+                  <w:tcBorders>
+                    <w:bottom w:val="single" w:sz="12" w:space="0" w:color="666666"/>
+                    <w:top w:val="single" w:sz="12" w:space="0" w:color="666666"/>
+                    <w:left w:val="none" w:sz="0" w:space="0" w:color="000000"/>
+                    <w:right w:val="none" w:sz="0" w:space="0" w:color="000000"/>
+                  </w:tcBorders>
+                  <w:shd w:val="clear" w:color="auto" w:fill="FFFFFF"/>
+                  <w:tcMar>
+                    <w:top w:w="0" w:type="dxa"/>
+                    <w:bottom w:w="0" w:type="dxa"/>
+                    <w:left w:w="0" w:type="dxa"/>
+                    <w:right w:w="0" w:type="dxa"/>
+                  </w:tcMar>
+                  <w:vAlign w:val="center"/>
+                </w:tcPr>
+                <w:p>
+                  <w:pPr>
+                    <w:jc w:val="right"/>
+                    <w:pBdr>
+                      <w:bottom w:val="none" w:sz="0" w:space="0" w:color="000000"/>
+                      <w:top w:val="none" w:sz="0" w:space="0" w:color="000000"/>
+                      <w:left w:val="none" w:sz="0" w:space="0" w:color="000000"/>
+                      <w:right w:val="none" w:sz="0" w:space="0" w:color="000000"/>
+                    </w:pBdr>
+                    <w:spacing w:after="100" w:before="100" w:line="240"/>
+                    <w:ind w:left="100" w:right="100" w:firstLine="0" w:firstLineChars="0"/>
+                    <w:rPr>
+                      <w:rFonts w:ascii="Arial" w:hAnsi="Arial" w:eastAsia="Arial" w:cs="Arial"/>
+                      <w:i w:val="false"/>
+                      <w:b w:val="false"/>
+                      <w:u w:val="none"/>
+                      <w:strike w:val="false"/>
+                      <w:sz w:val="22"/>
+                      <w:szCs w:val="22"/>
+                      <w:color w:val="000000"/>
+                    </w:rPr>
+                  </w:pPr>
+                  <w:r xmlns:w="http://schemas.openxmlformats.org/wordprocessingml/2006/main" xmlns:wp="http://schemas.openxmlformats.org/drawingml/2006/wordprocessingDrawing" xmlns:r="http://schemas.openxmlformats.org/officeDocument/2006/relationships" xmlns:w14="http://schemas.microsoft.com/office/word/2010/wordml">
+                    <w:rPr>
+                      <w:rFonts w:ascii="Arial" w:hAnsi="Arial" w:eastAsia="Arial" w:cs="Arial"/>
+                      <w:i w:val="false"/>
+                      <w:b w:val="false"/>
+                      <w:u w:val="none"/>
+                      <w:strike w:val="false"/>
+                      <w:sz w:val="22"/>
+                      <w:szCs w:val="22"/>
+                      <w:color w:val="000000"/>
+                    </w:rPr>
+                    <w:t xml:space="preserve">numeric.p25</w:t>
+                  </w:r>
+                </w:p>
+              </w:tc>
+              <w:tc>
+                <w:tcPr>
+                  <w:tcBorders>
+                    <w:bottom w:val="single" w:sz="12" w:space="0" w:color="666666"/>
+                    <w:top w:val="single" w:sz="12" w:space="0" w:color="666666"/>
+                    <w:left w:val="none" w:sz="0" w:space="0" w:color="000000"/>
+                    <w:right w:val="none" w:sz="0" w:space="0" w:color="000000"/>
+                  </w:tcBorders>
+                  <w:shd w:val="clear" w:color="auto" w:fill="FFFFFF"/>
+                  <w:tcMar>
+                    <w:top w:w="0" w:type="dxa"/>
+                    <w:bottom w:w="0" w:type="dxa"/>
+                    <w:left w:w="0" w:type="dxa"/>
+                    <w:right w:w="0" w:type="dxa"/>
+                  </w:tcMar>
+                  <w:vAlign w:val="center"/>
+                </w:tcPr>
+                <w:p>
+                  <w:pPr>
+                    <w:jc w:val="right"/>
+                    <w:pBdr>
+                      <w:bottom w:val="none" w:sz="0" w:space="0" w:color="000000"/>
+                      <w:top w:val="none" w:sz="0" w:space="0" w:color="000000"/>
+                      <w:left w:val="none" w:sz="0" w:space="0" w:color="000000"/>
+                      <w:right w:val="none" w:sz="0" w:space="0" w:color="000000"/>
+                    </w:pBdr>
+                    <w:spacing w:after="100" w:before="100" w:line="240"/>
+                    <w:ind w:left="100" w:right="100" w:firstLine="0" w:firstLineChars="0"/>
+                    <w:rPr>
+                      <w:rFonts w:ascii="Arial" w:hAnsi="Arial" w:eastAsia="Arial" w:cs="Arial"/>
+                      <w:i w:val="false"/>
+                      <w:b w:val="false"/>
+                      <w:u w:val="none"/>
+                      <w:strike w:val="false"/>
+                      <w:sz w:val="22"/>
+                      <w:szCs w:val="22"/>
+                      <w:color w:val="000000"/>
+                    </w:rPr>
+                  </w:pPr>
+                  <w:r xmlns:w="http://schemas.openxmlformats.org/wordprocessingml/2006/main" xmlns:wp="http://schemas.openxmlformats.org/drawingml/2006/wordprocessingDrawing" xmlns:r="http://schemas.openxmlformats.org/officeDocument/2006/relationships" xmlns:w14="http://schemas.microsoft.com/office/word/2010/wordml">
+                    <w:rPr>
+                      <w:rFonts w:ascii="Arial" w:hAnsi="Arial" w:eastAsia="Arial" w:cs="Arial"/>
+                      <w:i w:val="false"/>
+                      <w:b w:val="false"/>
+                      <w:u w:val="none"/>
+                      <w:strike w:val="false"/>
+                      <w:sz w:val="22"/>
+                      <w:szCs w:val="22"/>
+                      <w:color w:val="000000"/>
+                    </w:rPr>
+                    <w:t xml:space="preserve">numeric.p50</w:t>
+                  </w:r>
+                </w:p>
+              </w:tc>
+              <w:tc>
+                <w:tcPr>
+                  <w:tcBorders>
+                    <w:bottom w:val="single" w:sz="12" w:space="0" w:color="666666"/>
+                    <w:top w:val="single" w:sz="12" w:space="0" w:color="666666"/>
+                    <w:left w:val="none" w:sz="0" w:space="0" w:color="000000"/>
+                    <w:right w:val="none" w:sz="0" w:space="0" w:color="000000"/>
+                  </w:tcBorders>
+                  <w:shd w:val="clear" w:color="auto" w:fill="FFFFFF"/>
+                  <w:tcMar>
+                    <w:top w:w="0" w:type="dxa"/>
+                    <w:bottom w:w="0" w:type="dxa"/>
+                    <w:left w:w="0" w:type="dxa"/>
+                    <w:right w:w="0" w:type="dxa"/>
+                  </w:tcMar>
+                  <w:vAlign w:val="center"/>
+                </w:tcPr>
+                <w:p>
+                  <w:pPr>
+                    <w:jc w:val="right"/>
+                    <w:pBdr>
+                      <w:bottom w:val="none" w:sz="0" w:space="0" w:color="000000"/>
+                      <w:top w:val="none" w:sz="0" w:space="0" w:color="000000"/>
+                      <w:left w:val="none" w:sz="0" w:space="0" w:color="000000"/>
+                      <w:right w:val="none" w:sz="0" w:space="0" w:color="000000"/>
+                    </w:pBdr>
+                    <w:spacing w:after="100" w:before="100" w:line="240"/>
+                    <w:ind w:left="100" w:right="100" w:firstLine="0" w:firstLineChars="0"/>
+                    <w:rPr>
+                      <w:rFonts w:ascii="Arial" w:hAnsi="Arial" w:eastAsia="Arial" w:cs="Arial"/>
+                      <w:i w:val="false"/>
+                      <w:b w:val="false"/>
+                      <w:u w:val="none"/>
+                      <w:strike w:val="false"/>
+                      <w:sz w:val="22"/>
+                      <w:szCs w:val="22"/>
+                      <w:color w:val="000000"/>
+                    </w:rPr>
+                  </w:pPr>
+                  <w:r xmlns:w="http://schemas.openxmlformats.org/wordprocessingml/2006/main" xmlns:wp="http://schemas.openxmlformats.org/drawingml/2006/wordprocessingDrawing" xmlns:r="http://schemas.openxmlformats.org/officeDocument/2006/relationships" xmlns:w14="http://schemas.microsoft.com/office/word/2010/wordml">
+                    <w:rPr>
+                      <w:rFonts w:ascii="Arial" w:hAnsi="Arial" w:eastAsia="Arial" w:cs="Arial"/>
+                      <w:i w:val="false"/>
+                      <w:b w:val="false"/>
+                      <w:u w:val="none"/>
+                      <w:strike w:val="false"/>
+                      <w:sz w:val="22"/>
+                      <w:szCs w:val="22"/>
+                      <w:color w:val="000000"/>
+                    </w:rPr>
+                    <w:t xml:space="preserve">numeric.p75</w:t>
+                  </w:r>
+                </w:p>
+              </w:tc>
+              <w:tc>
+                <w:tcPr>
+                  <w:tcBorders>
+                    <w:bottom w:val="single" w:sz="12" w:space="0" w:color="666666"/>
+                    <w:top w:val="single" w:sz="12" w:space="0" w:color="666666"/>
+                    <w:left w:val="none" w:sz="0" w:space="0" w:color="000000"/>
+                    <w:right w:val="none" w:sz="0" w:space="0" w:color="000000"/>
+                  </w:tcBorders>
+                  <w:shd w:val="clear" w:color="auto" w:fill="FFFFFF"/>
+                  <w:tcMar>
+                    <w:top w:w="0" w:type="dxa"/>
+                    <w:bottom w:w="0" w:type="dxa"/>
+                    <w:left w:w="0" w:type="dxa"/>
+                    <w:right w:w="0" w:type="dxa"/>
+                  </w:tcMar>
+                  <w:vAlign w:val="center"/>
+                </w:tcPr>
+                <w:p>
+                  <w:pPr>
+                    <w:jc w:val="right"/>
+                    <w:pBdr>
+                      <w:bottom w:val="none" w:sz="0" w:space="0" w:color="000000"/>
+                      <w:top w:val="none" w:sz="0" w:space="0" w:color="000000"/>
+                      <w:left w:val="none" w:sz="0" w:space="0" w:color="000000"/>
+                      <w:right w:val="none" w:sz="0" w:space="0" w:color="000000"/>
+                    </w:pBdr>
+                    <w:spacing w:after="100" w:before="100" w:line="240"/>
+                    <w:ind w:left="100" w:right="100" w:firstLine="0" w:firstLineChars="0"/>
+                    <w:rPr>
+                      <w:rFonts w:ascii="Arial" w:hAnsi="Arial" w:eastAsia="Arial" w:cs="Arial"/>
+                      <w:i w:val="false"/>
+                      <w:b w:val="false"/>
+                      <w:u w:val="none"/>
+                      <w:strike w:val="false"/>
+                      <w:sz w:val="22"/>
+                      <w:szCs w:val="22"/>
+                      <w:color w:val="000000"/>
+                    </w:rPr>
+                  </w:pPr>
+                  <w:r xmlns:w="http://schemas.openxmlformats.org/wordprocessingml/2006/main" xmlns:wp="http://schemas.openxmlformats.org/drawingml/2006/wordprocessingDrawing" xmlns:r="http://schemas.openxmlformats.org/officeDocument/2006/relationships" xmlns:w14="http://schemas.microsoft.com/office/word/2010/wordml">
+                    <w:rPr>
+                      <w:rFonts w:ascii="Arial" w:hAnsi="Arial" w:eastAsia="Arial" w:cs="Arial"/>
+                      <w:i w:val="false"/>
+                      <w:b w:val="false"/>
+                      <w:u w:val="none"/>
+                      <w:strike w:val="false"/>
+                      <w:sz w:val="22"/>
+                      <w:szCs w:val="22"/>
+                      <w:color w:val="000000"/>
+                    </w:rPr>
+                    <w:t xml:space="preserve">numeric.p100</w:t>
+                  </w:r>
+                </w:p>
+              </w:tc>
+              <w:tc>
+                <w:tcPr>
+                  <w:tcBorders>
+                    <w:bottom w:val="single" w:sz="12" w:space="0" w:color="666666"/>
+                    <w:top w:val="single" w:sz="12" w:space="0" w:color="666666"/>
+                    <w:left w:val="none" w:sz="0" w:space="0" w:color="000000"/>
+                    <w:right w:val="none" w:sz="0" w:space="0" w:color="000000"/>
+                  </w:tcBorders>
+                  <w:shd w:val="clear" w:color="auto" w:fill="FFFFFF"/>
+                  <w:tcMar>
+                    <w:top w:w="0" w:type="dxa"/>
+                    <w:bottom w:w="0" w:type="dxa"/>
+                    <w:left w:w="0" w:type="dxa"/>
+                    <w:right w:w="0" w:type="dxa"/>
+                  </w:tcMar>
+                  <w:vAlign w:val="center"/>
+                </w:tcPr>
+                <w:p>
+                  <w:pPr>
                     <w:jc w:val="left"/>
-                    <w:jc w:val="center"/>
-                  </w:pPr>
-                  <w:r>
-                    <w:t xml:space="preserve">factor.top_counts</w:t>
-                  </w:r>
-                </w:p>
-              </w:tc>
-              <w:tc>
-                <w:tcPr/>
-                <w:p>
-                  <w:pPr>
-                    <w:pStyle w:val="Compact"/>
-                    <w:jc w:val="right"/>
-                    <w:jc w:val="center"/>
-                  </w:pPr>
-                  <w:r>
-                    <w:t xml:space="preserve">numeric.mean</w:t>
-                  </w:r>
-                </w:p>
-              </w:tc>
-              <w:tc>
-                <w:tcPr/>
-                <w:p>
-                  <w:pPr>
-                    <w:pStyle w:val="Compact"/>
-                    <w:jc w:val="right"/>
-                    <w:jc w:val="center"/>
-                  </w:pPr>
-                  <w:r>
-                    <w:t xml:space="preserve">numeric.sd</w:t>
-                  </w:r>
-                </w:p>
-              </w:tc>
-              <w:tc>
-                <w:tcPr/>
-                <w:p>
-                  <w:pPr>
-                    <w:pStyle w:val="Compact"/>
-                    <w:jc w:val="right"/>
-                    <w:jc w:val="center"/>
-                  </w:pPr>
-                  <w:r>
-                    <w:t xml:space="preserve">numeric.p0</w:t>
-                  </w:r>
-                </w:p>
-              </w:tc>
-              <w:tc>
-                <w:tcPr/>
-                <w:p>
-                  <w:pPr>
-                    <w:pStyle w:val="Compact"/>
-                    <w:jc w:val="right"/>
-                    <w:jc w:val="center"/>
-                  </w:pPr>
-                  <w:r>
-                    <w:t xml:space="preserve">numeric.p25</w:t>
-                  </w:r>
-                </w:p>
-              </w:tc>
-              <w:tc>
-                <w:tcPr/>
-                <w:p>
-                  <w:pPr>
-                    <w:pStyle w:val="Compact"/>
-                    <w:jc w:val="right"/>
-                    <w:jc w:val="center"/>
-                  </w:pPr>
-                  <w:r>
-                    <w:t xml:space="preserve">numeric.p50</w:t>
-                  </w:r>
-                </w:p>
-              </w:tc>
-              <w:tc>
-                <w:tcPr/>
-                <w:p>
-                  <w:pPr>
-                    <w:pStyle w:val="Compact"/>
-                    <w:jc w:val="right"/>
-                    <w:jc w:val="center"/>
-                  </w:pPr>
-                  <w:r>
-                    <w:t xml:space="preserve">numeric.p75</w:t>
-                  </w:r>
-                </w:p>
-              </w:tc>
-              <w:tc>
-                <w:tcPr/>
-                <w:p>
-                  <w:pPr>
-                    <w:pStyle w:val="Compact"/>
-                    <w:jc w:val="right"/>
-                    <w:jc w:val="center"/>
-                  </w:pPr>
-                  <w:r>
-                    <w:t xml:space="preserve">numeric.p100</w:t>
-                  </w:r>
-                </w:p>
-              </w:tc>
-              <w:tc>
-                <w:tcPr/>
-                <w:p>
-                  <w:pPr>
-                    <w:pStyle w:val="Compact"/>
-                    <w:jc w:val="left"/>
-                    <w:jc w:val="center"/>
-                  </w:pPr>
-                  <w:r>
+                    <w:pBdr>
+                      <w:bottom w:val="none" w:sz="0" w:space="0" w:color="000000"/>
+                      <w:top w:val="none" w:sz="0" w:space="0" w:color="000000"/>
+                      <w:left w:val="none" w:sz="0" w:space="0" w:color="000000"/>
+                      <w:right w:val="none" w:sz="0" w:space="0" w:color="000000"/>
+                    </w:pBdr>
+                    <w:spacing w:after="100" w:before="100" w:line="240"/>
+                    <w:ind w:left="100" w:right="100" w:firstLine="0" w:firstLineChars="0"/>
+                    <w:rPr>
+                      <w:rFonts w:ascii="Arial" w:hAnsi="Arial" w:eastAsia="Arial" w:cs="Arial"/>
+                      <w:i w:val="false"/>
+                      <w:b w:val="false"/>
+                      <w:u w:val="none"/>
+                      <w:strike w:val="false"/>
+                      <w:sz w:val="22"/>
+                      <w:szCs w:val="22"/>
+                      <w:color w:val="000000"/>
+                    </w:rPr>
+                  </w:pPr>
+                  <w:r xmlns:w="http://schemas.openxmlformats.org/wordprocessingml/2006/main" xmlns:wp="http://schemas.openxmlformats.org/drawingml/2006/wordprocessingDrawing" xmlns:r="http://schemas.openxmlformats.org/officeDocument/2006/relationships" xmlns:w14="http://schemas.microsoft.com/office/word/2010/wordml">
+                    <w:rPr>
+                      <w:rFonts w:ascii="Arial" w:hAnsi="Arial" w:eastAsia="Arial" w:cs="Arial"/>
+                      <w:i w:val="false"/>
+                      <w:b w:val="false"/>
+                      <w:u w:val="none"/>
+                      <w:strike w:val="false"/>
+                      <w:sz w:val="22"/>
+                      <w:szCs w:val="22"/>
+                      <w:color w:val="000000"/>
+                    </w:rPr>
                     <w:t xml:space="preserve">numeric.hist</w:t>
                   </w:r>
                 </w:p>
               </w:tc>
             </w:tr>
             <w:tr>
-              <w:tc>
-                <w:tcPr/>
-                <w:p>
-                  <w:pPr>
-                    <w:pStyle w:val="Compact"/>
+              <w:trPr>
+                <w:trHeight w:val="360" w:hRule="auto"/>
+              </w:trPr>
+              <w:tc>
+                <w:tcPr>
+                  <w:tcBorders>
+                    <w:bottom w:val="none" w:sz="0" w:space="0" w:color="000000"/>
+                    <w:top w:val="single" w:sz="12" w:space="0" w:color="666666"/>
+                    <w:left w:val="none" w:sz="0" w:space="0" w:color="000000"/>
+                    <w:right w:val="none" w:sz="0" w:space="0" w:color="000000"/>
+                  </w:tcBorders>
+                  <w:shd w:val="clear" w:color="auto" w:fill="FFFFFF"/>
+                  <w:tcMar>
+                    <w:top w:w="0" w:type="dxa"/>
+                    <w:bottom w:w="0" w:type="dxa"/>
+                    <w:left w:w="0" w:type="dxa"/>
+                    <w:right w:w="0" w:type="dxa"/>
+                  </w:tcMar>
+                  <w:vAlign w:val="center"/>
+                </w:tcPr>
+                <w:p>
+                  <w:pPr>
                     <w:jc w:val="left"/>
-                    <w:jc w:val="center"/>
-                  </w:pPr>
-                  <w:r>
+                    <w:pBdr>
+                      <w:bottom w:val="none" w:sz="0" w:space="0" w:color="000000"/>
+                      <w:top w:val="none" w:sz="0" w:space="0" w:color="000000"/>
+                      <w:left w:val="none" w:sz="0" w:space="0" w:color="000000"/>
+                      <w:right w:val="none" w:sz="0" w:space="0" w:color="000000"/>
+                    </w:pBdr>
+                    <w:spacing w:after="100" w:before="100" w:line="240"/>
+                    <w:ind w:left="100" w:right="100" w:firstLine="0" w:firstLineChars="0"/>
+                    <w:rPr>
+                      <w:rFonts w:ascii="Arial" w:hAnsi="Arial" w:eastAsia="Arial" w:cs="Arial"/>
+                      <w:i w:val="false"/>
+                      <w:b w:val="false"/>
+                      <w:u w:val="none"/>
+                      <w:strike w:val="false"/>
+                      <w:sz w:val="22"/>
+                      <w:szCs w:val="22"/>
+                      <w:color w:val="000000"/>
+                    </w:rPr>
+                  </w:pPr>
+                  <w:r xmlns:w="http://schemas.openxmlformats.org/wordprocessingml/2006/main" xmlns:wp="http://schemas.openxmlformats.org/drawingml/2006/wordprocessingDrawing" xmlns:r="http://schemas.openxmlformats.org/officeDocument/2006/relationships" xmlns:w14="http://schemas.microsoft.com/office/word/2010/wordml">
+                    <w:rPr>
+                      <w:rFonts w:ascii="Arial" w:hAnsi="Arial" w:eastAsia="Arial" w:cs="Arial"/>
+                      <w:i w:val="false"/>
+                      <w:b w:val="false"/>
+                      <w:u w:val="none"/>
+                      <w:strike w:val="false"/>
+                      <w:sz w:val="22"/>
+                      <w:szCs w:val="22"/>
+                      <w:color w:val="000000"/>
+                    </w:rPr>
                     <w:t xml:space="preserve">factor</w:t>
                   </w:r>
                 </w:p>
               </w:tc>
               <w:tc>
-                <w:tcPr/>
-                <w:p>
-                  <w:pPr>
-                    <w:pStyle w:val="Compact"/>
+                <w:tcPr>
+                  <w:tcBorders>
+                    <w:bottom w:val="none" w:sz="0" w:space="0" w:color="000000"/>
+                    <w:top w:val="single" w:sz="12" w:space="0" w:color="666666"/>
+                    <w:left w:val="none" w:sz="0" w:space="0" w:color="000000"/>
+                    <w:right w:val="none" w:sz="0" w:space="0" w:color="000000"/>
+                  </w:tcBorders>
+                  <w:shd w:val="clear" w:color="auto" w:fill="FFFFFF"/>
+                  <w:tcMar>
+                    <w:top w:w="0" w:type="dxa"/>
+                    <w:bottom w:w="0" w:type="dxa"/>
+                    <w:left w:w="0" w:type="dxa"/>
+                    <w:right w:w="0" w:type="dxa"/>
+                  </w:tcMar>
+                  <w:vAlign w:val="center"/>
+                </w:tcPr>
+                <w:p>
+                  <w:pPr>
                     <w:jc w:val="left"/>
-                    <w:jc w:val="center"/>
-                  </w:pPr>
-                  <w:r>
+                    <w:pBdr>
+                      <w:bottom w:val="none" w:sz="0" w:space="0" w:color="000000"/>
+                      <w:top w:val="none" w:sz="0" w:space="0" w:color="000000"/>
+                      <w:left w:val="none" w:sz="0" w:space="0" w:color="000000"/>
+                      <w:right w:val="none" w:sz="0" w:space="0" w:color="000000"/>
+                    </w:pBdr>
+                    <w:spacing w:after="100" w:before="100" w:line="240"/>
+                    <w:ind w:left="100" w:right="100" w:firstLine="0" w:firstLineChars="0"/>
+                    <w:rPr>
+                      <w:rFonts w:ascii="Arial" w:hAnsi="Arial" w:eastAsia="Arial" w:cs="Arial"/>
+                      <w:i w:val="false"/>
+                      <w:b w:val="false"/>
+                      <w:u w:val="none"/>
+                      <w:strike w:val="false"/>
+                      <w:sz w:val="22"/>
+                      <w:szCs w:val="22"/>
+                      <w:color w:val="000000"/>
+                    </w:rPr>
+                  </w:pPr>
+                  <w:r xmlns:w="http://schemas.openxmlformats.org/wordprocessingml/2006/main" xmlns:wp="http://schemas.openxmlformats.org/drawingml/2006/wordprocessingDrawing" xmlns:r="http://schemas.openxmlformats.org/officeDocument/2006/relationships" xmlns:w14="http://schemas.microsoft.com/office/word/2010/wordml">
+                    <w:rPr>
+                      <w:rFonts w:ascii="Arial" w:hAnsi="Arial" w:eastAsia="Arial" w:cs="Arial"/>
+                      <w:i w:val="false"/>
+                      <w:b w:val="false"/>
+                      <w:u w:val="none"/>
+                      <w:strike w:val="false"/>
+                      <w:sz w:val="22"/>
+                      <w:szCs w:val="22"/>
+                      <w:color w:val="000000"/>
+                    </w:rPr>
                     <w:t xml:space="preserve">Gender</w:t>
                   </w:r>
                 </w:p>
               </w:tc>
               <w:tc>
-                <w:tcPr/>
-                <w:p>
-                  <w:pPr>
-                    <w:pStyle w:val="Compact"/>
+                <w:tcPr>
+                  <w:tcBorders>
+                    <w:bottom w:val="none" w:sz="0" w:space="0" w:color="000000"/>
+                    <w:top w:val="single" w:sz="12" w:space="0" w:color="666666"/>
+                    <w:left w:val="none" w:sz="0" w:space="0" w:color="000000"/>
+                    <w:right w:val="none" w:sz="0" w:space="0" w:color="000000"/>
+                  </w:tcBorders>
+                  <w:shd w:val="clear" w:color="auto" w:fill="FFFFFF"/>
+                  <w:tcMar>
+                    <w:top w:w="0" w:type="dxa"/>
+                    <w:bottom w:w="0" w:type="dxa"/>
+                    <w:left w:w="0" w:type="dxa"/>
+                    <w:right w:w="0" w:type="dxa"/>
+                  </w:tcMar>
+                  <w:vAlign w:val="center"/>
+                </w:tcPr>
+                <w:p>
+                  <w:pPr>
                     <w:jc w:val="right"/>
-                    <w:jc w:val="center"/>
-                  </w:pPr>
-                  <w:r>
+                    <w:pBdr>
+                      <w:bottom w:val="none" w:sz="0" w:space="0" w:color="000000"/>
+                      <w:top w:val="none" w:sz="0" w:space="0" w:color="000000"/>
+                      <w:left w:val="none" w:sz="0" w:space="0" w:color="000000"/>
+                      <w:right w:val="none" w:sz="0" w:space="0" w:color="000000"/>
+                    </w:pBdr>
+                    <w:spacing w:after="100" w:before="100" w:line="240"/>
+                    <w:ind w:left="100" w:right="100" w:firstLine="0" w:firstLineChars="0"/>
+                    <w:rPr>
+                      <w:rFonts w:ascii="Arial" w:hAnsi="Arial" w:eastAsia="Arial" w:cs="Arial"/>
+                      <w:i w:val="false"/>
+                      <w:b w:val="false"/>
+                      <w:u w:val="none"/>
+                      <w:strike w:val="false"/>
+                      <w:sz w:val="22"/>
+                      <w:szCs w:val="22"/>
+                      <w:color w:val="000000"/>
+                    </w:rPr>
+                  </w:pPr>
+                  <w:r xmlns:w="http://schemas.openxmlformats.org/wordprocessingml/2006/main" xmlns:wp="http://schemas.openxmlformats.org/drawingml/2006/wordprocessingDrawing" xmlns:r="http://schemas.openxmlformats.org/officeDocument/2006/relationships" xmlns:w14="http://schemas.microsoft.com/office/word/2010/wordml">
+                    <w:rPr>
+                      <w:rFonts w:ascii="Arial" w:hAnsi="Arial" w:eastAsia="Arial" w:cs="Arial"/>
+                      <w:i w:val="false"/>
+                      <w:b w:val="false"/>
+                      <w:u w:val="none"/>
+                      <w:strike w:val="false"/>
+                      <w:sz w:val="22"/>
+                      <w:szCs w:val="22"/>
+                      <w:color w:val="000000"/>
+                    </w:rPr>
                     <w:t xml:space="preserve">0</w:t>
                   </w:r>
                 </w:p>
               </w:tc>
               <w:tc>
-                <w:tcPr/>
-                <w:p>
-                  <w:pPr>
-                    <w:pStyle w:val="Compact"/>
+                <w:tcPr>
+                  <w:tcBorders>
+                    <w:bottom w:val="none" w:sz="0" w:space="0" w:color="000000"/>
+                    <w:top w:val="single" w:sz="12" w:space="0" w:color="666666"/>
+                    <w:left w:val="none" w:sz="0" w:space="0" w:color="000000"/>
+                    <w:right w:val="none" w:sz="0" w:space="0" w:color="000000"/>
+                  </w:tcBorders>
+                  <w:shd w:val="clear" w:color="auto" w:fill="FFFFFF"/>
+                  <w:tcMar>
+                    <w:top w:w="0" w:type="dxa"/>
+                    <w:bottom w:w="0" w:type="dxa"/>
+                    <w:left w:w="0" w:type="dxa"/>
+                    <w:right w:w="0" w:type="dxa"/>
+                  </w:tcMar>
+                  <w:vAlign w:val="center"/>
+                </w:tcPr>
+                <w:p>
+                  <w:pPr>
                     <w:jc w:val="right"/>
-                    <w:jc w:val="center"/>
-                  </w:pPr>
-                  <w:r>
+                    <w:pBdr>
+                      <w:bottom w:val="none" w:sz="0" w:space="0" w:color="000000"/>
+                      <w:top w:val="none" w:sz="0" w:space="0" w:color="000000"/>
+                      <w:left w:val="none" w:sz="0" w:space="0" w:color="000000"/>
+                      <w:right w:val="none" w:sz="0" w:space="0" w:color="000000"/>
+                    </w:pBdr>
+                    <w:spacing w:after="100" w:before="100" w:line="240"/>
+                    <w:ind w:left="100" w:right="100" w:firstLine="0" w:firstLineChars="0"/>
+                    <w:rPr>
+                      <w:rFonts w:ascii="Arial" w:hAnsi="Arial" w:eastAsia="Arial" w:cs="Arial"/>
+                      <w:i w:val="false"/>
+                      <w:b w:val="false"/>
+                      <w:u w:val="none"/>
+                      <w:strike w:val="false"/>
+                      <w:sz w:val="22"/>
+                      <w:szCs w:val="22"/>
+                      <w:color w:val="000000"/>
+                    </w:rPr>
+                  </w:pPr>
+                  <w:r xmlns:w="http://schemas.openxmlformats.org/wordprocessingml/2006/main" xmlns:wp="http://schemas.openxmlformats.org/drawingml/2006/wordprocessingDrawing" xmlns:r="http://schemas.openxmlformats.org/officeDocument/2006/relationships" xmlns:w14="http://schemas.microsoft.com/office/word/2010/wordml">
+                    <w:rPr>
+                      <w:rFonts w:ascii="Arial" w:hAnsi="Arial" w:eastAsia="Arial" w:cs="Arial"/>
+                      <w:i w:val="false"/>
+                      <w:b w:val="false"/>
+                      <w:u w:val="none"/>
+                      <w:strike w:val="false"/>
+                      <w:sz w:val="22"/>
+                      <w:szCs w:val="22"/>
+                      <w:color w:val="000000"/>
+                    </w:rPr>
                     <w:t xml:space="preserve">1</w:t>
                   </w:r>
                 </w:p>
               </w:tc>
               <w:tc>
-                <w:tcPr/>
-                <w:p>
-                  <w:pPr>
-                    <w:pStyle w:val="Compact"/>
+                <w:tcPr>
+                  <w:tcBorders>
+                    <w:bottom w:val="none" w:sz="0" w:space="0" w:color="000000"/>
+                    <w:top w:val="single" w:sz="12" w:space="0" w:color="666666"/>
+                    <w:left w:val="none" w:sz="0" w:space="0" w:color="000000"/>
+                    <w:right w:val="none" w:sz="0" w:space="0" w:color="000000"/>
+                  </w:tcBorders>
+                  <w:shd w:val="clear" w:color="auto" w:fill="FFFFFF"/>
+                  <w:tcMar>
+                    <w:top w:w="0" w:type="dxa"/>
+                    <w:bottom w:w="0" w:type="dxa"/>
+                    <w:left w:w="0" w:type="dxa"/>
+                    <w:right w:w="0" w:type="dxa"/>
+                  </w:tcMar>
+                  <w:vAlign w:val="center"/>
+                </w:tcPr>
+                <w:p>
+                  <w:pPr>
+                    <w:jc w:val="right"/>
+                    <w:pBdr>
+                      <w:bottom w:val="none" w:sz="0" w:space="0" w:color="000000"/>
+                      <w:top w:val="none" w:sz="0" w:space="0" w:color="000000"/>
+                      <w:left w:val="none" w:sz="0" w:space="0" w:color="000000"/>
+                      <w:right w:val="none" w:sz="0" w:space="0" w:color="000000"/>
+                    </w:pBdr>
+                    <w:spacing w:after="100" w:before="100" w:line="240"/>
+                    <w:ind w:left="100" w:right="100" w:firstLine="0" w:firstLineChars="0"/>
+                    <w:rPr>
+                      <w:rFonts w:ascii="Arial" w:hAnsi="Arial" w:eastAsia="Arial" w:cs="Arial"/>
+                      <w:i w:val="false"/>
+                      <w:b w:val="false"/>
+                      <w:u w:val="none"/>
+                      <w:strike w:val="false"/>
+                      <w:sz w:val="22"/>
+                      <w:szCs w:val="22"/>
+                      <w:color w:val="000000"/>
+                    </w:rPr>
+                  </w:pPr>
+                  <w:r xmlns:w="http://schemas.openxmlformats.org/wordprocessingml/2006/main" xmlns:wp="http://schemas.openxmlformats.org/drawingml/2006/wordprocessingDrawing" xmlns:r="http://schemas.openxmlformats.org/officeDocument/2006/relationships" xmlns:w14="http://schemas.microsoft.com/office/word/2010/wordml">
+                    <w:rPr>
+                      <w:rFonts w:ascii="Arial" w:hAnsi="Arial" w:eastAsia="Arial" w:cs="Arial"/>
+                      <w:i w:val="false"/>
+                      <w:b w:val="false"/>
+                      <w:u w:val="none"/>
+                      <w:strike w:val="false"/>
+                      <w:sz w:val="22"/>
+                      <w:szCs w:val="22"/>
+                      <w:color w:val="000000"/>
+                    </w:rPr>
+                    <w:t xml:space="preserve">false</w:t>
+                  </w:r>
+                </w:p>
+              </w:tc>
+              <w:tc>
+                <w:tcPr>
+                  <w:tcBorders>
+                    <w:bottom w:val="none" w:sz="0" w:space="0" w:color="000000"/>
+                    <w:top w:val="single" w:sz="12" w:space="0" w:color="666666"/>
+                    <w:left w:val="none" w:sz="0" w:space="0" w:color="000000"/>
+                    <w:right w:val="none" w:sz="0" w:space="0" w:color="000000"/>
+                  </w:tcBorders>
+                  <w:shd w:val="clear" w:color="auto" w:fill="FFFFFF"/>
+                  <w:tcMar>
+                    <w:top w:w="0" w:type="dxa"/>
+                    <w:bottom w:w="0" w:type="dxa"/>
+                    <w:left w:w="0" w:type="dxa"/>
+                    <w:right w:w="0" w:type="dxa"/>
+                  </w:tcMar>
+                  <w:vAlign w:val="center"/>
+                </w:tcPr>
+                <w:p>
+                  <w:pPr>
+                    <w:jc w:val="right"/>
+                    <w:pBdr>
+                      <w:bottom w:val="none" w:sz="0" w:space="0" w:color="000000"/>
+                      <w:top w:val="none" w:sz="0" w:space="0" w:color="000000"/>
+                      <w:left w:val="none" w:sz="0" w:space="0" w:color="000000"/>
+                      <w:right w:val="none" w:sz="0" w:space="0" w:color="000000"/>
+                    </w:pBdr>
+                    <w:spacing w:after="100" w:before="100" w:line="240"/>
+                    <w:ind w:left="100" w:right="100" w:firstLine="0" w:firstLineChars="0"/>
+                    <w:rPr>
+                      <w:rFonts w:ascii="Arial" w:hAnsi="Arial" w:eastAsia="Arial" w:cs="Arial"/>
+                      <w:i w:val="false"/>
+                      <w:b w:val="false"/>
+                      <w:u w:val="none"/>
+                      <w:strike w:val="false"/>
+                      <w:sz w:val="22"/>
+                      <w:szCs w:val="22"/>
+                      <w:color w:val="000000"/>
+                    </w:rPr>
+                  </w:pPr>
+                  <w:r xmlns:w="http://schemas.openxmlformats.org/wordprocessingml/2006/main" xmlns:wp="http://schemas.openxmlformats.org/drawingml/2006/wordprocessingDrawing" xmlns:r="http://schemas.openxmlformats.org/officeDocument/2006/relationships" xmlns:w14="http://schemas.microsoft.com/office/word/2010/wordml">
+                    <w:rPr>
+                      <w:rFonts w:ascii="Arial" w:hAnsi="Arial" w:eastAsia="Arial" w:cs="Arial"/>
+                      <w:i w:val="false"/>
+                      <w:b w:val="false"/>
+                      <w:u w:val="none"/>
+                      <w:strike w:val="false"/>
+                      <w:sz w:val="22"/>
+                      <w:szCs w:val="22"/>
+                      <w:color w:val="000000"/>
+                    </w:rPr>
+                    <w:t xml:space="preserve">3</w:t>
+                  </w:r>
+                </w:p>
+              </w:tc>
+              <w:tc>
+                <w:tcPr>
+                  <w:tcBorders>
+                    <w:bottom w:val="none" w:sz="0" w:space="0" w:color="000000"/>
+                    <w:top w:val="single" w:sz="12" w:space="0" w:color="666666"/>
+                    <w:left w:val="none" w:sz="0" w:space="0" w:color="000000"/>
+                    <w:right w:val="none" w:sz="0" w:space="0" w:color="000000"/>
+                  </w:tcBorders>
+                  <w:shd w:val="clear" w:color="auto" w:fill="FFFFFF"/>
+                  <w:tcMar>
+                    <w:top w:w="0" w:type="dxa"/>
+                    <w:bottom w:w="0" w:type="dxa"/>
+                    <w:left w:w="0" w:type="dxa"/>
+                    <w:right w:w="0" w:type="dxa"/>
+                  </w:tcMar>
+                  <w:vAlign w:val="center"/>
+                </w:tcPr>
+                <w:p>
+                  <w:pPr>
                     <w:jc w:val="left"/>
-                    <w:jc w:val="center"/>
-                  </w:pPr>
-                  <w:r>
-                    <w:t xml:space="preserve">FALSE</w:t>
-                  </w:r>
-                </w:p>
-              </w:tc>
-              <w:tc>
-                <w:tcPr/>
-                <w:p>
-                  <w:pPr>
-                    <w:pStyle w:val="Compact"/>
+                    <w:pBdr>
+                      <w:bottom w:val="none" w:sz="0" w:space="0" w:color="000000"/>
+                      <w:top w:val="none" w:sz="0" w:space="0" w:color="000000"/>
+                      <w:left w:val="none" w:sz="0" w:space="0" w:color="000000"/>
+                      <w:right w:val="none" w:sz="0" w:space="0" w:color="000000"/>
+                    </w:pBdr>
+                    <w:spacing w:after="100" w:before="100" w:line="240"/>
+                    <w:ind w:left="100" w:right="100" w:firstLine="0" w:firstLineChars="0"/>
+                    <w:rPr>
+                      <w:rFonts w:ascii="Arial" w:hAnsi="Arial" w:eastAsia="Arial" w:cs="Arial"/>
+                      <w:i w:val="false"/>
+                      <w:b w:val="false"/>
+                      <w:u w:val="none"/>
+                      <w:strike w:val="false"/>
+                      <w:sz w:val="22"/>
+                      <w:szCs w:val="22"/>
+                      <w:color w:val="000000"/>
+                    </w:rPr>
+                  </w:pPr>
+                  <w:r xmlns:w="http://schemas.openxmlformats.org/wordprocessingml/2006/main" xmlns:wp="http://schemas.openxmlformats.org/drawingml/2006/wordprocessingDrawing" xmlns:r="http://schemas.openxmlformats.org/officeDocument/2006/relationships" xmlns:w14="http://schemas.microsoft.com/office/word/2010/wordml">
+                    <w:rPr>
+                      <w:rFonts w:ascii="Arial" w:hAnsi="Arial" w:eastAsia="Arial" w:cs="Arial"/>
+                      <w:i w:val="false"/>
+                      <w:b w:val="false"/>
+                      <w:u w:val="none"/>
+                      <w:strike w:val="false"/>
+                      <w:sz w:val="22"/>
+                      <w:szCs w:val="22"/>
+                      <w:color w:val="000000"/>
+                    </w:rPr>
+                    <w:t xml:space="preserve">M: 4, F: 3, O: 2</w:t>
+                  </w:r>
+                </w:p>
+              </w:tc>
+              <w:tc>
+                <w:tcPr>
+                  <w:tcBorders>
+                    <w:bottom w:val="none" w:sz="0" w:space="0" w:color="000000"/>
+                    <w:top w:val="single" w:sz="12" w:space="0" w:color="666666"/>
+                    <w:left w:val="none" w:sz="0" w:space="0" w:color="000000"/>
+                    <w:right w:val="none" w:sz="0" w:space="0" w:color="000000"/>
+                  </w:tcBorders>
+                  <w:shd w:val="clear" w:color="auto" w:fill="FFFFFF"/>
+                  <w:tcMar>
+                    <w:top w:w="0" w:type="dxa"/>
+                    <w:bottom w:w="0" w:type="dxa"/>
+                    <w:left w:w="0" w:type="dxa"/>
+                    <w:right w:w="0" w:type="dxa"/>
+                  </w:tcMar>
+                  <w:vAlign w:val="center"/>
+                </w:tcPr>
+                <w:p>
+                  <w:pPr>
                     <w:jc w:val="right"/>
-                    <w:jc w:val="center"/>
-                  </w:pPr>
-                  <w:r>
-                    <w:t xml:space="preserve">3</w:t>
-                  </w:r>
-                </w:p>
-              </w:tc>
-              <w:tc>
-                <w:tcPr/>
-                <w:p>
-                  <w:pPr>
-                    <w:pStyle w:val="Compact"/>
+                    <w:pBdr>
+                      <w:bottom w:val="none" w:sz="0" w:space="0" w:color="000000"/>
+                      <w:top w:val="none" w:sz="0" w:space="0" w:color="000000"/>
+                      <w:left w:val="none" w:sz="0" w:space="0" w:color="000000"/>
+                      <w:right w:val="none" w:sz="0" w:space="0" w:color="000000"/>
+                    </w:pBdr>
+                    <w:spacing w:after="100" w:before="100" w:line="240"/>
+                    <w:ind w:left="100" w:right="100" w:firstLine="0" w:firstLineChars="0"/>
+                    <w:rPr>
+                      <w:rFonts w:ascii="Arial" w:hAnsi="Arial" w:eastAsia="Arial" w:cs="Arial"/>
+                      <w:i w:val="false"/>
+                      <w:b w:val="false"/>
+                      <w:u w:val="none"/>
+                      <w:strike w:val="false"/>
+                      <w:sz w:val="22"/>
+                      <w:szCs w:val="22"/>
+                      <w:color w:val="000000"/>
+                    </w:rPr>
+                  </w:pPr>
+                  <w:r xmlns:w="http://schemas.openxmlformats.org/wordprocessingml/2006/main" xmlns:wp="http://schemas.openxmlformats.org/drawingml/2006/wordprocessingDrawing" xmlns:r="http://schemas.openxmlformats.org/officeDocument/2006/relationships" xmlns:w14="http://schemas.microsoft.com/office/word/2010/wordml">
+                    <w:rPr>
+                      <w:rFonts w:ascii="Arial" w:hAnsi="Arial" w:eastAsia="Arial" w:cs="Arial"/>
+                      <w:i w:val="false"/>
+                      <w:b w:val="false"/>
+                      <w:u w:val="none"/>
+                      <w:strike w:val="false"/>
+                      <w:sz w:val="22"/>
+                      <w:szCs w:val="22"/>
+                      <w:color w:val="000000"/>
+                    </w:rPr>
+                    <w:t xml:space="preserve"/>
+                  </w:r>
+                </w:p>
+              </w:tc>
+              <w:tc>
+                <w:tcPr>
+                  <w:tcBorders>
+                    <w:bottom w:val="none" w:sz="0" w:space="0" w:color="000000"/>
+                    <w:top w:val="single" w:sz="12" w:space="0" w:color="666666"/>
+                    <w:left w:val="none" w:sz="0" w:space="0" w:color="000000"/>
+                    <w:right w:val="none" w:sz="0" w:space="0" w:color="000000"/>
+                  </w:tcBorders>
+                  <w:shd w:val="clear" w:color="auto" w:fill="FFFFFF"/>
+                  <w:tcMar>
+                    <w:top w:w="0" w:type="dxa"/>
+                    <w:bottom w:w="0" w:type="dxa"/>
+                    <w:left w:w="0" w:type="dxa"/>
+                    <w:right w:w="0" w:type="dxa"/>
+                  </w:tcMar>
+                  <w:vAlign w:val="center"/>
+                </w:tcPr>
+                <w:p>
+                  <w:pPr>
+                    <w:jc w:val="right"/>
+                    <w:pBdr>
+                      <w:bottom w:val="none" w:sz="0" w:space="0" w:color="000000"/>
+                      <w:top w:val="none" w:sz="0" w:space="0" w:color="000000"/>
+                      <w:left w:val="none" w:sz="0" w:space="0" w:color="000000"/>
+                      <w:right w:val="none" w:sz="0" w:space="0" w:color="000000"/>
+                    </w:pBdr>
+                    <w:spacing w:after="100" w:before="100" w:line="240"/>
+                    <w:ind w:left="100" w:right="100" w:firstLine="0" w:firstLineChars="0"/>
+                    <w:rPr>
+                      <w:rFonts w:ascii="Arial" w:hAnsi="Arial" w:eastAsia="Arial" w:cs="Arial"/>
+                      <w:i w:val="false"/>
+                      <w:b w:val="false"/>
+                      <w:u w:val="none"/>
+                      <w:strike w:val="false"/>
+                      <w:sz w:val="22"/>
+                      <w:szCs w:val="22"/>
+                      <w:color w:val="000000"/>
+                    </w:rPr>
+                  </w:pPr>
+                  <w:r xmlns:w="http://schemas.openxmlformats.org/wordprocessingml/2006/main" xmlns:wp="http://schemas.openxmlformats.org/drawingml/2006/wordprocessingDrawing" xmlns:r="http://schemas.openxmlformats.org/officeDocument/2006/relationships" xmlns:w14="http://schemas.microsoft.com/office/word/2010/wordml">
+                    <w:rPr>
+                      <w:rFonts w:ascii="Arial" w:hAnsi="Arial" w:eastAsia="Arial" w:cs="Arial"/>
+                      <w:i w:val="false"/>
+                      <w:b w:val="false"/>
+                      <w:u w:val="none"/>
+                      <w:strike w:val="false"/>
+                      <w:sz w:val="22"/>
+                      <w:szCs w:val="22"/>
+                      <w:color w:val="000000"/>
+                    </w:rPr>
+                    <w:t xml:space="preserve"/>
+                  </w:r>
+                </w:p>
+              </w:tc>
+              <w:tc>
+                <w:tcPr>
+                  <w:tcBorders>
+                    <w:bottom w:val="none" w:sz="0" w:space="0" w:color="000000"/>
+                    <w:top w:val="single" w:sz="12" w:space="0" w:color="666666"/>
+                    <w:left w:val="none" w:sz="0" w:space="0" w:color="000000"/>
+                    <w:right w:val="none" w:sz="0" w:space="0" w:color="000000"/>
+                  </w:tcBorders>
+                  <w:shd w:val="clear" w:color="auto" w:fill="FFFFFF"/>
+                  <w:tcMar>
+                    <w:top w:w="0" w:type="dxa"/>
+                    <w:bottom w:w="0" w:type="dxa"/>
+                    <w:left w:w="0" w:type="dxa"/>
+                    <w:right w:w="0" w:type="dxa"/>
+                  </w:tcMar>
+                  <w:vAlign w:val="center"/>
+                </w:tcPr>
+                <w:p>
+                  <w:pPr>
+                    <w:jc w:val="right"/>
+                    <w:pBdr>
+                      <w:bottom w:val="none" w:sz="0" w:space="0" w:color="000000"/>
+                      <w:top w:val="none" w:sz="0" w:space="0" w:color="000000"/>
+                      <w:left w:val="none" w:sz="0" w:space="0" w:color="000000"/>
+                      <w:right w:val="none" w:sz="0" w:space="0" w:color="000000"/>
+                    </w:pBdr>
+                    <w:spacing w:after="100" w:before="100" w:line="240"/>
+                    <w:ind w:left="100" w:right="100" w:firstLine="0" w:firstLineChars="0"/>
+                    <w:rPr>
+                      <w:rFonts w:ascii="Arial" w:hAnsi="Arial" w:eastAsia="Arial" w:cs="Arial"/>
+                      <w:i w:val="false"/>
+                      <w:b w:val="false"/>
+                      <w:u w:val="none"/>
+                      <w:strike w:val="false"/>
+                      <w:sz w:val="22"/>
+                      <w:szCs w:val="22"/>
+                      <w:color w:val="000000"/>
+                    </w:rPr>
+                  </w:pPr>
+                  <w:r xmlns:w="http://schemas.openxmlformats.org/wordprocessingml/2006/main" xmlns:wp="http://schemas.openxmlformats.org/drawingml/2006/wordprocessingDrawing" xmlns:r="http://schemas.openxmlformats.org/officeDocument/2006/relationships" xmlns:w14="http://schemas.microsoft.com/office/word/2010/wordml">
+                    <w:rPr>
+                      <w:rFonts w:ascii="Arial" w:hAnsi="Arial" w:eastAsia="Arial" w:cs="Arial"/>
+                      <w:i w:val="false"/>
+                      <w:b w:val="false"/>
+                      <w:u w:val="none"/>
+                      <w:strike w:val="false"/>
+                      <w:sz w:val="22"/>
+                      <w:szCs w:val="22"/>
+                      <w:color w:val="000000"/>
+                    </w:rPr>
+                    <w:t xml:space="preserve"/>
+                  </w:r>
+                </w:p>
+              </w:tc>
+              <w:tc>
+                <w:tcPr>
+                  <w:tcBorders>
+                    <w:bottom w:val="none" w:sz="0" w:space="0" w:color="000000"/>
+                    <w:top w:val="single" w:sz="12" w:space="0" w:color="666666"/>
+                    <w:left w:val="none" w:sz="0" w:space="0" w:color="000000"/>
+                    <w:right w:val="none" w:sz="0" w:space="0" w:color="000000"/>
+                  </w:tcBorders>
+                  <w:shd w:val="clear" w:color="auto" w:fill="FFFFFF"/>
+                  <w:tcMar>
+                    <w:top w:w="0" w:type="dxa"/>
+                    <w:bottom w:w="0" w:type="dxa"/>
+                    <w:left w:w="0" w:type="dxa"/>
+                    <w:right w:w="0" w:type="dxa"/>
+                  </w:tcMar>
+                  <w:vAlign w:val="center"/>
+                </w:tcPr>
+                <w:p>
+                  <w:pPr>
+                    <w:jc w:val="right"/>
+                    <w:pBdr>
+                      <w:bottom w:val="none" w:sz="0" w:space="0" w:color="000000"/>
+                      <w:top w:val="none" w:sz="0" w:space="0" w:color="000000"/>
+                      <w:left w:val="none" w:sz="0" w:space="0" w:color="000000"/>
+                      <w:right w:val="none" w:sz="0" w:space="0" w:color="000000"/>
+                    </w:pBdr>
+                    <w:spacing w:after="100" w:before="100" w:line="240"/>
+                    <w:ind w:left="100" w:right="100" w:firstLine="0" w:firstLineChars="0"/>
+                    <w:rPr>
+                      <w:rFonts w:ascii="Arial" w:hAnsi="Arial" w:eastAsia="Arial" w:cs="Arial"/>
+                      <w:i w:val="false"/>
+                      <w:b w:val="false"/>
+                      <w:u w:val="none"/>
+                      <w:strike w:val="false"/>
+                      <w:sz w:val="22"/>
+                      <w:szCs w:val="22"/>
+                      <w:color w:val="000000"/>
+                    </w:rPr>
+                  </w:pPr>
+                  <w:r xmlns:w="http://schemas.openxmlformats.org/wordprocessingml/2006/main" xmlns:wp="http://schemas.openxmlformats.org/drawingml/2006/wordprocessingDrawing" xmlns:r="http://schemas.openxmlformats.org/officeDocument/2006/relationships" xmlns:w14="http://schemas.microsoft.com/office/word/2010/wordml">
+                    <w:rPr>
+                      <w:rFonts w:ascii="Arial" w:hAnsi="Arial" w:eastAsia="Arial" w:cs="Arial"/>
+                      <w:i w:val="false"/>
+                      <w:b w:val="false"/>
+                      <w:u w:val="none"/>
+                      <w:strike w:val="false"/>
+                      <w:sz w:val="22"/>
+                      <w:szCs w:val="22"/>
+                      <w:color w:val="000000"/>
+                    </w:rPr>
+                    <w:t xml:space="preserve"/>
+                  </w:r>
+                </w:p>
+              </w:tc>
+              <w:tc>
+                <w:tcPr>
+                  <w:tcBorders>
+                    <w:bottom w:val="none" w:sz="0" w:space="0" w:color="000000"/>
+                    <w:top w:val="single" w:sz="12" w:space="0" w:color="666666"/>
+                    <w:left w:val="none" w:sz="0" w:space="0" w:color="000000"/>
+                    <w:right w:val="none" w:sz="0" w:space="0" w:color="000000"/>
+                  </w:tcBorders>
+                  <w:shd w:val="clear" w:color="auto" w:fill="FFFFFF"/>
+                  <w:tcMar>
+                    <w:top w:w="0" w:type="dxa"/>
+                    <w:bottom w:w="0" w:type="dxa"/>
+                    <w:left w:w="0" w:type="dxa"/>
+                    <w:right w:w="0" w:type="dxa"/>
+                  </w:tcMar>
+                  <w:vAlign w:val="center"/>
+                </w:tcPr>
+                <w:p>
+                  <w:pPr>
+                    <w:jc w:val="right"/>
+                    <w:pBdr>
+                      <w:bottom w:val="none" w:sz="0" w:space="0" w:color="000000"/>
+                      <w:top w:val="none" w:sz="0" w:space="0" w:color="000000"/>
+                      <w:left w:val="none" w:sz="0" w:space="0" w:color="000000"/>
+                      <w:right w:val="none" w:sz="0" w:space="0" w:color="000000"/>
+                    </w:pBdr>
+                    <w:spacing w:after="100" w:before="100" w:line="240"/>
+                    <w:ind w:left="100" w:right="100" w:firstLine="0" w:firstLineChars="0"/>
+                    <w:rPr>
+                      <w:rFonts w:ascii="Arial" w:hAnsi="Arial" w:eastAsia="Arial" w:cs="Arial"/>
+                      <w:i w:val="false"/>
+                      <w:b w:val="false"/>
+                      <w:u w:val="none"/>
+                      <w:strike w:val="false"/>
+                      <w:sz w:val="22"/>
+                      <w:szCs w:val="22"/>
+                      <w:color w:val="000000"/>
+                    </w:rPr>
+                  </w:pPr>
+                  <w:r xmlns:w="http://schemas.openxmlformats.org/wordprocessingml/2006/main" xmlns:wp="http://schemas.openxmlformats.org/drawingml/2006/wordprocessingDrawing" xmlns:r="http://schemas.openxmlformats.org/officeDocument/2006/relationships" xmlns:w14="http://schemas.microsoft.com/office/word/2010/wordml">
+                    <w:rPr>
+                      <w:rFonts w:ascii="Arial" w:hAnsi="Arial" w:eastAsia="Arial" w:cs="Arial"/>
+                      <w:i w:val="false"/>
+                      <w:b w:val="false"/>
+                      <w:u w:val="none"/>
+                      <w:strike w:val="false"/>
+                      <w:sz w:val="22"/>
+                      <w:szCs w:val="22"/>
+                      <w:color w:val="000000"/>
+                    </w:rPr>
+                    <w:t xml:space="preserve"/>
+                  </w:r>
+                </w:p>
+              </w:tc>
+              <w:tc>
+                <w:tcPr>
+                  <w:tcBorders>
+                    <w:bottom w:val="none" w:sz="0" w:space="0" w:color="000000"/>
+                    <w:top w:val="single" w:sz="12" w:space="0" w:color="666666"/>
+                    <w:left w:val="none" w:sz="0" w:space="0" w:color="000000"/>
+                    <w:right w:val="none" w:sz="0" w:space="0" w:color="000000"/>
+                  </w:tcBorders>
+                  <w:shd w:val="clear" w:color="auto" w:fill="FFFFFF"/>
+                  <w:tcMar>
+                    <w:top w:w="0" w:type="dxa"/>
+                    <w:bottom w:w="0" w:type="dxa"/>
+                    <w:left w:w="0" w:type="dxa"/>
+                    <w:right w:w="0" w:type="dxa"/>
+                  </w:tcMar>
+                  <w:vAlign w:val="center"/>
+                </w:tcPr>
+                <w:p>
+                  <w:pPr>
+                    <w:jc w:val="right"/>
+                    <w:pBdr>
+                      <w:bottom w:val="none" w:sz="0" w:space="0" w:color="000000"/>
+                      <w:top w:val="none" w:sz="0" w:space="0" w:color="000000"/>
+                      <w:left w:val="none" w:sz="0" w:space="0" w:color="000000"/>
+                      <w:right w:val="none" w:sz="0" w:space="0" w:color="000000"/>
+                    </w:pBdr>
+                    <w:spacing w:after="100" w:before="100" w:line="240"/>
+                    <w:ind w:left="100" w:right="100" w:firstLine="0" w:firstLineChars="0"/>
+                    <w:rPr>
+                      <w:rFonts w:ascii="Arial" w:hAnsi="Arial" w:eastAsia="Arial" w:cs="Arial"/>
+                      <w:i w:val="false"/>
+                      <w:b w:val="false"/>
+                      <w:u w:val="none"/>
+                      <w:strike w:val="false"/>
+                      <w:sz w:val="22"/>
+                      <w:szCs w:val="22"/>
+                      <w:color w:val="000000"/>
+                    </w:rPr>
+                  </w:pPr>
+                  <w:r xmlns:w="http://schemas.openxmlformats.org/wordprocessingml/2006/main" xmlns:wp="http://schemas.openxmlformats.org/drawingml/2006/wordprocessingDrawing" xmlns:r="http://schemas.openxmlformats.org/officeDocument/2006/relationships" xmlns:w14="http://schemas.microsoft.com/office/word/2010/wordml">
+                    <w:rPr>
+                      <w:rFonts w:ascii="Arial" w:hAnsi="Arial" w:eastAsia="Arial" w:cs="Arial"/>
+                      <w:i w:val="false"/>
+                      <w:b w:val="false"/>
+                      <w:u w:val="none"/>
+                      <w:strike w:val="false"/>
+                      <w:sz w:val="22"/>
+                      <w:szCs w:val="22"/>
+                      <w:color w:val="000000"/>
+                    </w:rPr>
+                    <w:t xml:space="preserve"/>
+                  </w:r>
+                </w:p>
+              </w:tc>
+              <w:tc>
+                <w:tcPr>
+                  <w:tcBorders>
+                    <w:bottom w:val="none" w:sz="0" w:space="0" w:color="000000"/>
+                    <w:top w:val="single" w:sz="12" w:space="0" w:color="666666"/>
+                    <w:left w:val="none" w:sz="0" w:space="0" w:color="000000"/>
+                    <w:right w:val="none" w:sz="0" w:space="0" w:color="000000"/>
+                  </w:tcBorders>
+                  <w:shd w:val="clear" w:color="auto" w:fill="FFFFFF"/>
+                  <w:tcMar>
+                    <w:top w:w="0" w:type="dxa"/>
+                    <w:bottom w:w="0" w:type="dxa"/>
+                    <w:left w:w="0" w:type="dxa"/>
+                    <w:right w:w="0" w:type="dxa"/>
+                  </w:tcMar>
+                  <w:vAlign w:val="center"/>
+                </w:tcPr>
+                <w:p>
+                  <w:pPr>
+                    <w:jc w:val="right"/>
+                    <w:pBdr>
+                      <w:bottom w:val="none" w:sz="0" w:space="0" w:color="000000"/>
+                      <w:top w:val="none" w:sz="0" w:space="0" w:color="000000"/>
+                      <w:left w:val="none" w:sz="0" w:space="0" w:color="000000"/>
+                      <w:right w:val="none" w:sz="0" w:space="0" w:color="000000"/>
+                    </w:pBdr>
+                    <w:spacing w:after="100" w:before="100" w:line="240"/>
+                    <w:ind w:left="100" w:right="100" w:firstLine="0" w:firstLineChars="0"/>
+                    <w:rPr>
+                      <w:rFonts w:ascii="Arial" w:hAnsi="Arial" w:eastAsia="Arial" w:cs="Arial"/>
+                      <w:i w:val="false"/>
+                      <w:b w:val="false"/>
+                      <w:u w:val="none"/>
+                      <w:strike w:val="false"/>
+                      <w:sz w:val="22"/>
+                      <w:szCs w:val="22"/>
+                      <w:color w:val="000000"/>
+                    </w:rPr>
+                  </w:pPr>
+                  <w:r xmlns:w="http://schemas.openxmlformats.org/wordprocessingml/2006/main" xmlns:wp="http://schemas.openxmlformats.org/drawingml/2006/wordprocessingDrawing" xmlns:r="http://schemas.openxmlformats.org/officeDocument/2006/relationships" xmlns:w14="http://schemas.microsoft.com/office/word/2010/wordml">
+                    <w:rPr>
+                      <w:rFonts w:ascii="Arial" w:hAnsi="Arial" w:eastAsia="Arial" w:cs="Arial"/>
+                      <w:i w:val="false"/>
+                      <w:b w:val="false"/>
+                      <w:u w:val="none"/>
+                      <w:strike w:val="false"/>
+                      <w:sz w:val="22"/>
+                      <w:szCs w:val="22"/>
+                      <w:color w:val="000000"/>
+                    </w:rPr>
+                    <w:t xml:space="preserve"/>
+                  </w:r>
+                </w:p>
+              </w:tc>
+              <w:tc>
+                <w:tcPr>
+                  <w:tcBorders>
+                    <w:bottom w:val="none" w:sz="0" w:space="0" w:color="000000"/>
+                    <w:top w:val="single" w:sz="12" w:space="0" w:color="666666"/>
+                    <w:left w:val="none" w:sz="0" w:space="0" w:color="000000"/>
+                    <w:right w:val="none" w:sz="0" w:space="0" w:color="000000"/>
+                  </w:tcBorders>
+                  <w:shd w:val="clear" w:color="auto" w:fill="FFFFFF"/>
+                  <w:tcMar>
+                    <w:top w:w="0" w:type="dxa"/>
+                    <w:bottom w:w="0" w:type="dxa"/>
+                    <w:left w:w="0" w:type="dxa"/>
+                    <w:right w:w="0" w:type="dxa"/>
+                  </w:tcMar>
+                  <w:vAlign w:val="center"/>
+                </w:tcPr>
+                <w:p>
+                  <w:pPr>
                     <w:jc w:val="left"/>
-                    <w:jc w:val="center"/>
-                  </w:pPr>
-                  <w:r>
-                    <w:t xml:space="preserve">M: 4, F: 3, O: 2</w:t>
-                  </w:r>
-                </w:p>
-              </w:tc>
-              <w:tc>
-                <w:tcPr/>
-                <w:p>
-                  <w:pPr>
-                    <w:pStyle w:val="Compact"/>
-                    <w:jc w:val="right"/>
-                    <w:jc w:val="center"/>
-                  </w:pPr>
-                  <w:r>
-                    <w:t xml:space="preserve">NA</w:t>
-                  </w:r>
-                </w:p>
-              </w:tc>
-              <w:tc>
-                <w:tcPr/>
-                <w:p>
-                  <w:pPr>
-                    <w:pStyle w:val="Compact"/>
-                    <w:jc w:val="right"/>
-                    <w:jc w:val="center"/>
-                  </w:pPr>
-                  <w:r>
-                    <w:t xml:space="preserve">NA</w:t>
-                  </w:r>
-                </w:p>
-              </w:tc>
-              <w:tc>
-                <w:tcPr/>
-                <w:p>
-                  <w:pPr>
-                    <w:pStyle w:val="Compact"/>
-                    <w:jc w:val="right"/>
-                    <w:jc w:val="center"/>
-                  </w:pPr>
-                  <w:r>
-                    <w:t xml:space="preserve">NA</w:t>
-                  </w:r>
-                </w:p>
-              </w:tc>
-              <w:tc>
-                <w:tcPr/>
-                <w:p>
-                  <w:pPr>
-                    <w:pStyle w:val="Compact"/>
-                    <w:jc w:val="right"/>
-                    <w:jc w:val="center"/>
-                  </w:pPr>
-                  <w:r>
-                    <w:t xml:space="preserve">NA</w:t>
-                  </w:r>
-                </w:p>
-              </w:tc>
-              <w:tc>
-                <w:tcPr/>
-                <w:p>
-                  <w:pPr>
-                    <w:pStyle w:val="Compact"/>
-                    <w:jc w:val="right"/>
-                    <w:jc w:val="center"/>
-                  </w:pPr>
-                  <w:r>
-                    <w:t xml:space="preserve">NA</w:t>
-                  </w:r>
-                </w:p>
-              </w:tc>
-              <w:tc>
-                <w:tcPr/>
-                <w:p>
-                  <w:pPr>
-                    <w:pStyle w:val="Compact"/>
-                    <w:jc w:val="right"/>
-                    <w:jc w:val="center"/>
-                  </w:pPr>
-                  <w:r>
-                    <w:t xml:space="preserve">NA</w:t>
-                  </w:r>
-                </w:p>
-              </w:tc>
-              <w:tc>
-                <w:tcPr/>
-                <w:p>
-                  <w:pPr>
-                    <w:pStyle w:val="Compact"/>
-                    <w:jc w:val="right"/>
-                    <w:jc w:val="center"/>
-                  </w:pPr>
-                  <w:r>
-                    <w:t xml:space="preserve">NA</w:t>
-                  </w:r>
-                </w:p>
-              </w:tc>
-              <w:tc>
-                <w:tcPr/>
-                <w:p>
-                  <w:pPr>
-                    <w:pStyle w:val="Compact"/>
-                    <w:jc w:val="left"/>
-                    <w:jc w:val="center"/>
-                  </w:pPr>
-                  <w:r>
-                    <w:t xml:space="preserve">NA</w:t>
+                    <w:pBdr>
+                      <w:bottom w:val="none" w:sz="0" w:space="0" w:color="000000"/>
+                      <w:top w:val="none" w:sz="0" w:space="0" w:color="000000"/>
+                      <w:left w:val="none" w:sz="0" w:space="0" w:color="000000"/>
+                      <w:right w:val="none" w:sz="0" w:space="0" w:color="000000"/>
+                    </w:pBdr>
+                    <w:spacing w:after="100" w:before="100" w:line="240"/>
+                    <w:ind w:left="100" w:right="100" w:firstLine="0" w:firstLineChars="0"/>
+                    <w:rPr>
+                      <w:rFonts w:ascii="Arial" w:hAnsi="Arial" w:eastAsia="Arial" w:cs="Arial"/>
+                      <w:i w:val="false"/>
+                      <w:b w:val="false"/>
+                      <w:u w:val="none"/>
+                      <w:strike w:val="false"/>
+                      <w:sz w:val="22"/>
+                      <w:szCs w:val="22"/>
+                      <w:color w:val="000000"/>
+                    </w:rPr>
+                  </w:pPr>
+                  <w:r xmlns:w="http://schemas.openxmlformats.org/wordprocessingml/2006/main" xmlns:wp="http://schemas.openxmlformats.org/drawingml/2006/wordprocessingDrawing" xmlns:r="http://schemas.openxmlformats.org/officeDocument/2006/relationships" xmlns:w14="http://schemas.microsoft.com/office/word/2010/wordml">
+                    <w:rPr>
+                      <w:rFonts w:ascii="Arial" w:hAnsi="Arial" w:eastAsia="Arial" w:cs="Arial"/>
+                      <w:i w:val="false"/>
+                      <w:b w:val="false"/>
+                      <w:u w:val="none"/>
+                      <w:strike w:val="false"/>
+                      <w:sz w:val="22"/>
+                      <w:szCs w:val="22"/>
+                      <w:color w:val="000000"/>
+                    </w:rPr>
+                    <w:t xml:space="preserve"/>
                   </w:r>
                 </w:p>
               </w:tc>
             </w:tr>
             <w:tr>
-              <w:tc>
-                <w:tcPr/>
-                <w:p>
-                  <w:pPr>
-                    <w:pStyle w:val="Compact"/>
+              <w:trPr>
+                <w:trHeight w:val="360" w:hRule="auto"/>
+              </w:trPr>
+              <w:tc>
+                <w:tcPr>
+                  <w:tcBorders>
+                    <w:bottom w:val="none" w:sz="0" w:space="0" w:color="000000"/>
+                    <w:top w:val="none" w:sz="0" w:space="0" w:color="000000"/>
+                    <w:left w:val="none" w:sz="0" w:space="0" w:color="000000"/>
+                    <w:right w:val="none" w:sz="0" w:space="0" w:color="000000"/>
+                  </w:tcBorders>
+                  <w:shd w:val="clear" w:color="auto" w:fill="FFFFFF"/>
+                  <w:tcMar>
+                    <w:top w:w="0" w:type="dxa"/>
+                    <w:bottom w:w="0" w:type="dxa"/>
+                    <w:left w:w="0" w:type="dxa"/>
+                    <w:right w:w="0" w:type="dxa"/>
+                  </w:tcMar>
+                  <w:vAlign w:val="center"/>
+                </w:tcPr>
+                <w:p>
+                  <w:pPr>
                     <w:jc w:val="left"/>
-                    <w:jc w:val="center"/>
-                  </w:pPr>
-                  <w:r>
+                    <w:pBdr>
+                      <w:bottom w:val="none" w:sz="0" w:space="0" w:color="000000"/>
+                      <w:top w:val="none" w:sz="0" w:space="0" w:color="000000"/>
+                      <w:left w:val="none" w:sz="0" w:space="0" w:color="000000"/>
+                      <w:right w:val="none" w:sz="0" w:space="0" w:color="000000"/>
+                    </w:pBdr>
+                    <w:spacing w:after="100" w:before="100" w:line="240"/>
+                    <w:ind w:left="100" w:right="100" w:firstLine="0" w:firstLineChars="0"/>
+                    <w:rPr>
+                      <w:rFonts w:ascii="Arial" w:hAnsi="Arial" w:eastAsia="Arial" w:cs="Arial"/>
+                      <w:i w:val="false"/>
+                      <w:b w:val="false"/>
+                      <w:u w:val="none"/>
+                      <w:strike w:val="false"/>
+                      <w:sz w:val="22"/>
+                      <w:szCs w:val="22"/>
+                      <w:color w:val="000000"/>
+                    </w:rPr>
+                  </w:pPr>
+                  <w:r xmlns:w="http://schemas.openxmlformats.org/wordprocessingml/2006/main" xmlns:wp="http://schemas.openxmlformats.org/drawingml/2006/wordprocessingDrawing" xmlns:r="http://schemas.openxmlformats.org/officeDocument/2006/relationships" xmlns:w14="http://schemas.microsoft.com/office/word/2010/wordml">
+                    <w:rPr>
+                      <w:rFonts w:ascii="Arial" w:hAnsi="Arial" w:eastAsia="Arial" w:cs="Arial"/>
+                      <w:i w:val="false"/>
+                      <w:b w:val="false"/>
+                      <w:u w:val="none"/>
+                      <w:strike w:val="false"/>
+                      <w:sz w:val="22"/>
+                      <w:szCs w:val="22"/>
+                      <w:color w:val="000000"/>
+                    </w:rPr>
                     <w:t xml:space="preserve">numeric</w:t>
                   </w:r>
                 </w:p>
               </w:tc>
               <w:tc>
-                <w:tcPr/>
-                <w:p>
-                  <w:pPr>
-                    <w:pStyle w:val="Compact"/>
+                <w:tcPr>
+                  <w:tcBorders>
+                    <w:bottom w:val="none" w:sz="0" w:space="0" w:color="000000"/>
+                    <w:top w:val="none" w:sz="0" w:space="0" w:color="000000"/>
+                    <w:left w:val="none" w:sz="0" w:space="0" w:color="000000"/>
+                    <w:right w:val="none" w:sz="0" w:space="0" w:color="000000"/>
+                  </w:tcBorders>
+                  <w:shd w:val="clear" w:color="auto" w:fill="FFFFFF"/>
+                  <w:tcMar>
+                    <w:top w:w="0" w:type="dxa"/>
+                    <w:bottom w:w="0" w:type="dxa"/>
+                    <w:left w:w="0" w:type="dxa"/>
+                    <w:right w:w="0" w:type="dxa"/>
+                  </w:tcMar>
+                  <w:vAlign w:val="center"/>
+                </w:tcPr>
+                <w:p>
+                  <w:pPr>
                     <w:jc w:val="left"/>
-                    <w:jc w:val="center"/>
-                  </w:pPr>
-                  <w:r>
+                    <w:pBdr>
+                      <w:bottom w:val="none" w:sz="0" w:space="0" w:color="000000"/>
+                      <w:top w:val="none" w:sz="0" w:space="0" w:color="000000"/>
+                      <w:left w:val="none" w:sz="0" w:space="0" w:color="000000"/>
+                      <w:right w:val="none" w:sz="0" w:space="0" w:color="000000"/>
+                    </w:pBdr>
+                    <w:spacing w:after="100" w:before="100" w:line="240"/>
+                    <w:ind w:left="100" w:right="100" w:firstLine="0" w:firstLineChars="0"/>
+                    <w:rPr>
+                      <w:rFonts w:ascii="Arial" w:hAnsi="Arial" w:eastAsia="Arial" w:cs="Arial"/>
+                      <w:i w:val="false"/>
+                      <w:b w:val="false"/>
+                      <w:u w:val="none"/>
+                      <w:strike w:val="false"/>
+                      <w:sz w:val="22"/>
+                      <w:szCs w:val="22"/>
+                      <w:color w:val="000000"/>
+                    </w:rPr>
+                  </w:pPr>
+                  <w:r xmlns:w="http://schemas.openxmlformats.org/wordprocessingml/2006/main" xmlns:wp="http://schemas.openxmlformats.org/drawingml/2006/wordprocessingDrawing" xmlns:r="http://schemas.openxmlformats.org/officeDocument/2006/relationships" xmlns:w14="http://schemas.microsoft.com/office/word/2010/wordml">
+                    <w:rPr>
+                      <w:rFonts w:ascii="Arial" w:hAnsi="Arial" w:eastAsia="Arial" w:cs="Arial"/>
+                      <w:i w:val="false"/>
+                      <w:b w:val="false"/>
+                      <w:u w:val="none"/>
+                      <w:strike w:val="false"/>
+                      <w:sz w:val="22"/>
+                      <w:szCs w:val="22"/>
+                      <w:color w:val="000000"/>
+                    </w:rPr>
                     <w:t xml:space="preserve">Height</w:t>
                   </w:r>
                 </w:p>
               </w:tc>
               <w:tc>
-                <w:tcPr/>
-                <w:p>
-                  <w:pPr>
-                    <w:pStyle w:val="Compact"/>
+                <w:tcPr>
+                  <w:tcBorders>
+                    <w:bottom w:val="none" w:sz="0" w:space="0" w:color="000000"/>
+                    <w:top w:val="none" w:sz="0" w:space="0" w:color="000000"/>
+                    <w:left w:val="none" w:sz="0" w:space="0" w:color="000000"/>
+                    <w:right w:val="none" w:sz="0" w:space="0" w:color="000000"/>
+                  </w:tcBorders>
+                  <w:shd w:val="clear" w:color="auto" w:fill="FFFFFF"/>
+                  <w:tcMar>
+                    <w:top w:w="0" w:type="dxa"/>
+                    <w:bottom w:w="0" w:type="dxa"/>
+                    <w:left w:w="0" w:type="dxa"/>
+                    <w:right w:w="0" w:type="dxa"/>
+                  </w:tcMar>
+                  <w:vAlign w:val="center"/>
+                </w:tcPr>
+                <w:p>
+                  <w:pPr>
                     <w:jc w:val="right"/>
-                    <w:jc w:val="center"/>
-                  </w:pPr>
-                  <w:r>
+                    <w:pBdr>
+                      <w:bottom w:val="none" w:sz="0" w:space="0" w:color="000000"/>
+                      <w:top w:val="none" w:sz="0" w:space="0" w:color="000000"/>
+                      <w:left w:val="none" w:sz="0" w:space="0" w:color="000000"/>
+                      <w:right w:val="none" w:sz="0" w:space="0" w:color="000000"/>
+                    </w:pBdr>
+                    <w:spacing w:after="100" w:before="100" w:line="240"/>
+                    <w:ind w:left="100" w:right="100" w:firstLine="0" w:firstLineChars="0"/>
+                    <w:rPr>
+                      <w:rFonts w:ascii="Arial" w:hAnsi="Arial" w:eastAsia="Arial" w:cs="Arial"/>
+                      <w:i w:val="false"/>
+                      <w:b w:val="false"/>
+                      <w:u w:val="none"/>
+                      <w:strike w:val="false"/>
+                      <w:sz w:val="22"/>
+                      <w:szCs w:val="22"/>
+                      <w:color w:val="000000"/>
+                    </w:rPr>
+                  </w:pPr>
+                  <w:r xmlns:w="http://schemas.openxmlformats.org/wordprocessingml/2006/main" xmlns:wp="http://schemas.openxmlformats.org/drawingml/2006/wordprocessingDrawing" xmlns:r="http://schemas.openxmlformats.org/officeDocument/2006/relationships" xmlns:w14="http://schemas.microsoft.com/office/word/2010/wordml">
+                    <w:rPr>
+                      <w:rFonts w:ascii="Arial" w:hAnsi="Arial" w:eastAsia="Arial" w:cs="Arial"/>
+                      <w:i w:val="false"/>
+                      <w:b w:val="false"/>
+                      <w:u w:val="none"/>
+                      <w:strike w:val="false"/>
+                      <w:sz w:val="22"/>
+                      <w:szCs w:val="22"/>
+                      <w:color w:val="000000"/>
+                    </w:rPr>
                     <w:t xml:space="preserve">0</w:t>
                   </w:r>
                 </w:p>
               </w:tc>
               <w:tc>
-                <w:tcPr/>
-                <w:p>
-                  <w:pPr>
-                    <w:pStyle w:val="Compact"/>
+                <w:tcPr>
+                  <w:tcBorders>
+                    <w:bottom w:val="none" w:sz="0" w:space="0" w:color="000000"/>
+                    <w:top w:val="none" w:sz="0" w:space="0" w:color="000000"/>
+                    <w:left w:val="none" w:sz="0" w:space="0" w:color="000000"/>
+                    <w:right w:val="none" w:sz="0" w:space="0" w:color="000000"/>
+                  </w:tcBorders>
+                  <w:shd w:val="clear" w:color="auto" w:fill="FFFFFF"/>
+                  <w:tcMar>
+                    <w:top w:w="0" w:type="dxa"/>
+                    <w:bottom w:w="0" w:type="dxa"/>
+                    <w:left w:w="0" w:type="dxa"/>
+                    <w:right w:w="0" w:type="dxa"/>
+                  </w:tcMar>
+                  <w:vAlign w:val="center"/>
+                </w:tcPr>
+                <w:p>
+                  <w:pPr>
                     <w:jc w:val="right"/>
-                    <w:jc w:val="center"/>
-                  </w:pPr>
-                  <w:r>
+                    <w:pBdr>
+                      <w:bottom w:val="none" w:sz="0" w:space="0" w:color="000000"/>
+                      <w:top w:val="none" w:sz="0" w:space="0" w:color="000000"/>
+                      <w:left w:val="none" w:sz="0" w:space="0" w:color="000000"/>
+                      <w:right w:val="none" w:sz="0" w:space="0" w:color="000000"/>
+                    </w:pBdr>
+                    <w:spacing w:after="100" w:before="100" w:line="240"/>
+                    <w:ind w:left="100" w:right="100" w:firstLine="0" w:firstLineChars="0"/>
+                    <w:rPr>
+                      <w:rFonts w:ascii="Arial" w:hAnsi="Arial" w:eastAsia="Arial" w:cs="Arial"/>
+                      <w:i w:val="false"/>
+                      <w:b w:val="false"/>
+                      <w:u w:val="none"/>
+                      <w:strike w:val="false"/>
+                      <w:sz w:val="22"/>
+                      <w:szCs w:val="22"/>
+                      <w:color w:val="000000"/>
+                    </w:rPr>
+                  </w:pPr>
+                  <w:r xmlns:w="http://schemas.openxmlformats.org/wordprocessingml/2006/main" xmlns:wp="http://schemas.openxmlformats.org/drawingml/2006/wordprocessingDrawing" xmlns:r="http://schemas.openxmlformats.org/officeDocument/2006/relationships" xmlns:w14="http://schemas.microsoft.com/office/word/2010/wordml">
+                    <w:rPr>
+                      <w:rFonts w:ascii="Arial" w:hAnsi="Arial" w:eastAsia="Arial" w:cs="Arial"/>
+                      <w:i w:val="false"/>
+                      <w:b w:val="false"/>
+                      <w:u w:val="none"/>
+                      <w:strike w:val="false"/>
+                      <w:sz w:val="22"/>
+                      <w:szCs w:val="22"/>
+                      <w:color w:val="000000"/>
+                    </w:rPr>
                     <w:t xml:space="preserve">1</w:t>
                   </w:r>
                 </w:p>
               </w:tc>
               <w:tc>
-                <w:tcPr/>
-                <w:p>
-                  <w:pPr>
-                    <w:pStyle w:val="Compact"/>
+                <w:tcPr>
+                  <w:tcBorders>
+                    <w:bottom w:val="none" w:sz="0" w:space="0" w:color="000000"/>
+                    <w:top w:val="none" w:sz="0" w:space="0" w:color="000000"/>
+                    <w:left w:val="none" w:sz="0" w:space="0" w:color="000000"/>
+                    <w:right w:val="none" w:sz="0" w:space="0" w:color="000000"/>
+                  </w:tcBorders>
+                  <w:shd w:val="clear" w:color="auto" w:fill="FFFFFF"/>
+                  <w:tcMar>
+                    <w:top w:w="0" w:type="dxa"/>
+                    <w:bottom w:w="0" w:type="dxa"/>
+                    <w:left w:w="0" w:type="dxa"/>
+                    <w:right w:w="0" w:type="dxa"/>
+                  </w:tcMar>
+                  <w:vAlign w:val="center"/>
+                </w:tcPr>
+                <w:p>
+                  <w:pPr>
+                    <w:jc w:val="right"/>
+                    <w:pBdr>
+                      <w:bottom w:val="none" w:sz="0" w:space="0" w:color="000000"/>
+                      <w:top w:val="none" w:sz="0" w:space="0" w:color="000000"/>
+                      <w:left w:val="none" w:sz="0" w:space="0" w:color="000000"/>
+                      <w:right w:val="none" w:sz="0" w:space="0" w:color="000000"/>
+                    </w:pBdr>
+                    <w:spacing w:after="100" w:before="100" w:line="240"/>
+                    <w:ind w:left="100" w:right="100" w:firstLine="0" w:firstLineChars="0"/>
+                    <w:rPr>
+                      <w:rFonts w:ascii="Arial" w:hAnsi="Arial" w:eastAsia="Arial" w:cs="Arial"/>
+                      <w:i w:val="false"/>
+                      <w:b w:val="false"/>
+                      <w:u w:val="none"/>
+                      <w:strike w:val="false"/>
+                      <w:sz w:val="22"/>
+                      <w:szCs w:val="22"/>
+                      <w:color w:val="000000"/>
+                    </w:rPr>
+                  </w:pPr>
+                  <w:r xmlns:w="http://schemas.openxmlformats.org/wordprocessingml/2006/main" xmlns:wp="http://schemas.openxmlformats.org/drawingml/2006/wordprocessingDrawing" xmlns:r="http://schemas.openxmlformats.org/officeDocument/2006/relationships" xmlns:w14="http://schemas.microsoft.com/office/word/2010/wordml">
+                    <w:rPr>
+                      <w:rFonts w:ascii="Arial" w:hAnsi="Arial" w:eastAsia="Arial" w:cs="Arial"/>
+                      <w:i w:val="false"/>
+                      <w:b w:val="false"/>
+                      <w:u w:val="none"/>
+                      <w:strike w:val="false"/>
+                      <w:sz w:val="22"/>
+                      <w:szCs w:val="22"/>
+                      <w:color w:val="000000"/>
+                    </w:rPr>
+                    <w:t xml:space="preserve"/>
+                  </w:r>
+                </w:p>
+              </w:tc>
+              <w:tc>
+                <w:tcPr>
+                  <w:tcBorders>
+                    <w:bottom w:val="none" w:sz="0" w:space="0" w:color="000000"/>
+                    <w:top w:val="none" w:sz="0" w:space="0" w:color="000000"/>
+                    <w:left w:val="none" w:sz="0" w:space="0" w:color="000000"/>
+                    <w:right w:val="none" w:sz="0" w:space="0" w:color="000000"/>
+                  </w:tcBorders>
+                  <w:shd w:val="clear" w:color="auto" w:fill="FFFFFF"/>
+                  <w:tcMar>
+                    <w:top w:w="0" w:type="dxa"/>
+                    <w:bottom w:w="0" w:type="dxa"/>
+                    <w:left w:w="0" w:type="dxa"/>
+                    <w:right w:w="0" w:type="dxa"/>
+                  </w:tcMar>
+                  <w:vAlign w:val="center"/>
+                </w:tcPr>
+                <w:p>
+                  <w:pPr>
+                    <w:jc w:val="right"/>
+                    <w:pBdr>
+                      <w:bottom w:val="none" w:sz="0" w:space="0" w:color="000000"/>
+                      <w:top w:val="none" w:sz="0" w:space="0" w:color="000000"/>
+                      <w:left w:val="none" w:sz="0" w:space="0" w:color="000000"/>
+                      <w:right w:val="none" w:sz="0" w:space="0" w:color="000000"/>
+                    </w:pBdr>
+                    <w:spacing w:after="100" w:before="100" w:line="240"/>
+                    <w:ind w:left="100" w:right="100" w:firstLine="0" w:firstLineChars="0"/>
+                    <w:rPr>
+                      <w:rFonts w:ascii="Arial" w:hAnsi="Arial" w:eastAsia="Arial" w:cs="Arial"/>
+                      <w:i w:val="false"/>
+                      <w:b w:val="false"/>
+                      <w:u w:val="none"/>
+                      <w:strike w:val="false"/>
+                      <w:sz w:val="22"/>
+                      <w:szCs w:val="22"/>
+                      <w:color w:val="000000"/>
+                    </w:rPr>
+                  </w:pPr>
+                  <w:r xmlns:w="http://schemas.openxmlformats.org/wordprocessingml/2006/main" xmlns:wp="http://schemas.openxmlformats.org/drawingml/2006/wordprocessingDrawing" xmlns:r="http://schemas.openxmlformats.org/officeDocument/2006/relationships" xmlns:w14="http://schemas.microsoft.com/office/word/2010/wordml">
+                    <w:rPr>
+                      <w:rFonts w:ascii="Arial" w:hAnsi="Arial" w:eastAsia="Arial" w:cs="Arial"/>
+                      <w:i w:val="false"/>
+                      <w:b w:val="false"/>
+                      <w:u w:val="none"/>
+                      <w:strike w:val="false"/>
+                      <w:sz w:val="22"/>
+                      <w:szCs w:val="22"/>
+                      <w:color w:val="000000"/>
+                    </w:rPr>
+                    <w:t xml:space="preserve"/>
+                  </w:r>
+                </w:p>
+              </w:tc>
+              <w:tc>
+                <w:tcPr>
+                  <w:tcBorders>
+                    <w:bottom w:val="none" w:sz="0" w:space="0" w:color="000000"/>
+                    <w:top w:val="none" w:sz="0" w:space="0" w:color="000000"/>
+                    <w:left w:val="none" w:sz="0" w:space="0" w:color="000000"/>
+                    <w:right w:val="none" w:sz="0" w:space="0" w:color="000000"/>
+                  </w:tcBorders>
+                  <w:shd w:val="clear" w:color="auto" w:fill="FFFFFF"/>
+                  <w:tcMar>
+                    <w:top w:w="0" w:type="dxa"/>
+                    <w:bottom w:w="0" w:type="dxa"/>
+                    <w:left w:w="0" w:type="dxa"/>
+                    <w:right w:w="0" w:type="dxa"/>
+                  </w:tcMar>
+                  <w:vAlign w:val="center"/>
+                </w:tcPr>
+                <w:p>
+                  <w:pPr>
                     <w:jc w:val="left"/>
-                    <w:jc w:val="center"/>
-                  </w:pPr>
-                  <w:r>
-                    <w:t xml:space="preserve">NA</w:t>
-                  </w:r>
-                </w:p>
-              </w:tc>
-              <w:tc>
-                <w:tcPr/>
-                <w:p>
-                  <w:pPr>
-                    <w:pStyle w:val="Compact"/>
+                    <w:pBdr>
+                      <w:bottom w:val="none" w:sz="0" w:space="0" w:color="000000"/>
+                      <w:top w:val="none" w:sz="0" w:space="0" w:color="000000"/>
+                      <w:left w:val="none" w:sz="0" w:space="0" w:color="000000"/>
+                      <w:right w:val="none" w:sz="0" w:space="0" w:color="000000"/>
+                    </w:pBdr>
+                    <w:spacing w:after="100" w:before="100" w:line="240"/>
+                    <w:ind w:left="100" w:right="100" w:firstLine="0" w:firstLineChars="0"/>
+                    <w:rPr>
+                      <w:rFonts w:ascii="Arial" w:hAnsi="Arial" w:eastAsia="Arial" w:cs="Arial"/>
+                      <w:i w:val="false"/>
+                      <w:b w:val="false"/>
+                      <w:u w:val="none"/>
+                      <w:strike w:val="false"/>
+                      <w:sz w:val="22"/>
+                      <w:szCs w:val="22"/>
+                      <w:color w:val="000000"/>
+                    </w:rPr>
+                  </w:pPr>
+                  <w:r xmlns:w="http://schemas.openxmlformats.org/wordprocessingml/2006/main" xmlns:wp="http://schemas.openxmlformats.org/drawingml/2006/wordprocessingDrawing" xmlns:r="http://schemas.openxmlformats.org/officeDocument/2006/relationships" xmlns:w14="http://schemas.microsoft.com/office/word/2010/wordml">
+                    <w:rPr>
+                      <w:rFonts w:ascii="Arial" w:hAnsi="Arial" w:eastAsia="Arial" w:cs="Arial"/>
+                      <w:i w:val="false"/>
+                      <w:b w:val="false"/>
+                      <w:u w:val="none"/>
+                      <w:strike w:val="false"/>
+                      <w:sz w:val="22"/>
+                      <w:szCs w:val="22"/>
+                      <w:color w:val="000000"/>
+                    </w:rPr>
+                    <w:t xml:space="preserve"/>
+                  </w:r>
+                </w:p>
+              </w:tc>
+              <w:tc>
+                <w:tcPr>
+                  <w:tcBorders>
+                    <w:bottom w:val="none" w:sz="0" w:space="0" w:color="000000"/>
+                    <w:top w:val="none" w:sz="0" w:space="0" w:color="000000"/>
+                    <w:left w:val="none" w:sz="0" w:space="0" w:color="000000"/>
+                    <w:right w:val="none" w:sz="0" w:space="0" w:color="000000"/>
+                  </w:tcBorders>
+                  <w:shd w:val="clear" w:color="auto" w:fill="FFFFFF"/>
+                  <w:tcMar>
+                    <w:top w:w="0" w:type="dxa"/>
+                    <w:bottom w:w="0" w:type="dxa"/>
+                    <w:left w:w="0" w:type="dxa"/>
+                    <w:right w:w="0" w:type="dxa"/>
+                  </w:tcMar>
+                  <w:vAlign w:val="center"/>
+                </w:tcPr>
+                <w:p>
+                  <w:pPr>
                     <w:jc w:val="right"/>
-                    <w:jc w:val="center"/>
-                  </w:pPr>
-                  <w:r>
-                    <w:t xml:space="preserve">NA</w:t>
-                  </w:r>
-                </w:p>
-              </w:tc>
-              <w:tc>
-                <w:tcPr/>
-                <w:p>
-                  <w:pPr>
-                    <w:pStyle w:val="Compact"/>
+                    <w:pBdr>
+                      <w:bottom w:val="none" w:sz="0" w:space="0" w:color="000000"/>
+                      <w:top w:val="none" w:sz="0" w:space="0" w:color="000000"/>
+                      <w:left w:val="none" w:sz="0" w:space="0" w:color="000000"/>
+                      <w:right w:val="none" w:sz="0" w:space="0" w:color="000000"/>
+                    </w:pBdr>
+                    <w:spacing w:after="100" w:before="100" w:line="240"/>
+                    <w:ind w:left="100" w:right="100" w:firstLine="0" w:firstLineChars="0"/>
+                    <w:rPr>
+                      <w:rFonts w:ascii="Arial" w:hAnsi="Arial" w:eastAsia="Arial" w:cs="Arial"/>
+                      <w:i w:val="false"/>
+                      <w:b w:val="false"/>
+                      <w:u w:val="none"/>
+                      <w:strike w:val="false"/>
+                      <w:sz w:val="22"/>
+                      <w:szCs w:val="22"/>
+                      <w:color w:val="000000"/>
+                    </w:rPr>
+                  </w:pPr>
+                  <w:r xmlns:w="http://schemas.openxmlformats.org/wordprocessingml/2006/main" xmlns:wp="http://schemas.openxmlformats.org/drawingml/2006/wordprocessingDrawing" xmlns:r="http://schemas.openxmlformats.org/officeDocument/2006/relationships" xmlns:w14="http://schemas.microsoft.com/office/word/2010/wordml">
+                    <w:rPr>
+                      <w:rFonts w:ascii="Arial" w:hAnsi="Arial" w:eastAsia="Arial" w:cs="Arial"/>
+                      <w:i w:val="false"/>
+                      <w:b w:val="false"/>
+                      <w:u w:val="none"/>
+                      <w:strike w:val="false"/>
+                      <w:sz w:val="22"/>
+                      <w:szCs w:val="22"/>
+                      <w:color w:val="000000"/>
+                    </w:rPr>
+                    <w:t xml:space="preserve">165.66667</w:t>
+                  </w:r>
+                </w:p>
+              </w:tc>
+              <w:tc>
+                <w:tcPr>
+                  <w:tcBorders>
+                    <w:bottom w:val="none" w:sz="0" w:space="0" w:color="000000"/>
+                    <w:top w:val="none" w:sz="0" w:space="0" w:color="000000"/>
+                    <w:left w:val="none" w:sz="0" w:space="0" w:color="000000"/>
+                    <w:right w:val="none" w:sz="0" w:space="0" w:color="000000"/>
+                  </w:tcBorders>
+                  <w:shd w:val="clear" w:color="auto" w:fill="FFFFFF"/>
+                  <w:tcMar>
+                    <w:top w:w="0" w:type="dxa"/>
+                    <w:bottom w:w="0" w:type="dxa"/>
+                    <w:left w:w="0" w:type="dxa"/>
+                    <w:right w:w="0" w:type="dxa"/>
+                  </w:tcMar>
+                  <w:vAlign w:val="center"/>
+                </w:tcPr>
+                <w:p>
+                  <w:pPr>
+                    <w:jc w:val="right"/>
+                    <w:pBdr>
+                      <w:bottom w:val="none" w:sz="0" w:space="0" w:color="000000"/>
+                      <w:top w:val="none" w:sz="0" w:space="0" w:color="000000"/>
+                      <w:left w:val="none" w:sz="0" w:space="0" w:color="000000"/>
+                      <w:right w:val="none" w:sz="0" w:space="0" w:color="000000"/>
+                    </w:pBdr>
+                    <w:spacing w:after="100" w:before="100" w:line="240"/>
+                    <w:ind w:left="100" w:right="100" w:firstLine="0" w:firstLineChars="0"/>
+                    <w:rPr>
+                      <w:rFonts w:ascii="Arial" w:hAnsi="Arial" w:eastAsia="Arial" w:cs="Arial"/>
+                      <w:i w:val="false"/>
+                      <w:b w:val="false"/>
+                      <w:u w:val="none"/>
+                      <w:strike w:val="false"/>
+                      <w:sz w:val="22"/>
+                      <w:szCs w:val="22"/>
+                      <w:color w:val="000000"/>
+                    </w:rPr>
+                  </w:pPr>
+                  <w:r xmlns:w="http://schemas.openxmlformats.org/wordprocessingml/2006/main" xmlns:wp="http://schemas.openxmlformats.org/drawingml/2006/wordprocessingDrawing" xmlns:r="http://schemas.openxmlformats.org/officeDocument/2006/relationships" xmlns:w14="http://schemas.microsoft.com/office/word/2010/wordml">
+                    <w:rPr>
+                      <w:rFonts w:ascii="Arial" w:hAnsi="Arial" w:eastAsia="Arial" w:cs="Arial"/>
+                      <w:i w:val="false"/>
+                      <w:b w:val="false"/>
+                      <w:u w:val="none"/>
+                      <w:strike w:val="false"/>
+                      <w:sz w:val="22"/>
+                      <w:szCs w:val="22"/>
+                      <w:color w:val="000000"/>
+                    </w:rPr>
+                    <w:t xml:space="preserve">15.97655</w:t>
+                  </w:r>
+                </w:p>
+              </w:tc>
+              <w:tc>
+                <w:tcPr>
+                  <w:tcBorders>
+                    <w:bottom w:val="none" w:sz="0" w:space="0" w:color="000000"/>
+                    <w:top w:val="none" w:sz="0" w:space="0" w:color="000000"/>
+                    <w:left w:val="none" w:sz="0" w:space="0" w:color="000000"/>
+                    <w:right w:val="none" w:sz="0" w:space="0" w:color="000000"/>
+                  </w:tcBorders>
+                  <w:shd w:val="clear" w:color="auto" w:fill="FFFFFF"/>
+                  <w:tcMar>
+                    <w:top w:w="0" w:type="dxa"/>
+                    <w:bottom w:w="0" w:type="dxa"/>
+                    <w:left w:w="0" w:type="dxa"/>
+                    <w:right w:w="0" w:type="dxa"/>
+                  </w:tcMar>
+                  <w:vAlign w:val="center"/>
+                </w:tcPr>
+                <w:p>
+                  <w:pPr>
+                    <w:jc w:val="right"/>
+                    <w:pBdr>
+                      <w:bottom w:val="none" w:sz="0" w:space="0" w:color="000000"/>
+                      <w:top w:val="none" w:sz="0" w:space="0" w:color="000000"/>
+                      <w:left w:val="none" w:sz="0" w:space="0" w:color="000000"/>
+                      <w:right w:val="none" w:sz="0" w:space="0" w:color="000000"/>
+                    </w:pBdr>
+                    <w:spacing w:after="100" w:before="100" w:line="240"/>
+                    <w:ind w:left="100" w:right="100" w:firstLine="0" w:firstLineChars="0"/>
+                    <w:rPr>
+                      <w:rFonts w:ascii="Arial" w:hAnsi="Arial" w:eastAsia="Arial" w:cs="Arial"/>
+                      <w:i w:val="false"/>
+                      <w:b w:val="false"/>
+                      <w:u w:val="none"/>
+                      <w:strike w:val="false"/>
+                      <w:sz w:val="22"/>
+                      <w:szCs w:val="22"/>
+                      <w:color w:val="000000"/>
+                    </w:rPr>
+                  </w:pPr>
+                  <w:r xmlns:w="http://schemas.openxmlformats.org/wordprocessingml/2006/main" xmlns:wp="http://schemas.openxmlformats.org/drawingml/2006/wordprocessingDrawing" xmlns:r="http://schemas.openxmlformats.org/officeDocument/2006/relationships" xmlns:w14="http://schemas.microsoft.com/office/word/2010/wordml">
+                    <w:rPr>
+                      <w:rFonts w:ascii="Arial" w:hAnsi="Arial" w:eastAsia="Arial" w:cs="Arial"/>
+                      <w:i w:val="false"/>
+                      <w:b w:val="false"/>
+                      <w:u w:val="none"/>
+                      <w:strike w:val="false"/>
+                      <w:sz w:val="22"/>
+                      <w:szCs w:val="22"/>
+                      <w:color w:val="000000"/>
+                    </w:rPr>
+                    <w:t xml:space="preserve">133</w:t>
+                  </w:r>
+                </w:p>
+              </w:tc>
+              <w:tc>
+                <w:tcPr>
+                  <w:tcBorders>
+                    <w:bottom w:val="none" w:sz="0" w:space="0" w:color="000000"/>
+                    <w:top w:val="none" w:sz="0" w:space="0" w:color="000000"/>
+                    <w:left w:val="none" w:sz="0" w:space="0" w:color="000000"/>
+                    <w:right w:val="none" w:sz="0" w:space="0" w:color="000000"/>
+                  </w:tcBorders>
+                  <w:shd w:val="clear" w:color="auto" w:fill="FFFFFF"/>
+                  <w:tcMar>
+                    <w:top w:w="0" w:type="dxa"/>
+                    <w:bottom w:w="0" w:type="dxa"/>
+                    <w:left w:w="0" w:type="dxa"/>
+                    <w:right w:w="0" w:type="dxa"/>
+                  </w:tcMar>
+                  <w:vAlign w:val="center"/>
+                </w:tcPr>
+                <w:p>
+                  <w:pPr>
+                    <w:jc w:val="right"/>
+                    <w:pBdr>
+                      <w:bottom w:val="none" w:sz="0" w:space="0" w:color="000000"/>
+                      <w:top w:val="none" w:sz="0" w:space="0" w:color="000000"/>
+                      <w:left w:val="none" w:sz="0" w:space="0" w:color="000000"/>
+                      <w:right w:val="none" w:sz="0" w:space="0" w:color="000000"/>
+                    </w:pBdr>
+                    <w:spacing w:after="100" w:before="100" w:line="240"/>
+                    <w:ind w:left="100" w:right="100" w:firstLine="0" w:firstLineChars="0"/>
+                    <w:rPr>
+                      <w:rFonts w:ascii="Arial" w:hAnsi="Arial" w:eastAsia="Arial" w:cs="Arial"/>
+                      <w:i w:val="false"/>
+                      <w:b w:val="false"/>
+                      <w:u w:val="none"/>
+                      <w:strike w:val="false"/>
+                      <w:sz w:val="22"/>
+                      <w:szCs w:val="22"/>
+                      <w:color w:val="000000"/>
+                    </w:rPr>
+                  </w:pPr>
+                  <w:r xmlns:w="http://schemas.openxmlformats.org/wordprocessingml/2006/main" xmlns:wp="http://schemas.openxmlformats.org/drawingml/2006/wordprocessingDrawing" xmlns:r="http://schemas.openxmlformats.org/officeDocument/2006/relationships" xmlns:w14="http://schemas.microsoft.com/office/word/2010/wordml">
+                    <w:rPr>
+                      <w:rFonts w:ascii="Arial" w:hAnsi="Arial" w:eastAsia="Arial" w:cs="Arial"/>
+                      <w:i w:val="false"/>
+                      <w:b w:val="false"/>
+                      <w:u w:val="none"/>
+                      <w:strike w:val="false"/>
+                      <w:sz w:val="22"/>
+                      <w:szCs w:val="22"/>
+                      <w:color w:val="000000"/>
+                    </w:rPr>
+                    <w:t xml:space="preserve">156</w:t>
+                  </w:r>
+                </w:p>
+              </w:tc>
+              <w:tc>
+                <w:tcPr>
+                  <w:tcBorders>
+                    <w:bottom w:val="none" w:sz="0" w:space="0" w:color="000000"/>
+                    <w:top w:val="none" w:sz="0" w:space="0" w:color="000000"/>
+                    <w:left w:val="none" w:sz="0" w:space="0" w:color="000000"/>
+                    <w:right w:val="none" w:sz="0" w:space="0" w:color="000000"/>
+                  </w:tcBorders>
+                  <w:shd w:val="clear" w:color="auto" w:fill="FFFFFF"/>
+                  <w:tcMar>
+                    <w:top w:w="0" w:type="dxa"/>
+                    <w:bottom w:w="0" w:type="dxa"/>
+                    <w:left w:w="0" w:type="dxa"/>
+                    <w:right w:w="0" w:type="dxa"/>
+                  </w:tcMar>
+                  <w:vAlign w:val="center"/>
+                </w:tcPr>
+                <w:p>
+                  <w:pPr>
+                    <w:jc w:val="right"/>
+                    <w:pBdr>
+                      <w:bottom w:val="none" w:sz="0" w:space="0" w:color="000000"/>
+                      <w:top w:val="none" w:sz="0" w:space="0" w:color="000000"/>
+                      <w:left w:val="none" w:sz="0" w:space="0" w:color="000000"/>
+                      <w:right w:val="none" w:sz="0" w:space="0" w:color="000000"/>
+                    </w:pBdr>
+                    <w:spacing w:after="100" w:before="100" w:line="240"/>
+                    <w:ind w:left="100" w:right="100" w:firstLine="0" w:firstLineChars="0"/>
+                    <w:rPr>
+                      <w:rFonts w:ascii="Arial" w:hAnsi="Arial" w:eastAsia="Arial" w:cs="Arial"/>
+                      <w:i w:val="false"/>
+                      <w:b w:val="false"/>
+                      <w:u w:val="none"/>
+                      <w:strike w:val="false"/>
+                      <w:sz w:val="22"/>
+                      <w:szCs w:val="22"/>
+                      <w:color w:val="000000"/>
+                    </w:rPr>
+                  </w:pPr>
+                  <w:r xmlns:w="http://schemas.openxmlformats.org/wordprocessingml/2006/main" xmlns:wp="http://schemas.openxmlformats.org/drawingml/2006/wordprocessingDrawing" xmlns:r="http://schemas.openxmlformats.org/officeDocument/2006/relationships" xmlns:w14="http://schemas.microsoft.com/office/word/2010/wordml">
+                    <w:rPr>
+                      <w:rFonts w:ascii="Arial" w:hAnsi="Arial" w:eastAsia="Arial" w:cs="Arial"/>
+                      <w:i w:val="false"/>
+                      <w:b w:val="false"/>
+                      <w:u w:val="none"/>
+                      <w:strike w:val="false"/>
+                      <w:sz w:val="22"/>
+                      <w:szCs w:val="22"/>
+                      <w:color w:val="000000"/>
+                    </w:rPr>
+                    <w:t xml:space="preserve">166</w:t>
+                  </w:r>
+                </w:p>
+              </w:tc>
+              <w:tc>
+                <w:tcPr>
+                  <w:tcBorders>
+                    <w:bottom w:val="none" w:sz="0" w:space="0" w:color="000000"/>
+                    <w:top w:val="none" w:sz="0" w:space="0" w:color="000000"/>
+                    <w:left w:val="none" w:sz="0" w:space="0" w:color="000000"/>
+                    <w:right w:val="none" w:sz="0" w:space="0" w:color="000000"/>
+                  </w:tcBorders>
+                  <w:shd w:val="clear" w:color="auto" w:fill="FFFFFF"/>
+                  <w:tcMar>
+                    <w:top w:w="0" w:type="dxa"/>
+                    <w:bottom w:w="0" w:type="dxa"/>
+                    <w:left w:w="0" w:type="dxa"/>
+                    <w:right w:w="0" w:type="dxa"/>
+                  </w:tcMar>
+                  <w:vAlign w:val="center"/>
+                </w:tcPr>
+                <w:p>
+                  <w:pPr>
+                    <w:jc w:val="right"/>
+                    <w:pBdr>
+                      <w:bottom w:val="none" w:sz="0" w:space="0" w:color="000000"/>
+                      <w:top w:val="none" w:sz="0" w:space="0" w:color="000000"/>
+                      <w:left w:val="none" w:sz="0" w:space="0" w:color="000000"/>
+                      <w:right w:val="none" w:sz="0" w:space="0" w:color="000000"/>
+                    </w:pBdr>
+                    <w:spacing w:after="100" w:before="100" w:line="240"/>
+                    <w:ind w:left="100" w:right="100" w:firstLine="0" w:firstLineChars="0"/>
+                    <w:rPr>
+                      <w:rFonts w:ascii="Arial" w:hAnsi="Arial" w:eastAsia="Arial" w:cs="Arial"/>
+                      <w:i w:val="false"/>
+                      <w:b w:val="false"/>
+                      <w:u w:val="none"/>
+                      <w:strike w:val="false"/>
+                      <w:sz w:val="22"/>
+                      <w:szCs w:val="22"/>
+                      <w:color w:val="000000"/>
+                    </w:rPr>
+                  </w:pPr>
+                  <w:r xmlns:w="http://schemas.openxmlformats.org/wordprocessingml/2006/main" xmlns:wp="http://schemas.openxmlformats.org/drawingml/2006/wordprocessingDrawing" xmlns:r="http://schemas.openxmlformats.org/officeDocument/2006/relationships" xmlns:w14="http://schemas.microsoft.com/office/word/2010/wordml">
+                    <w:rPr>
+                      <w:rFonts w:ascii="Arial" w:hAnsi="Arial" w:eastAsia="Arial" w:cs="Arial"/>
+                      <w:i w:val="false"/>
+                      <w:b w:val="false"/>
+                      <w:u w:val="none"/>
+                      <w:strike w:val="false"/>
+                      <w:sz w:val="22"/>
+                      <w:szCs w:val="22"/>
+                      <w:color w:val="000000"/>
+                    </w:rPr>
+                    <w:t xml:space="preserve">178</w:t>
+                  </w:r>
+                </w:p>
+              </w:tc>
+              <w:tc>
+                <w:tcPr>
+                  <w:tcBorders>
+                    <w:bottom w:val="none" w:sz="0" w:space="0" w:color="000000"/>
+                    <w:top w:val="none" w:sz="0" w:space="0" w:color="000000"/>
+                    <w:left w:val="none" w:sz="0" w:space="0" w:color="000000"/>
+                    <w:right w:val="none" w:sz="0" w:space="0" w:color="000000"/>
+                  </w:tcBorders>
+                  <w:shd w:val="clear" w:color="auto" w:fill="FFFFFF"/>
+                  <w:tcMar>
+                    <w:top w:w="0" w:type="dxa"/>
+                    <w:bottom w:w="0" w:type="dxa"/>
+                    <w:left w:w="0" w:type="dxa"/>
+                    <w:right w:w="0" w:type="dxa"/>
+                  </w:tcMar>
+                  <w:vAlign w:val="center"/>
+                </w:tcPr>
+                <w:p>
+                  <w:pPr>
+                    <w:jc w:val="right"/>
+                    <w:pBdr>
+                      <w:bottom w:val="none" w:sz="0" w:space="0" w:color="000000"/>
+                      <w:top w:val="none" w:sz="0" w:space="0" w:color="000000"/>
+                      <w:left w:val="none" w:sz="0" w:space="0" w:color="000000"/>
+                      <w:right w:val="none" w:sz="0" w:space="0" w:color="000000"/>
+                    </w:pBdr>
+                    <w:spacing w:after="100" w:before="100" w:line="240"/>
+                    <w:ind w:left="100" w:right="100" w:firstLine="0" w:firstLineChars="0"/>
+                    <w:rPr>
+                      <w:rFonts w:ascii="Arial" w:hAnsi="Arial" w:eastAsia="Arial" w:cs="Arial"/>
+                      <w:i w:val="false"/>
+                      <w:b w:val="false"/>
+                      <w:u w:val="none"/>
+                      <w:strike w:val="false"/>
+                      <w:sz w:val="22"/>
+                      <w:szCs w:val="22"/>
+                      <w:color w:val="000000"/>
+                    </w:rPr>
+                  </w:pPr>
+                  <w:r xmlns:w="http://schemas.openxmlformats.org/wordprocessingml/2006/main" xmlns:wp="http://schemas.openxmlformats.org/drawingml/2006/wordprocessingDrawing" xmlns:r="http://schemas.openxmlformats.org/officeDocument/2006/relationships" xmlns:w14="http://schemas.microsoft.com/office/word/2010/wordml">
+                    <w:rPr>
+                      <w:rFonts w:ascii="Arial" w:hAnsi="Arial" w:eastAsia="Arial" w:cs="Arial"/>
+                      <w:i w:val="false"/>
+                      <w:b w:val="false"/>
+                      <w:u w:val="none"/>
+                      <w:strike w:val="false"/>
+                      <w:sz w:val="22"/>
+                      <w:szCs w:val="22"/>
+                      <w:color w:val="000000"/>
+                    </w:rPr>
+                    <w:t xml:space="preserve">183</w:t>
+                  </w:r>
+                </w:p>
+              </w:tc>
+              <w:tc>
+                <w:tcPr>
+                  <w:tcBorders>
+                    <w:bottom w:val="none" w:sz="0" w:space="0" w:color="000000"/>
+                    <w:top w:val="none" w:sz="0" w:space="0" w:color="000000"/>
+                    <w:left w:val="none" w:sz="0" w:space="0" w:color="000000"/>
+                    <w:right w:val="none" w:sz="0" w:space="0" w:color="000000"/>
+                  </w:tcBorders>
+                  <w:shd w:val="clear" w:color="auto" w:fill="FFFFFF"/>
+                  <w:tcMar>
+                    <w:top w:w="0" w:type="dxa"/>
+                    <w:bottom w:w="0" w:type="dxa"/>
+                    <w:left w:w="0" w:type="dxa"/>
+                    <w:right w:w="0" w:type="dxa"/>
+                  </w:tcMar>
+                  <w:vAlign w:val="center"/>
+                </w:tcPr>
+                <w:p>
+                  <w:pPr>
                     <w:jc w:val="left"/>
-                    <w:jc w:val="center"/>
-                  </w:pPr>
-                  <w:r>
-                    <w:t xml:space="preserve">NA</w:t>
-                  </w:r>
-                </w:p>
-              </w:tc>
-              <w:tc>
-                <w:tcPr/>
-                <w:p>
-                  <w:pPr>
-                    <w:pStyle w:val="Compact"/>
-                    <w:jc w:val="right"/>
-                    <w:jc w:val="center"/>
-                  </w:pPr>
-                  <w:r>
-                    <w:t xml:space="preserve">165.66667</w:t>
-                  </w:r>
-                </w:p>
-              </w:tc>
-              <w:tc>
-                <w:tcPr/>
-                <w:p>
-                  <w:pPr>
-                    <w:pStyle w:val="Compact"/>
-                    <w:jc w:val="right"/>
-                    <w:jc w:val="center"/>
-                  </w:pPr>
-                  <w:r>
-                    <w:t xml:space="preserve">15.97655</w:t>
-                  </w:r>
-                </w:p>
-              </w:tc>
-              <w:tc>
-                <w:tcPr/>
-                <w:p>
-                  <w:pPr>
-                    <w:pStyle w:val="Compact"/>
-                    <w:jc w:val="right"/>
-                    <w:jc w:val="center"/>
-                  </w:pPr>
-                  <w:r>
-                    <w:t xml:space="preserve">133</w:t>
-                  </w:r>
-                </w:p>
-              </w:tc>
-              <w:tc>
-                <w:tcPr/>
-                <w:p>
-                  <w:pPr>
-                    <w:pStyle w:val="Compact"/>
-                    <w:jc w:val="right"/>
-                    <w:jc w:val="center"/>
-                  </w:pPr>
-                  <w:r>
-                    <w:t xml:space="preserve">156</w:t>
-                  </w:r>
-                </w:p>
-              </w:tc>
-              <w:tc>
-                <w:tcPr/>
-                <w:p>
-                  <w:pPr>
-                    <w:pStyle w:val="Compact"/>
-                    <w:jc w:val="right"/>
-                    <w:jc w:val="center"/>
-                  </w:pPr>
-                  <w:r>
-                    <w:t xml:space="preserve">166</w:t>
-                  </w:r>
-                </w:p>
-              </w:tc>
-              <w:tc>
-                <w:tcPr/>
-                <w:p>
-                  <w:pPr>
-                    <w:pStyle w:val="Compact"/>
-                    <w:jc w:val="right"/>
-                    <w:jc w:val="center"/>
-                  </w:pPr>
-                  <w:r>
-                    <w:t xml:space="preserve">178</w:t>
-                  </w:r>
-                </w:p>
-              </w:tc>
-              <w:tc>
-                <w:tcPr/>
-                <w:p>
-                  <w:pPr>
-                    <w:pStyle w:val="Compact"/>
-                    <w:jc w:val="right"/>
-                    <w:jc w:val="center"/>
-                  </w:pPr>
-                  <w:r>
-                    <w:t xml:space="preserve">183</w:t>
-                  </w:r>
-                </w:p>
-              </w:tc>
-              <w:tc>
-                <w:tcPr/>
-                <w:p>
-                  <w:pPr>
-                    <w:pStyle w:val="Compact"/>
-                    <w:jc w:val="left"/>
-                    <w:jc w:val="center"/>
-                  </w:pPr>
-                  <w:r>
+                    <w:pBdr>
+                      <w:bottom w:val="none" w:sz="0" w:space="0" w:color="000000"/>
+                      <w:top w:val="none" w:sz="0" w:space="0" w:color="000000"/>
+                      <w:left w:val="none" w:sz="0" w:space="0" w:color="000000"/>
+                      <w:right w:val="none" w:sz="0" w:space="0" w:color="000000"/>
+                    </w:pBdr>
+                    <w:spacing w:after="100" w:before="100" w:line="240"/>
+                    <w:ind w:left="100" w:right="100" w:firstLine="0" w:firstLineChars="0"/>
+                    <w:rPr>
+                      <w:rFonts w:ascii="Arial" w:hAnsi="Arial" w:eastAsia="Arial" w:cs="Arial"/>
+                      <w:i w:val="false"/>
+                      <w:b w:val="false"/>
+                      <w:u w:val="none"/>
+                      <w:strike w:val="false"/>
+                      <w:sz w:val="22"/>
+                      <w:szCs w:val="22"/>
+                      <w:color w:val="000000"/>
+                    </w:rPr>
+                  </w:pPr>
+                  <w:r xmlns:w="http://schemas.openxmlformats.org/wordprocessingml/2006/main" xmlns:wp="http://schemas.openxmlformats.org/drawingml/2006/wordprocessingDrawing" xmlns:r="http://schemas.openxmlformats.org/officeDocument/2006/relationships" xmlns:w14="http://schemas.microsoft.com/office/word/2010/wordml">
+                    <w:rPr>
+                      <w:rFonts w:ascii="Arial" w:hAnsi="Arial" w:eastAsia="Arial" w:cs="Arial"/>
+                      <w:i w:val="false"/>
+                      <w:b w:val="false"/>
+                      <w:u w:val="none"/>
+                      <w:strike w:val="false"/>
+                      <w:sz w:val="22"/>
+                      <w:szCs w:val="22"/>
+                      <w:color w:val="000000"/>
+                    </w:rPr>
                     <w:t xml:space="preserve">▂▁▃▃▇</w:t>
                   </w:r>
                 </w:p>
               </w:tc>
             </w:tr>
             <w:tr>
-              <w:tc>
-                <w:tcPr/>
-                <w:p>
-                  <w:pPr>
-                    <w:pStyle w:val="Compact"/>
+              <w:trPr>
+                <w:trHeight w:val="360" w:hRule="auto"/>
+              </w:trPr>
+              <w:tc>
+                <w:tcPr>
+                  <w:tcBorders>
+                    <w:bottom w:val="single" w:sz="12" w:space="0" w:color="666666"/>
+                    <w:top w:val="none" w:sz="0" w:space="0" w:color="000000"/>
+                    <w:left w:val="none" w:sz="0" w:space="0" w:color="000000"/>
+                    <w:right w:val="none" w:sz="0" w:space="0" w:color="000000"/>
+                  </w:tcBorders>
+                  <w:shd w:val="clear" w:color="auto" w:fill="FFFFFF"/>
+                  <w:tcMar>
+                    <w:top w:w="0" w:type="dxa"/>
+                    <w:bottom w:w="0" w:type="dxa"/>
+                    <w:left w:w="0" w:type="dxa"/>
+                    <w:right w:w="0" w:type="dxa"/>
+                  </w:tcMar>
+                  <w:vAlign w:val="center"/>
+                </w:tcPr>
+                <w:p>
+                  <w:pPr>
                     <w:jc w:val="left"/>
-                    <w:jc w:val="center"/>
-                  </w:pPr>
-                  <w:r>
+                    <w:pBdr>
+                      <w:bottom w:val="none" w:sz="0" w:space="0" w:color="000000"/>
+                      <w:top w:val="none" w:sz="0" w:space="0" w:color="000000"/>
+                      <w:left w:val="none" w:sz="0" w:space="0" w:color="000000"/>
+                      <w:right w:val="none" w:sz="0" w:space="0" w:color="000000"/>
+                    </w:pBdr>
+                    <w:spacing w:after="100" w:before="100" w:line="240"/>
+                    <w:ind w:left="100" w:right="100" w:firstLine="0" w:firstLineChars="0"/>
+                    <w:rPr>
+                      <w:rFonts w:ascii="Arial" w:hAnsi="Arial" w:eastAsia="Arial" w:cs="Arial"/>
+                      <w:i w:val="false"/>
+                      <w:b w:val="false"/>
+                      <w:u w:val="none"/>
+                      <w:strike w:val="false"/>
+                      <w:sz w:val="22"/>
+                      <w:szCs w:val="22"/>
+                      <w:color w:val="000000"/>
+                    </w:rPr>
+                  </w:pPr>
+                  <w:r xmlns:w="http://schemas.openxmlformats.org/wordprocessingml/2006/main" xmlns:wp="http://schemas.openxmlformats.org/drawingml/2006/wordprocessingDrawing" xmlns:r="http://schemas.openxmlformats.org/officeDocument/2006/relationships" xmlns:w14="http://schemas.microsoft.com/office/word/2010/wordml">
+                    <w:rPr>
+                      <w:rFonts w:ascii="Arial" w:hAnsi="Arial" w:eastAsia="Arial" w:cs="Arial"/>
+                      <w:i w:val="false"/>
+                      <w:b w:val="false"/>
+                      <w:u w:val="none"/>
+                      <w:strike w:val="false"/>
+                      <w:sz w:val="22"/>
+                      <w:szCs w:val="22"/>
+                      <w:color w:val="000000"/>
+                    </w:rPr>
                     <w:t xml:space="preserve">numeric</w:t>
                   </w:r>
                 </w:p>
               </w:tc>
               <w:tc>
-                <w:tcPr/>
-                <w:p>
-                  <w:pPr>
-                    <w:pStyle w:val="Compact"/>
+                <w:tcPr>
+                  <w:tcBorders>
+                    <w:bottom w:val="single" w:sz="12" w:space="0" w:color="666666"/>
+                    <w:top w:val="none" w:sz="0" w:space="0" w:color="000000"/>
+                    <w:left w:val="none" w:sz="0" w:space="0" w:color="000000"/>
+                    <w:right w:val="none" w:sz="0" w:space="0" w:color="000000"/>
+                  </w:tcBorders>
+                  <w:shd w:val="clear" w:color="auto" w:fill="FFFFFF"/>
+                  <w:tcMar>
+                    <w:top w:w="0" w:type="dxa"/>
+                    <w:bottom w:w="0" w:type="dxa"/>
+                    <w:left w:w="0" w:type="dxa"/>
+                    <w:right w:w="0" w:type="dxa"/>
+                  </w:tcMar>
+                  <w:vAlign w:val="center"/>
+                </w:tcPr>
+                <w:p>
+                  <w:pPr>
                     <w:jc w:val="left"/>
-                    <w:jc w:val="center"/>
-                  </w:pPr>
-                  <w:r>
+                    <w:pBdr>
+                      <w:bottom w:val="none" w:sz="0" w:space="0" w:color="000000"/>
+                      <w:top w:val="none" w:sz="0" w:space="0" w:color="000000"/>
+                      <w:left w:val="none" w:sz="0" w:space="0" w:color="000000"/>
+                      <w:right w:val="none" w:sz="0" w:space="0" w:color="000000"/>
+                    </w:pBdr>
+                    <w:spacing w:after="100" w:before="100" w:line="240"/>
+                    <w:ind w:left="100" w:right="100" w:firstLine="0" w:firstLineChars="0"/>
+                    <w:rPr>
+                      <w:rFonts w:ascii="Arial" w:hAnsi="Arial" w:eastAsia="Arial" w:cs="Arial"/>
+                      <w:i w:val="false"/>
+                      <w:b w:val="false"/>
+                      <w:u w:val="none"/>
+                      <w:strike w:val="false"/>
+                      <w:sz w:val="22"/>
+                      <w:szCs w:val="22"/>
+                      <w:color w:val="000000"/>
+                    </w:rPr>
+                  </w:pPr>
+                  <w:r xmlns:w="http://schemas.openxmlformats.org/wordprocessingml/2006/main" xmlns:wp="http://schemas.openxmlformats.org/drawingml/2006/wordprocessingDrawing" xmlns:r="http://schemas.openxmlformats.org/officeDocument/2006/relationships" xmlns:w14="http://schemas.microsoft.com/office/word/2010/wordml">
+                    <w:rPr>
+                      <w:rFonts w:ascii="Arial" w:hAnsi="Arial" w:eastAsia="Arial" w:cs="Arial"/>
+                      <w:i w:val="false"/>
+                      <w:b w:val="false"/>
+                      <w:u w:val="none"/>
+                      <w:strike w:val="false"/>
+                      <w:sz w:val="22"/>
+                      <w:szCs w:val="22"/>
+                      <w:color w:val="000000"/>
+                    </w:rPr>
                     <w:t xml:space="preserve">Weight</w:t>
                   </w:r>
                 </w:p>
               </w:tc>
               <w:tc>
-                <w:tcPr/>
-                <w:p>
-                  <w:pPr>
-                    <w:pStyle w:val="Compact"/>
+                <w:tcPr>
+                  <w:tcBorders>
+                    <w:bottom w:val="single" w:sz="12" w:space="0" w:color="666666"/>
+                    <w:top w:val="none" w:sz="0" w:space="0" w:color="000000"/>
+                    <w:left w:val="none" w:sz="0" w:space="0" w:color="000000"/>
+                    <w:right w:val="none" w:sz="0" w:space="0" w:color="000000"/>
+                  </w:tcBorders>
+                  <w:shd w:val="clear" w:color="auto" w:fill="FFFFFF"/>
+                  <w:tcMar>
+                    <w:top w:w="0" w:type="dxa"/>
+                    <w:bottom w:w="0" w:type="dxa"/>
+                    <w:left w:w="0" w:type="dxa"/>
+                    <w:right w:w="0" w:type="dxa"/>
+                  </w:tcMar>
+                  <w:vAlign w:val="center"/>
+                </w:tcPr>
+                <w:p>
+                  <w:pPr>
                     <w:jc w:val="right"/>
-                    <w:jc w:val="center"/>
-                  </w:pPr>
-                  <w:r>
+                    <w:pBdr>
+                      <w:bottom w:val="none" w:sz="0" w:space="0" w:color="000000"/>
+                      <w:top w:val="none" w:sz="0" w:space="0" w:color="000000"/>
+                      <w:left w:val="none" w:sz="0" w:space="0" w:color="000000"/>
+                      <w:right w:val="none" w:sz="0" w:space="0" w:color="000000"/>
+                    </w:pBdr>
+                    <w:spacing w:after="100" w:before="100" w:line="240"/>
+                    <w:ind w:left="100" w:right="100" w:firstLine="0" w:firstLineChars="0"/>
+                    <w:rPr>
+                      <w:rFonts w:ascii="Arial" w:hAnsi="Arial" w:eastAsia="Arial" w:cs="Arial"/>
+                      <w:i w:val="false"/>
+                      <w:b w:val="false"/>
+                      <w:u w:val="none"/>
+                      <w:strike w:val="false"/>
+                      <w:sz w:val="22"/>
+                      <w:szCs w:val="22"/>
+                      <w:color w:val="000000"/>
+                    </w:rPr>
+                  </w:pPr>
+                  <w:r xmlns:w="http://schemas.openxmlformats.org/wordprocessingml/2006/main" xmlns:wp="http://schemas.openxmlformats.org/drawingml/2006/wordprocessingDrawing" xmlns:r="http://schemas.openxmlformats.org/officeDocument/2006/relationships" xmlns:w14="http://schemas.microsoft.com/office/word/2010/wordml">
+                    <w:rPr>
+                      <w:rFonts w:ascii="Arial" w:hAnsi="Arial" w:eastAsia="Arial" w:cs="Arial"/>
+                      <w:i w:val="false"/>
+                      <w:b w:val="false"/>
+                      <w:u w:val="none"/>
+                      <w:strike w:val="false"/>
+                      <w:sz w:val="22"/>
+                      <w:szCs w:val="22"/>
+                      <w:color w:val="000000"/>
+                    </w:rPr>
                     <w:t xml:space="preserve">0</w:t>
                   </w:r>
                 </w:p>
               </w:tc>
               <w:tc>
-                <w:tcPr/>
-                <w:p>
-                  <w:pPr>
-                    <w:pStyle w:val="Compact"/>
+                <w:tcPr>
+                  <w:tcBorders>
+                    <w:bottom w:val="single" w:sz="12" w:space="0" w:color="666666"/>
+                    <w:top w:val="none" w:sz="0" w:space="0" w:color="000000"/>
+                    <w:left w:val="none" w:sz="0" w:space="0" w:color="000000"/>
+                    <w:right w:val="none" w:sz="0" w:space="0" w:color="000000"/>
+                  </w:tcBorders>
+                  <w:shd w:val="clear" w:color="auto" w:fill="FFFFFF"/>
+                  <w:tcMar>
+                    <w:top w:w="0" w:type="dxa"/>
+                    <w:bottom w:w="0" w:type="dxa"/>
+                    <w:left w:w="0" w:type="dxa"/>
+                    <w:right w:w="0" w:type="dxa"/>
+                  </w:tcMar>
+                  <w:vAlign w:val="center"/>
+                </w:tcPr>
+                <w:p>
+                  <w:pPr>
                     <w:jc w:val="right"/>
-                    <w:jc w:val="center"/>
-                  </w:pPr>
-                  <w:r>
+                    <w:pBdr>
+                      <w:bottom w:val="none" w:sz="0" w:space="0" w:color="000000"/>
+                      <w:top w:val="none" w:sz="0" w:space="0" w:color="000000"/>
+                      <w:left w:val="none" w:sz="0" w:space="0" w:color="000000"/>
+                      <w:right w:val="none" w:sz="0" w:space="0" w:color="000000"/>
+                    </w:pBdr>
+                    <w:spacing w:after="100" w:before="100" w:line="240"/>
+                    <w:ind w:left="100" w:right="100" w:firstLine="0" w:firstLineChars="0"/>
+                    <w:rPr>
+                      <w:rFonts w:ascii="Arial" w:hAnsi="Arial" w:eastAsia="Arial" w:cs="Arial"/>
+                      <w:i w:val="false"/>
+                      <w:b w:val="false"/>
+                      <w:u w:val="none"/>
+                      <w:strike w:val="false"/>
+                      <w:sz w:val="22"/>
+                      <w:szCs w:val="22"/>
+                      <w:color w:val="000000"/>
+                    </w:rPr>
+                  </w:pPr>
+                  <w:r xmlns:w="http://schemas.openxmlformats.org/wordprocessingml/2006/main" xmlns:wp="http://schemas.openxmlformats.org/drawingml/2006/wordprocessingDrawing" xmlns:r="http://schemas.openxmlformats.org/officeDocument/2006/relationships" xmlns:w14="http://schemas.microsoft.com/office/word/2010/wordml">
+                    <w:rPr>
+                      <w:rFonts w:ascii="Arial" w:hAnsi="Arial" w:eastAsia="Arial" w:cs="Arial"/>
+                      <w:i w:val="false"/>
+                      <w:b w:val="false"/>
+                      <w:u w:val="none"/>
+                      <w:strike w:val="false"/>
+                      <w:sz w:val="22"/>
+                      <w:szCs w:val="22"/>
+                      <w:color w:val="000000"/>
+                    </w:rPr>
                     <w:t xml:space="preserve">1</w:t>
                   </w:r>
                 </w:p>
               </w:tc>
               <w:tc>
-                <w:tcPr/>
-                <w:p>
-                  <w:pPr>
-                    <w:pStyle w:val="Compact"/>
+                <w:tcPr>
+                  <w:tcBorders>
+                    <w:bottom w:val="single" w:sz="12" w:space="0" w:color="666666"/>
+                    <w:top w:val="none" w:sz="0" w:space="0" w:color="000000"/>
+                    <w:left w:val="none" w:sz="0" w:space="0" w:color="000000"/>
+                    <w:right w:val="none" w:sz="0" w:space="0" w:color="000000"/>
+                  </w:tcBorders>
+                  <w:shd w:val="clear" w:color="auto" w:fill="FFFFFF"/>
+                  <w:tcMar>
+                    <w:top w:w="0" w:type="dxa"/>
+                    <w:bottom w:w="0" w:type="dxa"/>
+                    <w:left w:w="0" w:type="dxa"/>
+                    <w:right w:w="0" w:type="dxa"/>
+                  </w:tcMar>
+                  <w:vAlign w:val="center"/>
+                </w:tcPr>
+                <w:p>
+                  <w:pPr>
+                    <w:jc w:val="right"/>
+                    <w:pBdr>
+                      <w:bottom w:val="none" w:sz="0" w:space="0" w:color="000000"/>
+                      <w:top w:val="none" w:sz="0" w:space="0" w:color="000000"/>
+                      <w:left w:val="none" w:sz="0" w:space="0" w:color="000000"/>
+                      <w:right w:val="none" w:sz="0" w:space="0" w:color="000000"/>
+                    </w:pBdr>
+                    <w:spacing w:after="100" w:before="100" w:line="240"/>
+                    <w:ind w:left="100" w:right="100" w:firstLine="0" w:firstLineChars="0"/>
+                    <w:rPr>
+                      <w:rFonts w:ascii="Arial" w:hAnsi="Arial" w:eastAsia="Arial" w:cs="Arial"/>
+                      <w:i w:val="false"/>
+                      <w:b w:val="false"/>
+                      <w:u w:val="none"/>
+                      <w:strike w:val="false"/>
+                      <w:sz w:val="22"/>
+                      <w:szCs w:val="22"/>
+                      <w:color w:val="000000"/>
+                    </w:rPr>
+                  </w:pPr>
+                  <w:r xmlns:w="http://schemas.openxmlformats.org/wordprocessingml/2006/main" xmlns:wp="http://schemas.openxmlformats.org/drawingml/2006/wordprocessingDrawing" xmlns:r="http://schemas.openxmlformats.org/officeDocument/2006/relationships" xmlns:w14="http://schemas.microsoft.com/office/word/2010/wordml">
+                    <w:rPr>
+                      <w:rFonts w:ascii="Arial" w:hAnsi="Arial" w:eastAsia="Arial" w:cs="Arial"/>
+                      <w:i w:val="false"/>
+                      <w:b w:val="false"/>
+                      <w:u w:val="none"/>
+                      <w:strike w:val="false"/>
+                      <w:sz w:val="22"/>
+                      <w:szCs w:val="22"/>
+                      <w:color w:val="000000"/>
+                    </w:rPr>
+                    <w:t xml:space="preserve"/>
+                  </w:r>
+                </w:p>
+              </w:tc>
+              <w:tc>
+                <w:tcPr>
+                  <w:tcBorders>
+                    <w:bottom w:val="single" w:sz="12" w:space="0" w:color="666666"/>
+                    <w:top w:val="none" w:sz="0" w:space="0" w:color="000000"/>
+                    <w:left w:val="none" w:sz="0" w:space="0" w:color="000000"/>
+                    <w:right w:val="none" w:sz="0" w:space="0" w:color="000000"/>
+                  </w:tcBorders>
+                  <w:shd w:val="clear" w:color="auto" w:fill="FFFFFF"/>
+                  <w:tcMar>
+                    <w:top w:w="0" w:type="dxa"/>
+                    <w:bottom w:w="0" w:type="dxa"/>
+                    <w:left w:w="0" w:type="dxa"/>
+                    <w:right w:w="0" w:type="dxa"/>
+                  </w:tcMar>
+                  <w:vAlign w:val="center"/>
+                </w:tcPr>
+                <w:p>
+                  <w:pPr>
+                    <w:jc w:val="right"/>
+                    <w:pBdr>
+                      <w:bottom w:val="none" w:sz="0" w:space="0" w:color="000000"/>
+                      <w:top w:val="none" w:sz="0" w:space="0" w:color="000000"/>
+                      <w:left w:val="none" w:sz="0" w:space="0" w:color="000000"/>
+                      <w:right w:val="none" w:sz="0" w:space="0" w:color="000000"/>
+                    </w:pBdr>
+                    <w:spacing w:after="100" w:before="100" w:line="240"/>
+                    <w:ind w:left="100" w:right="100" w:firstLine="0" w:firstLineChars="0"/>
+                    <w:rPr>
+                      <w:rFonts w:ascii="Arial" w:hAnsi="Arial" w:eastAsia="Arial" w:cs="Arial"/>
+                      <w:i w:val="false"/>
+                      <w:b w:val="false"/>
+                      <w:u w:val="none"/>
+                      <w:strike w:val="false"/>
+                      <w:sz w:val="22"/>
+                      <w:szCs w:val="22"/>
+                      <w:color w:val="000000"/>
+                    </w:rPr>
+                  </w:pPr>
+                  <w:r xmlns:w="http://schemas.openxmlformats.org/wordprocessingml/2006/main" xmlns:wp="http://schemas.openxmlformats.org/drawingml/2006/wordprocessingDrawing" xmlns:r="http://schemas.openxmlformats.org/officeDocument/2006/relationships" xmlns:w14="http://schemas.microsoft.com/office/word/2010/wordml">
+                    <w:rPr>
+                      <w:rFonts w:ascii="Arial" w:hAnsi="Arial" w:eastAsia="Arial" w:cs="Arial"/>
+                      <w:i w:val="false"/>
+                      <w:b w:val="false"/>
+                      <w:u w:val="none"/>
+                      <w:strike w:val="false"/>
+                      <w:sz w:val="22"/>
+                      <w:szCs w:val="22"/>
+                      <w:color w:val="000000"/>
+                    </w:rPr>
+                    <w:t xml:space="preserve"/>
+                  </w:r>
+                </w:p>
+              </w:tc>
+              <w:tc>
+                <w:tcPr>
+                  <w:tcBorders>
+                    <w:bottom w:val="single" w:sz="12" w:space="0" w:color="666666"/>
+                    <w:top w:val="none" w:sz="0" w:space="0" w:color="000000"/>
+                    <w:left w:val="none" w:sz="0" w:space="0" w:color="000000"/>
+                    <w:right w:val="none" w:sz="0" w:space="0" w:color="000000"/>
+                  </w:tcBorders>
+                  <w:shd w:val="clear" w:color="auto" w:fill="FFFFFF"/>
+                  <w:tcMar>
+                    <w:top w:w="0" w:type="dxa"/>
+                    <w:bottom w:w="0" w:type="dxa"/>
+                    <w:left w:w="0" w:type="dxa"/>
+                    <w:right w:w="0" w:type="dxa"/>
+                  </w:tcMar>
+                  <w:vAlign w:val="center"/>
+                </w:tcPr>
+                <w:p>
+                  <w:pPr>
                     <w:jc w:val="left"/>
-                    <w:jc w:val="center"/>
-                  </w:pPr>
-                  <w:r>
-                    <w:t xml:space="preserve">NA</w:t>
-                  </w:r>
-                </w:p>
-              </w:tc>
-              <w:tc>
-                <w:tcPr/>
-                <w:p>
-                  <w:pPr>
-                    <w:pStyle w:val="Compact"/>
+                    <w:pBdr>
+                      <w:bottom w:val="none" w:sz="0" w:space="0" w:color="000000"/>
+                      <w:top w:val="none" w:sz="0" w:space="0" w:color="000000"/>
+                      <w:left w:val="none" w:sz="0" w:space="0" w:color="000000"/>
+                      <w:right w:val="none" w:sz="0" w:space="0" w:color="000000"/>
+                    </w:pBdr>
+                    <w:spacing w:after="100" w:before="100" w:line="240"/>
+                    <w:ind w:left="100" w:right="100" w:firstLine="0" w:firstLineChars="0"/>
+                    <w:rPr>
+                      <w:rFonts w:ascii="Arial" w:hAnsi="Arial" w:eastAsia="Arial" w:cs="Arial"/>
+                      <w:i w:val="false"/>
+                      <w:b w:val="false"/>
+                      <w:u w:val="none"/>
+                      <w:strike w:val="false"/>
+                      <w:sz w:val="22"/>
+                      <w:szCs w:val="22"/>
+                      <w:color w:val="000000"/>
+                    </w:rPr>
+                  </w:pPr>
+                  <w:r xmlns:w="http://schemas.openxmlformats.org/wordprocessingml/2006/main" xmlns:wp="http://schemas.openxmlformats.org/drawingml/2006/wordprocessingDrawing" xmlns:r="http://schemas.openxmlformats.org/officeDocument/2006/relationships" xmlns:w14="http://schemas.microsoft.com/office/word/2010/wordml">
+                    <w:rPr>
+                      <w:rFonts w:ascii="Arial" w:hAnsi="Arial" w:eastAsia="Arial" w:cs="Arial"/>
+                      <w:i w:val="false"/>
+                      <w:b w:val="false"/>
+                      <w:u w:val="none"/>
+                      <w:strike w:val="false"/>
+                      <w:sz w:val="22"/>
+                      <w:szCs w:val="22"/>
+                      <w:color w:val="000000"/>
+                    </w:rPr>
+                    <w:t xml:space="preserve"/>
+                  </w:r>
+                </w:p>
+              </w:tc>
+              <w:tc>
+                <w:tcPr>
+                  <w:tcBorders>
+                    <w:bottom w:val="single" w:sz="12" w:space="0" w:color="666666"/>
+                    <w:top w:val="none" w:sz="0" w:space="0" w:color="000000"/>
+                    <w:left w:val="none" w:sz="0" w:space="0" w:color="000000"/>
+                    <w:right w:val="none" w:sz="0" w:space="0" w:color="000000"/>
+                  </w:tcBorders>
+                  <w:shd w:val="clear" w:color="auto" w:fill="FFFFFF"/>
+                  <w:tcMar>
+                    <w:top w:w="0" w:type="dxa"/>
+                    <w:bottom w:w="0" w:type="dxa"/>
+                    <w:left w:w="0" w:type="dxa"/>
+                    <w:right w:w="0" w:type="dxa"/>
+                  </w:tcMar>
+                  <w:vAlign w:val="center"/>
+                </w:tcPr>
+                <w:p>
+                  <w:pPr>
                     <w:jc w:val="right"/>
-                    <w:jc w:val="center"/>
-                  </w:pPr>
-                  <w:r>
-                    <w:t xml:space="preserve">NA</w:t>
-                  </w:r>
-                </w:p>
-              </w:tc>
-              <w:tc>
-                <w:tcPr/>
-                <w:p>
-                  <w:pPr>
-                    <w:pStyle w:val="Compact"/>
+                    <w:pBdr>
+                      <w:bottom w:val="none" w:sz="0" w:space="0" w:color="000000"/>
+                      <w:top w:val="none" w:sz="0" w:space="0" w:color="000000"/>
+                      <w:left w:val="none" w:sz="0" w:space="0" w:color="000000"/>
+                      <w:right w:val="none" w:sz="0" w:space="0" w:color="000000"/>
+                    </w:pBdr>
+                    <w:spacing w:after="100" w:before="100" w:line="240"/>
+                    <w:ind w:left="100" w:right="100" w:firstLine="0" w:firstLineChars="0"/>
+                    <w:rPr>
+                      <w:rFonts w:ascii="Arial" w:hAnsi="Arial" w:eastAsia="Arial" w:cs="Arial"/>
+                      <w:i w:val="false"/>
+                      <w:b w:val="false"/>
+                      <w:u w:val="none"/>
+                      <w:strike w:val="false"/>
+                      <w:sz w:val="22"/>
+                      <w:szCs w:val="22"/>
+                      <w:color w:val="000000"/>
+                    </w:rPr>
+                  </w:pPr>
+                  <w:r xmlns:w="http://schemas.openxmlformats.org/wordprocessingml/2006/main" xmlns:wp="http://schemas.openxmlformats.org/drawingml/2006/wordprocessingDrawing" xmlns:r="http://schemas.openxmlformats.org/officeDocument/2006/relationships" xmlns:w14="http://schemas.microsoft.com/office/word/2010/wordml">
+                    <w:rPr>
+                      <w:rFonts w:ascii="Arial" w:hAnsi="Arial" w:eastAsia="Arial" w:cs="Arial"/>
+                      <w:i w:val="false"/>
+                      <w:b w:val="false"/>
+                      <w:u w:val="none"/>
+                      <w:strike w:val="false"/>
+                      <w:sz w:val="22"/>
+                      <w:szCs w:val="22"/>
+                      <w:color w:val="000000"/>
+                    </w:rPr>
+                    <w:t xml:space="preserve">70.11111</w:t>
+                  </w:r>
+                </w:p>
+              </w:tc>
+              <w:tc>
+                <w:tcPr>
+                  <w:tcBorders>
+                    <w:bottom w:val="single" w:sz="12" w:space="0" w:color="666666"/>
+                    <w:top w:val="none" w:sz="0" w:space="0" w:color="000000"/>
+                    <w:left w:val="none" w:sz="0" w:space="0" w:color="000000"/>
+                    <w:right w:val="none" w:sz="0" w:space="0" w:color="000000"/>
+                  </w:tcBorders>
+                  <w:shd w:val="clear" w:color="auto" w:fill="FFFFFF"/>
+                  <w:tcMar>
+                    <w:top w:w="0" w:type="dxa"/>
+                    <w:bottom w:w="0" w:type="dxa"/>
+                    <w:left w:w="0" w:type="dxa"/>
+                    <w:right w:w="0" w:type="dxa"/>
+                  </w:tcMar>
+                  <w:vAlign w:val="center"/>
+                </w:tcPr>
+                <w:p>
+                  <w:pPr>
+                    <w:jc w:val="right"/>
+                    <w:pBdr>
+                      <w:bottom w:val="none" w:sz="0" w:space="0" w:color="000000"/>
+                      <w:top w:val="none" w:sz="0" w:space="0" w:color="000000"/>
+                      <w:left w:val="none" w:sz="0" w:space="0" w:color="000000"/>
+                      <w:right w:val="none" w:sz="0" w:space="0" w:color="000000"/>
+                    </w:pBdr>
+                    <w:spacing w:after="100" w:before="100" w:line="240"/>
+                    <w:ind w:left="100" w:right="100" w:firstLine="0" w:firstLineChars="0"/>
+                    <w:rPr>
+                      <w:rFonts w:ascii="Arial" w:hAnsi="Arial" w:eastAsia="Arial" w:cs="Arial"/>
+                      <w:i w:val="false"/>
+                      <w:b w:val="false"/>
+                      <w:u w:val="none"/>
+                      <w:strike w:val="false"/>
+                      <w:sz w:val="22"/>
+                      <w:szCs w:val="22"/>
+                      <w:color w:val="000000"/>
+                    </w:rPr>
+                  </w:pPr>
+                  <w:r xmlns:w="http://schemas.openxmlformats.org/wordprocessingml/2006/main" xmlns:wp="http://schemas.openxmlformats.org/drawingml/2006/wordprocessingDrawing" xmlns:r="http://schemas.openxmlformats.org/officeDocument/2006/relationships" xmlns:w14="http://schemas.microsoft.com/office/word/2010/wordml">
+                    <w:rPr>
+                      <w:rFonts w:ascii="Arial" w:hAnsi="Arial" w:eastAsia="Arial" w:cs="Arial"/>
+                      <w:i w:val="false"/>
+                      <w:b w:val="false"/>
+                      <w:u w:val="none"/>
+                      <w:strike w:val="false"/>
+                      <w:sz w:val="22"/>
+                      <w:szCs w:val="22"/>
+                      <w:color w:val="000000"/>
+                    </w:rPr>
+                    <w:t xml:space="preserve">21.24526</w:t>
+                  </w:r>
+                </w:p>
+              </w:tc>
+              <w:tc>
+                <w:tcPr>
+                  <w:tcBorders>
+                    <w:bottom w:val="single" w:sz="12" w:space="0" w:color="666666"/>
+                    <w:top w:val="none" w:sz="0" w:space="0" w:color="000000"/>
+                    <w:left w:val="none" w:sz="0" w:space="0" w:color="000000"/>
+                    <w:right w:val="none" w:sz="0" w:space="0" w:color="000000"/>
+                  </w:tcBorders>
+                  <w:shd w:val="clear" w:color="auto" w:fill="FFFFFF"/>
+                  <w:tcMar>
+                    <w:top w:w="0" w:type="dxa"/>
+                    <w:bottom w:w="0" w:type="dxa"/>
+                    <w:left w:w="0" w:type="dxa"/>
+                    <w:right w:w="0" w:type="dxa"/>
+                  </w:tcMar>
+                  <w:vAlign w:val="center"/>
+                </w:tcPr>
+                <w:p>
+                  <w:pPr>
+                    <w:jc w:val="right"/>
+                    <w:pBdr>
+                      <w:bottom w:val="none" w:sz="0" w:space="0" w:color="000000"/>
+                      <w:top w:val="none" w:sz="0" w:space="0" w:color="000000"/>
+                      <w:left w:val="none" w:sz="0" w:space="0" w:color="000000"/>
+                      <w:right w:val="none" w:sz="0" w:space="0" w:color="000000"/>
+                    </w:pBdr>
+                    <w:spacing w:after="100" w:before="100" w:line="240"/>
+                    <w:ind w:left="100" w:right="100" w:firstLine="0" w:firstLineChars="0"/>
+                    <w:rPr>
+                      <w:rFonts w:ascii="Arial" w:hAnsi="Arial" w:eastAsia="Arial" w:cs="Arial"/>
+                      <w:i w:val="false"/>
+                      <w:b w:val="false"/>
+                      <w:u w:val="none"/>
+                      <w:strike w:val="false"/>
+                      <w:sz w:val="22"/>
+                      <w:szCs w:val="22"/>
+                      <w:color w:val="000000"/>
+                    </w:rPr>
+                  </w:pPr>
+                  <w:r xmlns:w="http://schemas.openxmlformats.org/wordprocessingml/2006/main" xmlns:wp="http://schemas.openxmlformats.org/drawingml/2006/wordprocessingDrawing" xmlns:r="http://schemas.openxmlformats.org/officeDocument/2006/relationships" xmlns:w14="http://schemas.microsoft.com/office/word/2010/wordml">
+                    <w:rPr>
+                      <w:rFonts w:ascii="Arial" w:hAnsi="Arial" w:eastAsia="Arial" w:cs="Arial"/>
+                      <w:i w:val="false"/>
+                      <w:b w:val="false"/>
+                      <w:u w:val="none"/>
+                      <w:strike w:val="false"/>
+                      <w:sz w:val="22"/>
+                      <w:szCs w:val="22"/>
+                      <w:color w:val="000000"/>
+                    </w:rPr>
+                    <w:t xml:space="preserve">45</w:t>
+                  </w:r>
+                </w:p>
+              </w:tc>
+              <w:tc>
+                <w:tcPr>
+                  <w:tcBorders>
+                    <w:bottom w:val="single" w:sz="12" w:space="0" w:color="666666"/>
+                    <w:top w:val="none" w:sz="0" w:space="0" w:color="000000"/>
+                    <w:left w:val="none" w:sz="0" w:space="0" w:color="000000"/>
+                    <w:right w:val="none" w:sz="0" w:space="0" w:color="000000"/>
+                  </w:tcBorders>
+                  <w:shd w:val="clear" w:color="auto" w:fill="FFFFFF"/>
+                  <w:tcMar>
+                    <w:top w:w="0" w:type="dxa"/>
+                    <w:bottom w:w="0" w:type="dxa"/>
+                    <w:left w:w="0" w:type="dxa"/>
+                    <w:right w:w="0" w:type="dxa"/>
+                  </w:tcMar>
+                  <w:vAlign w:val="center"/>
+                </w:tcPr>
+                <w:p>
+                  <w:pPr>
+                    <w:jc w:val="right"/>
+                    <w:pBdr>
+                      <w:bottom w:val="none" w:sz="0" w:space="0" w:color="000000"/>
+                      <w:top w:val="none" w:sz="0" w:space="0" w:color="000000"/>
+                      <w:left w:val="none" w:sz="0" w:space="0" w:color="000000"/>
+                      <w:right w:val="none" w:sz="0" w:space="0" w:color="000000"/>
+                    </w:pBdr>
+                    <w:spacing w:after="100" w:before="100" w:line="240"/>
+                    <w:ind w:left="100" w:right="100" w:firstLine="0" w:firstLineChars="0"/>
+                    <w:rPr>
+                      <w:rFonts w:ascii="Arial" w:hAnsi="Arial" w:eastAsia="Arial" w:cs="Arial"/>
+                      <w:i w:val="false"/>
+                      <w:b w:val="false"/>
+                      <w:u w:val="none"/>
+                      <w:strike w:val="false"/>
+                      <w:sz w:val="22"/>
+                      <w:szCs w:val="22"/>
+                      <w:color w:val="000000"/>
+                    </w:rPr>
+                  </w:pPr>
+                  <w:r xmlns:w="http://schemas.openxmlformats.org/wordprocessingml/2006/main" xmlns:wp="http://schemas.openxmlformats.org/drawingml/2006/wordprocessingDrawing" xmlns:r="http://schemas.openxmlformats.org/officeDocument/2006/relationships" xmlns:w14="http://schemas.microsoft.com/office/word/2010/wordml">
+                    <w:rPr>
+                      <w:rFonts w:ascii="Arial" w:hAnsi="Arial" w:eastAsia="Arial" w:cs="Arial"/>
+                      <w:i w:val="false"/>
+                      <w:b w:val="false"/>
+                      <w:u w:val="none"/>
+                      <w:strike w:val="false"/>
+                      <w:sz w:val="22"/>
+                      <w:szCs w:val="22"/>
+                      <w:color w:val="000000"/>
+                    </w:rPr>
+                    <w:t xml:space="preserve">55</w:t>
+                  </w:r>
+                </w:p>
+              </w:tc>
+              <w:tc>
+                <w:tcPr>
+                  <w:tcBorders>
+                    <w:bottom w:val="single" w:sz="12" w:space="0" w:color="666666"/>
+                    <w:top w:val="none" w:sz="0" w:space="0" w:color="000000"/>
+                    <w:left w:val="none" w:sz="0" w:space="0" w:color="000000"/>
+                    <w:right w:val="none" w:sz="0" w:space="0" w:color="000000"/>
+                  </w:tcBorders>
+                  <w:shd w:val="clear" w:color="auto" w:fill="FFFFFF"/>
+                  <w:tcMar>
+                    <w:top w:w="0" w:type="dxa"/>
+                    <w:bottom w:w="0" w:type="dxa"/>
+                    <w:left w:w="0" w:type="dxa"/>
+                    <w:right w:w="0" w:type="dxa"/>
+                  </w:tcMar>
+                  <w:vAlign w:val="center"/>
+                </w:tcPr>
+                <w:p>
+                  <w:pPr>
+                    <w:jc w:val="right"/>
+                    <w:pBdr>
+                      <w:bottom w:val="none" w:sz="0" w:space="0" w:color="000000"/>
+                      <w:top w:val="none" w:sz="0" w:space="0" w:color="000000"/>
+                      <w:left w:val="none" w:sz="0" w:space="0" w:color="000000"/>
+                      <w:right w:val="none" w:sz="0" w:space="0" w:color="000000"/>
+                    </w:pBdr>
+                    <w:spacing w:after="100" w:before="100" w:line="240"/>
+                    <w:ind w:left="100" w:right="100" w:firstLine="0" w:firstLineChars="0"/>
+                    <w:rPr>
+                      <w:rFonts w:ascii="Arial" w:hAnsi="Arial" w:eastAsia="Arial" w:cs="Arial"/>
+                      <w:i w:val="false"/>
+                      <w:b w:val="false"/>
+                      <w:u w:val="none"/>
+                      <w:strike w:val="false"/>
+                      <w:sz w:val="22"/>
+                      <w:szCs w:val="22"/>
+                      <w:color w:val="000000"/>
+                    </w:rPr>
+                  </w:pPr>
+                  <w:r xmlns:w="http://schemas.openxmlformats.org/wordprocessingml/2006/main" xmlns:wp="http://schemas.openxmlformats.org/drawingml/2006/wordprocessingDrawing" xmlns:r="http://schemas.openxmlformats.org/officeDocument/2006/relationships" xmlns:w14="http://schemas.microsoft.com/office/word/2010/wordml">
+                    <w:rPr>
+                      <w:rFonts w:ascii="Arial" w:hAnsi="Arial" w:eastAsia="Arial" w:cs="Arial"/>
+                      <w:i w:val="false"/>
+                      <w:b w:val="false"/>
+                      <w:u w:val="none"/>
+                      <w:strike w:val="false"/>
+                      <w:sz w:val="22"/>
+                      <w:szCs w:val="22"/>
+                      <w:color w:val="000000"/>
+                    </w:rPr>
+                    <w:t xml:space="preserve">70</w:t>
+                  </w:r>
+                </w:p>
+              </w:tc>
+              <w:tc>
+                <w:tcPr>
+                  <w:tcBorders>
+                    <w:bottom w:val="single" w:sz="12" w:space="0" w:color="666666"/>
+                    <w:top w:val="none" w:sz="0" w:space="0" w:color="000000"/>
+                    <w:left w:val="none" w:sz="0" w:space="0" w:color="000000"/>
+                    <w:right w:val="none" w:sz="0" w:space="0" w:color="000000"/>
+                  </w:tcBorders>
+                  <w:shd w:val="clear" w:color="auto" w:fill="FFFFFF"/>
+                  <w:tcMar>
+                    <w:top w:w="0" w:type="dxa"/>
+                    <w:bottom w:w="0" w:type="dxa"/>
+                    <w:left w:w="0" w:type="dxa"/>
+                    <w:right w:w="0" w:type="dxa"/>
+                  </w:tcMar>
+                  <w:vAlign w:val="center"/>
+                </w:tcPr>
+                <w:p>
+                  <w:pPr>
+                    <w:jc w:val="right"/>
+                    <w:pBdr>
+                      <w:bottom w:val="none" w:sz="0" w:space="0" w:color="000000"/>
+                      <w:top w:val="none" w:sz="0" w:space="0" w:color="000000"/>
+                      <w:left w:val="none" w:sz="0" w:space="0" w:color="000000"/>
+                      <w:right w:val="none" w:sz="0" w:space="0" w:color="000000"/>
+                    </w:pBdr>
+                    <w:spacing w:after="100" w:before="100" w:line="240"/>
+                    <w:ind w:left="100" w:right="100" w:firstLine="0" w:firstLineChars="0"/>
+                    <w:rPr>
+                      <w:rFonts w:ascii="Arial" w:hAnsi="Arial" w:eastAsia="Arial" w:cs="Arial"/>
+                      <w:i w:val="false"/>
+                      <w:b w:val="false"/>
+                      <w:u w:val="none"/>
+                      <w:strike w:val="false"/>
+                      <w:sz w:val="22"/>
+                      <w:szCs w:val="22"/>
+                      <w:color w:val="000000"/>
+                    </w:rPr>
+                  </w:pPr>
+                  <w:r xmlns:w="http://schemas.openxmlformats.org/wordprocessingml/2006/main" xmlns:wp="http://schemas.openxmlformats.org/drawingml/2006/wordprocessingDrawing" xmlns:r="http://schemas.openxmlformats.org/officeDocument/2006/relationships" xmlns:w14="http://schemas.microsoft.com/office/word/2010/wordml">
+                    <w:rPr>
+                      <w:rFonts w:ascii="Arial" w:hAnsi="Arial" w:eastAsia="Arial" w:cs="Arial"/>
+                      <w:i w:val="false"/>
+                      <w:b w:val="false"/>
+                      <w:u w:val="none"/>
+                      <w:strike w:val="false"/>
+                      <w:sz w:val="22"/>
+                      <w:szCs w:val="22"/>
+                      <w:color w:val="000000"/>
+                    </w:rPr>
+                    <w:t xml:space="preserve">80</w:t>
+                  </w:r>
+                </w:p>
+              </w:tc>
+              <w:tc>
+                <w:tcPr>
+                  <w:tcBorders>
+                    <w:bottom w:val="single" w:sz="12" w:space="0" w:color="666666"/>
+                    <w:top w:val="none" w:sz="0" w:space="0" w:color="000000"/>
+                    <w:left w:val="none" w:sz="0" w:space="0" w:color="000000"/>
+                    <w:right w:val="none" w:sz="0" w:space="0" w:color="000000"/>
+                  </w:tcBorders>
+                  <w:shd w:val="clear" w:color="auto" w:fill="FFFFFF"/>
+                  <w:tcMar>
+                    <w:top w:w="0" w:type="dxa"/>
+                    <w:bottom w:w="0" w:type="dxa"/>
+                    <w:left w:w="0" w:type="dxa"/>
+                    <w:right w:w="0" w:type="dxa"/>
+                  </w:tcMar>
+                  <w:vAlign w:val="center"/>
+                </w:tcPr>
+                <w:p>
+                  <w:pPr>
+                    <w:jc w:val="right"/>
+                    <w:pBdr>
+                      <w:bottom w:val="none" w:sz="0" w:space="0" w:color="000000"/>
+                      <w:top w:val="none" w:sz="0" w:space="0" w:color="000000"/>
+                      <w:left w:val="none" w:sz="0" w:space="0" w:color="000000"/>
+                      <w:right w:val="none" w:sz="0" w:space="0" w:color="000000"/>
+                    </w:pBdr>
+                    <w:spacing w:after="100" w:before="100" w:line="240"/>
+                    <w:ind w:left="100" w:right="100" w:firstLine="0" w:firstLineChars="0"/>
+                    <w:rPr>
+                      <w:rFonts w:ascii="Arial" w:hAnsi="Arial" w:eastAsia="Arial" w:cs="Arial"/>
+                      <w:i w:val="false"/>
+                      <w:b w:val="false"/>
+                      <w:u w:val="none"/>
+                      <w:strike w:val="false"/>
+                      <w:sz w:val="22"/>
+                      <w:szCs w:val="22"/>
+                      <w:color w:val="000000"/>
+                    </w:rPr>
+                  </w:pPr>
+                  <w:r xmlns:w="http://schemas.openxmlformats.org/wordprocessingml/2006/main" xmlns:wp="http://schemas.openxmlformats.org/drawingml/2006/wordprocessingDrawing" xmlns:r="http://schemas.openxmlformats.org/officeDocument/2006/relationships" xmlns:w14="http://schemas.microsoft.com/office/word/2010/wordml">
+                    <w:rPr>
+                      <w:rFonts w:ascii="Arial" w:hAnsi="Arial" w:eastAsia="Arial" w:cs="Arial"/>
+                      <w:i w:val="false"/>
+                      <w:b w:val="false"/>
+                      <w:u w:val="none"/>
+                      <w:strike w:val="false"/>
+                      <w:sz w:val="22"/>
+                      <w:szCs w:val="22"/>
+                      <w:color w:val="000000"/>
+                    </w:rPr>
+                    <w:t xml:space="preserve">110</w:t>
+                  </w:r>
+                </w:p>
+              </w:tc>
+              <w:tc>
+                <w:tcPr>
+                  <w:tcBorders>
+                    <w:bottom w:val="single" w:sz="12" w:space="0" w:color="666666"/>
+                    <w:top w:val="none" w:sz="0" w:space="0" w:color="000000"/>
+                    <w:left w:val="none" w:sz="0" w:space="0" w:color="000000"/>
+                    <w:right w:val="none" w:sz="0" w:space="0" w:color="000000"/>
+                  </w:tcBorders>
+                  <w:shd w:val="clear" w:color="auto" w:fill="FFFFFF"/>
+                  <w:tcMar>
+                    <w:top w:w="0" w:type="dxa"/>
+                    <w:bottom w:w="0" w:type="dxa"/>
+                    <w:left w:w="0" w:type="dxa"/>
+                    <w:right w:w="0" w:type="dxa"/>
+                  </w:tcMar>
+                  <w:vAlign w:val="center"/>
+                </w:tcPr>
+                <w:p>
+                  <w:pPr>
                     <w:jc w:val="left"/>
-                    <w:jc w:val="center"/>
-                  </w:pPr>
-                  <w:r>
-                    <w:t xml:space="preserve">NA</w:t>
-                  </w:r>
-                </w:p>
-              </w:tc>
-              <w:tc>
-                <w:tcPr/>
-                <w:p>
-                  <w:pPr>
-                    <w:pStyle w:val="Compact"/>
-                    <w:jc w:val="right"/>
-                    <w:jc w:val="center"/>
-                  </w:pPr>
-                  <w:r>
-                    <w:t xml:space="preserve">70.11111</w:t>
-                  </w:r>
-                </w:p>
-              </w:tc>
-              <w:tc>
-                <w:tcPr/>
-                <w:p>
-                  <w:pPr>
-                    <w:pStyle w:val="Compact"/>
-                    <w:jc w:val="right"/>
-                    <w:jc w:val="center"/>
-                  </w:pPr>
-                  <w:r>
-                    <w:t xml:space="preserve">21.24526</w:t>
-                  </w:r>
-                </w:p>
-              </w:tc>
-              <w:tc>
-                <w:tcPr/>
-                <w:p>
-                  <w:pPr>
-                    <w:pStyle w:val="Compact"/>
-                    <w:jc w:val="right"/>
-                    <w:jc w:val="center"/>
-                  </w:pPr>
-                  <w:r>
-                    <w:t xml:space="preserve">45</w:t>
-                  </w:r>
-                </w:p>
-              </w:tc>
-              <w:tc>
-                <w:tcPr/>
-                <w:p>
-                  <w:pPr>
-                    <w:pStyle w:val="Compact"/>
-                    <w:jc w:val="right"/>
-                    <w:jc w:val="center"/>
-                  </w:pPr>
-                  <w:r>
-                    <w:t xml:space="preserve">55</w:t>
-                  </w:r>
-                </w:p>
-              </w:tc>
-              <w:tc>
-                <w:tcPr/>
-                <w:p>
-                  <w:pPr>
-                    <w:pStyle w:val="Compact"/>
-                    <w:jc w:val="right"/>
-                    <w:jc w:val="center"/>
-                  </w:pPr>
-                  <w:r>
-                    <w:t xml:space="preserve">70</w:t>
-                  </w:r>
-                </w:p>
-              </w:tc>
-              <w:tc>
-                <w:tcPr/>
-                <w:p>
-                  <w:pPr>
-                    <w:pStyle w:val="Compact"/>
-                    <w:jc w:val="right"/>
-                    <w:jc w:val="center"/>
-                  </w:pPr>
-                  <w:r>
-                    <w:t xml:space="preserve">80</w:t>
-                  </w:r>
-                </w:p>
-              </w:tc>
-              <w:tc>
-                <w:tcPr/>
-                <w:p>
-                  <w:pPr>
-                    <w:pStyle w:val="Compact"/>
-                    <w:jc w:val="right"/>
-                    <w:jc w:val="center"/>
-                  </w:pPr>
-                  <w:r>
-                    <w:t xml:space="preserve">110</w:t>
-                  </w:r>
-                </w:p>
-              </w:tc>
-              <w:tc>
-                <w:tcPr/>
-                <w:p>
-                  <w:pPr>
-                    <w:pStyle w:val="Compact"/>
-                    <w:jc w:val="left"/>
-                    <w:jc w:val="center"/>
-                  </w:pPr>
-                  <w:r>
+                    <w:pBdr>
+                      <w:bottom w:val="none" w:sz="0" w:space="0" w:color="000000"/>
+                      <w:top w:val="none" w:sz="0" w:space="0" w:color="000000"/>
+                      <w:left w:val="none" w:sz="0" w:space="0" w:color="000000"/>
+                      <w:right w:val="none" w:sz="0" w:space="0" w:color="000000"/>
+                    </w:pBdr>
+                    <w:spacing w:after="100" w:before="100" w:line="240"/>
+                    <w:ind w:left="100" w:right="100" w:firstLine="0" w:firstLineChars="0"/>
+                    <w:rPr>
+                      <w:rFonts w:ascii="Arial" w:hAnsi="Arial" w:eastAsia="Arial" w:cs="Arial"/>
+                      <w:i w:val="false"/>
+                      <w:b w:val="false"/>
+                      <w:u w:val="none"/>
+                      <w:strike w:val="false"/>
+                      <w:sz w:val="22"/>
+                      <w:szCs w:val="22"/>
+                      <w:color w:val="000000"/>
+                    </w:rPr>
+                  </w:pPr>
+                  <w:r xmlns:w="http://schemas.openxmlformats.org/wordprocessingml/2006/main" xmlns:wp="http://schemas.openxmlformats.org/drawingml/2006/wordprocessingDrawing" xmlns:r="http://schemas.openxmlformats.org/officeDocument/2006/relationships" xmlns:w14="http://schemas.microsoft.com/office/word/2010/wordml">
+                    <w:rPr>
+                      <w:rFonts w:ascii="Arial" w:hAnsi="Arial" w:eastAsia="Arial" w:cs="Arial"/>
+                      <w:i w:val="false"/>
+                      <w:b w:val="false"/>
+                      <w:u w:val="none"/>
+                      <w:strike w:val="false"/>
+                      <w:sz w:val="22"/>
+                      <w:szCs w:val="22"/>
+                      <w:color w:val="000000"/>
+                    </w:rPr>
                     <w:t xml:space="preserve">▇▂▃▂▂</w:t>
                   </w:r>
                 </w:p>
@@ -1732,7 +4218,6 @@
             </w:tr>
           </w:tbl>
           <w:bookmarkEnd w:id="25"/>
-          <w:p/>
         </w:tc>
       </w:tr>
     </w:tbl>
@@ -1877,7 +4362,7 @@
               <w:pStyle w:val="ImageCaption"/>
             </w:pPr>
             <w:r>
-              <w:t xml:space="preserve">Figure 2: Height and weight stratified by gender.</w:t>
+              <w:t xml:space="preserve">Figure 2: Height as a function of weight, stratified by gender.</w:t>
             </w:r>
           </w:p>
           <w:bookmarkEnd w:id="30"/>
@@ -1958,360 +4443,1391 @@
               <w:t xml:space="preserve">Table 2: Linear model fit table.</w:t>
             </w:r>
           </w:p>
-          <w:tbl>
+          <w:tbl xmlns:w="http://schemas.openxmlformats.org/wordprocessingml/2006/main" xmlns:r="http://schemas.openxmlformats.org/officeDocument/2006/relationships" xmlns:w14="http://schemas.microsoft.com/office/word/2010/wordml" xmlns:wp="http://schemas.openxmlformats.org/drawingml/2006/wordprocessingDrawing" xmlns:a="http://schemas.openxmlformats.org/drawingml/2006/main" xmlns:pic="http://schemas.openxmlformats.org/drawingml/2006/picture">
             <w:tblPr>
-              <w:tblStyle w:val="Table"/>
-              <w:tblW w:type="auto" w:w="0"/>
-              <w:tblLook w:firstRow="1" w:lastRow="0" w:firstColumn="0" w:lastColumn="0" w:noHBand="0" w:noVBand="0" w:val="0020"/>
+              <w:tblLayout w:type="autofit"/>
+              <w:jc w:val="center"/>
+              <w:tblW w:type="pct" w:w="5000"/>
+              <w:tblLook w:firstRow="1" w:lastRow="0" w:firstColumn="0" w:lastColumn="0" w:noHBand="0" w:noVBand="1"/>
             </w:tblPr>
-            <w:tblGrid>
-              <w:gridCol w:w="1584"/>
-              <w:gridCol w:w="1584"/>
-              <w:gridCol w:w="1584"/>
-              <w:gridCol w:w="1584"/>
-              <w:gridCol w:w="1584"/>
-            </w:tblGrid>
             <w:tr>
               <w:trPr>
-                <w:tblHeader w:val="on"/>
+                <w:trHeight w:val="360" w:hRule="auto"/>
+                <w:tblHeader/>
               </w:trPr>
               <w:tc>
-                <w:tcPr/>
-                <w:p>
-                  <w:pPr>
-                    <w:pStyle w:val="Compact"/>
+                <w:tcPr>
+                  <w:tcBorders>
+                    <w:bottom w:val="single" w:sz="12" w:space="0" w:color="666666"/>
+                    <w:top w:val="single" w:sz="12" w:space="0" w:color="666666"/>
+                    <w:left w:val="none" w:sz="0" w:space="0" w:color="000000"/>
+                    <w:right w:val="none" w:sz="0" w:space="0" w:color="000000"/>
+                  </w:tcBorders>
+                  <w:shd w:val="clear" w:color="auto" w:fill="FFFFFF"/>
+                  <w:tcMar>
+                    <w:top w:w="0" w:type="dxa"/>
+                    <w:bottom w:w="0" w:type="dxa"/>
+                    <w:left w:w="0" w:type="dxa"/>
+                    <w:right w:w="0" w:type="dxa"/>
+                  </w:tcMar>
+                  <w:vAlign w:val="center"/>
+                </w:tcPr>
+                <w:p>
+                  <w:pPr>
                     <w:jc w:val="left"/>
-                    <w:jc w:val="center"/>
-                  </w:pPr>
-                  <w:r>
+                    <w:pBdr>
+                      <w:bottom w:val="none" w:sz="0" w:space="0" w:color="000000"/>
+                      <w:top w:val="none" w:sz="0" w:space="0" w:color="000000"/>
+                      <w:left w:val="none" w:sz="0" w:space="0" w:color="000000"/>
+                      <w:right w:val="none" w:sz="0" w:space="0" w:color="000000"/>
+                    </w:pBdr>
+                    <w:spacing w:after="100" w:before="100" w:line="240"/>
+                    <w:ind w:left="100" w:right="100" w:firstLine="0" w:firstLineChars="0"/>
+                    <w:rPr>
+                      <w:rFonts w:ascii="Arial" w:hAnsi="Arial" w:eastAsia="Arial" w:cs="Arial"/>
+                      <w:i w:val="false"/>
+                      <w:b w:val="false"/>
+                      <w:u w:val="none"/>
+                      <w:strike w:val="false"/>
+                      <w:sz w:val="22"/>
+                      <w:szCs w:val="22"/>
+                      <w:color w:val="000000"/>
+                    </w:rPr>
+                  </w:pPr>
+                  <w:r xmlns:w="http://schemas.openxmlformats.org/wordprocessingml/2006/main" xmlns:wp="http://schemas.openxmlformats.org/drawingml/2006/wordprocessingDrawing" xmlns:r="http://schemas.openxmlformats.org/officeDocument/2006/relationships" xmlns:w14="http://schemas.microsoft.com/office/word/2010/wordml">
+                    <w:rPr>
+                      <w:rFonts w:ascii="Arial" w:hAnsi="Arial" w:eastAsia="Arial" w:cs="Arial"/>
+                      <w:i w:val="false"/>
+                      <w:b w:val="false"/>
+                      <w:u w:val="none"/>
+                      <w:strike w:val="false"/>
+                      <w:sz w:val="22"/>
+                      <w:szCs w:val="22"/>
+                      <w:color w:val="000000"/>
+                    </w:rPr>
                     <w:t xml:space="preserve">term</w:t>
                   </w:r>
                 </w:p>
               </w:tc>
               <w:tc>
-                <w:tcPr/>
-                <w:p>
-                  <w:pPr>
-                    <w:pStyle w:val="Compact"/>
+                <w:tcPr>
+                  <w:tcBorders>
+                    <w:bottom w:val="single" w:sz="12" w:space="0" w:color="666666"/>
+                    <w:top w:val="single" w:sz="12" w:space="0" w:color="666666"/>
+                    <w:left w:val="none" w:sz="0" w:space="0" w:color="000000"/>
+                    <w:right w:val="none" w:sz="0" w:space="0" w:color="000000"/>
+                  </w:tcBorders>
+                  <w:shd w:val="clear" w:color="auto" w:fill="FFFFFF"/>
+                  <w:tcMar>
+                    <w:top w:w="0" w:type="dxa"/>
+                    <w:bottom w:w="0" w:type="dxa"/>
+                    <w:left w:w="0" w:type="dxa"/>
+                    <w:right w:w="0" w:type="dxa"/>
+                  </w:tcMar>
+                  <w:vAlign w:val="center"/>
+                </w:tcPr>
+                <w:p>
+                  <w:pPr>
                     <w:jc w:val="right"/>
-                    <w:jc w:val="center"/>
-                  </w:pPr>
-                  <w:r>
+                    <w:pBdr>
+                      <w:bottom w:val="none" w:sz="0" w:space="0" w:color="000000"/>
+                      <w:top w:val="none" w:sz="0" w:space="0" w:color="000000"/>
+                      <w:left w:val="none" w:sz="0" w:space="0" w:color="000000"/>
+                      <w:right w:val="none" w:sz="0" w:space="0" w:color="000000"/>
+                    </w:pBdr>
+                    <w:spacing w:after="100" w:before="100" w:line="240"/>
+                    <w:ind w:left="100" w:right="100" w:firstLine="0" w:firstLineChars="0"/>
+                    <w:rPr>
+                      <w:rFonts w:ascii="Arial" w:hAnsi="Arial" w:eastAsia="Arial" w:cs="Arial"/>
+                      <w:i w:val="false"/>
+                      <w:b w:val="false"/>
+                      <w:u w:val="none"/>
+                      <w:strike w:val="false"/>
+                      <w:sz w:val="22"/>
+                      <w:szCs w:val="22"/>
+                      <w:color w:val="000000"/>
+                    </w:rPr>
+                  </w:pPr>
+                  <w:r xmlns:w="http://schemas.openxmlformats.org/wordprocessingml/2006/main" xmlns:wp="http://schemas.openxmlformats.org/drawingml/2006/wordprocessingDrawing" xmlns:r="http://schemas.openxmlformats.org/officeDocument/2006/relationships" xmlns:w14="http://schemas.microsoft.com/office/word/2010/wordml">
+                    <w:rPr>
+                      <w:rFonts w:ascii="Arial" w:hAnsi="Arial" w:eastAsia="Arial" w:cs="Arial"/>
+                      <w:i w:val="false"/>
+                      <w:b w:val="false"/>
+                      <w:u w:val="none"/>
+                      <w:strike w:val="false"/>
+                      <w:sz w:val="22"/>
+                      <w:szCs w:val="22"/>
+                      <w:color w:val="000000"/>
+                    </w:rPr>
                     <w:t xml:space="preserve">estimate</w:t>
                   </w:r>
                 </w:p>
               </w:tc>
               <w:tc>
-                <w:tcPr/>
-                <w:p>
-                  <w:pPr>
-                    <w:pStyle w:val="Compact"/>
+                <w:tcPr>
+                  <w:tcBorders>
+                    <w:bottom w:val="single" w:sz="12" w:space="0" w:color="666666"/>
+                    <w:top w:val="single" w:sz="12" w:space="0" w:color="666666"/>
+                    <w:left w:val="none" w:sz="0" w:space="0" w:color="000000"/>
+                    <w:right w:val="none" w:sz="0" w:space="0" w:color="000000"/>
+                  </w:tcBorders>
+                  <w:shd w:val="clear" w:color="auto" w:fill="FFFFFF"/>
+                  <w:tcMar>
+                    <w:top w:w="0" w:type="dxa"/>
+                    <w:bottom w:w="0" w:type="dxa"/>
+                    <w:left w:w="0" w:type="dxa"/>
+                    <w:right w:w="0" w:type="dxa"/>
+                  </w:tcMar>
+                  <w:vAlign w:val="center"/>
+                </w:tcPr>
+                <w:p>
+                  <w:pPr>
                     <w:jc w:val="right"/>
-                    <w:jc w:val="center"/>
-                  </w:pPr>
-                  <w:r>
+                    <w:pBdr>
+                      <w:bottom w:val="none" w:sz="0" w:space="0" w:color="000000"/>
+                      <w:top w:val="none" w:sz="0" w:space="0" w:color="000000"/>
+                      <w:left w:val="none" w:sz="0" w:space="0" w:color="000000"/>
+                      <w:right w:val="none" w:sz="0" w:space="0" w:color="000000"/>
+                    </w:pBdr>
+                    <w:spacing w:after="100" w:before="100" w:line="240"/>
+                    <w:ind w:left="100" w:right="100" w:firstLine="0" w:firstLineChars="0"/>
+                    <w:rPr>
+                      <w:rFonts w:ascii="Arial" w:hAnsi="Arial" w:eastAsia="Arial" w:cs="Arial"/>
+                      <w:i w:val="false"/>
+                      <w:b w:val="false"/>
+                      <w:u w:val="none"/>
+                      <w:strike w:val="false"/>
+                      <w:sz w:val="22"/>
+                      <w:szCs w:val="22"/>
+                      <w:color w:val="000000"/>
+                    </w:rPr>
+                  </w:pPr>
+                  <w:r xmlns:w="http://schemas.openxmlformats.org/wordprocessingml/2006/main" xmlns:wp="http://schemas.openxmlformats.org/drawingml/2006/wordprocessingDrawing" xmlns:r="http://schemas.openxmlformats.org/officeDocument/2006/relationships" xmlns:w14="http://schemas.microsoft.com/office/word/2010/wordml">
+                    <w:rPr>
+                      <w:rFonts w:ascii="Arial" w:hAnsi="Arial" w:eastAsia="Arial" w:cs="Arial"/>
+                      <w:i w:val="false"/>
+                      <w:b w:val="false"/>
+                      <w:u w:val="none"/>
+                      <w:strike w:val="false"/>
+                      <w:sz w:val="22"/>
+                      <w:szCs w:val="22"/>
+                      <w:color w:val="000000"/>
+                    </w:rPr>
                     <w:t xml:space="preserve">std.error</w:t>
                   </w:r>
                 </w:p>
               </w:tc>
               <w:tc>
-                <w:tcPr/>
-                <w:p>
-                  <w:pPr>
-                    <w:pStyle w:val="Compact"/>
+                <w:tcPr>
+                  <w:tcBorders>
+                    <w:bottom w:val="single" w:sz="12" w:space="0" w:color="666666"/>
+                    <w:top w:val="single" w:sz="12" w:space="0" w:color="666666"/>
+                    <w:left w:val="none" w:sz="0" w:space="0" w:color="000000"/>
+                    <w:right w:val="none" w:sz="0" w:space="0" w:color="000000"/>
+                  </w:tcBorders>
+                  <w:shd w:val="clear" w:color="auto" w:fill="FFFFFF"/>
+                  <w:tcMar>
+                    <w:top w:w="0" w:type="dxa"/>
+                    <w:bottom w:w="0" w:type="dxa"/>
+                    <w:left w:w="0" w:type="dxa"/>
+                    <w:right w:w="0" w:type="dxa"/>
+                  </w:tcMar>
+                  <w:vAlign w:val="center"/>
+                </w:tcPr>
+                <w:p>
+                  <w:pPr>
                     <w:jc w:val="right"/>
-                    <w:jc w:val="center"/>
-                  </w:pPr>
-                  <w:r>
+                    <w:pBdr>
+                      <w:bottom w:val="none" w:sz="0" w:space="0" w:color="000000"/>
+                      <w:top w:val="none" w:sz="0" w:space="0" w:color="000000"/>
+                      <w:left w:val="none" w:sz="0" w:space="0" w:color="000000"/>
+                      <w:right w:val="none" w:sz="0" w:space="0" w:color="000000"/>
+                    </w:pBdr>
+                    <w:spacing w:after="100" w:before="100" w:line="240"/>
+                    <w:ind w:left="100" w:right="100" w:firstLine="0" w:firstLineChars="0"/>
+                    <w:rPr>
+                      <w:rFonts w:ascii="Arial" w:hAnsi="Arial" w:eastAsia="Arial" w:cs="Arial"/>
+                      <w:i w:val="false"/>
+                      <w:b w:val="false"/>
+                      <w:u w:val="none"/>
+                      <w:strike w:val="false"/>
+                      <w:sz w:val="22"/>
+                      <w:szCs w:val="22"/>
+                      <w:color w:val="000000"/>
+                    </w:rPr>
+                  </w:pPr>
+                  <w:r xmlns:w="http://schemas.openxmlformats.org/wordprocessingml/2006/main" xmlns:wp="http://schemas.openxmlformats.org/drawingml/2006/wordprocessingDrawing" xmlns:r="http://schemas.openxmlformats.org/officeDocument/2006/relationships" xmlns:w14="http://schemas.microsoft.com/office/word/2010/wordml">
+                    <w:rPr>
+                      <w:rFonts w:ascii="Arial" w:hAnsi="Arial" w:eastAsia="Arial" w:cs="Arial"/>
+                      <w:i w:val="false"/>
+                      <w:b w:val="false"/>
+                      <w:u w:val="none"/>
+                      <w:strike w:val="false"/>
+                      <w:sz w:val="22"/>
+                      <w:szCs w:val="22"/>
+                      <w:color w:val="000000"/>
+                    </w:rPr>
                     <w:t xml:space="preserve">statistic</w:t>
                   </w:r>
                 </w:p>
               </w:tc>
               <w:tc>
-                <w:tcPr/>
-                <w:p>
-                  <w:pPr>
-                    <w:pStyle w:val="Compact"/>
+                <w:tcPr>
+                  <w:tcBorders>
+                    <w:bottom w:val="single" w:sz="12" w:space="0" w:color="666666"/>
+                    <w:top w:val="single" w:sz="12" w:space="0" w:color="666666"/>
+                    <w:left w:val="none" w:sz="0" w:space="0" w:color="000000"/>
+                    <w:right w:val="none" w:sz="0" w:space="0" w:color="000000"/>
+                  </w:tcBorders>
+                  <w:shd w:val="clear" w:color="auto" w:fill="FFFFFF"/>
+                  <w:tcMar>
+                    <w:top w:w="0" w:type="dxa"/>
+                    <w:bottom w:w="0" w:type="dxa"/>
+                    <w:left w:w="0" w:type="dxa"/>
+                    <w:right w:w="0" w:type="dxa"/>
+                  </w:tcMar>
+                  <w:vAlign w:val="center"/>
+                </w:tcPr>
+                <w:p>
+                  <w:pPr>
                     <w:jc w:val="right"/>
-                    <w:jc w:val="center"/>
-                  </w:pPr>
-                  <w:r>
+                    <w:pBdr>
+                      <w:bottom w:val="none" w:sz="0" w:space="0" w:color="000000"/>
+                      <w:top w:val="none" w:sz="0" w:space="0" w:color="000000"/>
+                      <w:left w:val="none" w:sz="0" w:space="0" w:color="000000"/>
+                      <w:right w:val="none" w:sz="0" w:space="0" w:color="000000"/>
+                    </w:pBdr>
+                    <w:spacing w:after="100" w:before="100" w:line="240"/>
+                    <w:ind w:left="100" w:right="100" w:firstLine="0" w:firstLineChars="0"/>
+                    <w:rPr>
+                      <w:rFonts w:ascii="Arial" w:hAnsi="Arial" w:eastAsia="Arial" w:cs="Arial"/>
+                      <w:i w:val="false"/>
+                      <w:b w:val="false"/>
+                      <w:u w:val="none"/>
+                      <w:strike w:val="false"/>
+                      <w:sz w:val="22"/>
+                      <w:szCs w:val="22"/>
+                      <w:color w:val="000000"/>
+                    </w:rPr>
+                  </w:pPr>
+                  <w:r xmlns:w="http://schemas.openxmlformats.org/wordprocessingml/2006/main" xmlns:wp="http://schemas.openxmlformats.org/drawingml/2006/wordprocessingDrawing" xmlns:r="http://schemas.openxmlformats.org/officeDocument/2006/relationships" xmlns:w14="http://schemas.microsoft.com/office/word/2010/wordml">
+                    <w:rPr>
+                      <w:rFonts w:ascii="Arial" w:hAnsi="Arial" w:eastAsia="Arial" w:cs="Arial"/>
+                      <w:i w:val="false"/>
+                      <w:b w:val="false"/>
+                      <w:u w:val="none"/>
+                      <w:strike w:val="false"/>
+                      <w:sz w:val="22"/>
+                      <w:szCs w:val="22"/>
+                      <w:color w:val="000000"/>
+                    </w:rPr>
                     <w:t xml:space="preserve">p.value</w:t>
                   </w:r>
                 </w:p>
               </w:tc>
             </w:tr>
             <w:tr>
-              <w:tc>
-                <w:tcPr/>
-                <w:p>
-                  <w:pPr>
-                    <w:pStyle w:val="Compact"/>
+              <w:trPr>
+                <w:trHeight w:val="360" w:hRule="auto"/>
+              </w:trPr>
+              <w:tc>
+                <w:tcPr>
+                  <w:tcBorders>
+                    <w:bottom w:val="none" w:sz="0" w:space="0" w:color="000000"/>
+                    <w:top w:val="single" w:sz="12" w:space="0" w:color="666666"/>
+                    <w:left w:val="none" w:sz="0" w:space="0" w:color="000000"/>
+                    <w:right w:val="none" w:sz="0" w:space="0" w:color="000000"/>
+                  </w:tcBorders>
+                  <w:shd w:val="clear" w:color="auto" w:fill="FFFFFF"/>
+                  <w:tcMar>
+                    <w:top w:w="0" w:type="dxa"/>
+                    <w:bottom w:w="0" w:type="dxa"/>
+                    <w:left w:w="0" w:type="dxa"/>
+                    <w:right w:w="0" w:type="dxa"/>
+                  </w:tcMar>
+                  <w:vAlign w:val="center"/>
+                </w:tcPr>
+                <w:p>
+                  <w:pPr>
                     <w:jc w:val="left"/>
-                    <w:jc w:val="center"/>
-                  </w:pPr>
-                  <w:r>
+                    <w:pBdr>
+                      <w:bottom w:val="none" w:sz="0" w:space="0" w:color="000000"/>
+                      <w:top w:val="none" w:sz="0" w:space="0" w:color="000000"/>
+                      <w:left w:val="none" w:sz="0" w:space="0" w:color="000000"/>
+                      <w:right w:val="none" w:sz="0" w:space="0" w:color="000000"/>
+                    </w:pBdr>
+                    <w:spacing w:after="100" w:before="100" w:line="240"/>
+                    <w:ind w:left="100" w:right="100" w:firstLine="0" w:firstLineChars="0"/>
+                    <w:rPr>
+                      <w:rFonts w:ascii="Arial" w:hAnsi="Arial" w:eastAsia="Arial" w:cs="Arial"/>
+                      <w:i w:val="false"/>
+                      <w:b w:val="false"/>
+                      <w:u w:val="none"/>
+                      <w:strike w:val="false"/>
+                      <w:sz w:val="22"/>
+                      <w:szCs w:val="22"/>
+                      <w:color w:val="000000"/>
+                    </w:rPr>
+                  </w:pPr>
+                  <w:r xmlns:w="http://schemas.openxmlformats.org/wordprocessingml/2006/main" xmlns:wp="http://schemas.openxmlformats.org/drawingml/2006/wordprocessingDrawing" xmlns:r="http://schemas.openxmlformats.org/officeDocument/2006/relationships" xmlns:w14="http://schemas.microsoft.com/office/word/2010/wordml">
+                    <w:rPr>
+                      <w:rFonts w:ascii="Arial" w:hAnsi="Arial" w:eastAsia="Arial" w:cs="Arial"/>
+                      <w:i w:val="false"/>
+                      <w:b w:val="false"/>
+                      <w:u w:val="none"/>
+                      <w:strike w:val="false"/>
+                      <w:sz w:val="22"/>
+                      <w:szCs w:val="22"/>
+                      <w:color w:val="000000"/>
+                    </w:rPr>
                     <w:t xml:space="preserve">(Intercept)</w:t>
                   </w:r>
                 </w:p>
               </w:tc>
               <w:tc>
-                <w:tcPr/>
-                <w:p>
-                  <w:pPr>
-                    <w:pStyle w:val="Compact"/>
+                <w:tcPr>
+                  <w:tcBorders>
+                    <w:bottom w:val="none" w:sz="0" w:space="0" w:color="000000"/>
+                    <w:top w:val="single" w:sz="12" w:space="0" w:color="666666"/>
+                    <w:left w:val="none" w:sz="0" w:space="0" w:color="000000"/>
+                    <w:right w:val="none" w:sz="0" w:space="0" w:color="000000"/>
+                  </w:tcBorders>
+                  <w:shd w:val="clear" w:color="auto" w:fill="FFFFFF"/>
+                  <w:tcMar>
+                    <w:top w:w="0" w:type="dxa"/>
+                    <w:bottom w:w="0" w:type="dxa"/>
+                    <w:left w:w="0" w:type="dxa"/>
+                    <w:right w:w="0" w:type="dxa"/>
+                  </w:tcMar>
+                  <w:vAlign w:val="center"/>
+                </w:tcPr>
+                <w:p>
+                  <w:pPr>
                     <w:jc w:val="right"/>
-                    <w:jc w:val="center"/>
-                  </w:pPr>
-                  <w:r>
+                    <w:pBdr>
+                      <w:bottom w:val="none" w:sz="0" w:space="0" w:color="000000"/>
+                      <w:top w:val="none" w:sz="0" w:space="0" w:color="000000"/>
+                      <w:left w:val="none" w:sz="0" w:space="0" w:color="000000"/>
+                      <w:right w:val="none" w:sz="0" w:space="0" w:color="000000"/>
+                    </w:pBdr>
+                    <w:spacing w:after="100" w:before="100" w:line="240"/>
+                    <w:ind w:left="100" w:right="100" w:firstLine="0" w:firstLineChars="0"/>
+                    <w:rPr>
+                      <w:rFonts w:ascii="Arial" w:hAnsi="Arial" w:eastAsia="Arial" w:cs="Arial"/>
+                      <w:i w:val="false"/>
+                      <w:b w:val="false"/>
+                      <w:u w:val="none"/>
+                      <w:strike w:val="false"/>
+                      <w:sz w:val="22"/>
+                      <w:szCs w:val="22"/>
+                      <w:color w:val="000000"/>
+                    </w:rPr>
+                  </w:pPr>
+                  <w:r xmlns:w="http://schemas.openxmlformats.org/wordprocessingml/2006/main" xmlns:wp="http://schemas.openxmlformats.org/drawingml/2006/wordprocessingDrawing" xmlns:r="http://schemas.openxmlformats.org/officeDocument/2006/relationships" xmlns:w14="http://schemas.microsoft.com/office/word/2010/wordml">
+                    <w:rPr>
+                      <w:rFonts w:ascii="Arial" w:hAnsi="Arial" w:eastAsia="Arial" w:cs="Arial"/>
+                      <w:i w:val="false"/>
+                      <w:b w:val="false"/>
+                      <w:u w:val="none"/>
+                      <w:strike w:val="false"/>
+                      <w:sz w:val="22"/>
+                      <w:szCs w:val="22"/>
+                      <w:color w:val="000000"/>
+                    </w:rPr>
                     <w:t xml:space="preserve">149.2726967</w:t>
                   </w:r>
                 </w:p>
               </w:tc>
               <w:tc>
-                <w:tcPr/>
-                <w:p>
-                  <w:pPr>
-                    <w:pStyle w:val="Compact"/>
+                <w:tcPr>
+                  <w:tcBorders>
+                    <w:bottom w:val="none" w:sz="0" w:space="0" w:color="000000"/>
+                    <w:top w:val="single" w:sz="12" w:space="0" w:color="666666"/>
+                    <w:left w:val="none" w:sz="0" w:space="0" w:color="000000"/>
+                    <w:right w:val="none" w:sz="0" w:space="0" w:color="000000"/>
+                  </w:tcBorders>
+                  <w:shd w:val="clear" w:color="auto" w:fill="FFFFFF"/>
+                  <w:tcMar>
+                    <w:top w:w="0" w:type="dxa"/>
+                    <w:bottom w:w="0" w:type="dxa"/>
+                    <w:left w:w="0" w:type="dxa"/>
+                    <w:right w:w="0" w:type="dxa"/>
+                  </w:tcMar>
+                  <w:vAlign w:val="center"/>
+                </w:tcPr>
+                <w:p>
+                  <w:pPr>
                     <w:jc w:val="right"/>
-                    <w:jc w:val="center"/>
-                  </w:pPr>
-                  <w:r>
+                    <w:pBdr>
+                      <w:bottom w:val="none" w:sz="0" w:space="0" w:color="000000"/>
+                      <w:top w:val="none" w:sz="0" w:space="0" w:color="000000"/>
+                      <w:left w:val="none" w:sz="0" w:space="0" w:color="000000"/>
+                      <w:right w:val="none" w:sz="0" w:space="0" w:color="000000"/>
+                    </w:pBdr>
+                    <w:spacing w:after="100" w:before="100" w:line="240"/>
+                    <w:ind w:left="100" w:right="100" w:firstLine="0" w:firstLineChars="0"/>
+                    <w:rPr>
+                      <w:rFonts w:ascii="Arial" w:hAnsi="Arial" w:eastAsia="Arial" w:cs="Arial"/>
+                      <w:i w:val="false"/>
+                      <w:b w:val="false"/>
+                      <w:u w:val="none"/>
+                      <w:strike w:val="false"/>
+                      <w:sz w:val="22"/>
+                      <w:szCs w:val="22"/>
+                      <w:color w:val="000000"/>
+                    </w:rPr>
+                  </w:pPr>
+                  <w:r xmlns:w="http://schemas.openxmlformats.org/wordprocessingml/2006/main" xmlns:wp="http://schemas.openxmlformats.org/drawingml/2006/wordprocessingDrawing" xmlns:r="http://schemas.openxmlformats.org/officeDocument/2006/relationships" xmlns:w14="http://schemas.microsoft.com/office/word/2010/wordml">
+                    <w:rPr>
+                      <w:rFonts w:ascii="Arial" w:hAnsi="Arial" w:eastAsia="Arial" w:cs="Arial"/>
+                      <w:i w:val="false"/>
+                      <w:b w:val="false"/>
+                      <w:u w:val="none"/>
+                      <w:strike w:val="false"/>
+                      <w:sz w:val="22"/>
+                      <w:szCs w:val="22"/>
+                      <w:color w:val="000000"/>
+                    </w:rPr>
                     <w:t xml:space="preserve">23.3823360</w:t>
                   </w:r>
                 </w:p>
               </w:tc>
               <w:tc>
-                <w:tcPr/>
-                <w:p>
-                  <w:pPr>
-                    <w:pStyle w:val="Compact"/>
+                <w:tcPr>
+                  <w:tcBorders>
+                    <w:bottom w:val="none" w:sz="0" w:space="0" w:color="000000"/>
+                    <w:top w:val="single" w:sz="12" w:space="0" w:color="666666"/>
+                    <w:left w:val="none" w:sz="0" w:space="0" w:color="000000"/>
+                    <w:right w:val="none" w:sz="0" w:space="0" w:color="000000"/>
+                  </w:tcBorders>
+                  <w:shd w:val="clear" w:color="auto" w:fill="FFFFFF"/>
+                  <w:tcMar>
+                    <w:top w:w="0" w:type="dxa"/>
+                    <w:bottom w:w="0" w:type="dxa"/>
+                    <w:left w:w="0" w:type="dxa"/>
+                    <w:right w:w="0" w:type="dxa"/>
+                  </w:tcMar>
+                  <w:vAlign w:val="center"/>
+                </w:tcPr>
+                <w:p>
+                  <w:pPr>
                     <w:jc w:val="right"/>
-                    <w:jc w:val="center"/>
-                  </w:pPr>
-                  <w:r>
+                    <w:pBdr>
+                      <w:bottom w:val="none" w:sz="0" w:space="0" w:color="000000"/>
+                      <w:top w:val="none" w:sz="0" w:space="0" w:color="000000"/>
+                      <w:left w:val="none" w:sz="0" w:space="0" w:color="000000"/>
+                      <w:right w:val="none" w:sz="0" w:space="0" w:color="000000"/>
+                    </w:pBdr>
+                    <w:spacing w:after="100" w:before="100" w:line="240"/>
+                    <w:ind w:left="100" w:right="100" w:firstLine="0" w:firstLineChars="0"/>
+                    <w:rPr>
+                      <w:rFonts w:ascii="Arial" w:hAnsi="Arial" w:eastAsia="Arial" w:cs="Arial"/>
+                      <w:i w:val="false"/>
+                      <w:b w:val="false"/>
+                      <w:u w:val="none"/>
+                      <w:strike w:val="false"/>
+                      <w:sz w:val="22"/>
+                      <w:szCs w:val="22"/>
+                      <w:color w:val="000000"/>
+                    </w:rPr>
+                  </w:pPr>
+                  <w:r xmlns:w="http://schemas.openxmlformats.org/wordprocessingml/2006/main" xmlns:wp="http://schemas.openxmlformats.org/drawingml/2006/wordprocessingDrawing" xmlns:r="http://schemas.openxmlformats.org/officeDocument/2006/relationships" xmlns:w14="http://schemas.microsoft.com/office/word/2010/wordml">
+                    <w:rPr>
+                      <w:rFonts w:ascii="Arial" w:hAnsi="Arial" w:eastAsia="Arial" w:cs="Arial"/>
+                      <w:i w:val="false"/>
+                      <w:b w:val="false"/>
+                      <w:u w:val="none"/>
+                      <w:strike w:val="false"/>
+                      <w:sz w:val="22"/>
+                      <w:szCs w:val="22"/>
+                      <w:color w:val="000000"/>
+                    </w:rPr>
                     <w:t xml:space="preserve">6.3839942</w:t>
                   </w:r>
                 </w:p>
               </w:tc>
               <w:tc>
-                <w:tcPr/>
-                <w:p>
-                  <w:pPr>
-                    <w:pStyle w:val="Compact"/>
+                <w:tcPr>
+                  <w:tcBorders>
+                    <w:bottom w:val="none" w:sz="0" w:space="0" w:color="000000"/>
+                    <w:top w:val="single" w:sz="12" w:space="0" w:color="666666"/>
+                    <w:left w:val="none" w:sz="0" w:space="0" w:color="000000"/>
+                    <w:right w:val="none" w:sz="0" w:space="0" w:color="000000"/>
+                  </w:tcBorders>
+                  <w:shd w:val="clear" w:color="auto" w:fill="FFFFFF"/>
+                  <w:tcMar>
+                    <w:top w:w="0" w:type="dxa"/>
+                    <w:bottom w:w="0" w:type="dxa"/>
+                    <w:left w:w="0" w:type="dxa"/>
+                    <w:right w:w="0" w:type="dxa"/>
+                  </w:tcMar>
+                  <w:vAlign w:val="center"/>
+                </w:tcPr>
+                <w:p>
+                  <w:pPr>
                     <w:jc w:val="right"/>
-                    <w:jc w:val="center"/>
-                  </w:pPr>
-                  <w:r>
-                    <w:t xml:space="preserve">0.0013962</w:t>
+                    <w:pBdr>
+                      <w:bottom w:val="none" w:sz="0" w:space="0" w:color="000000"/>
+                      <w:top w:val="none" w:sz="0" w:space="0" w:color="000000"/>
+                      <w:left w:val="none" w:sz="0" w:space="0" w:color="000000"/>
+                      <w:right w:val="none" w:sz="0" w:space="0" w:color="000000"/>
+                    </w:pBdr>
+                    <w:spacing w:after="100" w:before="100" w:line="240"/>
+                    <w:ind w:left="100" w:right="100" w:firstLine="0" w:firstLineChars="0"/>
+                    <w:rPr>
+                      <w:rFonts w:ascii="Arial" w:hAnsi="Arial" w:eastAsia="Arial" w:cs="Arial"/>
+                      <w:i w:val="false"/>
+                      <w:b w:val="false"/>
+                      <w:u w:val="none"/>
+                      <w:strike w:val="false"/>
+                      <w:sz w:val="22"/>
+                      <w:szCs w:val="22"/>
+                      <w:color w:val="000000"/>
+                    </w:rPr>
+                  </w:pPr>
+                  <w:r xmlns:w="http://schemas.openxmlformats.org/wordprocessingml/2006/main" xmlns:wp="http://schemas.openxmlformats.org/drawingml/2006/wordprocessingDrawing" xmlns:r="http://schemas.openxmlformats.org/officeDocument/2006/relationships" xmlns:w14="http://schemas.microsoft.com/office/word/2010/wordml">
+                    <w:rPr>
+                      <w:rFonts w:ascii="Arial" w:hAnsi="Arial" w:eastAsia="Arial" w:cs="Arial"/>
+                      <w:i w:val="false"/>
+                      <w:b w:val="false"/>
+                      <w:u w:val="none"/>
+                      <w:strike w:val="false"/>
+                      <w:sz w:val="22"/>
+                      <w:szCs w:val="22"/>
+                      <w:color w:val="000000"/>
+                    </w:rPr>
+                    <w:t xml:space="preserve">0.001396202</w:t>
                   </w:r>
                 </w:p>
               </w:tc>
             </w:tr>
             <w:tr>
-              <w:tc>
-                <w:tcPr/>
-                <w:p>
-                  <w:pPr>
-                    <w:pStyle w:val="Compact"/>
+              <w:trPr>
+                <w:trHeight w:val="360" w:hRule="auto"/>
+              </w:trPr>
+              <w:tc>
+                <w:tcPr>
+                  <w:tcBorders>
+                    <w:bottom w:val="none" w:sz="0" w:space="0" w:color="000000"/>
+                    <w:top w:val="none" w:sz="0" w:space="0" w:color="000000"/>
+                    <w:left w:val="none" w:sz="0" w:space="0" w:color="000000"/>
+                    <w:right w:val="none" w:sz="0" w:space="0" w:color="000000"/>
+                  </w:tcBorders>
+                  <w:shd w:val="clear" w:color="auto" w:fill="FFFFFF"/>
+                  <w:tcMar>
+                    <w:top w:w="0" w:type="dxa"/>
+                    <w:bottom w:w="0" w:type="dxa"/>
+                    <w:left w:w="0" w:type="dxa"/>
+                    <w:right w:w="0" w:type="dxa"/>
+                  </w:tcMar>
+                  <w:vAlign w:val="center"/>
+                </w:tcPr>
+                <w:p>
+                  <w:pPr>
                     <w:jc w:val="left"/>
-                    <w:jc w:val="center"/>
-                  </w:pPr>
-                  <w:r>
+                    <w:pBdr>
+                      <w:bottom w:val="none" w:sz="0" w:space="0" w:color="000000"/>
+                      <w:top w:val="none" w:sz="0" w:space="0" w:color="000000"/>
+                      <w:left w:val="none" w:sz="0" w:space="0" w:color="000000"/>
+                      <w:right w:val="none" w:sz="0" w:space="0" w:color="000000"/>
+                    </w:pBdr>
+                    <w:spacing w:after="100" w:before="100" w:line="240"/>
+                    <w:ind w:left="100" w:right="100" w:firstLine="0" w:firstLineChars="0"/>
+                    <w:rPr>
+                      <w:rFonts w:ascii="Arial" w:hAnsi="Arial" w:eastAsia="Arial" w:cs="Arial"/>
+                      <w:i w:val="false"/>
+                      <w:b w:val="false"/>
+                      <w:u w:val="none"/>
+                      <w:strike w:val="false"/>
+                      <w:sz w:val="22"/>
+                      <w:szCs w:val="22"/>
+                      <w:color w:val="000000"/>
+                    </w:rPr>
+                  </w:pPr>
+                  <w:r xmlns:w="http://schemas.openxmlformats.org/wordprocessingml/2006/main" xmlns:wp="http://schemas.openxmlformats.org/drawingml/2006/wordprocessingDrawing" xmlns:r="http://schemas.openxmlformats.org/officeDocument/2006/relationships" xmlns:w14="http://schemas.microsoft.com/office/word/2010/wordml">
+                    <w:rPr>
+                      <w:rFonts w:ascii="Arial" w:hAnsi="Arial" w:eastAsia="Arial" w:cs="Arial"/>
+                      <w:i w:val="false"/>
+                      <w:b w:val="false"/>
+                      <w:u w:val="none"/>
+                      <w:strike w:val="false"/>
+                      <w:sz w:val="22"/>
+                      <w:szCs w:val="22"/>
+                      <w:color w:val="000000"/>
+                    </w:rPr>
                     <w:t xml:space="preserve">Weight</w:t>
                   </w:r>
                 </w:p>
               </w:tc>
               <w:tc>
-                <w:tcPr/>
-                <w:p>
-                  <w:pPr>
-                    <w:pStyle w:val="Compact"/>
+                <w:tcPr>
+                  <w:tcBorders>
+                    <w:bottom w:val="none" w:sz="0" w:space="0" w:color="000000"/>
+                    <w:top w:val="none" w:sz="0" w:space="0" w:color="000000"/>
+                    <w:left w:val="none" w:sz="0" w:space="0" w:color="000000"/>
+                    <w:right w:val="none" w:sz="0" w:space="0" w:color="000000"/>
+                  </w:tcBorders>
+                  <w:shd w:val="clear" w:color="auto" w:fill="FFFFFF"/>
+                  <w:tcMar>
+                    <w:top w:w="0" w:type="dxa"/>
+                    <w:bottom w:w="0" w:type="dxa"/>
+                    <w:left w:w="0" w:type="dxa"/>
+                    <w:right w:w="0" w:type="dxa"/>
+                  </w:tcMar>
+                  <w:vAlign w:val="center"/>
+                </w:tcPr>
+                <w:p>
+                  <w:pPr>
                     <w:jc w:val="right"/>
-                    <w:jc w:val="center"/>
-                  </w:pPr>
-                  <w:r>
+                    <w:pBdr>
+                      <w:bottom w:val="none" w:sz="0" w:space="0" w:color="000000"/>
+                      <w:top w:val="none" w:sz="0" w:space="0" w:color="000000"/>
+                      <w:left w:val="none" w:sz="0" w:space="0" w:color="000000"/>
+                      <w:right w:val="none" w:sz="0" w:space="0" w:color="000000"/>
+                    </w:pBdr>
+                    <w:spacing w:after="100" w:before="100" w:line="240"/>
+                    <w:ind w:left="100" w:right="100" w:firstLine="0" w:firstLineChars="0"/>
+                    <w:rPr>
+                      <w:rFonts w:ascii="Arial" w:hAnsi="Arial" w:eastAsia="Arial" w:cs="Arial"/>
+                      <w:i w:val="false"/>
+                      <w:b w:val="false"/>
+                      <w:u w:val="none"/>
+                      <w:strike w:val="false"/>
+                      <w:sz w:val="22"/>
+                      <w:szCs w:val="22"/>
+                      <w:color w:val="000000"/>
+                    </w:rPr>
+                  </w:pPr>
+                  <w:r xmlns:w="http://schemas.openxmlformats.org/wordprocessingml/2006/main" xmlns:wp="http://schemas.openxmlformats.org/drawingml/2006/wordprocessingDrawing" xmlns:r="http://schemas.openxmlformats.org/officeDocument/2006/relationships" xmlns:w14="http://schemas.microsoft.com/office/word/2010/wordml">
+                    <w:rPr>
+                      <w:rFonts w:ascii="Arial" w:hAnsi="Arial" w:eastAsia="Arial" w:cs="Arial"/>
+                      <w:i w:val="false"/>
+                      <w:b w:val="false"/>
+                      <w:u w:val="none"/>
+                      <w:strike w:val="false"/>
+                      <w:sz w:val="22"/>
+                      <w:szCs w:val="22"/>
+                      <w:color w:val="000000"/>
+                    </w:rPr>
                     <w:t xml:space="preserve">0.2623972</w:t>
                   </w:r>
                 </w:p>
               </w:tc>
               <w:tc>
-                <w:tcPr/>
-                <w:p>
-                  <w:pPr>
-                    <w:pStyle w:val="Compact"/>
+                <w:tcPr>
+                  <w:tcBorders>
+                    <w:bottom w:val="none" w:sz="0" w:space="0" w:color="000000"/>
+                    <w:top w:val="none" w:sz="0" w:space="0" w:color="000000"/>
+                    <w:left w:val="none" w:sz="0" w:space="0" w:color="000000"/>
+                    <w:right w:val="none" w:sz="0" w:space="0" w:color="000000"/>
+                  </w:tcBorders>
+                  <w:shd w:val="clear" w:color="auto" w:fill="FFFFFF"/>
+                  <w:tcMar>
+                    <w:top w:w="0" w:type="dxa"/>
+                    <w:bottom w:w="0" w:type="dxa"/>
+                    <w:left w:w="0" w:type="dxa"/>
+                    <w:right w:w="0" w:type="dxa"/>
+                  </w:tcMar>
+                  <w:vAlign w:val="center"/>
+                </w:tcPr>
+                <w:p>
+                  <w:pPr>
                     <w:jc w:val="right"/>
-                    <w:jc w:val="center"/>
-                  </w:pPr>
-                  <w:r>
+                    <w:pBdr>
+                      <w:bottom w:val="none" w:sz="0" w:space="0" w:color="000000"/>
+                      <w:top w:val="none" w:sz="0" w:space="0" w:color="000000"/>
+                      <w:left w:val="none" w:sz="0" w:space="0" w:color="000000"/>
+                      <w:right w:val="none" w:sz="0" w:space="0" w:color="000000"/>
+                    </w:pBdr>
+                    <w:spacing w:after="100" w:before="100" w:line="240"/>
+                    <w:ind w:left="100" w:right="100" w:firstLine="0" w:firstLineChars="0"/>
+                    <w:rPr>
+                      <w:rFonts w:ascii="Arial" w:hAnsi="Arial" w:eastAsia="Arial" w:cs="Arial"/>
+                      <w:i w:val="false"/>
+                      <w:b w:val="false"/>
+                      <w:u w:val="none"/>
+                      <w:strike w:val="false"/>
+                      <w:sz w:val="22"/>
+                      <w:szCs w:val="22"/>
+                      <w:color w:val="000000"/>
+                    </w:rPr>
+                  </w:pPr>
+                  <w:r xmlns:w="http://schemas.openxmlformats.org/wordprocessingml/2006/main" xmlns:wp="http://schemas.openxmlformats.org/drawingml/2006/wordprocessingDrawing" xmlns:r="http://schemas.openxmlformats.org/officeDocument/2006/relationships" xmlns:w14="http://schemas.microsoft.com/office/word/2010/wordml">
+                    <w:rPr>
+                      <w:rFonts w:ascii="Arial" w:hAnsi="Arial" w:eastAsia="Arial" w:cs="Arial"/>
+                      <w:i w:val="false"/>
+                      <w:b w:val="false"/>
+                      <w:u w:val="none"/>
+                      <w:strike w:val="false"/>
+                      <w:sz w:val="22"/>
+                      <w:szCs w:val="22"/>
+                      <w:color w:val="000000"/>
+                    </w:rPr>
                     <w:t xml:space="preserve">0.3512436</w:t>
                   </w:r>
                 </w:p>
               </w:tc>
               <w:tc>
-                <w:tcPr/>
-                <w:p>
-                  <w:pPr>
-                    <w:pStyle w:val="Compact"/>
+                <w:tcPr>
+                  <w:tcBorders>
+                    <w:bottom w:val="none" w:sz="0" w:space="0" w:color="000000"/>
+                    <w:top w:val="none" w:sz="0" w:space="0" w:color="000000"/>
+                    <w:left w:val="none" w:sz="0" w:space="0" w:color="000000"/>
+                    <w:right w:val="none" w:sz="0" w:space="0" w:color="000000"/>
+                  </w:tcBorders>
+                  <w:shd w:val="clear" w:color="auto" w:fill="FFFFFF"/>
+                  <w:tcMar>
+                    <w:top w:w="0" w:type="dxa"/>
+                    <w:bottom w:w="0" w:type="dxa"/>
+                    <w:left w:w="0" w:type="dxa"/>
+                    <w:right w:w="0" w:type="dxa"/>
+                  </w:tcMar>
+                  <w:vAlign w:val="center"/>
+                </w:tcPr>
+                <w:p>
+                  <w:pPr>
                     <w:jc w:val="right"/>
-                    <w:jc w:val="center"/>
-                  </w:pPr>
-                  <w:r>
+                    <w:pBdr>
+                      <w:bottom w:val="none" w:sz="0" w:space="0" w:color="000000"/>
+                      <w:top w:val="none" w:sz="0" w:space="0" w:color="000000"/>
+                      <w:left w:val="none" w:sz="0" w:space="0" w:color="000000"/>
+                      <w:right w:val="none" w:sz="0" w:space="0" w:color="000000"/>
+                    </w:pBdr>
+                    <w:spacing w:after="100" w:before="100" w:line="240"/>
+                    <w:ind w:left="100" w:right="100" w:firstLine="0" w:firstLineChars="0"/>
+                    <w:rPr>
+                      <w:rFonts w:ascii="Arial" w:hAnsi="Arial" w:eastAsia="Arial" w:cs="Arial"/>
+                      <w:i w:val="false"/>
+                      <w:b w:val="false"/>
+                      <w:u w:val="none"/>
+                      <w:strike w:val="false"/>
+                      <w:sz w:val="22"/>
+                      <w:szCs w:val="22"/>
+                      <w:color w:val="000000"/>
+                    </w:rPr>
+                  </w:pPr>
+                  <w:r xmlns:w="http://schemas.openxmlformats.org/wordprocessingml/2006/main" xmlns:wp="http://schemas.openxmlformats.org/drawingml/2006/wordprocessingDrawing" xmlns:r="http://schemas.openxmlformats.org/officeDocument/2006/relationships" xmlns:w14="http://schemas.microsoft.com/office/word/2010/wordml">
+                    <w:rPr>
+                      <w:rFonts w:ascii="Arial" w:hAnsi="Arial" w:eastAsia="Arial" w:cs="Arial"/>
+                      <w:i w:val="false"/>
+                      <w:b w:val="false"/>
+                      <w:u w:val="none"/>
+                      <w:strike w:val="false"/>
+                      <w:sz w:val="22"/>
+                      <w:szCs w:val="22"/>
+                      <w:color w:val="000000"/>
+                    </w:rPr>
                     <w:t xml:space="preserve">0.7470519</w:t>
                   </w:r>
                 </w:p>
               </w:tc>
               <w:tc>
-                <w:tcPr/>
-                <w:p>
-                  <w:pPr>
-                    <w:pStyle w:val="Compact"/>
+                <w:tcPr>
+                  <w:tcBorders>
+                    <w:bottom w:val="none" w:sz="0" w:space="0" w:color="000000"/>
+                    <w:top w:val="none" w:sz="0" w:space="0" w:color="000000"/>
+                    <w:left w:val="none" w:sz="0" w:space="0" w:color="000000"/>
+                    <w:right w:val="none" w:sz="0" w:space="0" w:color="000000"/>
+                  </w:tcBorders>
+                  <w:shd w:val="clear" w:color="auto" w:fill="FFFFFF"/>
+                  <w:tcMar>
+                    <w:top w:w="0" w:type="dxa"/>
+                    <w:bottom w:w="0" w:type="dxa"/>
+                    <w:left w:w="0" w:type="dxa"/>
+                    <w:right w:w="0" w:type="dxa"/>
+                  </w:tcMar>
+                  <w:vAlign w:val="center"/>
+                </w:tcPr>
+                <w:p>
+                  <w:pPr>
                     <w:jc w:val="right"/>
-                    <w:jc w:val="center"/>
-                  </w:pPr>
-                  <w:r>
-                    <w:t xml:space="preserve">0.4886517</w:t>
+                    <w:pBdr>
+                      <w:bottom w:val="none" w:sz="0" w:space="0" w:color="000000"/>
+                      <w:top w:val="none" w:sz="0" w:space="0" w:color="000000"/>
+                      <w:left w:val="none" w:sz="0" w:space="0" w:color="000000"/>
+                      <w:right w:val="none" w:sz="0" w:space="0" w:color="000000"/>
+                    </w:pBdr>
+                    <w:spacing w:after="100" w:before="100" w:line="240"/>
+                    <w:ind w:left="100" w:right="100" w:firstLine="0" w:firstLineChars="0"/>
+                    <w:rPr>
+                      <w:rFonts w:ascii="Arial" w:hAnsi="Arial" w:eastAsia="Arial" w:cs="Arial"/>
+                      <w:i w:val="false"/>
+                      <w:b w:val="false"/>
+                      <w:u w:val="none"/>
+                      <w:strike w:val="false"/>
+                      <w:sz w:val="22"/>
+                      <w:szCs w:val="22"/>
+                      <w:color w:val="000000"/>
+                    </w:rPr>
+                  </w:pPr>
+                  <w:r xmlns:w="http://schemas.openxmlformats.org/wordprocessingml/2006/main" xmlns:wp="http://schemas.openxmlformats.org/drawingml/2006/wordprocessingDrawing" xmlns:r="http://schemas.openxmlformats.org/officeDocument/2006/relationships" xmlns:w14="http://schemas.microsoft.com/office/word/2010/wordml">
+                    <w:rPr>
+                      <w:rFonts w:ascii="Arial" w:hAnsi="Arial" w:eastAsia="Arial" w:cs="Arial"/>
+                      <w:i w:val="false"/>
+                      <w:b w:val="false"/>
+                      <w:u w:val="none"/>
+                      <w:strike w:val="false"/>
+                      <w:sz w:val="22"/>
+                      <w:szCs w:val="22"/>
+                      <w:color w:val="000000"/>
+                    </w:rPr>
+                    <w:t xml:space="preserve">0.488651747</w:t>
                   </w:r>
                 </w:p>
               </w:tc>
             </w:tr>
             <w:tr>
-              <w:tc>
-                <w:tcPr/>
-                <w:p>
-                  <w:pPr>
-                    <w:pStyle w:val="Compact"/>
+              <w:trPr>
+                <w:trHeight w:val="360" w:hRule="auto"/>
+              </w:trPr>
+              <w:tc>
+                <w:tcPr>
+                  <w:tcBorders>
+                    <w:bottom w:val="none" w:sz="0" w:space="0" w:color="000000"/>
+                    <w:top w:val="none" w:sz="0" w:space="0" w:color="000000"/>
+                    <w:left w:val="none" w:sz="0" w:space="0" w:color="000000"/>
+                    <w:right w:val="none" w:sz="0" w:space="0" w:color="000000"/>
+                  </w:tcBorders>
+                  <w:shd w:val="clear" w:color="auto" w:fill="FFFFFF"/>
+                  <w:tcMar>
+                    <w:top w:w="0" w:type="dxa"/>
+                    <w:bottom w:w="0" w:type="dxa"/>
+                    <w:left w:w="0" w:type="dxa"/>
+                    <w:right w:w="0" w:type="dxa"/>
+                  </w:tcMar>
+                  <w:vAlign w:val="center"/>
+                </w:tcPr>
+                <w:p>
+                  <w:pPr>
                     <w:jc w:val="left"/>
-                    <w:jc w:val="center"/>
-                  </w:pPr>
-                  <w:r>
+                    <w:pBdr>
+                      <w:bottom w:val="none" w:sz="0" w:space="0" w:color="000000"/>
+                      <w:top w:val="none" w:sz="0" w:space="0" w:color="000000"/>
+                      <w:left w:val="none" w:sz="0" w:space="0" w:color="000000"/>
+                      <w:right w:val="none" w:sz="0" w:space="0" w:color="000000"/>
+                    </w:pBdr>
+                    <w:spacing w:after="100" w:before="100" w:line="240"/>
+                    <w:ind w:left="100" w:right="100" w:firstLine="0" w:firstLineChars="0"/>
+                    <w:rPr>
+                      <w:rFonts w:ascii="Arial" w:hAnsi="Arial" w:eastAsia="Arial" w:cs="Arial"/>
+                      <w:i w:val="false"/>
+                      <w:b w:val="false"/>
+                      <w:u w:val="none"/>
+                      <w:strike w:val="false"/>
+                      <w:sz w:val="22"/>
+                      <w:szCs w:val="22"/>
+                      <w:color w:val="000000"/>
+                    </w:rPr>
+                  </w:pPr>
+                  <w:r xmlns:w="http://schemas.openxmlformats.org/wordprocessingml/2006/main" xmlns:wp="http://schemas.openxmlformats.org/drawingml/2006/wordprocessingDrawing" xmlns:r="http://schemas.openxmlformats.org/officeDocument/2006/relationships" xmlns:w14="http://schemas.microsoft.com/office/word/2010/wordml">
+                    <w:rPr>
+                      <w:rFonts w:ascii="Arial" w:hAnsi="Arial" w:eastAsia="Arial" w:cs="Arial"/>
+                      <w:i w:val="false"/>
+                      <w:b w:val="false"/>
+                      <w:u w:val="none"/>
+                      <w:strike w:val="false"/>
+                      <w:sz w:val="22"/>
+                      <w:szCs w:val="22"/>
+                      <w:color w:val="000000"/>
+                    </w:rPr>
                     <w:t xml:space="preserve">GenderM</w:t>
                   </w:r>
                 </w:p>
               </w:tc>
               <w:tc>
-                <w:tcPr/>
-                <w:p>
-                  <w:pPr>
-                    <w:pStyle w:val="Compact"/>
+                <w:tcPr>
+                  <w:tcBorders>
+                    <w:bottom w:val="none" w:sz="0" w:space="0" w:color="000000"/>
+                    <w:top w:val="none" w:sz="0" w:space="0" w:color="000000"/>
+                    <w:left w:val="none" w:sz="0" w:space="0" w:color="000000"/>
+                    <w:right w:val="none" w:sz="0" w:space="0" w:color="000000"/>
+                  </w:tcBorders>
+                  <w:shd w:val="clear" w:color="auto" w:fill="FFFFFF"/>
+                  <w:tcMar>
+                    <w:top w:w="0" w:type="dxa"/>
+                    <w:bottom w:w="0" w:type="dxa"/>
+                    <w:left w:w="0" w:type="dxa"/>
+                    <w:right w:w="0" w:type="dxa"/>
+                  </w:tcMar>
+                  <w:vAlign w:val="center"/>
+                </w:tcPr>
+                <w:p>
+                  <w:pPr>
                     <w:jc w:val="right"/>
-                    <w:jc w:val="center"/>
-                  </w:pPr>
-                  <w:r>
+                    <w:pBdr>
+                      <w:bottom w:val="none" w:sz="0" w:space="0" w:color="000000"/>
+                      <w:top w:val="none" w:sz="0" w:space="0" w:color="000000"/>
+                      <w:left w:val="none" w:sz="0" w:space="0" w:color="000000"/>
+                      <w:right w:val="none" w:sz="0" w:space="0" w:color="000000"/>
+                    </w:pBdr>
+                    <w:spacing w:after="100" w:before="100" w:line="240"/>
+                    <w:ind w:left="100" w:right="100" w:firstLine="0" w:firstLineChars="0"/>
+                    <w:rPr>
+                      <w:rFonts w:ascii="Arial" w:hAnsi="Arial" w:eastAsia="Arial" w:cs="Arial"/>
+                      <w:i w:val="false"/>
+                      <w:b w:val="false"/>
+                      <w:u w:val="none"/>
+                      <w:strike w:val="false"/>
+                      <w:sz w:val="22"/>
+                      <w:szCs w:val="22"/>
+                      <w:color w:val="000000"/>
+                    </w:rPr>
+                  </w:pPr>
+                  <w:r xmlns:w="http://schemas.openxmlformats.org/wordprocessingml/2006/main" xmlns:wp="http://schemas.openxmlformats.org/drawingml/2006/wordprocessingDrawing" xmlns:r="http://schemas.openxmlformats.org/officeDocument/2006/relationships" xmlns:w14="http://schemas.microsoft.com/office/word/2010/wordml">
+                    <w:rPr>
+                      <w:rFonts w:ascii="Arial" w:hAnsi="Arial" w:eastAsia="Arial" w:cs="Arial"/>
+                      <w:i w:val="false"/>
+                      <w:b w:val="false"/>
+                      <w:u w:val="none"/>
+                      <w:strike w:val="false"/>
+                      <w:sz w:val="22"/>
+                      <w:szCs w:val="22"/>
+                      <w:color w:val="000000"/>
+                    </w:rPr>
                     <w:t xml:space="preserve">-2.1244913</w:t>
                   </w:r>
                 </w:p>
               </w:tc>
               <w:tc>
-                <w:tcPr/>
-                <w:p>
-                  <w:pPr>
-                    <w:pStyle w:val="Compact"/>
+                <w:tcPr>
+                  <w:tcBorders>
+                    <w:bottom w:val="none" w:sz="0" w:space="0" w:color="000000"/>
+                    <w:top w:val="none" w:sz="0" w:space="0" w:color="000000"/>
+                    <w:left w:val="none" w:sz="0" w:space="0" w:color="000000"/>
+                    <w:right w:val="none" w:sz="0" w:space="0" w:color="000000"/>
+                  </w:tcBorders>
+                  <w:shd w:val="clear" w:color="auto" w:fill="FFFFFF"/>
+                  <w:tcMar>
+                    <w:top w:w="0" w:type="dxa"/>
+                    <w:bottom w:w="0" w:type="dxa"/>
+                    <w:left w:w="0" w:type="dxa"/>
+                    <w:right w:w="0" w:type="dxa"/>
+                  </w:tcMar>
+                  <w:vAlign w:val="center"/>
+                </w:tcPr>
+                <w:p>
+                  <w:pPr>
                     <w:jc w:val="right"/>
-                    <w:jc w:val="center"/>
-                  </w:pPr>
-                  <w:r>
+                    <w:pBdr>
+                      <w:bottom w:val="none" w:sz="0" w:space="0" w:color="000000"/>
+                      <w:top w:val="none" w:sz="0" w:space="0" w:color="000000"/>
+                      <w:left w:val="none" w:sz="0" w:space="0" w:color="000000"/>
+                      <w:right w:val="none" w:sz="0" w:space="0" w:color="000000"/>
+                    </w:pBdr>
+                    <w:spacing w:after="100" w:before="100" w:line="240"/>
+                    <w:ind w:left="100" w:right="100" w:firstLine="0" w:firstLineChars="0"/>
+                    <w:rPr>
+                      <w:rFonts w:ascii="Arial" w:hAnsi="Arial" w:eastAsia="Arial" w:cs="Arial"/>
+                      <w:i w:val="false"/>
+                      <w:b w:val="false"/>
+                      <w:u w:val="none"/>
+                      <w:strike w:val="false"/>
+                      <w:sz w:val="22"/>
+                      <w:szCs w:val="22"/>
+                      <w:color w:val="000000"/>
+                    </w:rPr>
+                  </w:pPr>
+                  <w:r xmlns:w="http://schemas.openxmlformats.org/wordprocessingml/2006/main" xmlns:wp="http://schemas.openxmlformats.org/drawingml/2006/wordprocessingDrawing" xmlns:r="http://schemas.openxmlformats.org/officeDocument/2006/relationships" xmlns:w14="http://schemas.microsoft.com/office/word/2010/wordml">
+                    <w:rPr>
+                      <w:rFonts w:ascii="Arial" w:hAnsi="Arial" w:eastAsia="Arial" w:cs="Arial"/>
+                      <w:i w:val="false"/>
+                      <w:b w:val="false"/>
+                      <w:u w:val="none"/>
+                      <w:strike w:val="false"/>
+                      <w:sz w:val="22"/>
+                      <w:szCs w:val="22"/>
+                      <w:color w:val="000000"/>
+                    </w:rPr>
                     <w:t xml:space="preserve">15.5488953</w:t>
                   </w:r>
                 </w:p>
               </w:tc>
               <w:tc>
-                <w:tcPr/>
-                <w:p>
-                  <w:pPr>
-                    <w:pStyle w:val="Compact"/>
+                <w:tcPr>
+                  <w:tcBorders>
+                    <w:bottom w:val="none" w:sz="0" w:space="0" w:color="000000"/>
+                    <w:top w:val="none" w:sz="0" w:space="0" w:color="000000"/>
+                    <w:left w:val="none" w:sz="0" w:space="0" w:color="000000"/>
+                    <w:right w:val="none" w:sz="0" w:space="0" w:color="000000"/>
+                  </w:tcBorders>
+                  <w:shd w:val="clear" w:color="auto" w:fill="FFFFFF"/>
+                  <w:tcMar>
+                    <w:top w:w="0" w:type="dxa"/>
+                    <w:bottom w:w="0" w:type="dxa"/>
+                    <w:left w:w="0" w:type="dxa"/>
+                    <w:right w:w="0" w:type="dxa"/>
+                  </w:tcMar>
+                  <w:vAlign w:val="center"/>
+                </w:tcPr>
+                <w:p>
+                  <w:pPr>
                     <w:jc w:val="right"/>
-                    <w:jc w:val="center"/>
-                  </w:pPr>
-                  <w:r>
+                    <w:pBdr>
+                      <w:bottom w:val="none" w:sz="0" w:space="0" w:color="000000"/>
+                      <w:top w:val="none" w:sz="0" w:space="0" w:color="000000"/>
+                      <w:left w:val="none" w:sz="0" w:space="0" w:color="000000"/>
+                      <w:right w:val="none" w:sz="0" w:space="0" w:color="000000"/>
+                    </w:pBdr>
+                    <w:spacing w:after="100" w:before="100" w:line="240"/>
+                    <w:ind w:left="100" w:right="100" w:firstLine="0" w:firstLineChars="0"/>
+                    <w:rPr>
+                      <w:rFonts w:ascii="Arial" w:hAnsi="Arial" w:eastAsia="Arial" w:cs="Arial"/>
+                      <w:i w:val="false"/>
+                      <w:b w:val="false"/>
+                      <w:u w:val="none"/>
+                      <w:strike w:val="false"/>
+                      <w:sz w:val="22"/>
+                      <w:szCs w:val="22"/>
+                      <w:color w:val="000000"/>
+                    </w:rPr>
+                  </w:pPr>
+                  <w:r xmlns:w="http://schemas.openxmlformats.org/wordprocessingml/2006/main" xmlns:wp="http://schemas.openxmlformats.org/drawingml/2006/wordprocessingDrawing" xmlns:r="http://schemas.openxmlformats.org/officeDocument/2006/relationships" xmlns:w14="http://schemas.microsoft.com/office/word/2010/wordml">
+                    <w:rPr>
+                      <w:rFonts w:ascii="Arial" w:hAnsi="Arial" w:eastAsia="Arial" w:cs="Arial"/>
+                      <w:i w:val="false"/>
+                      <w:b w:val="false"/>
+                      <w:u w:val="none"/>
+                      <w:strike w:val="false"/>
+                      <w:sz w:val="22"/>
+                      <w:szCs w:val="22"/>
+                      <w:color w:val="000000"/>
+                    </w:rPr>
                     <w:t xml:space="preserve">-0.1366329</w:t>
                   </w:r>
                 </w:p>
               </w:tc>
               <w:tc>
-                <w:tcPr/>
-                <w:p>
-                  <w:pPr>
-                    <w:pStyle w:val="Compact"/>
+                <w:tcPr>
+                  <w:tcBorders>
+                    <w:bottom w:val="none" w:sz="0" w:space="0" w:color="000000"/>
+                    <w:top w:val="none" w:sz="0" w:space="0" w:color="000000"/>
+                    <w:left w:val="none" w:sz="0" w:space="0" w:color="000000"/>
+                    <w:right w:val="none" w:sz="0" w:space="0" w:color="000000"/>
+                  </w:tcBorders>
+                  <w:shd w:val="clear" w:color="auto" w:fill="FFFFFF"/>
+                  <w:tcMar>
+                    <w:top w:w="0" w:type="dxa"/>
+                    <w:bottom w:w="0" w:type="dxa"/>
+                    <w:left w:w="0" w:type="dxa"/>
+                    <w:right w:w="0" w:type="dxa"/>
+                  </w:tcMar>
+                  <w:vAlign w:val="center"/>
+                </w:tcPr>
+                <w:p>
+                  <w:pPr>
                     <w:jc w:val="right"/>
-                    <w:jc w:val="center"/>
-                  </w:pPr>
-                  <w:r>
-                    <w:t xml:space="preserve">0.8966520</w:t>
+                    <w:pBdr>
+                      <w:bottom w:val="none" w:sz="0" w:space="0" w:color="000000"/>
+                      <w:top w:val="none" w:sz="0" w:space="0" w:color="000000"/>
+                      <w:left w:val="none" w:sz="0" w:space="0" w:color="000000"/>
+                      <w:right w:val="none" w:sz="0" w:space="0" w:color="000000"/>
+                    </w:pBdr>
+                    <w:spacing w:after="100" w:before="100" w:line="240"/>
+                    <w:ind w:left="100" w:right="100" w:firstLine="0" w:firstLineChars="0"/>
+                    <w:rPr>
+                      <w:rFonts w:ascii="Arial" w:hAnsi="Arial" w:eastAsia="Arial" w:cs="Arial"/>
+                      <w:i w:val="false"/>
+                      <w:b w:val="false"/>
+                      <w:u w:val="none"/>
+                      <w:strike w:val="false"/>
+                      <w:sz w:val="22"/>
+                      <w:szCs w:val="22"/>
+                      <w:color w:val="000000"/>
+                    </w:rPr>
+                  </w:pPr>
+                  <w:r xmlns:w="http://schemas.openxmlformats.org/wordprocessingml/2006/main" xmlns:wp="http://schemas.openxmlformats.org/drawingml/2006/wordprocessingDrawing" xmlns:r="http://schemas.openxmlformats.org/officeDocument/2006/relationships" xmlns:w14="http://schemas.microsoft.com/office/word/2010/wordml">
+                    <w:rPr>
+                      <w:rFonts w:ascii="Arial" w:hAnsi="Arial" w:eastAsia="Arial" w:cs="Arial"/>
+                      <w:i w:val="false"/>
+                      <w:b w:val="false"/>
+                      <w:u w:val="none"/>
+                      <w:strike w:val="false"/>
+                      <w:sz w:val="22"/>
+                      <w:szCs w:val="22"/>
+                      <w:color w:val="000000"/>
+                    </w:rPr>
+                    <w:t xml:space="preserve">0.896652025</w:t>
                   </w:r>
                 </w:p>
               </w:tc>
             </w:tr>
             <w:tr>
-              <w:tc>
-                <w:tcPr/>
-                <w:p>
-                  <w:pPr>
-                    <w:pStyle w:val="Compact"/>
+              <w:trPr>
+                <w:trHeight w:val="360" w:hRule="auto"/>
+              </w:trPr>
+              <w:tc>
+                <w:tcPr>
+                  <w:tcBorders>
+                    <w:bottom w:val="single" w:sz="12" w:space="0" w:color="666666"/>
+                    <w:top w:val="none" w:sz="0" w:space="0" w:color="000000"/>
+                    <w:left w:val="none" w:sz="0" w:space="0" w:color="000000"/>
+                    <w:right w:val="none" w:sz="0" w:space="0" w:color="000000"/>
+                  </w:tcBorders>
+                  <w:shd w:val="clear" w:color="auto" w:fill="FFFFFF"/>
+                  <w:tcMar>
+                    <w:top w:w="0" w:type="dxa"/>
+                    <w:bottom w:w="0" w:type="dxa"/>
+                    <w:left w:w="0" w:type="dxa"/>
+                    <w:right w:w="0" w:type="dxa"/>
+                  </w:tcMar>
+                  <w:vAlign w:val="center"/>
+                </w:tcPr>
+                <w:p>
+                  <w:pPr>
                     <w:jc w:val="left"/>
-                    <w:jc w:val="center"/>
-                  </w:pPr>
-                  <w:r>
+                    <w:pBdr>
+                      <w:bottom w:val="none" w:sz="0" w:space="0" w:color="000000"/>
+                      <w:top w:val="none" w:sz="0" w:space="0" w:color="000000"/>
+                      <w:left w:val="none" w:sz="0" w:space="0" w:color="000000"/>
+                      <w:right w:val="none" w:sz="0" w:space="0" w:color="000000"/>
+                    </w:pBdr>
+                    <w:spacing w:after="100" w:before="100" w:line="240"/>
+                    <w:ind w:left="100" w:right="100" w:firstLine="0" w:firstLineChars="0"/>
+                    <w:rPr>
+                      <w:rFonts w:ascii="Arial" w:hAnsi="Arial" w:eastAsia="Arial" w:cs="Arial"/>
+                      <w:i w:val="false"/>
+                      <w:b w:val="false"/>
+                      <w:u w:val="none"/>
+                      <w:strike w:val="false"/>
+                      <w:sz w:val="22"/>
+                      <w:szCs w:val="22"/>
+                      <w:color w:val="000000"/>
+                    </w:rPr>
+                  </w:pPr>
+                  <w:r xmlns:w="http://schemas.openxmlformats.org/wordprocessingml/2006/main" xmlns:wp="http://schemas.openxmlformats.org/drawingml/2006/wordprocessingDrawing" xmlns:r="http://schemas.openxmlformats.org/officeDocument/2006/relationships" xmlns:w14="http://schemas.microsoft.com/office/word/2010/wordml">
+                    <w:rPr>
+                      <w:rFonts w:ascii="Arial" w:hAnsi="Arial" w:eastAsia="Arial" w:cs="Arial"/>
+                      <w:i w:val="false"/>
+                      <w:b w:val="false"/>
+                      <w:u w:val="none"/>
+                      <w:strike w:val="false"/>
+                      <w:sz w:val="22"/>
+                      <w:szCs w:val="22"/>
+                      <w:color w:val="000000"/>
+                    </w:rPr>
                     <w:t xml:space="preserve">GenderO</w:t>
                   </w:r>
                 </w:p>
               </w:tc>
               <w:tc>
-                <w:tcPr/>
-                <w:p>
-                  <w:pPr>
-                    <w:pStyle w:val="Compact"/>
+                <w:tcPr>
+                  <w:tcBorders>
+                    <w:bottom w:val="single" w:sz="12" w:space="0" w:color="666666"/>
+                    <w:top w:val="none" w:sz="0" w:space="0" w:color="000000"/>
+                    <w:left w:val="none" w:sz="0" w:space="0" w:color="000000"/>
+                    <w:right w:val="none" w:sz="0" w:space="0" w:color="000000"/>
+                  </w:tcBorders>
+                  <w:shd w:val="clear" w:color="auto" w:fill="FFFFFF"/>
+                  <w:tcMar>
+                    <w:top w:w="0" w:type="dxa"/>
+                    <w:bottom w:w="0" w:type="dxa"/>
+                    <w:left w:w="0" w:type="dxa"/>
+                    <w:right w:w="0" w:type="dxa"/>
+                  </w:tcMar>
+                  <w:vAlign w:val="center"/>
+                </w:tcPr>
+                <w:p>
+                  <w:pPr>
                     <w:jc w:val="right"/>
-                    <w:jc w:val="center"/>
-                  </w:pPr>
-                  <w:r>
+                    <w:pBdr>
+                      <w:bottom w:val="none" w:sz="0" w:space="0" w:color="000000"/>
+                      <w:top w:val="none" w:sz="0" w:space="0" w:color="000000"/>
+                      <w:left w:val="none" w:sz="0" w:space="0" w:color="000000"/>
+                      <w:right w:val="none" w:sz="0" w:space="0" w:color="000000"/>
+                    </w:pBdr>
+                    <w:spacing w:after="100" w:before="100" w:line="240"/>
+                    <w:ind w:left="100" w:right="100" w:firstLine="0" w:firstLineChars="0"/>
+                    <w:rPr>
+                      <w:rFonts w:ascii="Arial" w:hAnsi="Arial" w:eastAsia="Arial" w:cs="Arial"/>
+                      <w:i w:val="false"/>
+                      <w:b w:val="false"/>
+                      <w:u w:val="none"/>
+                      <w:strike w:val="false"/>
+                      <w:sz w:val="22"/>
+                      <w:szCs w:val="22"/>
+                      <w:color w:val="000000"/>
+                    </w:rPr>
+                  </w:pPr>
+                  <w:r xmlns:w="http://schemas.openxmlformats.org/wordprocessingml/2006/main" xmlns:wp="http://schemas.openxmlformats.org/drawingml/2006/wordprocessingDrawing" xmlns:r="http://schemas.openxmlformats.org/officeDocument/2006/relationships" xmlns:w14="http://schemas.microsoft.com/office/word/2010/wordml">
+                    <w:rPr>
+                      <w:rFonts w:ascii="Arial" w:hAnsi="Arial" w:eastAsia="Arial" w:cs="Arial"/>
+                      <w:i w:val="false"/>
+                      <w:b w:val="false"/>
+                      <w:u w:val="none"/>
+                      <w:strike w:val="false"/>
+                      <w:sz w:val="22"/>
+                      <w:szCs w:val="22"/>
+                      <w:color w:val="000000"/>
+                    </w:rPr>
                     <w:t xml:space="preserve">-4.7644739</w:t>
                   </w:r>
                 </w:p>
               </w:tc>
               <w:tc>
-                <w:tcPr/>
-                <w:p>
-                  <w:pPr>
-                    <w:pStyle w:val="Compact"/>
+                <w:tcPr>
+                  <w:tcBorders>
+                    <w:bottom w:val="single" w:sz="12" w:space="0" w:color="666666"/>
+                    <w:top w:val="none" w:sz="0" w:space="0" w:color="000000"/>
+                    <w:left w:val="none" w:sz="0" w:space="0" w:color="000000"/>
+                    <w:right w:val="none" w:sz="0" w:space="0" w:color="000000"/>
+                  </w:tcBorders>
+                  <w:shd w:val="clear" w:color="auto" w:fill="FFFFFF"/>
+                  <w:tcMar>
+                    <w:top w:w="0" w:type="dxa"/>
+                    <w:bottom w:w="0" w:type="dxa"/>
+                    <w:left w:w="0" w:type="dxa"/>
+                    <w:right w:w="0" w:type="dxa"/>
+                  </w:tcMar>
+                  <w:vAlign w:val="center"/>
+                </w:tcPr>
+                <w:p>
+                  <w:pPr>
                     <w:jc w:val="right"/>
-                    <w:jc w:val="center"/>
-                  </w:pPr>
-                  <w:r>
+                    <w:pBdr>
+                      <w:bottom w:val="none" w:sz="0" w:space="0" w:color="000000"/>
+                      <w:top w:val="none" w:sz="0" w:space="0" w:color="000000"/>
+                      <w:left w:val="none" w:sz="0" w:space="0" w:color="000000"/>
+                      <w:right w:val="none" w:sz="0" w:space="0" w:color="000000"/>
+                    </w:pBdr>
+                    <w:spacing w:after="100" w:before="100" w:line="240"/>
+                    <w:ind w:left="100" w:right="100" w:firstLine="0" w:firstLineChars="0"/>
+                    <w:rPr>
+                      <w:rFonts w:ascii="Arial" w:hAnsi="Arial" w:eastAsia="Arial" w:cs="Arial"/>
+                      <w:i w:val="false"/>
+                      <w:b w:val="false"/>
+                      <w:u w:val="none"/>
+                      <w:strike w:val="false"/>
+                      <w:sz w:val="22"/>
+                      <w:szCs w:val="22"/>
+                      <w:color w:val="000000"/>
+                    </w:rPr>
+                  </w:pPr>
+                  <w:r xmlns:w="http://schemas.openxmlformats.org/wordprocessingml/2006/main" xmlns:wp="http://schemas.openxmlformats.org/drawingml/2006/wordprocessingDrawing" xmlns:r="http://schemas.openxmlformats.org/officeDocument/2006/relationships" xmlns:w14="http://schemas.microsoft.com/office/word/2010/wordml">
+                    <w:rPr>
+                      <w:rFonts w:ascii="Arial" w:hAnsi="Arial" w:eastAsia="Arial" w:cs="Arial"/>
+                      <w:i w:val="false"/>
+                      <w:b w:val="false"/>
+                      <w:u w:val="none"/>
+                      <w:strike w:val="false"/>
+                      <w:sz w:val="22"/>
+                      <w:szCs w:val="22"/>
+                      <w:color w:val="000000"/>
+                    </w:rPr>
                     <w:t xml:space="preserve">19.0114155</w:t>
                   </w:r>
                 </w:p>
               </w:tc>
               <w:tc>
-                <w:tcPr/>
-                <w:p>
-                  <w:pPr>
-                    <w:pStyle w:val="Compact"/>
+                <w:tcPr>
+                  <w:tcBorders>
+                    <w:bottom w:val="single" w:sz="12" w:space="0" w:color="666666"/>
+                    <w:top w:val="none" w:sz="0" w:space="0" w:color="000000"/>
+                    <w:left w:val="none" w:sz="0" w:space="0" w:color="000000"/>
+                    <w:right w:val="none" w:sz="0" w:space="0" w:color="000000"/>
+                  </w:tcBorders>
+                  <w:shd w:val="clear" w:color="auto" w:fill="FFFFFF"/>
+                  <w:tcMar>
+                    <w:top w:w="0" w:type="dxa"/>
+                    <w:bottom w:w="0" w:type="dxa"/>
+                    <w:left w:w="0" w:type="dxa"/>
+                    <w:right w:w="0" w:type="dxa"/>
+                  </w:tcMar>
+                  <w:vAlign w:val="center"/>
+                </w:tcPr>
+                <w:p>
+                  <w:pPr>
                     <w:jc w:val="right"/>
-                    <w:jc w:val="center"/>
-                  </w:pPr>
-                  <w:r>
+                    <w:pBdr>
+                      <w:bottom w:val="none" w:sz="0" w:space="0" w:color="000000"/>
+                      <w:top w:val="none" w:sz="0" w:space="0" w:color="000000"/>
+                      <w:left w:val="none" w:sz="0" w:space="0" w:color="000000"/>
+                      <w:right w:val="none" w:sz="0" w:space="0" w:color="000000"/>
+                    </w:pBdr>
+                    <w:spacing w:after="100" w:before="100" w:line="240"/>
+                    <w:ind w:left="100" w:right="100" w:firstLine="0" w:firstLineChars="0"/>
+                    <w:rPr>
+                      <w:rFonts w:ascii="Arial" w:hAnsi="Arial" w:eastAsia="Arial" w:cs="Arial"/>
+                      <w:i w:val="false"/>
+                      <w:b w:val="false"/>
+                      <w:u w:val="none"/>
+                      <w:strike w:val="false"/>
+                      <w:sz w:val="22"/>
+                      <w:szCs w:val="22"/>
+                      <w:color w:val="000000"/>
+                    </w:rPr>
+                  </w:pPr>
+                  <w:r xmlns:w="http://schemas.openxmlformats.org/wordprocessingml/2006/main" xmlns:wp="http://schemas.openxmlformats.org/drawingml/2006/wordprocessingDrawing" xmlns:r="http://schemas.openxmlformats.org/officeDocument/2006/relationships" xmlns:w14="http://schemas.microsoft.com/office/word/2010/wordml">
+                    <w:rPr>
+                      <w:rFonts w:ascii="Arial" w:hAnsi="Arial" w:eastAsia="Arial" w:cs="Arial"/>
+                      <w:i w:val="false"/>
+                      <w:b w:val="false"/>
+                      <w:u w:val="none"/>
+                      <w:strike w:val="false"/>
+                      <w:sz w:val="22"/>
+                      <w:szCs w:val="22"/>
+                      <w:color w:val="000000"/>
+                    </w:rPr>
                     <w:t xml:space="preserve">-0.2506112</w:t>
                   </w:r>
                 </w:p>
               </w:tc>
               <w:tc>
-                <w:tcPr/>
-                <w:p>
-                  <w:pPr>
-                    <w:pStyle w:val="Compact"/>
+                <w:tcPr>
+                  <w:tcBorders>
+                    <w:bottom w:val="single" w:sz="12" w:space="0" w:color="666666"/>
+                    <w:top w:val="none" w:sz="0" w:space="0" w:color="000000"/>
+                    <w:left w:val="none" w:sz="0" w:space="0" w:color="000000"/>
+                    <w:right w:val="none" w:sz="0" w:space="0" w:color="000000"/>
+                  </w:tcBorders>
+                  <w:shd w:val="clear" w:color="auto" w:fill="FFFFFF"/>
+                  <w:tcMar>
+                    <w:top w:w="0" w:type="dxa"/>
+                    <w:bottom w:w="0" w:type="dxa"/>
+                    <w:left w:w="0" w:type="dxa"/>
+                    <w:right w:w="0" w:type="dxa"/>
+                  </w:tcMar>
+                  <w:vAlign w:val="center"/>
+                </w:tcPr>
+                <w:p>
+                  <w:pPr>
                     <w:jc w:val="right"/>
-                    <w:jc w:val="center"/>
-                  </w:pPr>
-                  <w:r>
-                    <w:t xml:space="preserve">0.8120871</w:t>
+                    <w:pBdr>
+                      <w:bottom w:val="none" w:sz="0" w:space="0" w:color="000000"/>
+                      <w:top w:val="none" w:sz="0" w:space="0" w:color="000000"/>
+                      <w:left w:val="none" w:sz="0" w:space="0" w:color="000000"/>
+                      <w:right w:val="none" w:sz="0" w:space="0" w:color="000000"/>
+                    </w:pBdr>
+                    <w:spacing w:after="100" w:before="100" w:line="240"/>
+                    <w:ind w:left="100" w:right="100" w:firstLine="0" w:firstLineChars="0"/>
+                    <w:rPr>
+                      <w:rFonts w:ascii="Arial" w:hAnsi="Arial" w:eastAsia="Arial" w:cs="Arial"/>
+                      <w:i w:val="false"/>
+                      <w:b w:val="false"/>
+                      <w:u w:val="none"/>
+                      <w:strike w:val="false"/>
+                      <w:sz w:val="22"/>
+                      <w:szCs w:val="22"/>
+                      <w:color w:val="000000"/>
+                    </w:rPr>
+                  </w:pPr>
+                  <w:r xmlns:w="http://schemas.openxmlformats.org/wordprocessingml/2006/main" xmlns:wp="http://schemas.openxmlformats.org/drawingml/2006/wordprocessingDrawing" xmlns:r="http://schemas.openxmlformats.org/officeDocument/2006/relationships" xmlns:w14="http://schemas.microsoft.com/office/word/2010/wordml">
+                    <w:rPr>
+                      <w:rFonts w:ascii="Arial" w:hAnsi="Arial" w:eastAsia="Arial" w:cs="Arial"/>
+                      <w:i w:val="false"/>
+                      <w:b w:val="false"/>
+                      <w:u w:val="none"/>
+                      <w:strike w:val="false"/>
+                      <w:sz w:val="22"/>
+                      <w:szCs w:val="22"/>
+                      <w:color w:val="000000"/>
+                    </w:rPr>
+                    <w:t xml:space="preserve">0.812087104</w:t>
                   </w:r>
                 </w:p>
               </w:tc>
             </w:tr>
           </w:tbl>
           <w:bookmarkEnd w:id="32"/>
-          <w:p/>
         </w:tc>
       </w:tr>
     </w:tbl>
@@ -2679,7 +6195,7 @@
         <w:rPr>
           <w:rStyle w:val="VerbatimChar"/>
         </w:rPr>
-        <w:t xml:space="preserve">[1] knitr_1.51 here_1.0.2</w:t>
+        <w:t xml:space="preserve">[1] flextable_0.9.12 knitr_1.51       here_1.0.2</w:t>
       </w:r>
       <w:r>
         <w:br/>
@@ -2700,7 +6216,7 @@
         <w:rPr>
           <w:rStyle w:val="VerbatimChar"/>
         </w:rPr>
-        <w:t xml:space="preserve"> [1] compiler_4.6.0  fastmap_1.2.0   rprojroot_2.1.1 cli_3.6.6</w:t>
+        <w:t xml:space="preserve"> [1] gtable_0.3.6            jsonlite_2.0.0          dplyr_1.2.1</w:t>
       </w:r>
       <w:r>
         <w:br/>
@@ -2709,7 +6225,7 @@
         <w:rPr>
           <w:rStyle w:val="VerbatimChar"/>
         </w:rPr>
-        <w:t xml:space="preserve"> [5] tools_4.6.0     htmltools_0.5.9 otel_0.2.0      yaml_2.3.12</w:t>
+        <w:t xml:space="preserve"> [4] compiler_4.6.0          zip_3.0.0               tidyselect_1.2.1</w:t>
       </w:r>
       <w:r>
         <w:br/>
@@ -2718,7 +6234,7 @@
         <w:rPr>
           <w:rStyle w:val="VerbatimChar"/>
         </w:rPr>
-        <w:t xml:space="preserve"> [9] rmarkdown_2.31  jsonlite_2.0.0  xfun_0.58       digest_0.6.39</w:t>
+        <w:t xml:space="preserve"> [7] Rcpp_1.1.1-1.1          xml2_1.5.2              tidyr_1.3.2</w:t>
       </w:r>
       <w:r>
         <w:br/>
@@ -2727,7 +6243,124 @@
         <w:rPr>
           <w:rStyle w:val="VerbatimChar"/>
         </w:rPr>
-        <w:t xml:space="preserve">[13] rlang_1.2.0     evaluate_1.0.5</w:t>
+        <w:t xml:space="preserve">[10] fontquiver_0.2.1        scales_1.4.0            systemfonts_1.3.2</w:t>
+      </w:r>
+      <w:r>
+        <w:br/>
+      </w:r>
+      <w:r>
+        <w:rPr>
+          <w:rStyle w:val="VerbatimChar"/>
+        </w:rPr>
+        <w:t xml:space="preserve">[13] textshaping_1.0.5       uuid_1.2-2              yaml_2.3.12</w:t>
+      </w:r>
+      <w:r>
+        <w:br/>
+      </w:r>
+      <w:r>
+        <w:rPr>
+          <w:rStyle w:val="VerbatimChar"/>
+        </w:rPr>
+        <w:t xml:space="preserve">[16] fastmap_1.2.0           ggplot2_4.0.3           R6_2.6.1</w:t>
+      </w:r>
+      <w:r>
+        <w:br/>
+      </w:r>
+      <w:r>
+        <w:rPr>
+          <w:rStyle w:val="VerbatimChar"/>
+        </w:rPr>
+        <w:t xml:space="preserve">[19] patchwork_1.3.2         gdtools_0.5.1           generics_0.1.4</w:t>
+      </w:r>
+      <w:r>
+        <w:br/>
+      </w:r>
+      <w:r>
+        <w:rPr>
+          <w:rStyle w:val="VerbatimChar"/>
+        </w:rPr>
+        <w:t xml:space="preserve">[22] tibble_3.3.1            rprojroot_2.1.1         openssl_2.4.2</w:t>
+      </w:r>
+      <w:r>
+        <w:br/>
+      </w:r>
+      <w:r>
+        <w:rPr>
+          <w:rStyle w:val="VerbatimChar"/>
+        </w:rPr>
+        <w:t xml:space="preserve">[25] RColorBrewer_1.1-3      pillar_1.11.1           rlang_1.2.0</w:t>
+      </w:r>
+      <w:r>
+        <w:br/>
+      </w:r>
+      <w:r>
+        <w:rPr>
+          <w:rStyle w:val="VerbatimChar"/>
+        </w:rPr>
+        <w:t xml:space="preserve">[28] xfun_0.59               S7_0.2.2                otel_0.2.0</w:t>
+      </w:r>
+      <w:r>
+        <w:br/>
+      </w:r>
+      <w:r>
+        <w:rPr>
+          <w:rStyle w:val="VerbatimChar"/>
+        </w:rPr>
+        <w:t xml:space="preserve">[31] cli_3.6.6               magrittr_2.0.5          digest_0.6.39</w:t>
+      </w:r>
+      <w:r>
+        <w:br/>
+      </w:r>
+      <w:r>
+        <w:rPr>
+          <w:rStyle w:val="VerbatimChar"/>
+        </w:rPr>
+        <w:t xml:space="preserve">[34] grid_4.6.0              askpass_1.2.1           lifecycle_1.0.5</w:t>
+      </w:r>
+      <w:r>
+        <w:br/>
+      </w:r>
+      <w:r>
+        <w:rPr>
+          <w:rStyle w:val="VerbatimChar"/>
+        </w:rPr>
+        <w:t xml:space="preserve">[37] vctrs_0.7.3             evaluate_1.0.5          glue_1.8.1</w:t>
+      </w:r>
+      <w:r>
+        <w:br/>
+      </w:r>
+      <w:r>
+        <w:rPr>
+          <w:rStyle w:val="VerbatimChar"/>
+        </w:rPr>
+        <w:t xml:space="preserve">[40] data.table_1.18.4       farver_2.1.2            fontLiberation_0.1.0</w:t>
+      </w:r>
+      <w:r>
+        <w:br/>
+      </w:r>
+      <w:r>
+        <w:rPr>
+          <w:rStyle w:val="VerbatimChar"/>
+        </w:rPr>
+        <w:t xml:space="preserve">[43] officer_0.7.5           ragg_1.5.2              fontBitstreamVera_0.1.1</w:t>
+      </w:r>
+      <w:r>
+        <w:br/>
+      </w:r>
+      <w:r>
+        <w:rPr>
+          <w:rStyle w:val="VerbatimChar"/>
+        </w:rPr>
+        <w:t xml:space="preserve">[46] rmarkdown_2.31          purrr_1.2.2             tools_4.6.0</w:t>
+      </w:r>
+      <w:r>
+        <w:br/>
+      </w:r>
+      <w:r>
+        <w:rPr>
+          <w:rStyle w:val="VerbatimChar"/>
+        </w:rPr>
+        <w:t xml:space="preserve">[49] pkgconfig_2.0.3         htmltools_0.5.9</w:t>
       </w:r>
     </w:p>
     <w:p>

--- a/products/manuscript/manuscript.docx
+++ b/products/manuscript/manuscript.docx
@@ -98,6 +98,46 @@
     <w:p>
       <w:pPr>
         <w:pStyle w:val="FirstParagraph"/>
+      </w:pPr>
+      <w:r>
+        <w:rPr>
+          <w:i/>
+          <w:iCs/>
+        </w:rPr>
+        <w:t xml:space="preserve">Placeholder: the author names, affiliations, ORCID, and corresponding-author</w:t>
+      </w:r>
+      <w:r>
+        <w:rPr>
+          <w:i/>
+          <w:iCs/>
+        </w:rPr>
+        <w:t xml:space="preserve"> </w:t>
+      </w:r>
+      <w:r>
+        <w:rPr>
+          <w:i/>
+          <w:iCs/>
+        </w:rPr>
+        <w:t xml:space="preserve">email below are template examples, not real people. Replace all of them with</w:t>
+      </w:r>
+      <w:r>
+        <w:rPr>
+          <w:i/>
+          <w:iCs/>
+        </w:rPr>
+        <w:t xml:space="preserve"> </w:t>
+      </w:r>
+      <w:r>
+        <w:rPr>
+          <w:i/>
+          <w:iCs/>
+        </w:rPr>
+        <w:t xml:space="preserve">real project information, and delete this note.</w:t>
+      </w:r>
+    </w:p>
+    <w:p>
+      <w:pPr>
+        <w:pStyle w:val="BodyText"/>
       </w:pPr>
       <w:r>
         <w:rPr>
@@ -1010,7 +1050,7 @@
                       <w:szCs w:val="22"/>
                       <w:color w:val="000000"/>
                     </w:rPr>
-                    <w:t xml:space="preserve">skim_type</w:t>
+                    <w:t xml:space="preserve">Variable</w:t>
                   </w:r>
                 </w:p>
               </w:tc>
@@ -1064,7 +1104,7 @@
                       <w:szCs w:val="22"/>
                       <w:color w:val="000000"/>
                     </w:rPr>
-                    <w:t xml:space="preserve">skim_variable</w:t>
+                    <w:t xml:space="preserve">Type</w:t>
                   </w:r>
                 </w:p>
               </w:tc>
@@ -1118,7 +1158,7 @@
                       <w:szCs w:val="22"/>
                       <w:color w:val="000000"/>
                     </w:rPr>
-                    <w:t xml:space="preserve">n_missing</w:t>
+                    <w:t xml:space="preserve">Missing</w:t>
                   </w:r>
                 </w:p>
               </w:tc>
@@ -1172,7 +1212,7 @@
                       <w:szCs w:val="22"/>
                       <w:color w:val="000000"/>
                     </w:rPr>
-                    <w:t xml:space="preserve">complete_rate</w:t>
+                    <w:t xml:space="preserve">Mean</w:t>
                   </w:r>
                 </w:p>
               </w:tc>
@@ -1226,7 +1266,7 @@
                       <w:szCs w:val="22"/>
                       <w:color w:val="000000"/>
                     </w:rPr>
-                    <w:t xml:space="preserve">factor.ordered</w:t>
+                    <w:t xml:space="preserve">SD</w:t>
                   </w:r>
                 </w:p>
               </w:tc>
@@ -1280,7 +1320,115 @@
                       <w:szCs w:val="22"/>
                       <w:color w:val="000000"/>
                     </w:rPr>
-                    <w:t xml:space="preserve">factor.n_unique</w:t>
+                    <w:t xml:space="preserve">Min</w:t>
+                  </w:r>
+                </w:p>
+              </w:tc>
+              <w:tc>
+                <w:tcPr>
+                  <w:tcBorders>
+                    <w:bottom w:val="single" w:sz="12" w:space="0" w:color="666666"/>
+                    <w:top w:val="single" w:sz="12" w:space="0" w:color="666666"/>
+                    <w:left w:val="none" w:sz="0" w:space="0" w:color="000000"/>
+                    <w:right w:val="none" w:sz="0" w:space="0" w:color="000000"/>
+                  </w:tcBorders>
+                  <w:shd w:val="clear" w:color="auto" w:fill="FFFFFF"/>
+                  <w:tcMar>
+                    <w:top w:w="0" w:type="dxa"/>
+                    <w:bottom w:w="0" w:type="dxa"/>
+                    <w:left w:w="0" w:type="dxa"/>
+                    <w:right w:w="0" w:type="dxa"/>
+                  </w:tcMar>
+                  <w:vAlign w:val="center"/>
+                </w:tcPr>
+                <w:p>
+                  <w:pPr>
+                    <w:jc w:val="right"/>
+                    <w:pBdr>
+                      <w:bottom w:val="none" w:sz="0" w:space="0" w:color="000000"/>
+                      <w:top w:val="none" w:sz="0" w:space="0" w:color="000000"/>
+                      <w:left w:val="none" w:sz="0" w:space="0" w:color="000000"/>
+                      <w:right w:val="none" w:sz="0" w:space="0" w:color="000000"/>
+                    </w:pBdr>
+                    <w:spacing w:after="100" w:before="100" w:line="240"/>
+                    <w:ind w:left="100" w:right="100" w:firstLine="0" w:firstLineChars="0"/>
+                    <w:rPr>
+                      <w:rFonts w:ascii="Arial" w:hAnsi="Arial" w:eastAsia="Arial" w:cs="Arial"/>
+                      <w:i w:val="false"/>
+                      <w:b w:val="false"/>
+                      <w:u w:val="none"/>
+                      <w:strike w:val="false"/>
+                      <w:sz w:val="22"/>
+                      <w:szCs w:val="22"/>
+                      <w:color w:val="000000"/>
+                    </w:rPr>
+                  </w:pPr>
+                  <w:r xmlns:w="http://schemas.openxmlformats.org/wordprocessingml/2006/main" xmlns:wp="http://schemas.openxmlformats.org/drawingml/2006/wordprocessingDrawing" xmlns:r="http://schemas.openxmlformats.org/officeDocument/2006/relationships" xmlns:w14="http://schemas.microsoft.com/office/word/2010/wordml">
+                    <w:rPr>
+                      <w:rFonts w:ascii="Arial" w:hAnsi="Arial" w:eastAsia="Arial" w:cs="Arial"/>
+                      <w:i w:val="false"/>
+                      <w:b w:val="false"/>
+                      <w:u w:val="none"/>
+                      <w:strike w:val="false"/>
+                      <w:sz w:val="22"/>
+                      <w:szCs w:val="22"/>
+                      <w:color w:val="000000"/>
+                    </w:rPr>
+                    <w:t xml:space="preserve">Median</w:t>
+                  </w:r>
+                </w:p>
+              </w:tc>
+              <w:tc>
+                <w:tcPr>
+                  <w:tcBorders>
+                    <w:bottom w:val="single" w:sz="12" w:space="0" w:color="666666"/>
+                    <w:top w:val="single" w:sz="12" w:space="0" w:color="666666"/>
+                    <w:left w:val="none" w:sz="0" w:space="0" w:color="000000"/>
+                    <w:right w:val="none" w:sz="0" w:space="0" w:color="000000"/>
+                  </w:tcBorders>
+                  <w:shd w:val="clear" w:color="auto" w:fill="FFFFFF"/>
+                  <w:tcMar>
+                    <w:top w:w="0" w:type="dxa"/>
+                    <w:bottom w:w="0" w:type="dxa"/>
+                    <w:left w:w="0" w:type="dxa"/>
+                    <w:right w:w="0" w:type="dxa"/>
+                  </w:tcMar>
+                  <w:vAlign w:val="center"/>
+                </w:tcPr>
+                <w:p>
+                  <w:pPr>
+                    <w:jc w:val="right"/>
+                    <w:pBdr>
+                      <w:bottom w:val="none" w:sz="0" w:space="0" w:color="000000"/>
+                      <w:top w:val="none" w:sz="0" w:space="0" w:color="000000"/>
+                      <w:left w:val="none" w:sz="0" w:space="0" w:color="000000"/>
+                      <w:right w:val="none" w:sz="0" w:space="0" w:color="000000"/>
+                    </w:pBdr>
+                    <w:spacing w:after="100" w:before="100" w:line="240"/>
+                    <w:ind w:left="100" w:right="100" w:firstLine="0" w:firstLineChars="0"/>
+                    <w:rPr>
+                      <w:rFonts w:ascii="Arial" w:hAnsi="Arial" w:eastAsia="Arial" w:cs="Arial"/>
+                      <w:i w:val="false"/>
+                      <w:b w:val="false"/>
+                      <w:u w:val="none"/>
+                      <w:strike w:val="false"/>
+                      <w:sz w:val="22"/>
+                      <w:szCs w:val="22"/>
+                      <w:color w:val="000000"/>
+                    </w:rPr>
+                  </w:pPr>
+                  <w:r xmlns:w="http://schemas.openxmlformats.org/wordprocessingml/2006/main" xmlns:wp="http://schemas.openxmlformats.org/drawingml/2006/wordprocessingDrawing" xmlns:r="http://schemas.openxmlformats.org/officeDocument/2006/relationships" xmlns:w14="http://schemas.microsoft.com/office/word/2010/wordml">
+                    <w:rPr>
+                      <w:rFonts w:ascii="Arial" w:hAnsi="Arial" w:eastAsia="Arial" w:cs="Arial"/>
+                      <w:i w:val="false"/>
+                      <w:b w:val="false"/>
+                      <w:u w:val="none"/>
+                      <w:strike w:val="false"/>
+                      <w:sz w:val="22"/>
+                      <w:szCs w:val="22"/>
+                      <w:color w:val="000000"/>
+                    </w:rPr>
+                    <w:t xml:space="preserve">Max</w:t>
                   </w:r>
                 </w:p>
               </w:tc>
@@ -1334,439 +1482,7 @@
                       <w:szCs w:val="22"/>
                       <w:color w:val="000000"/>
                     </w:rPr>
-                    <w:t xml:space="preserve">factor.top_counts</w:t>
-                  </w:r>
-                </w:p>
-              </w:tc>
-              <w:tc>
-                <w:tcPr>
-                  <w:tcBorders>
-                    <w:bottom w:val="single" w:sz="12" w:space="0" w:color="666666"/>
-                    <w:top w:val="single" w:sz="12" w:space="0" w:color="666666"/>
-                    <w:left w:val="none" w:sz="0" w:space="0" w:color="000000"/>
-                    <w:right w:val="none" w:sz="0" w:space="0" w:color="000000"/>
-                  </w:tcBorders>
-                  <w:shd w:val="clear" w:color="auto" w:fill="FFFFFF"/>
-                  <w:tcMar>
-                    <w:top w:w="0" w:type="dxa"/>
-                    <w:bottom w:w="0" w:type="dxa"/>
-                    <w:left w:w="0" w:type="dxa"/>
-                    <w:right w:w="0" w:type="dxa"/>
-                  </w:tcMar>
-                  <w:vAlign w:val="center"/>
-                </w:tcPr>
-                <w:p>
-                  <w:pPr>
-                    <w:jc w:val="right"/>
-                    <w:pBdr>
-                      <w:bottom w:val="none" w:sz="0" w:space="0" w:color="000000"/>
-                      <w:top w:val="none" w:sz="0" w:space="0" w:color="000000"/>
-                      <w:left w:val="none" w:sz="0" w:space="0" w:color="000000"/>
-                      <w:right w:val="none" w:sz="0" w:space="0" w:color="000000"/>
-                    </w:pBdr>
-                    <w:spacing w:after="100" w:before="100" w:line="240"/>
-                    <w:ind w:left="100" w:right="100" w:firstLine="0" w:firstLineChars="0"/>
-                    <w:rPr>
-                      <w:rFonts w:ascii="Arial" w:hAnsi="Arial" w:eastAsia="Arial" w:cs="Arial"/>
-                      <w:i w:val="false"/>
-                      <w:b w:val="false"/>
-                      <w:u w:val="none"/>
-                      <w:strike w:val="false"/>
-                      <w:sz w:val="22"/>
-                      <w:szCs w:val="22"/>
-                      <w:color w:val="000000"/>
-                    </w:rPr>
-                  </w:pPr>
-                  <w:r xmlns:w="http://schemas.openxmlformats.org/wordprocessingml/2006/main" xmlns:wp="http://schemas.openxmlformats.org/drawingml/2006/wordprocessingDrawing" xmlns:r="http://schemas.openxmlformats.org/officeDocument/2006/relationships" xmlns:w14="http://schemas.microsoft.com/office/word/2010/wordml">
-                    <w:rPr>
-                      <w:rFonts w:ascii="Arial" w:hAnsi="Arial" w:eastAsia="Arial" w:cs="Arial"/>
-                      <w:i w:val="false"/>
-                      <w:b w:val="false"/>
-                      <w:u w:val="none"/>
-                      <w:strike w:val="false"/>
-                      <w:sz w:val="22"/>
-                      <w:szCs w:val="22"/>
-                      <w:color w:val="000000"/>
-                    </w:rPr>
-                    <w:t xml:space="preserve">numeric.mean</w:t>
-                  </w:r>
-                </w:p>
-              </w:tc>
-              <w:tc>
-                <w:tcPr>
-                  <w:tcBorders>
-                    <w:bottom w:val="single" w:sz="12" w:space="0" w:color="666666"/>
-                    <w:top w:val="single" w:sz="12" w:space="0" w:color="666666"/>
-                    <w:left w:val="none" w:sz="0" w:space="0" w:color="000000"/>
-                    <w:right w:val="none" w:sz="0" w:space="0" w:color="000000"/>
-                  </w:tcBorders>
-                  <w:shd w:val="clear" w:color="auto" w:fill="FFFFFF"/>
-                  <w:tcMar>
-                    <w:top w:w="0" w:type="dxa"/>
-                    <w:bottom w:w="0" w:type="dxa"/>
-                    <w:left w:w="0" w:type="dxa"/>
-                    <w:right w:w="0" w:type="dxa"/>
-                  </w:tcMar>
-                  <w:vAlign w:val="center"/>
-                </w:tcPr>
-                <w:p>
-                  <w:pPr>
-                    <w:jc w:val="right"/>
-                    <w:pBdr>
-                      <w:bottom w:val="none" w:sz="0" w:space="0" w:color="000000"/>
-                      <w:top w:val="none" w:sz="0" w:space="0" w:color="000000"/>
-                      <w:left w:val="none" w:sz="0" w:space="0" w:color="000000"/>
-                      <w:right w:val="none" w:sz="0" w:space="0" w:color="000000"/>
-                    </w:pBdr>
-                    <w:spacing w:after="100" w:before="100" w:line="240"/>
-                    <w:ind w:left="100" w:right="100" w:firstLine="0" w:firstLineChars="0"/>
-                    <w:rPr>
-                      <w:rFonts w:ascii="Arial" w:hAnsi="Arial" w:eastAsia="Arial" w:cs="Arial"/>
-                      <w:i w:val="false"/>
-                      <w:b w:val="false"/>
-                      <w:u w:val="none"/>
-                      <w:strike w:val="false"/>
-                      <w:sz w:val="22"/>
-                      <w:szCs w:val="22"/>
-                      <w:color w:val="000000"/>
-                    </w:rPr>
-                  </w:pPr>
-                  <w:r xmlns:w="http://schemas.openxmlformats.org/wordprocessingml/2006/main" xmlns:wp="http://schemas.openxmlformats.org/drawingml/2006/wordprocessingDrawing" xmlns:r="http://schemas.openxmlformats.org/officeDocument/2006/relationships" xmlns:w14="http://schemas.microsoft.com/office/word/2010/wordml">
-                    <w:rPr>
-                      <w:rFonts w:ascii="Arial" w:hAnsi="Arial" w:eastAsia="Arial" w:cs="Arial"/>
-                      <w:i w:val="false"/>
-                      <w:b w:val="false"/>
-                      <w:u w:val="none"/>
-                      <w:strike w:val="false"/>
-                      <w:sz w:val="22"/>
-                      <w:szCs w:val="22"/>
-                      <w:color w:val="000000"/>
-                    </w:rPr>
-                    <w:t xml:space="preserve">numeric.sd</w:t>
-                  </w:r>
-                </w:p>
-              </w:tc>
-              <w:tc>
-                <w:tcPr>
-                  <w:tcBorders>
-                    <w:bottom w:val="single" w:sz="12" w:space="0" w:color="666666"/>
-                    <w:top w:val="single" w:sz="12" w:space="0" w:color="666666"/>
-                    <w:left w:val="none" w:sz="0" w:space="0" w:color="000000"/>
-                    <w:right w:val="none" w:sz="0" w:space="0" w:color="000000"/>
-                  </w:tcBorders>
-                  <w:shd w:val="clear" w:color="auto" w:fill="FFFFFF"/>
-                  <w:tcMar>
-                    <w:top w:w="0" w:type="dxa"/>
-                    <w:bottom w:w="0" w:type="dxa"/>
-                    <w:left w:w="0" w:type="dxa"/>
-                    <w:right w:w="0" w:type="dxa"/>
-                  </w:tcMar>
-                  <w:vAlign w:val="center"/>
-                </w:tcPr>
-                <w:p>
-                  <w:pPr>
-                    <w:jc w:val="right"/>
-                    <w:pBdr>
-                      <w:bottom w:val="none" w:sz="0" w:space="0" w:color="000000"/>
-                      <w:top w:val="none" w:sz="0" w:space="0" w:color="000000"/>
-                      <w:left w:val="none" w:sz="0" w:space="0" w:color="000000"/>
-                      <w:right w:val="none" w:sz="0" w:space="0" w:color="000000"/>
-                    </w:pBdr>
-                    <w:spacing w:after="100" w:before="100" w:line="240"/>
-                    <w:ind w:left="100" w:right="100" w:firstLine="0" w:firstLineChars="0"/>
-                    <w:rPr>
-                      <w:rFonts w:ascii="Arial" w:hAnsi="Arial" w:eastAsia="Arial" w:cs="Arial"/>
-                      <w:i w:val="false"/>
-                      <w:b w:val="false"/>
-                      <w:u w:val="none"/>
-                      <w:strike w:val="false"/>
-                      <w:sz w:val="22"/>
-                      <w:szCs w:val="22"/>
-                      <w:color w:val="000000"/>
-                    </w:rPr>
-                  </w:pPr>
-                  <w:r xmlns:w="http://schemas.openxmlformats.org/wordprocessingml/2006/main" xmlns:wp="http://schemas.openxmlformats.org/drawingml/2006/wordprocessingDrawing" xmlns:r="http://schemas.openxmlformats.org/officeDocument/2006/relationships" xmlns:w14="http://schemas.microsoft.com/office/word/2010/wordml">
-                    <w:rPr>
-                      <w:rFonts w:ascii="Arial" w:hAnsi="Arial" w:eastAsia="Arial" w:cs="Arial"/>
-                      <w:i w:val="false"/>
-                      <w:b w:val="false"/>
-                      <w:u w:val="none"/>
-                      <w:strike w:val="false"/>
-                      <w:sz w:val="22"/>
-                      <w:szCs w:val="22"/>
-                      <w:color w:val="000000"/>
-                    </w:rPr>
-                    <w:t xml:space="preserve">numeric.p0</w:t>
-                  </w:r>
-                </w:p>
-              </w:tc>
-              <w:tc>
-                <w:tcPr>
-                  <w:tcBorders>
-                    <w:bottom w:val="single" w:sz="12" w:space="0" w:color="666666"/>
-                    <w:top w:val="single" w:sz="12" w:space="0" w:color="666666"/>
-                    <w:left w:val="none" w:sz="0" w:space="0" w:color="000000"/>
-                    <w:right w:val="none" w:sz="0" w:space="0" w:color="000000"/>
-                  </w:tcBorders>
-                  <w:shd w:val="clear" w:color="auto" w:fill="FFFFFF"/>
-                  <w:tcMar>
-                    <w:top w:w="0" w:type="dxa"/>
-                    <w:bottom w:w="0" w:type="dxa"/>
-                    <w:left w:w="0" w:type="dxa"/>
-                    <w:right w:w="0" w:type="dxa"/>
-                  </w:tcMar>
-                  <w:vAlign w:val="center"/>
-                </w:tcPr>
-                <w:p>
-                  <w:pPr>
-                    <w:jc w:val="right"/>
-                    <w:pBdr>
-                      <w:bottom w:val="none" w:sz="0" w:space="0" w:color="000000"/>
-                      <w:top w:val="none" w:sz="0" w:space="0" w:color="000000"/>
-                      <w:left w:val="none" w:sz="0" w:space="0" w:color="000000"/>
-                      <w:right w:val="none" w:sz="0" w:space="0" w:color="000000"/>
-                    </w:pBdr>
-                    <w:spacing w:after="100" w:before="100" w:line="240"/>
-                    <w:ind w:left="100" w:right="100" w:firstLine="0" w:firstLineChars="0"/>
-                    <w:rPr>
-                      <w:rFonts w:ascii="Arial" w:hAnsi="Arial" w:eastAsia="Arial" w:cs="Arial"/>
-                      <w:i w:val="false"/>
-                      <w:b w:val="false"/>
-                      <w:u w:val="none"/>
-                      <w:strike w:val="false"/>
-                      <w:sz w:val="22"/>
-                      <w:szCs w:val="22"/>
-                      <w:color w:val="000000"/>
-                    </w:rPr>
-                  </w:pPr>
-                  <w:r xmlns:w="http://schemas.openxmlformats.org/wordprocessingml/2006/main" xmlns:wp="http://schemas.openxmlformats.org/drawingml/2006/wordprocessingDrawing" xmlns:r="http://schemas.openxmlformats.org/officeDocument/2006/relationships" xmlns:w14="http://schemas.microsoft.com/office/word/2010/wordml">
-                    <w:rPr>
-                      <w:rFonts w:ascii="Arial" w:hAnsi="Arial" w:eastAsia="Arial" w:cs="Arial"/>
-                      <w:i w:val="false"/>
-                      <w:b w:val="false"/>
-                      <w:u w:val="none"/>
-                      <w:strike w:val="false"/>
-                      <w:sz w:val="22"/>
-                      <w:szCs w:val="22"/>
-                      <w:color w:val="000000"/>
-                    </w:rPr>
-                    <w:t xml:space="preserve">numeric.p25</w:t>
-                  </w:r>
-                </w:p>
-              </w:tc>
-              <w:tc>
-                <w:tcPr>
-                  <w:tcBorders>
-                    <w:bottom w:val="single" w:sz="12" w:space="0" w:color="666666"/>
-                    <w:top w:val="single" w:sz="12" w:space="0" w:color="666666"/>
-                    <w:left w:val="none" w:sz="0" w:space="0" w:color="000000"/>
-                    <w:right w:val="none" w:sz="0" w:space="0" w:color="000000"/>
-                  </w:tcBorders>
-                  <w:shd w:val="clear" w:color="auto" w:fill="FFFFFF"/>
-                  <w:tcMar>
-                    <w:top w:w="0" w:type="dxa"/>
-                    <w:bottom w:w="0" w:type="dxa"/>
-                    <w:left w:w="0" w:type="dxa"/>
-                    <w:right w:w="0" w:type="dxa"/>
-                  </w:tcMar>
-                  <w:vAlign w:val="center"/>
-                </w:tcPr>
-                <w:p>
-                  <w:pPr>
-                    <w:jc w:val="right"/>
-                    <w:pBdr>
-                      <w:bottom w:val="none" w:sz="0" w:space="0" w:color="000000"/>
-                      <w:top w:val="none" w:sz="0" w:space="0" w:color="000000"/>
-                      <w:left w:val="none" w:sz="0" w:space="0" w:color="000000"/>
-                      <w:right w:val="none" w:sz="0" w:space="0" w:color="000000"/>
-                    </w:pBdr>
-                    <w:spacing w:after="100" w:before="100" w:line="240"/>
-                    <w:ind w:left="100" w:right="100" w:firstLine="0" w:firstLineChars="0"/>
-                    <w:rPr>
-                      <w:rFonts w:ascii="Arial" w:hAnsi="Arial" w:eastAsia="Arial" w:cs="Arial"/>
-                      <w:i w:val="false"/>
-                      <w:b w:val="false"/>
-                      <w:u w:val="none"/>
-                      <w:strike w:val="false"/>
-                      <w:sz w:val="22"/>
-                      <w:szCs w:val="22"/>
-                      <w:color w:val="000000"/>
-                    </w:rPr>
-                  </w:pPr>
-                  <w:r xmlns:w="http://schemas.openxmlformats.org/wordprocessingml/2006/main" xmlns:wp="http://schemas.openxmlformats.org/drawingml/2006/wordprocessingDrawing" xmlns:r="http://schemas.openxmlformats.org/officeDocument/2006/relationships" xmlns:w14="http://schemas.microsoft.com/office/word/2010/wordml">
-                    <w:rPr>
-                      <w:rFonts w:ascii="Arial" w:hAnsi="Arial" w:eastAsia="Arial" w:cs="Arial"/>
-                      <w:i w:val="false"/>
-                      <w:b w:val="false"/>
-                      <w:u w:val="none"/>
-                      <w:strike w:val="false"/>
-                      <w:sz w:val="22"/>
-                      <w:szCs w:val="22"/>
-                      <w:color w:val="000000"/>
-                    </w:rPr>
-                    <w:t xml:space="preserve">numeric.p50</w:t>
-                  </w:r>
-                </w:p>
-              </w:tc>
-              <w:tc>
-                <w:tcPr>
-                  <w:tcBorders>
-                    <w:bottom w:val="single" w:sz="12" w:space="0" w:color="666666"/>
-                    <w:top w:val="single" w:sz="12" w:space="0" w:color="666666"/>
-                    <w:left w:val="none" w:sz="0" w:space="0" w:color="000000"/>
-                    <w:right w:val="none" w:sz="0" w:space="0" w:color="000000"/>
-                  </w:tcBorders>
-                  <w:shd w:val="clear" w:color="auto" w:fill="FFFFFF"/>
-                  <w:tcMar>
-                    <w:top w:w="0" w:type="dxa"/>
-                    <w:bottom w:w="0" w:type="dxa"/>
-                    <w:left w:w="0" w:type="dxa"/>
-                    <w:right w:w="0" w:type="dxa"/>
-                  </w:tcMar>
-                  <w:vAlign w:val="center"/>
-                </w:tcPr>
-                <w:p>
-                  <w:pPr>
-                    <w:jc w:val="right"/>
-                    <w:pBdr>
-                      <w:bottom w:val="none" w:sz="0" w:space="0" w:color="000000"/>
-                      <w:top w:val="none" w:sz="0" w:space="0" w:color="000000"/>
-                      <w:left w:val="none" w:sz="0" w:space="0" w:color="000000"/>
-                      <w:right w:val="none" w:sz="0" w:space="0" w:color="000000"/>
-                    </w:pBdr>
-                    <w:spacing w:after="100" w:before="100" w:line="240"/>
-                    <w:ind w:left="100" w:right="100" w:firstLine="0" w:firstLineChars="0"/>
-                    <w:rPr>
-                      <w:rFonts w:ascii="Arial" w:hAnsi="Arial" w:eastAsia="Arial" w:cs="Arial"/>
-                      <w:i w:val="false"/>
-                      <w:b w:val="false"/>
-                      <w:u w:val="none"/>
-                      <w:strike w:val="false"/>
-                      <w:sz w:val="22"/>
-                      <w:szCs w:val="22"/>
-                      <w:color w:val="000000"/>
-                    </w:rPr>
-                  </w:pPr>
-                  <w:r xmlns:w="http://schemas.openxmlformats.org/wordprocessingml/2006/main" xmlns:wp="http://schemas.openxmlformats.org/drawingml/2006/wordprocessingDrawing" xmlns:r="http://schemas.openxmlformats.org/officeDocument/2006/relationships" xmlns:w14="http://schemas.microsoft.com/office/word/2010/wordml">
-                    <w:rPr>
-                      <w:rFonts w:ascii="Arial" w:hAnsi="Arial" w:eastAsia="Arial" w:cs="Arial"/>
-                      <w:i w:val="false"/>
-                      <w:b w:val="false"/>
-                      <w:u w:val="none"/>
-                      <w:strike w:val="false"/>
-                      <w:sz w:val="22"/>
-                      <w:szCs w:val="22"/>
-                      <w:color w:val="000000"/>
-                    </w:rPr>
-                    <w:t xml:space="preserve">numeric.p75</w:t>
-                  </w:r>
-                </w:p>
-              </w:tc>
-              <w:tc>
-                <w:tcPr>
-                  <w:tcBorders>
-                    <w:bottom w:val="single" w:sz="12" w:space="0" w:color="666666"/>
-                    <w:top w:val="single" w:sz="12" w:space="0" w:color="666666"/>
-                    <w:left w:val="none" w:sz="0" w:space="0" w:color="000000"/>
-                    <w:right w:val="none" w:sz="0" w:space="0" w:color="000000"/>
-                  </w:tcBorders>
-                  <w:shd w:val="clear" w:color="auto" w:fill="FFFFFF"/>
-                  <w:tcMar>
-                    <w:top w:w="0" w:type="dxa"/>
-                    <w:bottom w:w="0" w:type="dxa"/>
-                    <w:left w:w="0" w:type="dxa"/>
-                    <w:right w:w="0" w:type="dxa"/>
-                  </w:tcMar>
-                  <w:vAlign w:val="center"/>
-                </w:tcPr>
-                <w:p>
-                  <w:pPr>
-                    <w:jc w:val="right"/>
-                    <w:pBdr>
-                      <w:bottom w:val="none" w:sz="0" w:space="0" w:color="000000"/>
-                      <w:top w:val="none" w:sz="0" w:space="0" w:color="000000"/>
-                      <w:left w:val="none" w:sz="0" w:space="0" w:color="000000"/>
-                      <w:right w:val="none" w:sz="0" w:space="0" w:color="000000"/>
-                    </w:pBdr>
-                    <w:spacing w:after="100" w:before="100" w:line="240"/>
-                    <w:ind w:left="100" w:right="100" w:firstLine="0" w:firstLineChars="0"/>
-                    <w:rPr>
-                      <w:rFonts w:ascii="Arial" w:hAnsi="Arial" w:eastAsia="Arial" w:cs="Arial"/>
-                      <w:i w:val="false"/>
-                      <w:b w:val="false"/>
-                      <w:u w:val="none"/>
-                      <w:strike w:val="false"/>
-                      <w:sz w:val="22"/>
-                      <w:szCs w:val="22"/>
-                      <w:color w:val="000000"/>
-                    </w:rPr>
-                  </w:pPr>
-                  <w:r xmlns:w="http://schemas.openxmlformats.org/wordprocessingml/2006/main" xmlns:wp="http://schemas.openxmlformats.org/drawingml/2006/wordprocessingDrawing" xmlns:r="http://schemas.openxmlformats.org/officeDocument/2006/relationships" xmlns:w14="http://schemas.microsoft.com/office/word/2010/wordml">
-                    <w:rPr>
-                      <w:rFonts w:ascii="Arial" w:hAnsi="Arial" w:eastAsia="Arial" w:cs="Arial"/>
-                      <w:i w:val="false"/>
-                      <w:b w:val="false"/>
-                      <w:u w:val="none"/>
-                      <w:strike w:val="false"/>
-                      <w:sz w:val="22"/>
-                      <w:szCs w:val="22"/>
-                      <w:color w:val="000000"/>
-                    </w:rPr>
-                    <w:t xml:space="preserve">numeric.p100</w:t>
-                  </w:r>
-                </w:p>
-              </w:tc>
-              <w:tc>
-                <w:tcPr>
-                  <w:tcBorders>
-                    <w:bottom w:val="single" w:sz="12" w:space="0" w:color="666666"/>
-                    <w:top w:val="single" w:sz="12" w:space="0" w:color="666666"/>
-                    <w:left w:val="none" w:sz="0" w:space="0" w:color="000000"/>
-                    <w:right w:val="none" w:sz="0" w:space="0" w:color="000000"/>
-                  </w:tcBorders>
-                  <w:shd w:val="clear" w:color="auto" w:fill="FFFFFF"/>
-                  <w:tcMar>
-                    <w:top w:w="0" w:type="dxa"/>
-                    <w:bottom w:w="0" w:type="dxa"/>
-                    <w:left w:w="0" w:type="dxa"/>
-                    <w:right w:w="0" w:type="dxa"/>
-                  </w:tcMar>
-                  <w:vAlign w:val="center"/>
-                </w:tcPr>
-                <w:p>
-                  <w:pPr>
-                    <w:jc w:val="left"/>
-                    <w:pBdr>
-                      <w:bottom w:val="none" w:sz="0" w:space="0" w:color="000000"/>
-                      <w:top w:val="none" w:sz="0" w:space="0" w:color="000000"/>
-                      <w:left w:val="none" w:sz="0" w:space="0" w:color="000000"/>
-                      <w:right w:val="none" w:sz="0" w:space="0" w:color="000000"/>
-                    </w:pBdr>
-                    <w:spacing w:after="100" w:before="100" w:line="240"/>
-                    <w:ind w:left="100" w:right="100" w:firstLine="0" w:firstLineChars="0"/>
-                    <w:rPr>
-                      <w:rFonts w:ascii="Arial" w:hAnsi="Arial" w:eastAsia="Arial" w:cs="Arial"/>
-                      <w:i w:val="false"/>
-                      <w:b w:val="false"/>
-                      <w:u w:val="none"/>
-                      <w:strike w:val="false"/>
-                      <w:sz w:val="22"/>
-                      <w:szCs w:val="22"/>
-                      <w:color w:val="000000"/>
-                    </w:rPr>
-                  </w:pPr>
-                  <w:r xmlns:w="http://schemas.openxmlformats.org/wordprocessingml/2006/main" xmlns:wp="http://schemas.openxmlformats.org/drawingml/2006/wordprocessingDrawing" xmlns:r="http://schemas.openxmlformats.org/officeDocument/2006/relationships" xmlns:w14="http://schemas.microsoft.com/office/word/2010/wordml">
-                    <w:rPr>
-                      <w:rFonts w:ascii="Arial" w:hAnsi="Arial" w:eastAsia="Arial" w:cs="Arial"/>
-                      <w:i w:val="false"/>
-                      <w:b w:val="false"/>
-                      <w:u w:val="none"/>
-                      <w:strike w:val="false"/>
-                      <w:sz w:val="22"/>
-                      <w:szCs w:val="22"/>
-                      <w:color w:val="000000"/>
-                    </w:rPr>
-                    <w:t xml:space="preserve">numeric.hist</w:t>
+                    <w:t xml:space="preserve">Categories</w:t>
                   </w:r>
                 </w:p>
               </w:tc>
@@ -1825,7 +1541,7 @@
                       <w:szCs w:val="22"/>
                       <w:color w:val="000000"/>
                     </w:rPr>
-                    <w:t xml:space="preserve">factor</w:t>
+                    <w:t xml:space="preserve">Gender</w:t>
                   </w:r>
                 </w:p>
               </w:tc>
@@ -1879,7 +1595,7 @@
                       <w:szCs w:val="22"/>
                       <w:color w:val="000000"/>
                     </w:rPr>
-                    <w:t xml:space="preserve">Gender</w:t>
+                    <w:t xml:space="preserve">factor</w:t>
                   </w:r>
                 </w:p>
               </w:tc>
@@ -1987,222 +1703,6 @@
                       <w:szCs w:val="22"/>
                       <w:color w:val="000000"/>
                     </w:rPr>
-                    <w:t xml:space="preserve">1</w:t>
-                  </w:r>
-                </w:p>
-              </w:tc>
-              <w:tc>
-                <w:tcPr>
-                  <w:tcBorders>
-                    <w:bottom w:val="none" w:sz="0" w:space="0" w:color="000000"/>
-                    <w:top w:val="single" w:sz="12" w:space="0" w:color="666666"/>
-                    <w:left w:val="none" w:sz="0" w:space="0" w:color="000000"/>
-                    <w:right w:val="none" w:sz="0" w:space="0" w:color="000000"/>
-                  </w:tcBorders>
-                  <w:shd w:val="clear" w:color="auto" w:fill="FFFFFF"/>
-                  <w:tcMar>
-                    <w:top w:w="0" w:type="dxa"/>
-                    <w:bottom w:w="0" w:type="dxa"/>
-                    <w:left w:w="0" w:type="dxa"/>
-                    <w:right w:w="0" w:type="dxa"/>
-                  </w:tcMar>
-                  <w:vAlign w:val="center"/>
-                </w:tcPr>
-                <w:p>
-                  <w:pPr>
-                    <w:jc w:val="right"/>
-                    <w:pBdr>
-                      <w:bottom w:val="none" w:sz="0" w:space="0" w:color="000000"/>
-                      <w:top w:val="none" w:sz="0" w:space="0" w:color="000000"/>
-                      <w:left w:val="none" w:sz="0" w:space="0" w:color="000000"/>
-                      <w:right w:val="none" w:sz="0" w:space="0" w:color="000000"/>
-                    </w:pBdr>
-                    <w:spacing w:after="100" w:before="100" w:line="240"/>
-                    <w:ind w:left="100" w:right="100" w:firstLine="0" w:firstLineChars="0"/>
-                    <w:rPr>
-                      <w:rFonts w:ascii="Arial" w:hAnsi="Arial" w:eastAsia="Arial" w:cs="Arial"/>
-                      <w:i w:val="false"/>
-                      <w:b w:val="false"/>
-                      <w:u w:val="none"/>
-                      <w:strike w:val="false"/>
-                      <w:sz w:val="22"/>
-                      <w:szCs w:val="22"/>
-                      <w:color w:val="000000"/>
-                    </w:rPr>
-                  </w:pPr>
-                  <w:r xmlns:w="http://schemas.openxmlformats.org/wordprocessingml/2006/main" xmlns:wp="http://schemas.openxmlformats.org/drawingml/2006/wordprocessingDrawing" xmlns:r="http://schemas.openxmlformats.org/officeDocument/2006/relationships" xmlns:w14="http://schemas.microsoft.com/office/word/2010/wordml">
-                    <w:rPr>
-                      <w:rFonts w:ascii="Arial" w:hAnsi="Arial" w:eastAsia="Arial" w:cs="Arial"/>
-                      <w:i w:val="false"/>
-                      <w:b w:val="false"/>
-                      <w:u w:val="none"/>
-                      <w:strike w:val="false"/>
-                      <w:sz w:val="22"/>
-                      <w:szCs w:val="22"/>
-                      <w:color w:val="000000"/>
-                    </w:rPr>
-                    <w:t xml:space="preserve">false</w:t>
-                  </w:r>
-                </w:p>
-              </w:tc>
-              <w:tc>
-                <w:tcPr>
-                  <w:tcBorders>
-                    <w:bottom w:val="none" w:sz="0" w:space="0" w:color="000000"/>
-                    <w:top w:val="single" w:sz="12" w:space="0" w:color="666666"/>
-                    <w:left w:val="none" w:sz="0" w:space="0" w:color="000000"/>
-                    <w:right w:val="none" w:sz="0" w:space="0" w:color="000000"/>
-                  </w:tcBorders>
-                  <w:shd w:val="clear" w:color="auto" w:fill="FFFFFF"/>
-                  <w:tcMar>
-                    <w:top w:w="0" w:type="dxa"/>
-                    <w:bottom w:w="0" w:type="dxa"/>
-                    <w:left w:w="0" w:type="dxa"/>
-                    <w:right w:w="0" w:type="dxa"/>
-                  </w:tcMar>
-                  <w:vAlign w:val="center"/>
-                </w:tcPr>
-                <w:p>
-                  <w:pPr>
-                    <w:jc w:val="right"/>
-                    <w:pBdr>
-                      <w:bottom w:val="none" w:sz="0" w:space="0" w:color="000000"/>
-                      <w:top w:val="none" w:sz="0" w:space="0" w:color="000000"/>
-                      <w:left w:val="none" w:sz="0" w:space="0" w:color="000000"/>
-                      <w:right w:val="none" w:sz="0" w:space="0" w:color="000000"/>
-                    </w:pBdr>
-                    <w:spacing w:after="100" w:before="100" w:line="240"/>
-                    <w:ind w:left="100" w:right="100" w:firstLine="0" w:firstLineChars="0"/>
-                    <w:rPr>
-                      <w:rFonts w:ascii="Arial" w:hAnsi="Arial" w:eastAsia="Arial" w:cs="Arial"/>
-                      <w:i w:val="false"/>
-                      <w:b w:val="false"/>
-                      <w:u w:val="none"/>
-                      <w:strike w:val="false"/>
-                      <w:sz w:val="22"/>
-                      <w:szCs w:val="22"/>
-                      <w:color w:val="000000"/>
-                    </w:rPr>
-                  </w:pPr>
-                  <w:r xmlns:w="http://schemas.openxmlformats.org/wordprocessingml/2006/main" xmlns:wp="http://schemas.openxmlformats.org/drawingml/2006/wordprocessingDrawing" xmlns:r="http://schemas.openxmlformats.org/officeDocument/2006/relationships" xmlns:w14="http://schemas.microsoft.com/office/word/2010/wordml">
-                    <w:rPr>
-                      <w:rFonts w:ascii="Arial" w:hAnsi="Arial" w:eastAsia="Arial" w:cs="Arial"/>
-                      <w:i w:val="false"/>
-                      <w:b w:val="false"/>
-                      <w:u w:val="none"/>
-                      <w:strike w:val="false"/>
-                      <w:sz w:val="22"/>
-                      <w:szCs w:val="22"/>
-                      <w:color w:val="000000"/>
-                    </w:rPr>
-                    <w:t xml:space="preserve">3</w:t>
-                  </w:r>
-                </w:p>
-              </w:tc>
-              <w:tc>
-                <w:tcPr>
-                  <w:tcBorders>
-                    <w:bottom w:val="none" w:sz="0" w:space="0" w:color="000000"/>
-                    <w:top w:val="single" w:sz="12" w:space="0" w:color="666666"/>
-                    <w:left w:val="none" w:sz="0" w:space="0" w:color="000000"/>
-                    <w:right w:val="none" w:sz="0" w:space="0" w:color="000000"/>
-                  </w:tcBorders>
-                  <w:shd w:val="clear" w:color="auto" w:fill="FFFFFF"/>
-                  <w:tcMar>
-                    <w:top w:w="0" w:type="dxa"/>
-                    <w:bottom w:w="0" w:type="dxa"/>
-                    <w:left w:w="0" w:type="dxa"/>
-                    <w:right w:w="0" w:type="dxa"/>
-                  </w:tcMar>
-                  <w:vAlign w:val="center"/>
-                </w:tcPr>
-                <w:p>
-                  <w:pPr>
-                    <w:jc w:val="left"/>
-                    <w:pBdr>
-                      <w:bottom w:val="none" w:sz="0" w:space="0" w:color="000000"/>
-                      <w:top w:val="none" w:sz="0" w:space="0" w:color="000000"/>
-                      <w:left w:val="none" w:sz="0" w:space="0" w:color="000000"/>
-                      <w:right w:val="none" w:sz="0" w:space="0" w:color="000000"/>
-                    </w:pBdr>
-                    <w:spacing w:after="100" w:before="100" w:line="240"/>
-                    <w:ind w:left="100" w:right="100" w:firstLine="0" w:firstLineChars="0"/>
-                    <w:rPr>
-                      <w:rFonts w:ascii="Arial" w:hAnsi="Arial" w:eastAsia="Arial" w:cs="Arial"/>
-                      <w:i w:val="false"/>
-                      <w:b w:val="false"/>
-                      <w:u w:val="none"/>
-                      <w:strike w:val="false"/>
-                      <w:sz w:val="22"/>
-                      <w:szCs w:val="22"/>
-                      <w:color w:val="000000"/>
-                    </w:rPr>
-                  </w:pPr>
-                  <w:r xmlns:w="http://schemas.openxmlformats.org/wordprocessingml/2006/main" xmlns:wp="http://schemas.openxmlformats.org/drawingml/2006/wordprocessingDrawing" xmlns:r="http://schemas.openxmlformats.org/officeDocument/2006/relationships" xmlns:w14="http://schemas.microsoft.com/office/word/2010/wordml">
-                    <w:rPr>
-                      <w:rFonts w:ascii="Arial" w:hAnsi="Arial" w:eastAsia="Arial" w:cs="Arial"/>
-                      <w:i w:val="false"/>
-                      <w:b w:val="false"/>
-                      <w:u w:val="none"/>
-                      <w:strike w:val="false"/>
-                      <w:sz w:val="22"/>
-                      <w:szCs w:val="22"/>
-                      <w:color w:val="000000"/>
-                    </w:rPr>
-                    <w:t xml:space="preserve">M: 4, F: 3, O: 2</w:t>
-                  </w:r>
-                </w:p>
-              </w:tc>
-              <w:tc>
-                <w:tcPr>
-                  <w:tcBorders>
-                    <w:bottom w:val="none" w:sz="0" w:space="0" w:color="000000"/>
-                    <w:top w:val="single" w:sz="12" w:space="0" w:color="666666"/>
-                    <w:left w:val="none" w:sz="0" w:space="0" w:color="000000"/>
-                    <w:right w:val="none" w:sz="0" w:space="0" w:color="000000"/>
-                  </w:tcBorders>
-                  <w:shd w:val="clear" w:color="auto" w:fill="FFFFFF"/>
-                  <w:tcMar>
-                    <w:top w:w="0" w:type="dxa"/>
-                    <w:bottom w:w="0" w:type="dxa"/>
-                    <w:left w:w="0" w:type="dxa"/>
-                    <w:right w:w="0" w:type="dxa"/>
-                  </w:tcMar>
-                  <w:vAlign w:val="center"/>
-                </w:tcPr>
-                <w:p>
-                  <w:pPr>
-                    <w:jc w:val="right"/>
-                    <w:pBdr>
-                      <w:bottom w:val="none" w:sz="0" w:space="0" w:color="000000"/>
-                      <w:top w:val="none" w:sz="0" w:space="0" w:color="000000"/>
-                      <w:left w:val="none" w:sz="0" w:space="0" w:color="000000"/>
-                      <w:right w:val="none" w:sz="0" w:space="0" w:color="000000"/>
-                    </w:pBdr>
-                    <w:spacing w:after="100" w:before="100" w:line="240"/>
-                    <w:ind w:left="100" w:right="100" w:firstLine="0" w:firstLineChars="0"/>
-                    <w:rPr>
-                      <w:rFonts w:ascii="Arial" w:hAnsi="Arial" w:eastAsia="Arial" w:cs="Arial"/>
-                      <w:i w:val="false"/>
-                      <w:b w:val="false"/>
-                      <w:u w:val="none"/>
-                      <w:strike w:val="false"/>
-                      <w:sz w:val="22"/>
-                      <w:szCs w:val="22"/>
-                      <w:color w:val="000000"/>
-                    </w:rPr>
-                  </w:pPr>
-                  <w:r xmlns:w="http://schemas.openxmlformats.org/wordprocessingml/2006/main" xmlns:wp="http://schemas.openxmlformats.org/drawingml/2006/wordprocessingDrawing" xmlns:r="http://schemas.openxmlformats.org/officeDocument/2006/relationships" xmlns:w14="http://schemas.microsoft.com/office/word/2010/wordml">
-                    <w:rPr>
-                      <w:rFonts w:ascii="Arial" w:hAnsi="Arial" w:eastAsia="Arial" w:cs="Arial"/>
-                      <w:i w:val="false"/>
-                      <w:b w:val="false"/>
-                      <w:u w:val="none"/>
-                      <w:strike w:val="false"/>
-                      <w:sz w:val="22"/>
-                      <w:szCs w:val="22"/>
-                      <w:color w:val="000000"/>
-                    </w:rPr>
                     <w:t xml:space="preserve"/>
                   </w:r>
                 </w:p>
@@ -2442,114 +1942,6 @@
                 </w:tcPr>
                 <w:p>
                   <w:pPr>
-                    <w:jc w:val="right"/>
-                    <w:pBdr>
-                      <w:bottom w:val="none" w:sz="0" w:space="0" w:color="000000"/>
-                      <w:top w:val="none" w:sz="0" w:space="0" w:color="000000"/>
-                      <w:left w:val="none" w:sz="0" w:space="0" w:color="000000"/>
-                      <w:right w:val="none" w:sz="0" w:space="0" w:color="000000"/>
-                    </w:pBdr>
-                    <w:spacing w:after="100" w:before="100" w:line="240"/>
-                    <w:ind w:left="100" w:right="100" w:firstLine="0" w:firstLineChars="0"/>
-                    <w:rPr>
-                      <w:rFonts w:ascii="Arial" w:hAnsi="Arial" w:eastAsia="Arial" w:cs="Arial"/>
-                      <w:i w:val="false"/>
-                      <w:b w:val="false"/>
-                      <w:u w:val="none"/>
-                      <w:strike w:val="false"/>
-                      <w:sz w:val="22"/>
-                      <w:szCs w:val="22"/>
-                      <w:color w:val="000000"/>
-                    </w:rPr>
-                  </w:pPr>
-                  <w:r xmlns:w="http://schemas.openxmlformats.org/wordprocessingml/2006/main" xmlns:wp="http://schemas.openxmlformats.org/drawingml/2006/wordprocessingDrawing" xmlns:r="http://schemas.openxmlformats.org/officeDocument/2006/relationships" xmlns:w14="http://schemas.microsoft.com/office/word/2010/wordml">
-                    <w:rPr>
-                      <w:rFonts w:ascii="Arial" w:hAnsi="Arial" w:eastAsia="Arial" w:cs="Arial"/>
-                      <w:i w:val="false"/>
-                      <w:b w:val="false"/>
-                      <w:u w:val="none"/>
-                      <w:strike w:val="false"/>
-                      <w:sz w:val="22"/>
-                      <w:szCs w:val="22"/>
-                      <w:color w:val="000000"/>
-                    </w:rPr>
-                    <w:t xml:space="preserve"/>
-                  </w:r>
-                </w:p>
-              </w:tc>
-              <w:tc>
-                <w:tcPr>
-                  <w:tcBorders>
-                    <w:bottom w:val="none" w:sz="0" w:space="0" w:color="000000"/>
-                    <w:top w:val="single" w:sz="12" w:space="0" w:color="666666"/>
-                    <w:left w:val="none" w:sz="0" w:space="0" w:color="000000"/>
-                    <w:right w:val="none" w:sz="0" w:space="0" w:color="000000"/>
-                  </w:tcBorders>
-                  <w:shd w:val="clear" w:color="auto" w:fill="FFFFFF"/>
-                  <w:tcMar>
-                    <w:top w:w="0" w:type="dxa"/>
-                    <w:bottom w:w="0" w:type="dxa"/>
-                    <w:left w:w="0" w:type="dxa"/>
-                    <w:right w:w="0" w:type="dxa"/>
-                  </w:tcMar>
-                  <w:vAlign w:val="center"/>
-                </w:tcPr>
-                <w:p>
-                  <w:pPr>
-                    <w:jc w:val="right"/>
-                    <w:pBdr>
-                      <w:bottom w:val="none" w:sz="0" w:space="0" w:color="000000"/>
-                      <w:top w:val="none" w:sz="0" w:space="0" w:color="000000"/>
-                      <w:left w:val="none" w:sz="0" w:space="0" w:color="000000"/>
-                      <w:right w:val="none" w:sz="0" w:space="0" w:color="000000"/>
-                    </w:pBdr>
-                    <w:spacing w:after="100" w:before="100" w:line="240"/>
-                    <w:ind w:left="100" w:right="100" w:firstLine="0" w:firstLineChars="0"/>
-                    <w:rPr>
-                      <w:rFonts w:ascii="Arial" w:hAnsi="Arial" w:eastAsia="Arial" w:cs="Arial"/>
-                      <w:i w:val="false"/>
-                      <w:b w:val="false"/>
-                      <w:u w:val="none"/>
-                      <w:strike w:val="false"/>
-                      <w:sz w:val="22"/>
-                      <w:szCs w:val="22"/>
-                      <w:color w:val="000000"/>
-                    </w:rPr>
-                  </w:pPr>
-                  <w:r xmlns:w="http://schemas.openxmlformats.org/wordprocessingml/2006/main" xmlns:wp="http://schemas.openxmlformats.org/drawingml/2006/wordprocessingDrawing" xmlns:r="http://schemas.openxmlformats.org/officeDocument/2006/relationships" xmlns:w14="http://schemas.microsoft.com/office/word/2010/wordml">
-                    <w:rPr>
-                      <w:rFonts w:ascii="Arial" w:hAnsi="Arial" w:eastAsia="Arial" w:cs="Arial"/>
-                      <w:i w:val="false"/>
-                      <w:b w:val="false"/>
-                      <w:u w:val="none"/>
-                      <w:strike w:val="false"/>
-                      <w:sz w:val="22"/>
-                      <w:szCs w:val="22"/>
-                      <w:color w:val="000000"/>
-                    </w:rPr>
-                    <w:t xml:space="preserve"/>
-                  </w:r>
-                </w:p>
-              </w:tc>
-              <w:tc>
-                <w:tcPr>
-                  <w:tcBorders>
-                    <w:bottom w:val="none" w:sz="0" w:space="0" w:color="000000"/>
-                    <w:top w:val="single" w:sz="12" w:space="0" w:color="666666"/>
-                    <w:left w:val="none" w:sz="0" w:space="0" w:color="000000"/>
-                    <w:right w:val="none" w:sz="0" w:space="0" w:color="000000"/>
-                  </w:tcBorders>
-                  <w:shd w:val="clear" w:color="auto" w:fill="FFFFFF"/>
-                  <w:tcMar>
-                    <w:top w:w="0" w:type="dxa"/>
-                    <w:bottom w:w="0" w:type="dxa"/>
-                    <w:left w:w="0" w:type="dxa"/>
-                    <w:right w:w="0" w:type="dxa"/>
-                  </w:tcMar>
-                  <w:vAlign w:val="center"/>
-                </w:tcPr>
-                <w:p>
-                  <w:pPr>
                     <w:jc w:val="left"/>
                     <w:pBdr>
                       <w:bottom w:val="none" w:sz="0" w:space="0" w:color="000000"/>
@@ -2581,7 +1973,7 @@
                       <w:szCs w:val="22"/>
                       <w:color w:val="000000"/>
                     </w:rPr>
-                    <w:t xml:space="preserve"/>
+                    <w:t xml:space="preserve">M: 4, F: 3, O: 2</w:t>
                   </w:r>
                 </w:p>
               </w:tc>
@@ -2640,7 +2032,7 @@
                       <w:szCs w:val="22"/>
                       <w:color w:val="000000"/>
                     </w:rPr>
-                    <w:t xml:space="preserve">numeric</w:t>
+                    <w:t xml:space="preserve">Height</w:t>
                   </w:r>
                 </w:p>
               </w:tc>
@@ -2694,7 +2086,7 @@
                       <w:szCs w:val="22"/>
                       <w:color w:val="000000"/>
                     </w:rPr>
-                    <w:t xml:space="preserve">Height</w:t>
+                    <w:t xml:space="preserve">numeric</w:t>
                   </w:r>
                 </w:p>
               </w:tc>
@@ -2802,7 +2194,7 @@
                       <w:szCs w:val="22"/>
                       <w:color w:val="000000"/>
                     </w:rPr>
-                    <w:t xml:space="preserve">1</w:t>
+                    <w:t xml:space="preserve">165.7</w:t>
                   </w:r>
                 </w:p>
               </w:tc>
@@ -2856,223 +2248,7 @@
                       <w:szCs w:val="22"/>
                       <w:color w:val="000000"/>
                     </w:rPr>
-                    <w:t xml:space="preserve"/>
-                  </w:r>
-                </w:p>
-              </w:tc>
-              <w:tc>
-                <w:tcPr>
-                  <w:tcBorders>
-                    <w:bottom w:val="none" w:sz="0" w:space="0" w:color="000000"/>
-                    <w:top w:val="none" w:sz="0" w:space="0" w:color="000000"/>
-                    <w:left w:val="none" w:sz="0" w:space="0" w:color="000000"/>
-                    <w:right w:val="none" w:sz="0" w:space="0" w:color="000000"/>
-                  </w:tcBorders>
-                  <w:shd w:val="clear" w:color="auto" w:fill="FFFFFF"/>
-                  <w:tcMar>
-                    <w:top w:w="0" w:type="dxa"/>
-                    <w:bottom w:w="0" w:type="dxa"/>
-                    <w:left w:w="0" w:type="dxa"/>
-                    <w:right w:w="0" w:type="dxa"/>
-                  </w:tcMar>
-                  <w:vAlign w:val="center"/>
-                </w:tcPr>
-                <w:p>
-                  <w:pPr>
-                    <w:jc w:val="right"/>
-                    <w:pBdr>
-                      <w:bottom w:val="none" w:sz="0" w:space="0" w:color="000000"/>
-                      <w:top w:val="none" w:sz="0" w:space="0" w:color="000000"/>
-                      <w:left w:val="none" w:sz="0" w:space="0" w:color="000000"/>
-                      <w:right w:val="none" w:sz="0" w:space="0" w:color="000000"/>
-                    </w:pBdr>
-                    <w:spacing w:after="100" w:before="100" w:line="240"/>
-                    <w:ind w:left="100" w:right="100" w:firstLine="0" w:firstLineChars="0"/>
-                    <w:rPr>
-                      <w:rFonts w:ascii="Arial" w:hAnsi="Arial" w:eastAsia="Arial" w:cs="Arial"/>
-                      <w:i w:val="false"/>
-                      <w:b w:val="false"/>
-                      <w:u w:val="none"/>
-                      <w:strike w:val="false"/>
-                      <w:sz w:val="22"/>
-                      <w:szCs w:val="22"/>
-                      <w:color w:val="000000"/>
-                    </w:rPr>
-                  </w:pPr>
-                  <w:r xmlns:w="http://schemas.openxmlformats.org/wordprocessingml/2006/main" xmlns:wp="http://schemas.openxmlformats.org/drawingml/2006/wordprocessingDrawing" xmlns:r="http://schemas.openxmlformats.org/officeDocument/2006/relationships" xmlns:w14="http://schemas.microsoft.com/office/word/2010/wordml">
-                    <w:rPr>
-                      <w:rFonts w:ascii="Arial" w:hAnsi="Arial" w:eastAsia="Arial" w:cs="Arial"/>
-                      <w:i w:val="false"/>
-                      <w:b w:val="false"/>
-                      <w:u w:val="none"/>
-                      <w:strike w:val="false"/>
-                      <w:sz w:val="22"/>
-                      <w:szCs w:val="22"/>
-                      <w:color w:val="000000"/>
-                    </w:rPr>
-                    <w:t xml:space="preserve"/>
-                  </w:r>
-                </w:p>
-              </w:tc>
-              <w:tc>
-                <w:tcPr>
-                  <w:tcBorders>
-                    <w:bottom w:val="none" w:sz="0" w:space="0" w:color="000000"/>
-                    <w:top w:val="none" w:sz="0" w:space="0" w:color="000000"/>
-                    <w:left w:val="none" w:sz="0" w:space="0" w:color="000000"/>
-                    <w:right w:val="none" w:sz="0" w:space="0" w:color="000000"/>
-                  </w:tcBorders>
-                  <w:shd w:val="clear" w:color="auto" w:fill="FFFFFF"/>
-                  <w:tcMar>
-                    <w:top w:w="0" w:type="dxa"/>
-                    <w:bottom w:w="0" w:type="dxa"/>
-                    <w:left w:w="0" w:type="dxa"/>
-                    <w:right w:w="0" w:type="dxa"/>
-                  </w:tcMar>
-                  <w:vAlign w:val="center"/>
-                </w:tcPr>
-                <w:p>
-                  <w:pPr>
-                    <w:jc w:val="left"/>
-                    <w:pBdr>
-                      <w:bottom w:val="none" w:sz="0" w:space="0" w:color="000000"/>
-                      <w:top w:val="none" w:sz="0" w:space="0" w:color="000000"/>
-                      <w:left w:val="none" w:sz="0" w:space="0" w:color="000000"/>
-                      <w:right w:val="none" w:sz="0" w:space="0" w:color="000000"/>
-                    </w:pBdr>
-                    <w:spacing w:after="100" w:before="100" w:line="240"/>
-                    <w:ind w:left="100" w:right="100" w:firstLine="0" w:firstLineChars="0"/>
-                    <w:rPr>
-                      <w:rFonts w:ascii="Arial" w:hAnsi="Arial" w:eastAsia="Arial" w:cs="Arial"/>
-                      <w:i w:val="false"/>
-                      <w:b w:val="false"/>
-                      <w:u w:val="none"/>
-                      <w:strike w:val="false"/>
-                      <w:sz w:val="22"/>
-                      <w:szCs w:val="22"/>
-                      <w:color w:val="000000"/>
-                    </w:rPr>
-                  </w:pPr>
-                  <w:r xmlns:w="http://schemas.openxmlformats.org/wordprocessingml/2006/main" xmlns:wp="http://schemas.openxmlformats.org/drawingml/2006/wordprocessingDrawing" xmlns:r="http://schemas.openxmlformats.org/officeDocument/2006/relationships" xmlns:w14="http://schemas.microsoft.com/office/word/2010/wordml">
-                    <w:rPr>
-                      <w:rFonts w:ascii="Arial" w:hAnsi="Arial" w:eastAsia="Arial" w:cs="Arial"/>
-                      <w:i w:val="false"/>
-                      <w:b w:val="false"/>
-                      <w:u w:val="none"/>
-                      <w:strike w:val="false"/>
-                      <w:sz w:val="22"/>
-                      <w:szCs w:val="22"/>
-                      <w:color w:val="000000"/>
-                    </w:rPr>
-                    <w:t xml:space="preserve"/>
-                  </w:r>
-                </w:p>
-              </w:tc>
-              <w:tc>
-                <w:tcPr>
-                  <w:tcBorders>
-                    <w:bottom w:val="none" w:sz="0" w:space="0" w:color="000000"/>
-                    <w:top w:val="none" w:sz="0" w:space="0" w:color="000000"/>
-                    <w:left w:val="none" w:sz="0" w:space="0" w:color="000000"/>
-                    <w:right w:val="none" w:sz="0" w:space="0" w:color="000000"/>
-                  </w:tcBorders>
-                  <w:shd w:val="clear" w:color="auto" w:fill="FFFFFF"/>
-                  <w:tcMar>
-                    <w:top w:w="0" w:type="dxa"/>
-                    <w:bottom w:w="0" w:type="dxa"/>
-                    <w:left w:w="0" w:type="dxa"/>
-                    <w:right w:w="0" w:type="dxa"/>
-                  </w:tcMar>
-                  <w:vAlign w:val="center"/>
-                </w:tcPr>
-                <w:p>
-                  <w:pPr>
-                    <w:jc w:val="right"/>
-                    <w:pBdr>
-                      <w:bottom w:val="none" w:sz="0" w:space="0" w:color="000000"/>
-                      <w:top w:val="none" w:sz="0" w:space="0" w:color="000000"/>
-                      <w:left w:val="none" w:sz="0" w:space="0" w:color="000000"/>
-                      <w:right w:val="none" w:sz="0" w:space="0" w:color="000000"/>
-                    </w:pBdr>
-                    <w:spacing w:after="100" w:before="100" w:line="240"/>
-                    <w:ind w:left="100" w:right="100" w:firstLine="0" w:firstLineChars="0"/>
-                    <w:rPr>
-                      <w:rFonts w:ascii="Arial" w:hAnsi="Arial" w:eastAsia="Arial" w:cs="Arial"/>
-                      <w:i w:val="false"/>
-                      <w:b w:val="false"/>
-                      <w:u w:val="none"/>
-                      <w:strike w:val="false"/>
-                      <w:sz w:val="22"/>
-                      <w:szCs w:val="22"/>
-                      <w:color w:val="000000"/>
-                    </w:rPr>
-                  </w:pPr>
-                  <w:r xmlns:w="http://schemas.openxmlformats.org/wordprocessingml/2006/main" xmlns:wp="http://schemas.openxmlformats.org/drawingml/2006/wordprocessingDrawing" xmlns:r="http://schemas.openxmlformats.org/officeDocument/2006/relationships" xmlns:w14="http://schemas.microsoft.com/office/word/2010/wordml">
-                    <w:rPr>
-                      <w:rFonts w:ascii="Arial" w:hAnsi="Arial" w:eastAsia="Arial" w:cs="Arial"/>
-                      <w:i w:val="false"/>
-                      <w:b w:val="false"/>
-                      <w:u w:val="none"/>
-                      <w:strike w:val="false"/>
-                      <w:sz w:val="22"/>
-                      <w:szCs w:val="22"/>
-                      <w:color w:val="000000"/>
-                    </w:rPr>
-                    <w:t xml:space="preserve">165.66667</w:t>
-                  </w:r>
-                </w:p>
-              </w:tc>
-              <w:tc>
-                <w:tcPr>
-                  <w:tcBorders>
-                    <w:bottom w:val="none" w:sz="0" w:space="0" w:color="000000"/>
-                    <w:top w:val="none" w:sz="0" w:space="0" w:color="000000"/>
-                    <w:left w:val="none" w:sz="0" w:space="0" w:color="000000"/>
-                    <w:right w:val="none" w:sz="0" w:space="0" w:color="000000"/>
-                  </w:tcBorders>
-                  <w:shd w:val="clear" w:color="auto" w:fill="FFFFFF"/>
-                  <w:tcMar>
-                    <w:top w:w="0" w:type="dxa"/>
-                    <w:bottom w:w="0" w:type="dxa"/>
-                    <w:left w:w="0" w:type="dxa"/>
-                    <w:right w:w="0" w:type="dxa"/>
-                  </w:tcMar>
-                  <w:vAlign w:val="center"/>
-                </w:tcPr>
-                <w:p>
-                  <w:pPr>
-                    <w:jc w:val="right"/>
-                    <w:pBdr>
-                      <w:bottom w:val="none" w:sz="0" w:space="0" w:color="000000"/>
-                      <w:top w:val="none" w:sz="0" w:space="0" w:color="000000"/>
-                      <w:left w:val="none" w:sz="0" w:space="0" w:color="000000"/>
-                      <w:right w:val="none" w:sz="0" w:space="0" w:color="000000"/>
-                    </w:pBdr>
-                    <w:spacing w:after="100" w:before="100" w:line="240"/>
-                    <w:ind w:left="100" w:right="100" w:firstLine="0" w:firstLineChars="0"/>
-                    <w:rPr>
-                      <w:rFonts w:ascii="Arial" w:hAnsi="Arial" w:eastAsia="Arial" w:cs="Arial"/>
-                      <w:i w:val="false"/>
-                      <w:b w:val="false"/>
-                      <w:u w:val="none"/>
-                      <w:strike w:val="false"/>
-                      <w:sz w:val="22"/>
-                      <w:szCs w:val="22"/>
-                      <w:color w:val="000000"/>
-                    </w:rPr>
-                  </w:pPr>
-                  <w:r xmlns:w="http://schemas.openxmlformats.org/wordprocessingml/2006/main" xmlns:wp="http://schemas.openxmlformats.org/drawingml/2006/wordprocessingDrawing" xmlns:r="http://schemas.openxmlformats.org/officeDocument/2006/relationships" xmlns:w14="http://schemas.microsoft.com/office/word/2010/wordml">
-                    <w:rPr>
-                      <w:rFonts w:ascii="Arial" w:hAnsi="Arial" w:eastAsia="Arial" w:cs="Arial"/>
-                      <w:i w:val="false"/>
-                      <w:b w:val="false"/>
-                      <w:u w:val="none"/>
-                      <w:strike w:val="false"/>
-                      <w:sz w:val="22"/>
-                      <w:szCs w:val="22"/>
-                      <w:color w:val="000000"/>
-                    </w:rPr>
-                    <w:t xml:space="preserve">15.97655</w:t>
+                    <w:t xml:space="preserve">16.0</w:t>
                   </w:r>
                 </w:p>
               </w:tc>
@@ -3180,60 +2356,6 @@
                       <w:szCs w:val="22"/>
                       <w:color w:val="000000"/>
                     </w:rPr>
-                    <w:t xml:space="preserve">156</w:t>
-                  </w:r>
-                </w:p>
-              </w:tc>
-              <w:tc>
-                <w:tcPr>
-                  <w:tcBorders>
-                    <w:bottom w:val="none" w:sz="0" w:space="0" w:color="000000"/>
-                    <w:top w:val="none" w:sz="0" w:space="0" w:color="000000"/>
-                    <w:left w:val="none" w:sz="0" w:space="0" w:color="000000"/>
-                    <w:right w:val="none" w:sz="0" w:space="0" w:color="000000"/>
-                  </w:tcBorders>
-                  <w:shd w:val="clear" w:color="auto" w:fill="FFFFFF"/>
-                  <w:tcMar>
-                    <w:top w:w="0" w:type="dxa"/>
-                    <w:bottom w:w="0" w:type="dxa"/>
-                    <w:left w:w="0" w:type="dxa"/>
-                    <w:right w:w="0" w:type="dxa"/>
-                  </w:tcMar>
-                  <w:vAlign w:val="center"/>
-                </w:tcPr>
-                <w:p>
-                  <w:pPr>
-                    <w:jc w:val="right"/>
-                    <w:pBdr>
-                      <w:bottom w:val="none" w:sz="0" w:space="0" w:color="000000"/>
-                      <w:top w:val="none" w:sz="0" w:space="0" w:color="000000"/>
-                      <w:left w:val="none" w:sz="0" w:space="0" w:color="000000"/>
-                      <w:right w:val="none" w:sz="0" w:space="0" w:color="000000"/>
-                    </w:pBdr>
-                    <w:spacing w:after="100" w:before="100" w:line="240"/>
-                    <w:ind w:left="100" w:right="100" w:firstLine="0" w:firstLineChars="0"/>
-                    <w:rPr>
-                      <w:rFonts w:ascii="Arial" w:hAnsi="Arial" w:eastAsia="Arial" w:cs="Arial"/>
-                      <w:i w:val="false"/>
-                      <w:b w:val="false"/>
-                      <w:u w:val="none"/>
-                      <w:strike w:val="false"/>
-                      <w:sz w:val="22"/>
-                      <w:szCs w:val="22"/>
-                      <w:color w:val="000000"/>
-                    </w:rPr>
-                  </w:pPr>
-                  <w:r xmlns:w="http://schemas.openxmlformats.org/wordprocessingml/2006/main" xmlns:wp="http://schemas.openxmlformats.org/drawingml/2006/wordprocessingDrawing" xmlns:r="http://schemas.openxmlformats.org/officeDocument/2006/relationships" xmlns:w14="http://schemas.microsoft.com/office/word/2010/wordml">
-                    <w:rPr>
-                      <w:rFonts w:ascii="Arial" w:hAnsi="Arial" w:eastAsia="Arial" w:cs="Arial"/>
-                      <w:i w:val="false"/>
-                      <w:b w:val="false"/>
-                      <w:u w:val="none"/>
-                      <w:strike w:val="false"/>
-                      <w:sz w:val="22"/>
-                      <w:szCs w:val="22"/>
-                      <w:color w:val="000000"/>
-                    </w:rPr>
                     <w:t xml:space="preserve">166</w:t>
                   </w:r>
                 </w:p>
@@ -3288,60 +2410,6 @@
                       <w:szCs w:val="22"/>
                       <w:color w:val="000000"/>
                     </w:rPr>
-                    <w:t xml:space="preserve">178</w:t>
-                  </w:r>
-                </w:p>
-              </w:tc>
-              <w:tc>
-                <w:tcPr>
-                  <w:tcBorders>
-                    <w:bottom w:val="none" w:sz="0" w:space="0" w:color="000000"/>
-                    <w:top w:val="none" w:sz="0" w:space="0" w:color="000000"/>
-                    <w:left w:val="none" w:sz="0" w:space="0" w:color="000000"/>
-                    <w:right w:val="none" w:sz="0" w:space="0" w:color="000000"/>
-                  </w:tcBorders>
-                  <w:shd w:val="clear" w:color="auto" w:fill="FFFFFF"/>
-                  <w:tcMar>
-                    <w:top w:w="0" w:type="dxa"/>
-                    <w:bottom w:w="0" w:type="dxa"/>
-                    <w:left w:w="0" w:type="dxa"/>
-                    <w:right w:w="0" w:type="dxa"/>
-                  </w:tcMar>
-                  <w:vAlign w:val="center"/>
-                </w:tcPr>
-                <w:p>
-                  <w:pPr>
-                    <w:jc w:val="right"/>
-                    <w:pBdr>
-                      <w:bottom w:val="none" w:sz="0" w:space="0" w:color="000000"/>
-                      <w:top w:val="none" w:sz="0" w:space="0" w:color="000000"/>
-                      <w:left w:val="none" w:sz="0" w:space="0" w:color="000000"/>
-                      <w:right w:val="none" w:sz="0" w:space="0" w:color="000000"/>
-                    </w:pBdr>
-                    <w:spacing w:after="100" w:before="100" w:line="240"/>
-                    <w:ind w:left="100" w:right="100" w:firstLine="0" w:firstLineChars="0"/>
-                    <w:rPr>
-                      <w:rFonts w:ascii="Arial" w:hAnsi="Arial" w:eastAsia="Arial" w:cs="Arial"/>
-                      <w:i w:val="false"/>
-                      <w:b w:val="false"/>
-                      <w:u w:val="none"/>
-                      <w:strike w:val="false"/>
-                      <w:sz w:val="22"/>
-                      <w:szCs w:val="22"/>
-                      <w:color w:val="000000"/>
-                    </w:rPr>
-                  </w:pPr>
-                  <w:r xmlns:w="http://schemas.openxmlformats.org/wordprocessingml/2006/main" xmlns:wp="http://schemas.openxmlformats.org/drawingml/2006/wordprocessingDrawing" xmlns:r="http://schemas.openxmlformats.org/officeDocument/2006/relationships" xmlns:w14="http://schemas.microsoft.com/office/word/2010/wordml">
-                    <w:rPr>
-                      <w:rFonts w:ascii="Arial" w:hAnsi="Arial" w:eastAsia="Arial" w:cs="Arial"/>
-                      <w:i w:val="false"/>
-                      <w:b w:val="false"/>
-                      <w:u w:val="none"/>
-                      <w:strike w:val="false"/>
-                      <w:sz w:val="22"/>
-                      <w:szCs w:val="22"/>
-                      <w:color w:val="000000"/>
-                    </w:rPr>
                     <w:t xml:space="preserve">183</w:t>
                   </w:r>
                 </w:p>
@@ -3396,7 +2464,7 @@
                       <w:szCs w:val="22"/>
                       <w:color w:val="000000"/>
                     </w:rPr>
-                    <w:t xml:space="preserve">▂▁▃▃▇</w:t>
+                    <w:t xml:space="preserve"/>
                   </w:r>
                 </w:p>
               </w:tc>
@@ -3455,7 +2523,7 @@
                       <w:szCs w:val="22"/>
                       <w:color w:val="000000"/>
                     </w:rPr>
-                    <w:t xml:space="preserve">numeric</w:t>
+                    <w:t xml:space="preserve">Weight</w:t>
                   </w:r>
                 </w:p>
               </w:tc>
@@ -3509,7 +2577,7 @@
                       <w:szCs w:val="22"/>
                       <w:color w:val="000000"/>
                     </w:rPr>
-                    <w:t xml:space="preserve">Weight</w:t>
+                    <w:t xml:space="preserve">numeric</w:t>
                   </w:r>
                 </w:p>
               </w:tc>
@@ -3617,7 +2685,7 @@
                       <w:szCs w:val="22"/>
                       <w:color w:val="000000"/>
                     </w:rPr>
-                    <w:t xml:space="preserve">1</w:t>
+                    <w:t xml:space="preserve">70.1</w:t>
                   </w:r>
                 </w:p>
               </w:tc>
@@ -3671,223 +2739,7 @@
                       <w:szCs w:val="22"/>
                       <w:color w:val="000000"/>
                     </w:rPr>
-                    <w:t xml:space="preserve"/>
-                  </w:r>
-                </w:p>
-              </w:tc>
-              <w:tc>
-                <w:tcPr>
-                  <w:tcBorders>
-                    <w:bottom w:val="single" w:sz="12" w:space="0" w:color="666666"/>
-                    <w:top w:val="none" w:sz="0" w:space="0" w:color="000000"/>
-                    <w:left w:val="none" w:sz="0" w:space="0" w:color="000000"/>
-                    <w:right w:val="none" w:sz="0" w:space="0" w:color="000000"/>
-                  </w:tcBorders>
-                  <w:shd w:val="clear" w:color="auto" w:fill="FFFFFF"/>
-                  <w:tcMar>
-                    <w:top w:w="0" w:type="dxa"/>
-                    <w:bottom w:w="0" w:type="dxa"/>
-                    <w:left w:w="0" w:type="dxa"/>
-                    <w:right w:w="0" w:type="dxa"/>
-                  </w:tcMar>
-                  <w:vAlign w:val="center"/>
-                </w:tcPr>
-                <w:p>
-                  <w:pPr>
-                    <w:jc w:val="right"/>
-                    <w:pBdr>
-                      <w:bottom w:val="none" w:sz="0" w:space="0" w:color="000000"/>
-                      <w:top w:val="none" w:sz="0" w:space="0" w:color="000000"/>
-                      <w:left w:val="none" w:sz="0" w:space="0" w:color="000000"/>
-                      <w:right w:val="none" w:sz="0" w:space="0" w:color="000000"/>
-                    </w:pBdr>
-                    <w:spacing w:after="100" w:before="100" w:line="240"/>
-                    <w:ind w:left="100" w:right="100" w:firstLine="0" w:firstLineChars="0"/>
-                    <w:rPr>
-                      <w:rFonts w:ascii="Arial" w:hAnsi="Arial" w:eastAsia="Arial" w:cs="Arial"/>
-                      <w:i w:val="false"/>
-                      <w:b w:val="false"/>
-                      <w:u w:val="none"/>
-                      <w:strike w:val="false"/>
-                      <w:sz w:val="22"/>
-                      <w:szCs w:val="22"/>
-                      <w:color w:val="000000"/>
-                    </w:rPr>
-                  </w:pPr>
-                  <w:r xmlns:w="http://schemas.openxmlformats.org/wordprocessingml/2006/main" xmlns:wp="http://schemas.openxmlformats.org/drawingml/2006/wordprocessingDrawing" xmlns:r="http://schemas.openxmlformats.org/officeDocument/2006/relationships" xmlns:w14="http://schemas.microsoft.com/office/word/2010/wordml">
-                    <w:rPr>
-                      <w:rFonts w:ascii="Arial" w:hAnsi="Arial" w:eastAsia="Arial" w:cs="Arial"/>
-                      <w:i w:val="false"/>
-                      <w:b w:val="false"/>
-                      <w:u w:val="none"/>
-                      <w:strike w:val="false"/>
-                      <w:sz w:val="22"/>
-                      <w:szCs w:val="22"/>
-                      <w:color w:val="000000"/>
-                    </w:rPr>
-                    <w:t xml:space="preserve"/>
-                  </w:r>
-                </w:p>
-              </w:tc>
-              <w:tc>
-                <w:tcPr>
-                  <w:tcBorders>
-                    <w:bottom w:val="single" w:sz="12" w:space="0" w:color="666666"/>
-                    <w:top w:val="none" w:sz="0" w:space="0" w:color="000000"/>
-                    <w:left w:val="none" w:sz="0" w:space="0" w:color="000000"/>
-                    <w:right w:val="none" w:sz="0" w:space="0" w:color="000000"/>
-                  </w:tcBorders>
-                  <w:shd w:val="clear" w:color="auto" w:fill="FFFFFF"/>
-                  <w:tcMar>
-                    <w:top w:w="0" w:type="dxa"/>
-                    <w:bottom w:w="0" w:type="dxa"/>
-                    <w:left w:w="0" w:type="dxa"/>
-                    <w:right w:w="0" w:type="dxa"/>
-                  </w:tcMar>
-                  <w:vAlign w:val="center"/>
-                </w:tcPr>
-                <w:p>
-                  <w:pPr>
-                    <w:jc w:val="left"/>
-                    <w:pBdr>
-                      <w:bottom w:val="none" w:sz="0" w:space="0" w:color="000000"/>
-                      <w:top w:val="none" w:sz="0" w:space="0" w:color="000000"/>
-                      <w:left w:val="none" w:sz="0" w:space="0" w:color="000000"/>
-                      <w:right w:val="none" w:sz="0" w:space="0" w:color="000000"/>
-                    </w:pBdr>
-                    <w:spacing w:after="100" w:before="100" w:line="240"/>
-                    <w:ind w:left="100" w:right="100" w:firstLine="0" w:firstLineChars="0"/>
-                    <w:rPr>
-                      <w:rFonts w:ascii="Arial" w:hAnsi="Arial" w:eastAsia="Arial" w:cs="Arial"/>
-                      <w:i w:val="false"/>
-                      <w:b w:val="false"/>
-                      <w:u w:val="none"/>
-                      <w:strike w:val="false"/>
-                      <w:sz w:val="22"/>
-                      <w:szCs w:val="22"/>
-                      <w:color w:val="000000"/>
-                    </w:rPr>
-                  </w:pPr>
-                  <w:r xmlns:w="http://schemas.openxmlformats.org/wordprocessingml/2006/main" xmlns:wp="http://schemas.openxmlformats.org/drawingml/2006/wordprocessingDrawing" xmlns:r="http://schemas.openxmlformats.org/officeDocument/2006/relationships" xmlns:w14="http://schemas.microsoft.com/office/word/2010/wordml">
-                    <w:rPr>
-                      <w:rFonts w:ascii="Arial" w:hAnsi="Arial" w:eastAsia="Arial" w:cs="Arial"/>
-                      <w:i w:val="false"/>
-                      <w:b w:val="false"/>
-                      <w:u w:val="none"/>
-                      <w:strike w:val="false"/>
-                      <w:sz w:val="22"/>
-                      <w:szCs w:val="22"/>
-                      <w:color w:val="000000"/>
-                    </w:rPr>
-                    <w:t xml:space="preserve"/>
-                  </w:r>
-                </w:p>
-              </w:tc>
-              <w:tc>
-                <w:tcPr>
-                  <w:tcBorders>
-                    <w:bottom w:val="single" w:sz="12" w:space="0" w:color="666666"/>
-                    <w:top w:val="none" w:sz="0" w:space="0" w:color="000000"/>
-                    <w:left w:val="none" w:sz="0" w:space="0" w:color="000000"/>
-                    <w:right w:val="none" w:sz="0" w:space="0" w:color="000000"/>
-                  </w:tcBorders>
-                  <w:shd w:val="clear" w:color="auto" w:fill="FFFFFF"/>
-                  <w:tcMar>
-                    <w:top w:w="0" w:type="dxa"/>
-                    <w:bottom w:w="0" w:type="dxa"/>
-                    <w:left w:w="0" w:type="dxa"/>
-                    <w:right w:w="0" w:type="dxa"/>
-                  </w:tcMar>
-                  <w:vAlign w:val="center"/>
-                </w:tcPr>
-                <w:p>
-                  <w:pPr>
-                    <w:jc w:val="right"/>
-                    <w:pBdr>
-                      <w:bottom w:val="none" w:sz="0" w:space="0" w:color="000000"/>
-                      <w:top w:val="none" w:sz="0" w:space="0" w:color="000000"/>
-                      <w:left w:val="none" w:sz="0" w:space="0" w:color="000000"/>
-                      <w:right w:val="none" w:sz="0" w:space="0" w:color="000000"/>
-                    </w:pBdr>
-                    <w:spacing w:after="100" w:before="100" w:line="240"/>
-                    <w:ind w:left="100" w:right="100" w:firstLine="0" w:firstLineChars="0"/>
-                    <w:rPr>
-                      <w:rFonts w:ascii="Arial" w:hAnsi="Arial" w:eastAsia="Arial" w:cs="Arial"/>
-                      <w:i w:val="false"/>
-                      <w:b w:val="false"/>
-                      <w:u w:val="none"/>
-                      <w:strike w:val="false"/>
-                      <w:sz w:val="22"/>
-                      <w:szCs w:val="22"/>
-                      <w:color w:val="000000"/>
-                    </w:rPr>
-                  </w:pPr>
-                  <w:r xmlns:w="http://schemas.openxmlformats.org/wordprocessingml/2006/main" xmlns:wp="http://schemas.openxmlformats.org/drawingml/2006/wordprocessingDrawing" xmlns:r="http://schemas.openxmlformats.org/officeDocument/2006/relationships" xmlns:w14="http://schemas.microsoft.com/office/word/2010/wordml">
-                    <w:rPr>
-                      <w:rFonts w:ascii="Arial" w:hAnsi="Arial" w:eastAsia="Arial" w:cs="Arial"/>
-                      <w:i w:val="false"/>
-                      <w:b w:val="false"/>
-                      <w:u w:val="none"/>
-                      <w:strike w:val="false"/>
-                      <w:sz w:val="22"/>
-                      <w:szCs w:val="22"/>
-                      <w:color w:val="000000"/>
-                    </w:rPr>
-                    <w:t xml:space="preserve">70.11111</w:t>
-                  </w:r>
-                </w:p>
-              </w:tc>
-              <w:tc>
-                <w:tcPr>
-                  <w:tcBorders>
-                    <w:bottom w:val="single" w:sz="12" w:space="0" w:color="666666"/>
-                    <w:top w:val="none" w:sz="0" w:space="0" w:color="000000"/>
-                    <w:left w:val="none" w:sz="0" w:space="0" w:color="000000"/>
-                    <w:right w:val="none" w:sz="0" w:space="0" w:color="000000"/>
-                  </w:tcBorders>
-                  <w:shd w:val="clear" w:color="auto" w:fill="FFFFFF"/>
-                  <w:tcMar>
-                    <w:top w:w="0" w:type="dxa"/>
-                    <w:bottom w:w="0" w:type="dxa"/>
-                    <w:left w:w="0" w:type="dxa"/>
-                    <w:right w:w="0" w:type="dxa"/>
-                  </w:tcMar>
-                  <w:vAlign w:val="center"/>
-                </w:tcPr>
-                <w:p>
-                  <w:pPr>
-                    <w:jc w:val="right"/>
-                    <w:pBdr>
-                      <w:bottom w:val="none" w:sz="0" w:space="0" w:color="000000"/>
-                      <w:top w:val="none" w:sz="0" w:space="0" w:color="000000"/>
-                      <w:left w:val="none" w:sz="0" w:space="0" w:color="000000"/>
-                      <w:right w:val="none" w:sz="0" w:space="0" w:color="000000"/>
-                    </w:pBdr>
-                    <w:spacing w:after="100" w:before="100" w:line="240"/>
-                    <w:ind w:left="100" w:right="100" w:firstLine="0" w:firstLineChars="0"/>
-                    <w:rPr>
-                      <w:rFonts w:ascii="Arial" w:hAnsi="Arial" w:eastAsia="Arial" w:cs="Arial"/>
-                      <w:i w:val="false"/>
-                      <w:b w:val="false"/>
-                      <w:u w:val="none"/>
-                      <w:strike w:val="false"/>
-                      <w:sz w:val="22"/>
-                      <w:szCs w:val="22"/>
-                      <w:color w:val="000000"/>
-                    </w:rPr>
-                  </w:pPr>
-                  <w:r xmlns:w="http://schemas.openxmlformats.org/wordprocessingml/2006/main" xmlns:wp="http://schemas.openxmlformats.org/drawingml/2006/wordprocessingDrawing" xmlns:r="http://schemas.openxmlformats.org/officeDocument/2006/relationships" xmlns:w14="http://schemas.microsoft.com/office/word/2010/wordml">
-                    <w:rPr>
-                      <w:rFonts w:ascii="Arial" w:hAnsi="Arial" w:eastAsia="Arial" w:cs="Arial"/>
-                      <w:i w:val="false"/>
-                      <w:b w:val="false"/>
-                      <w:u w:val="none"/>
-                      <w:strike w:val="false"/>
-                      <w:sz w:val="22"/>
-                      <w:szCs w:val="22"/>
-                      <w:color w:val="000000"/>
-                    </w:rPr>
-                    <w:t xml:space="preserve">21.24526</w:t>
+                    <w:t xml:space="preserve">21.2</w:t>
                   </w:r>
                 </w:p>
               </w:tc>
@@ -3995,60 +2847,6 @@
                       <w:szCs w:val="22"/>
                       <w:color w:val="000000"/>
                     </w:rPr>
-                    <w:t xml:space="preserve">55</w:t>
-                  </w:r>
-                </w:p>
-              </w:tc>
-              <w:tc>
-                <w:tcPr>
-                  <w:tcBorders>
-                    <w:bottom w:val="single" w:sz="12" w:space="0" w:color="666666"/>
-                    <w:top w:val="none" w:sz="0" w:space="0" w:color="000000"/>
-                    <w:left w:val="none" w:sz="0" w:space="0" w:color="000000"/>
-                    <w:right w:val="none" w:sz="0" w:space="0" w:color="000000"/>
-                  </w:tcBorders>
-                  <w:shd w:val="clear" w:color="auto" w:fill="FFFFFF"/>
-                  <w:tcMar>
-                    <w:top w:w="0" w:type="dxa"/>
-                    <w:bottom w:w="0" w:type="dxa"/>
-                    <w:left w:w="0" w:type="dxa"/>
-                    <w:right w:w="0" w:type="dxa"/>
-                  </w:tcMar>
-                  <w:vAlign w:val="center"/>
-                </w:tcPr>
-                <w:p>
-                  <w:pPr>
-                    <w:jc w:val="right"/>
-                    <w:pBdr>
-                      <w:bottom w:val="none" w:sz="0" w:space="0" w:color="000000"/>
-                      <w:top w:val="none" w:sz="0" w:space="0" w:color="000000"/>
-                      <w:left w:val="none" w:sz="0" w:space="0" w:color="000000"/>
-                      <w:right w:val="none" w:sz="0" w:space="0" w:color="000000"/>
-                    </w:pBdr>
-                    <w:spacing w:after="100" w:before="100" w:line="240"/>
-                    <w:ind w:left="100" w:right="100" w:firstLine="0" w:firstLineChars="0"/>
-                    <w:rPr>
-                      <w:rFonts w:ascii="Arial" w:hAnsi="Arial" w:eastAsia="Arial" w:cs="Arial"/>
-                      <w:i w:val="false"/>
-                      <w:b w:val="false"/>
-                      <w:u w:val="none"/>
-                      <w:strike w:val="false"/>
-                      <w:sz w:val="22"/>
-                      <w:szCs w:val="22"/>
-                      <w:color w:val="000000"/>
-                    </w:rPr>
-                  </w:pPr>
-                  <w:r xmlns:w="http://schemas.openxmlformats.org/wordprocessingml/2006/main" xmlns:wp="http://schemas.openxmlformats.org/drawingml/2006/wordprocessingDrawing" xmlns:r="http://schemas.openxmlformats.org/officeDocument/2006/relationships" xmlns:w14="http://schemas.microsoft.com/office/word/2010/wordml">
-                    <w:rPr>
-                      <w:rFonts w:ascii="Arial" w:hAnsi="Arial" w:eastAsia="Arial" w:cs="Arial"/>
-                      <w:i w:val="false"/>
-                      <w:b w:val="false"/>
-                      <w:u w:val="none"/>
-                      <w:strike w:val="false"/>
-                      <w:sz w:val="22"/>
-                      <w:szCs w:val="22"/>
-                      <w:color w:val="000000"/>
-                    </w:rPr>
                     <w:t xml:space="preserve">70</w:t>
                   </w:r>
                 </w:p>
@@ -4103,60 +2901,6 @@
                       <w:szCs w:val="22"/>
                       <w:color w:val="000000"/>
                     </w:rPr>
-                    <w:t xml:space="preserve">80</w:t>
-                  </w:r>
-                </w:p>
-              </w:tc>
-              <w:tc>
-                <w:tcPr>
-                  <w:tcBorders>
-                    <w:bottom w:val="single" w:sz="12" w:space="0" w:color="666666"/>
-                    <w:top w:val="none" w:sz="0" w:space="0" w:color="000000"/>
-                    <w:left w:val="none" w:sz="0" w:space="0" w:color="000000"/>
-                    <w:right w:val="none" w:sz="0" w:space="0" w:color="000000"/>
-                  </w:tcBorders>
-                  <w:shd w:val="clear" w:color="auto" w:fill="FFFFFF"/>
-                  <w:tcMar>
-                    <w:top w:w="0" w:type="dxa"/>
-                    <w:bottom w:w="0" w:type="dxa"/>
-                    <w:left w:w="0" w:type="dxa"/>
-                    <w:right w:w="0" w:type="dxa"/>
-                  </w:tcMar>
-                  <w:vAlign w:val="center"/>
-                </w:tcPr>
-                <w:p>
-                  <w:pPr>
-                    <w:jc w:val="right"/>
-                    <w:pBdr>
-                      <w:bottom w:val="none" w:sz="0" w:space="0" w:color="000000"/>
-                      <w:top w:val="none" w:sz="0" w:space="0" w:color="000000"/>
-                      <w:left w:val="none" w:sz="0" w:space="0" w:color="000000"/>
-                      <w:right w:val="none" w:sz="0" w:space="0" w:color="000000"/>
-                    </w:pBdr>
-                    <w:spacing w:after="100" w:before="100" w:line="240"/>
-                    <w:ind w:left="100" w:right="100" w:firstLine="0" w:firstLineChars="0"/>
-                    <w:rPr>
-                      <w:rFonts w:ascii="Arial" w:hAnsi="Arial" w:eastAsia="Arial" w:cs="Arial"/>
-                      <w:i w:val="false"/>
-                      <w:b w:val="false"/>
-                      <w:u w:val="none"/>
-                      <w:strike w:val="false"/>
-                      <w:sz w:val="22"/>
-                      <w:szCs w:val="22"/>
-                      <w:color w:val="000000"/>
-                    </w:rPr>
-                  </w:pPr>
-                  <w:r xmlns:w="http://schemas.openxmlformats.org/wordprocessingml/2006/main" xmlns:wp="http://schemas.openxmlformats.org/drawingml/2006/wordprocessingDrawing" xmlns:r="http://schemas.openxmlformats.org/officeDocument/2006/relationships" xmlns:w14="http://schemas.microsoft.com/office/word/2010/wordml">
-                    <w:rPr>
-                      <w:rFonts w:ascii="Arial" w:hAnsi="Arial" w:eastAsia="Arial" w:cs="Arial"/>
-                      <w:i w:val="false"/>
-                      <w:b w:val="false"/>
-                      <w:u w:val="none"/>
-                      <w:strike w:val="false"/>
-                      <w:sz w:val="22"/>
-                      <w:szCs w:val="22"/>
-                      <w:color w:val="000000"/>
-                    </w:rPr>
                     <w:t xml:space="preserve">110</w:t>
                   </w:r>
                 </w:p>
@@ -4211,7 +2955,7 @@
                       <w:szCs w:val="22"/>
                       <w:color w:val="000000"/>
                     </w:rPr>
-                    <w:t xml:space="preserve">▇▂▃▂▂</w:t>
+                    <w:t xml:space="preserve"/>
                   </w:r>
                 </w:p>
               </w:tc>
